--- a/zht/docx/136.content.docx
+++ b/zht/docx/136.content.docx
@@ -149,27 +149,7 @@
         <w:rPr>
           <w:lang w:val="zh_TW" w:bidi="zh_TW"/>
         </w:rPr>
-        <w:t>yan</w:t>
-      </w:r>
-      <w:r>
-        <w:rPr>
-          <w:lang w:val="zh_TW" w:bidi="zh_TW"/>
-        </w:rPr>
-      </w:r>
-    </w:p>
-    <w:p>
-      <w:pPr/>
-      <w:r>
-        <w:rPr>
-          <w:lang w:val="zh_TW" w:bidi="zh_TW"/>
-        </w:rPr>
-      </w:r>
-      <w:r>
-        <w:rPr>
-          <w:i/>
-          <w:lang w:val="zh_TW" w:bidi="zh_TW"/>
-        </w:rPr>
-        <w:t>顏色</w:t>
+        <w:t>tuan</w:t>
       </w:r>
       <w:r>
         <w:rPr>
@@ -232,7 +212,7 @@
         <w:rPr>
           <w:lang w:val="zh_TW" w:bidi="zh_TW"/>
         </w:rPr>
-        <w:t>顏色</w:t>
+        <w:t>團契</w:t>
       </w:r>
       <w:r>
         <w:rPr>
@@ -251,7 +231,18 @@
         <w:rPr>
           <w:lang w:val="zh_TW" w:bidi="zh_TW"/>
         </w:rPr>
-        <w:t>舊約和新約中沒有確切提及「顏色」一詞，儘管這個詞在英文聖經譯本中出現過多次。在原文中，譯為「顏色」的詞在意思上有很大的不同。</w:t>
+        <w:t>團契指與神保持親密關係，並把這種關係與其他信徒一同分享。</w:t>
+      </w:r>
+    </w:p>
+    <w:p>
+      <w:pPr>
+        <w:pStyle w:val="Heading3"/>
+      </w:pPr>
+      <w:r>
+        <w:rPr>
+          <w:lang w:val="zh_TW" w:bidi="zh_TW"/>
+        </w:rPr>
+        <w:t>舊約聖經中的團契</w:t>
       </w:r>
     </w:p>
     <w:p>
@@ -265,7 +256,7 @@
         <w:rPr>
           <w:lang w:val="zh_TW" w:bidi="zh_TW"/>
         </w:rPr>
-        <w:t>在和合本中，最常被翻譯為「顏色」的詞語字面意思是「眼目」，並引申為「觀看」（</w:t>
+        <w:t>起初，神把亞當安置在園中，讓他享受與神的友誼。當亞當和夏娃選擇獨立，不願活在神慈愛的看顧之下，他們與神的關係就破裂了。結果，亞當和夏娃躲避神（</w:t>
       </w:r>
       <w:hyperlink r:id="rId13">
         <w:r>
@@ -276,14 +267,14 @@
             <w:color w:val="0000EE"/>
             <w:u w:val="single"/>
           </w:rPr>
-          <w:t>利13:55</w:t>
+          <w:t>創3:8</w:t>
         </w:r>
       </w:hyperlink>
       <w:r>
         <w:rPr>
           <w:lang w:val="zh_TW" w:bidi="zh_TW"/>
         </w:rPr>
-        <w:t>；</w:t>
+        <w:t>）。但神立刻尋找他們，並向他們宣告祂要透過救主的工作來拯救罪人的計劃（</w:t>
       </w:r>
       <w:hyperlink r:id="rId14">
         <w:r>
@@ -294,14 +285,28 @@
             <w:color w:val="0000EE"/>
             <w:u w:val="single"/>
           </w:rPr>
-          <w:t>民11:7</w:t>
+          <w:t>3:15</w:t>
         </w:r>
       </w:hyperlink>
       <w:r>
         <w:rPr>
           <w:lang w:val="zh_TW" w:bidi="zh_TW"/>
         </w:rPr>
-        <w:t>；</w:t>
+        <w:t>）。</w:t>
+      </w:r>
+    </w:p>
+    <w:p>
+      <w:pPr/>
+      <w:r>
+        <w:rPr>
+          <w:lang w:val="zh_TW" w:bidi="zh_TW"/>
+        </w:rPr>
+      </w:r>
+      <w:r>
+        <w:rPr>
+          <w:lang w:val="zh_TW" w:bidi="zh_TW"/>
+        </w:rPr>
+        <w:t>舊約聖經記載，神如何開始讓特別的人與祂建立關係。經文把以諾描寫為與神同行的人（</w:t>
       </w:r>
       <w:hyperlink r:id="rId15">
         <w:r>
@@ -312,14 +317,14 @@
             <w:color w:val="0000EE"/>
             <w:u w:val="single"/>
           </w:rPr>
-          <w:t>箴23:31</w:t>
+          <w:t>創5:22、24</w:t>
         </w:r>
       </w:hyperlink>
       <w:r>
         <w:rPr>
           <w:lang w:val="zh_TW" w:bidi="zh_TW"/>
         </w:rPr>
-        <w:t>；</w:t>
+        <w:t>），挪亞也與神同行（</w:t>
       </w:r>
       <w:hyperlink r:id="rId16">
         <w:r>
@@ -330,9 +335,15 @@
             <w:color w:val="0000EE"/>
             <w:u w:val="single"/>
           </w:rPr>
-          <w:t>結1:4、7、16、22、27，</w:t>
+          <w:t>6:9</w:t>
         </w:r>
       </w:hyperlink>
+      <w:r>
+        <w:rPr>
+          <w:lang w:val="zh_TW" w:bidi="zh_TW"/>
+        </w:rPr>
+        <w:t>），而經文稱以色列的先祖亞伯拉罕為「神的朋友」（</w:t>
+      </w:r>
       <w:hyperlink r:id="rId17">
         <w:r>
           <w:rPr>
@@ -342,9 +353,15 @@
             <w:color w:val="0000EE"/>
             <w:u w:val="single"/>
           </w:rPr>
-          <w:t>8:2，</w:t>
+          <w:t>雅2:23</w:t>
         </w:r>
       </w:hyperlink>
+      <w:r>
+        <w:rPr>
+          <w:lang w:val="zh_TW" w:bidi="zh_TW"/>
+        </w:rPr>
+        <w:t>）。在舊約聖經中，沒有人像摩西那樣，與神有如此親密的關係，他在西奈山上與神相會四十天（</w:t>
+      </w:r>
       <w:hyperlink r:id="rId18">
         <w:r>
           <w:rPr>
@@ -354,14 +371,14 @@
             <w:color w:val="0000EE"/>
             <w:u w:val="single"/>
           </w:rPr>
-          <w:t>10:9</w:t>
+          <w:t>出24章</w:t>
         </w:r>
       </w:hyperlink>
       <w:r>
         <w:rPr>
           <w:lang w:val="zh_TW" w:bidi="zh_TW"/>
         </w:rPr>
-        <w:t>；</w:t>
+        <w:t>）。後來，大衛寫下許多詩篇，展現出與神深深連結的心（</w:t>
       </w:r>
       <w:hyperlink r:id="rId19">
         <w:r>
@@ -372,16 +389,10 @@
             <w:color w:val="0000EE"/>
             <w:u w:val="single"/>
           </w:rPr>
-          <w:t>但10:6</w:t>
+          <w:t>詩16、</w:t>
         </w:r>
       </w:hyperlink>
-      <w:r>
-        <w:rPr>
-          <w:lang w:val="zh_TW" w:bidi="zh_TW"/>
-        </w:rPr>
-        <w:t>）。</w:t>
-      </w:r>
-      <w:hyperlink r:id="rId13">
+      <w:hyperlink r:id="rId20">
         <w:r>
           <w:rPr>
             <w:lang w:val="zh_TW" w:bidi="zh_TW"/>
@@ -390,25 +401,7 @@
             <w:color w:val="0000EE"/>
             <w:u w:val="single"/>
           </w:rPr>
-          <w:t>利未記十三章55節</w:t>
-        </w:r>
-      </w:hyperlink>
-      <w:r>
-        <w:rPr>
-          <w:lang w:val="zh_TW" w:bidi="zh_TW"/>
-        </w:rPr>
-        <w:t>在和合本中保留了「色」的翻譯。在和合本中翻譯為「顏色」的其它詞語指的是面部外觀（</w:t>
-      </w:r>
-      <w:hyperlink r:id="rId20">
-        <w:r>
-          <w:rPr>
-            <w:lang w:val="zh_TW" w:bidi="zh_TW"/>
-          </w:rPr>
-          <w:rPr>
-            <w:color w:val="0000EE"/>
-            <w:u w:val="single"/>
-          </w:rPr>
-          <w:t>但5:6–10，</w:t>
+          <w:t>34、</w:t>
         </w:r>
       </w:hyperlink>
       <w:hyperlink r:id="rId21">
@@ -420,15 +413,9 @@
             <w:color w:val="0000EE"/>
             <w:u w:val="single"/>
           </w:rPr>
-          <w:t>7:28</w:t>
+          <w:t>40、</w:t>
         </w:r>
       </w:hyperlink>
-      <w:r>
-        <w:rPr>
-          <w:lang w:val="zh_TW" w:bidi="zh_TW"/>
-        </w:rPr>
-        <w:t>）、多色的布料（</w:t>
-      </w:r>
       <w:hyperlink r:id="rId22">
         <w:r>
           <w:rPr>
@@ -438,116 +425,25 @@
             <w:color w:val="0000EE"/>
             <w:u w:val="single"/>
           </w:rPr>
-          <w:t>箴7:16</w:t>
+          <w:t>63篇</w:t>
         </w:r>
       </w:hyperlink>
       <w:r>
         <w:rPr>
           <w:lang w:val="zh_TW" w:bidi="zh_TW"/>
         </w:rPr>
-        <w:t>；</w:t>
-      </w:r>
-      <w:hyperlink r:id="rId23">
-        <w:r>
-          <w:rPr>
-            <w:lang w:val="zh_TW" w:bidi="zh_TW"/>
-          </w:rPr>
-          <w:rPr>
-            <w:color w:val="0000EE"/>
-            <w:u w:val="single"/>
-          </w:rPr>
-          <w:t>結17:3，</w:t>
-        </w:r>
-      </w:hyperlink>
-      <w:hyperlink r:id="rId24">
-        <w:r>
-          <w:rPr>
-            <w:lang w:val="zh_TW" w:bidi="zh_TW"/>
-          </w:rPr>
-          <w:rPr>
-            <w:color w:val="0000EE"/>
-            <w:u w:val="single"/>
-          </w:rPr>
-          <w:t>27:24</w:t>
-        </w:r>
-      </w:hyperlink>
-      <w:r>
-        <w:rPr>
-          <w:lang w:val="zh_TW" w:bidi="zh_TW"/>
-        </w:rPr>
-        <w:t>）、寶石（</w:t>
-      </w:r>
-      <w:hyperlink r:id="rId25">
-        <w:r>
-          <w:rPr>
-            <w:lang w:val="zh_TW" w:bidi="zh_TW"/>
-          </w:rPr>
-          <w:rPr>
-            <w:color w:val="0000EE"/>
-            <w:u w:val="single"/>
-          </w:rPr>
-          <w:t>代上29:2</w:t>
-        </w:r>
-      </w:hyperlink>
-      <w:r>
-        <w:rPr>
-          <w:lang w:val="zh_TW" w:bidi="zh_TW"/>
-        </w:rPr>
-        <w:t>），以及胸甲（</w:t>
-      </w:r>
-      <w:hyperlink r:id="rId26">
-        <w:r>
-          <w:rPr>
-            <w:lang w:val="zh_TW" w:bidi="zh_TW"/>
-          </w:rPr>
-          <w:rPr>
-            <w:color w:val="0000EE"/>
-            <w:u w:val="single"/>
-          </w:rPr>
-          <w:t>啟9:17</w:t>
-        </w:r>
-      </w:hyperlink>
-      <w:r>
-        <w:rPr>
-          <w:lang w:val="zh_TW" w:bidi="zh_TW"/>
-        </w:rPr>
-        <w:t>）。約瑟的「彩衣」（</w:t>
-      </w:r>
-      <w:hyperlink r:id="rId27">
-        <w:r>
-          <w:rPr>
-            <w:lang w:val="zh_TW" w:bidi="zh_TW"/>
-          </w:rPr>
-          <w:rPr>
-            <w:color w:val="0000EE"/>
-            <w:u w:val="single"/>
-          </w:rPr>
-          <w:t>創37:3</w:t>
-        </w:r>
-      </w:hyperlink>
-      <w:r>
-        <w:rPr>
-          <w:lang w:val="zh_TW" w:bidi="zh_TW"/>
-        </w:rPr>
-        <w:t>）和她瑪的「彩衣」（</w:t>
-      </w:r>
-      <w:hyperlink r:id="rId28">
-        <w:r>
-          <w:rPr>
-            <w:lang w:val="zh_TW" w:bidi="zh_TW"/>
-          </w:rPr>
-          <w:rPr>
-            <w:color w:val="0000EE"/>
-            <w:u w:val="single"/>
-          </w:rPr>
-          <w:t>撒下13:18–19</w:t>
-        </w:r>
-      </w:hyperlink>
-      <w:r>
-        <w:rPr>
-          <w:lang w:val="zh_TW" w:bidi="zh_TW"/>
-        </w:rPr>
-        <w:t>）實際上是長袖外袍或富麗裝飾的長袍，象徵被偏愛的地位。</w:t>
+        <w:t>）。</w:t>
+      </w:r>
+    </w:p>
+    <w:p>
+      <w:pPr>
+        <w:pStyle w:val="Heading3"/>
+      </w:pPr>
+      <w:r>
+        <w:rPr>
+          <w:lang w:val="zh_TW" w:bidi="zh_TW"/>
+        </w:rPr>
+        <w:t>新約聖經中的團契</w:t>
       </w:r>
     </w:p>
     <w:p>
@@ -561,9 +457,9 @@
         <w:rPr>
           <w:lang w:val="zh_TW" w:bidi="zh_TW"/>
         </w:rPr>
-        <w:t>在新約中，一個意為「假作（pretense）」的詞在</w:t>
-      </w:r>
-      <w:hyperlink r:id="rId29">
+        <w:t>因為耶穌在十架上所成就的工作，神如今住在每一位信徒心裡 （</w:t>
+      </w:r>
+      <w:hyperlink r:id="rId23">
         <w:r>
           <w:rPr>
             <w:lang w:val="zh_TW" w:bidi="zh_TW"/>
@@ -572,16 +468,16 @@
             <w:color w:val="0000EE"/>
             <w:u w:val="single"/>
           </w:rPr>
-          <w:t>使徒行傳二十七章30節</w:t>
+          <w:t>約14:23</w:t>
         </w:r>
       </w:hyperlink>
       <w:r>
         <w:rPr>
           <w:lang w:val="zh_TW" w:bidi="zh_TW"/>
         </w:rPr>
-        <w:t>中被用於古義，有英文譯本的譯者解釋為「顏色（color）」。他們還在</w:t>
-      </w:r>
-      <w:hyperlink r:id="rId30">
+        <w:t>）。因此在新約之下，我們所擁有的關係，是信徒與耶穌之間那重要且屬靈的連結（</w:t>
+      </w:r>
+      <w:hyperlink r:id="rId24">
         <w:r>
           <w:rPr>
             <w:lang w:val="zh_TW" w:bidi="zh_TW"/>
@@ -590,14 +486,68 @@
             <w:color w:val="0000EE"/>
             <w:u w:val="single"/>
           </w:rPr>
-          <w:t>啟示錄十七章4節</w:t>
+          <w:t>14:20–21</w:t>
         </w:r>
       </w:hyperlink>
       <w:r>
         <w:rPr>
           <w:lang w:val="zh_TW" w:bidi="zh_TW"/>
         </w:rPr>
-        <w:t>中添加了「顏色（color）」一詞，顯然是為了闡明其意義。</w:t>
+        <w:t>）。與神建立關係是基督徒生命的目標（</w:t>
+      </w:r>
+      <w:hyperlink r:id="rId25">
+        <w:r>
+          <w:rPr>
+            <w:lang w:val="zh_TW" w:bidi="zh_TW"/>
+          </w:rPr>
+          <w:rPr>
+            <w:color w:val="0000EE"/>
+            <w:u w:val="single"/>
+          </w:rPr>
+          <w:t>約一1:3</w:t>
+        </w:r>
+      </w:hyperlink>
+      <w:r>
+        <w:rPr>
+          <w:lang w:val="zh_TW" w:bidi="zh_TW"/>
+        </w:rPr>
+        <w:t>），而當我們與救主「面對面」（</w:t>
+      </w:r>
+      <w:hyperlink r:id="rId26">
+        <w:r>
+          <w:rPr>
+            <w:lang w:val="zh_TW" w:bidi="zh_TW"/>
+          </w:rPr>
+          <w:rPr>
+            <w:color w:val="0000EE"/>
+            <w:u w:val="single"/>
+          </w:rPr>
+          <w:t>林前13:12</w:t>
+        </w:r>
+      </w:hyperlink>
+      <w:r>
+        <w:rPr>
+          <w:lang w:val="zh_TW" w:bidi="zh_TW"/>
+        </w:rPr>
+        <w:t>）時，這關係就會變得成全，直到永遠。那時，神要永遠與祂的百姓同住（</w:t>
+      </w:r>
+      <w:hyperlink r:id="rId27">
+        <w:r>
+          <w:rPr>
+            <w:lang w:val="zh_TW" w:bidi="zh_TW"/>
+          </w:rPr>
+          <w:rPr>
+            <w:color w:val="0000EE"/>
+            <w:u w:val="single"/>
+          </w:rPr>
+          <w:t>啟21:3</w:t>
+        </w:r>
+      </w:hyperlink>
+      <w:r>
+        <w:rPr>
+          <w:lang w:val="zh_TW" w:bidi="zh_TW"/>
+        </w:rPr>
+        <w:t>）。</w:t>
       </w:r>
     </w:p>
     <w:p>
@@ -611,18 +561,25 @@
         <w:rPr>
           <w:lang w:val="zh_TW" w:bidi="zh_TW"/>
         </w:rPr>
-        <w:t>儘管聖經提到許多顏色，但顏色並未特別被強調。對於自然顏色的描述很少出現，而出現頻率最高且區別最清楚的顏色則是人造的染料。</w:t>
-      </w:r>
-    </w:p>
-    <w:p>
-      <w:pPr>
-        <w:pStyle w:val="Heading3"/>
-      </w:pPr>
-      <w:r>
-        <w:rPr>
-          <w:lang w:val="zh_TW" w:bidi="zh_TW"/>
-        </w:rPr>
-        <w:t>聖經中提到的顏色</w:t>
+        <w:t>福音的好消息恢復我們與神的關係，也恢復信徒彼此之間的關係。耶穌與門徒共進最後的晚餐，顯出我們與神的關係如何連結我們與其他人的關係（</w:t>
+      </w:r>
+      <w:hyperlink r:id="rId28">
+        <w:r>
+          <w:rPr>
+            <w:lang w:val="zh_TW" w:bidi="zh_TW"/>
+          </w:rPr>
+          <w:rPr>
+            <w:color w:val="0000EE"/>
+            <w:u w:val="single"/>
+          </w:rPr>
+          <w:t>可14:22–25</w:t>
+        </w:r>
+      </w:hyperlink>
+      <w:r>
+        <w:rPr>
+          <w:lang w:val="zh_TW" w:bidi="zh_TW"/>
+        </w:rPr>
+        <w:t>）。耶穌與門徒在樓房分享那特別的筵席；耶穌與跟隨祂的人以深切的愛和委身彼此相連。後來，門徒因共同忠於耶穌，他們的心就更緊密聯合起來。在耶穌釘十字架和聖靈降臨之後，教會就此誕生。教會是新的群體，這群人與神建立關係，也彼此建立關係。</w:t>
       </w:r>
     </w:p>
     <w:p>
@@ -636,7 +593,91 @@
         <w:rPr>
           <w:lang w:val="zh_TW" w:bidi="zh_TW"/>
         </w:rPr>
-        <w:t>由於希伯來人對顏色的感知方式與現代西方文化不同，有時很難準確翻譯希伯來文中表示顏色的詞。因此，英文聖經譯本中這些詞的翻譯經常有很大差異。為了提供比較的基礎，本文主要根據和合本經文，但有例外時會另行說明。</w:t>
+        <w:t>使徒行傳的開首幾章，顯出初代基督徒之間深厚的友誼。信徒在家中聚集，一同領受教導、團契、主的晚餐和禱告（</w:t>
+      </w:r>
+      <w:hyperlink r:id="rId29">
+        <w:r>
+          <w:rPr>
+            <w:lang w:val="zh_TW" w:bidi="zh_TW"/>
+          </w:rPr>
+          <w:rPr>
+            <w:color w:val="0000EE"/>
+            <w:u w:val="single"/>
+          </w:rPr>
+          <w:t>徒2:42、46</w:t>
+        </w:r>
+      </w:hyperlink>
+      <w:r>
+        <w:rPr>
+          <w:lang w:val="zh_TW" w:bidi="zh_TW"/>
+        </w:rPr>
+        <w:t>）。基督徒的合一意識強烈，甚至願意彼此分享所有財物，把這些物品分給有需要的弟兄姊妹（</w:t>
+      </w:r>
+      <w:hyperlink r:id="rId30">
+        <w:r>
+          <w:rPr>
+            <w:lang w:val="zh_TW" w:bidi="zh_TW"/>
+          </w:rPr>
+          <w:rPr>
+            <w:color w:val="0000EE"/>
+            <w:u w:val="single"/>
+          </w:rPr>
+          <w:t>2:44–45，</w:t>
+        </w:r>
+      </w:hyperlink>
+      <w:hyperlink r:id="rId31">
+        <w:r>
+          <w:rPr>
+            <w:lang w:val="zh_TW" w:bidi="zh_TW"/>
+          </w:rPr>
+          <w:rPr>
+            <w:color w:val="0000EE"/>
+            <w:u w:val="single"/>
+          </w:rPr>
+          <w:t>4:32–35</w:t>
+        </w:r>
+      </w:hyperlink>
+      <w:r>
+        <w:rPr>
+          <w:lang w:val="zh_TW" w:bidi="zh_TW"/>
+        </w:rPr>
+        <w:t>）。或許，這個初代基督徒團契的最大特色，就是信徒彼此相愛（</w:t>
+      </w:r>
+      <w:hyperlink r:id="rId32">
+        <w:r>
+          <w:rPr>
+            <w:lang w:val="zh_TW" w:bidi="zh_TW"/>
+          </w:rPr>
+          <w:rPr>
+            <w:color w:val="0000EE"/>
+            <w:u w:val="single"/>
+          </w:rPr>
+          <w:t>帖前4:9</w:t>
+        </w:r>
+      </w:hyperlink>
+      <w:r>
+        <w:rPr>
+          <w:lang w:val="zh_TW" w:bidi="zh_TW"/>
+        </w:rPr>
+        <w:t>；</w:t>
+      </w:r>
+      <w:hyperlink r:id="rId33">
+        <w:r>
+          <w:rPr>
+            <w:lang w:val="zh_TW" w:bidi="zh_TW"/>
+          </w:rPr>
+          <w:rPr>
+            <w:color w:val="0000EE"/>
+            <w:u w:val="single"/>
+          </w:rPr>
+          <w:t>彼前1:22</w:t>
+        </w:r>
+      </w:hyperlink>
+      <w:r>
+        <w:rPr>
+          <w:lang w:val="zh_TW" w:bidi="zh_TW"/>
+        </w:rPr>
+        <w:t>）。</w:t>
       </w:r>
     </w:p>
     <w:p>
@@ -650,7 +691,55 @@
         <w:rPr>
           <w:lang w:val="zh_TW" w:bidi="zh_TW"/>
         </w:rPr>
-        <w:t>在舊約和新約中最常提到的顏色如下：</w:t>
+        <w:t>保羅出於愛心，在外邦各教會推動捐獻，要幫助在耶路撒冷生活困難的信徒。</w:t>
+      </w:r>
+      <w:hyperlink r:id="rId34">
+        <w:r>
+          <w:rPr>
+            <w:lang w:val="zh_TW" w:bidi="zh_TW"/>
+          </w:rPr>
+          <w:rPr>
+            <w:color w:val="0000EE"/>
+            <w:u w:val="single"/>
+          </w:rPr>
+          <w:t>羅馬書十五章26節</w:t>
+        </w:r>
+      </w:hyperlink>
+      <w:r>
+        <w:rPr>
+          <w:lang w:val="zh_TW" w:bidi="zh_TW"/>
+        </w:rPr>
+        <w:t>提到馬其頓和亞該亞的眾教會的捐獻。保羅用希臘文裡通常譯為「團契」的常見詞語，來形容這種「捐項」。同樣，腓立比教會與保羅所分享的團契，也以支持使徒工作的捐獻具體表達出來（</w:t>
+      </w:r>
+      <w:hyperlink r:id="rId35">
+        <w:r>
+          <w:rPr>
+            <w:lang w:val="zh_TW" w:bidi="zh_TW"/>
+          </w:rPr>
+          <w:rPr>
+            <w:color w:val="0000EE"/>
+            <w:u w:val="single"/>
+          </w:rPr>
+          <w:t>腓1:5，</w:t>
+        </w:r>
+      </w:hyperlink>
+      <w:hyperlink r:id="rId36">
+        <w:r>
+          <w:rPr>
+            <w:lang w:val="zh_TW" w:bidi="zh_TW"/>
+          </w:rPr>
+          <w:rPr>
+            <w:color w:val="0000EE"/>
+            <w:u w:val="single"/>
+          </w:rPr>
+          <w:t>4:14–15</w:t>
+        </w:r>
+      </w:hyperlink>
+      <w:r>
+        <w:rPr>
+          <w:lang w:val="zh_TW" w:bidi="zh_TW"/>
+        </w:rPr>
+        <w:t>）。</w:t>
       </w:r>
     </w:p>
     <w:p>
@@ -664,9 +753,9 @@
         <w:rPr>
           <w:lang w:val="zh_TW" w:bidi="zh_TW"/>
         </w:rPr>
-        <w:t>「黑色」在舊約中由五個詞表達，在新約中由一個詞表達，指不同程度的黑暗。這些詞描述了：羊的顏色（</w:t>
-      </w:r>
-      <w:hyperlink r:id="rId31">
+        <w:t>聖經用多種意象，描述早期教會彼此相連的生命。首先，經文稱教會為「神的家」（</w:t>
+      </w:r>
+      <w:hyperlink r:id="rId37">
         <w:r>
           <w:rPr>
             <w:lang w:val="zh_TW" w:bidi="zh_TW"/>
@@ -675,16 +764,16 @@
             <w:color w:val="0000EE"/>
             <w:u w:val="single"/>
           </w:rPr>
-          <w:t>創30:32–33、35、40</w:t>
+          <w:t>弗2:19</w:t>
         </w:r>
       </w:hyperlink>
       <w:r>
         <w:rPr>
           <w:lang w:val="zh_TW" w:bidi="zh_TW"/>
         </w:rPr>
-        <w:t>）、頭髮（</w:t>
-      </w:r>
-      <w:hyperlink r:id="rId32">
+        <w:t>；</w:t>
+      </w:r>
+      <w:hyperlink r:id="rId38">
         <w:r>
           <w:rPr>
             <w:lang w:val="zh_TW" w:bidi="zh_TW"/>
@@ -693,16 +782,16 @@
             <w:color w:val="0000EE"/>
             <w:u w:val="single"/>
           </w:rPr>
-          <w:t>利13:31、37</w:t>
+          <w:t>提前3:15</w:t>
         </w:r>
       </w:hyperlink>
       <w:r>
         <w:rPr>
           <w:lang w:val="zh_TW" w:bidi="zh_TW"/>
         </w:rPr>
-        <w:t>；</w:t>
-      </w:r>
-      <w:hyperlink r:id="rId33">
+        <w:t>），或「信徒一家」（</w:t>
+      </w:r>
+      <w:hyperlink r:id="rId39">
         <w:r>
           <w:rPr>
             <w:lang w:val="zh_TW" w:bidi="zh_TW"/>
@@ -711,16 +800,16 @@
             <w:color w:val="0000EE"/>
             <w:u w:val="single"/>
           </w:rPr>
-          <w:t>歌5:11</w:t>
+          <w:t>加6:10</w:t>
         </w:r>
       </w:hyperlink>
       <w:r>
         <w:rPr>
           <w:lang w:val="zh_TW" w:bidi="zh_TW"/>
         </w:rPr>
-        <w:t>；</w:t>
-      </w:r>
-      <w:hyperlink r:id="rId34">
+        <w:t>）。在神的家裡，愛與款待應成為生活常態（</w:t>
+      </w:r>
+      <w:hyperlink r:id="rId40">
         <w:r>
           <w:rPr>
             <w:lang w:val="zh_TW" w:bidi="zh_TW"/>
@@ -729,16 +818,16 @@
             <w:color w:val="0000EE"/>
             <w:u w:val="single"/>
           </w:rPr>
-          <w:t>太5:36</w:t>
+          <w:t>來13:1–2</w:t>
         </w:r>
       </w:hyperlink>
       <w:r>
         <w:rPr>
           <w:lang w:val="zh_TW" w:bidi="zh_TW"/>
         </w:rPr>
-        <w:t>）、皮膚（</w:t>
-      </w:r>
-      <w:hyperlink r:id="rId35">
+        <w:t>）。聖經也把教會描繪為在地上的神家（</w:t>
+      </w:r>
+      <w:hyperlink r:id="rId41">
         <w:r>
           <w:rPr>
             <w:lang w:val="zh_TW" w:bidi="zh_TW"/>
@@ -747,16 +836,16 @@
             <w:color w:val="0000EE"/>
             <w:u w:val="single"/>
           </w:rPr>
-          <w:t>伯30:30</w:t>
+          <w:t>弗3:15</w:t>
         </w:r>
       </w:hyperlink>
       <w:r>
         <w:rPr>
           <w:lang w:val="zh_TW" w:bidi="zh_TW"/>
         </w:rPr>
-        <w:t>）、馬（</w:t>
-      </w:r>
-      <w:hyperlink r:id="rId36">
+        <w:t>），其中神就是父，信徒就是祂忠心的兒女。神的家應以愛、恩慈、憐憫和謙卑為生活方式（</w:t>
+      </w:r>
+      <w:hyperlink r:id="rId42">
         <w:r>
           <w:rPr>
             <w:lang w:val="zh_TW" w:bidi="zh_TW"/>
@@ -765,16 +854,16 @@
             <w:color w:val="0000EE"/>
             <w:u w:val="single"/>
           </w:rPr>
-          <w:t>亞6:2、6</w:t>
+          <w:t>腓2:1–4</w:t>
         </w:r>
       </w:hyperlink>
       <w:r>
         <w:rPr>
           <w:lang w:val="zh_TW" w:bidi="zh_TW"/>
         </w:rPr>
-        <w:t>；</w:t>
-      </w:r>
-      <w:hyperlink r:id="rId37">
+        <w:t>）。最後，經文形容基督徒的團契為「一個新人」或「一體」（</w:t>
+      </w:r>
+      <w:hyperlink r:id="rId43">
         <w:r>
           <w:rPr>
             <w:lang w:val="zh_TW" w:bidi="zh_TW"/>
@@ -783,16 +872,16 @@
             <w:color w:val="0000EE"/>
             <w:u w:val="single"/>
           </w:rPr>
-          <w:t>啟6:5</w:t>
+          <w:t>弗2:15–16</w:t>
         </w:r>
       </w:hyperlink>
       <w:r>
         <w:rPr>
           <w:lang w:val="zh_TW" w:bidi="zh_TW"/>
         </w:rPr>
-        <w:t>）、天空（</w:t>
-      </w:r>
-      <w:hyperlink r:id="rId38">
+        <w:t>）。雖然這身體內有許多天然的差異，但聖靈把信徒聯合，使他們成為一個生命體（</w:t>
+      </w:r>
+      <w:hyperlink r:id="rId44">
         <w:r>
           <w:rPr>
             <w:lang w:val="zh_TW" w:bidi="zh_TW"/>
@@ -801,140 +890,25 @@
             <w:color w:val="0000EE"/>
             <w:u w:val="single"/>
           </w:rPr>
-          <w:t>王上18:45</w:t>
+          <w:t>4:4–6</w:t>
         </w:r>
       </w:hyperlink>
       <w:r>
         <w:rPr>
           <w:lang w:val="zh_TW" w:bidi="zh_TW"/>
         </w:rPr>
-        <w:t>；</w:t>
-      </w:r>
-      <w:hyperlink r:id="rId39">
-        <w:r>
-          <w:rPr>
-            <w:lang w:val="zh_TW" w:bidi="zh_TW"/>
-          </w:rPr>
-          <w:rPr>
-            <w:color w:val="0000EE"/>
-            <w:u w:val="single"/>
-          </w:rPr>
-          <w:t>賽50:3</w:t>
-        </w:r>
-      </w:hyperlink>
-      <w:r>
-        <w:rPr>
-          <w:lang w:val="zh_TW" w:bidi="zh_TW"/>
-        </w:rPr>
-        <w:t>；</w:t>
-      </w:r>
-      <w:hyperlink r:id="rId40">
-        <w:r>
-          <w:rPr>
-            <w:lang w:val="zh_TW" w:bidi="zh_TW"/>
-          </w:rPr>
-          <w:rPr>
-            <w:color w:val="0000EE"/>
-            <w:u w:val="single"/>
-          </w:rPr>
-          <w:t>耶4:28</w:t>
-        </w:r>
-      </w:hyperlink>
-      <w:r>
-        <w:rPr>
-          <w:lang w:val="zh_TW" w:bidi="zh_TW"/>
-        </w:rPr>
-        <w:t>）、白日（</w:t>
-      </w:r>
-      <w:hyperlink r:id="rId41">
-        <w:r>
-          <w:rPr>
-            <w:lang w:val="zh_TW" w:bidi="zh_TW"/>
-          </w:rPr>
-          <w:rPr>
-            <w:color w:val="0000EE"/>
-            <w:u w:val="single"/>
-          </w:rPr>
-          <w:t>伯3:5</w:t>
-        </w:r>
-      </w:hyperlink>
-      <w:r>
-        <w:rPr>
-          <w:lang w:val="zh_TW" w:bidi="zh_TW"/>
-        </w:rPr>
-        <w:t>；</w:t>
-      </w:r>
-      <w:hyperlink r:id="rId42">
-        <w:r>
-          <w:rPr>
-            <w:lang w:val="zh_TW" w:bidi="zh_TW"/>
-          </w:rPr>
-          <w:rPr>
-            <w:color w:val="0000EE"/>
-            <w:u w:val="single"/>
-          </w:rPr>
-          <w:t>彌3:6</w:t>
-        </w:r>
-      </w:hyperlink>
-      <w:r>
-        <w:rPr>
-          <w:lang w:val="zh_TW" w:bidi="zh_TW"/>
-        </w:rPr>
-        <w:t>）、變黑的太陽（</w:t>
-      </w:r>
-      <w:hyperlink r:id="rId43">
-        <w:r>
-          <w:rPr>
-            <w:lang w:val="zh_TW" w:bidi="zh_TW"/>
-          </w:rPr>
-          <w:rPr>
-            <w:color w:val="0000EE"/>
-            <w:u w:val="single"/>
-          </w:rPr>
-          <w:t>啟6:12</w:t>
-        </w:r>
-      </w:hyperlink>
-      <w:r>
-        <w:rPr>
-          <w:lang w:val="zh_TW" w:bidi="zh_TW"/>
-        </w:rPr>
-        <w:t>），以及入侵的軍隊（</w:t>
-      </w:r>
-      <w:hyperlink r:id="rId44">
-        <w:r>
-          <w:rPr>
-            <w:lang w:val="zh_TW" w:bidi="zh_TW"/>
-          </w:rPr>
-          <w:rPr>
-            <w:color w:val="0000EE"/>
-            <w:u w:val="single"/>
-          </w:rPr>
-          <w:t>珥2:2</w:t>
-        </w:r>
-      </w:hyperlink>
-      <w:r>
-        <w:rPr>
-          <w:lang w:val="zh_TW" w:bidi="zh_TW"/>
-        </w:rPr>
-        <w:t>）。約伯記的「沒有日光」（</w:t>
-      </w:r>
-      <w:hyperlink r:id="rId45">
-        <w:r>
-          <w:rPr>
-            <w:lang w:val="zh_TW" w:bidi="zh_TW"/>
-          </w:rPr>
-          <w:rPr>
-            <w:color w:val="0000EE"/>
-            <w:u w:val="single"/>
-          </w:rPr>
-          <w:t>伯30:28</w:t>
-        </w:r>
-      </w:hyperlink>
-      <w:r>
-        <w:rPr>
-          <w:lang w:val="zh_TW" w:bidi="zh_TW"/>
-        </w:rPr>
-        <w:t>）被理解為災病或悲傷。</w:t>
+        <w:t>）。在這個以愛相連的團契中，每個信徒都不可或缺，神把各樣恩賜賜給每個成員，使整個身體得以靈命成長。</w:t>
+      </w:r>
+    </w:p>
+    <w:p>
+      <w:pPr>
+        <w:pStyle w:val="Heading3"/>
+      </w:pPr>
+      <w:r>
+        <w:rPr>
+          <w:lang w:val="zh_TW" w:bidi="zh_TW"/>
+        </w:rPr>
+        <w:t>基督徒團契指南</w:t>
       </w:r>
     </w:p>
     <w:p>
@@ -948,9 +922,9 @@
         <w:rPr>
           <w:lang w:val="zh_TW" w:bidi="zh_TW"/>
         </w:rPr>
-        <w:t>「藍色」可能指的是從地中海軟體動物中獲得的藍紫色染料。這是一種受歡迎的顏色，但古代認為其不如「皇家紫色」高貴。這兩種染料都產於泰爾，泰爾曾一度壟斷藍色和紫色染料的製造（</w:t>
-      </w:r>
-      <w:hyperlink r:id="rId46">
+        <w:t>聖經在</w:t>
+      </w:r>
+      <w:hyperlink r:id="rId45">
         <w:r>
           <w:rPr>
             <w:lang w:val="zh_TW" w:bidi="zh_TW"/>
@@ -959,152 +933,14 @@
             <w:color w:val="0000EE"/>
             <w:u w:val="single"/>
           </w:rPr>
-          <w:t>代下2:7、14</w:t>
+          <w:t>約翰一書一章7節</w:t>
         </w:r>
       </w:hyperlink>
       <w:r>
         <w:rPr>
           <w:lang w:val="zh_TW" w:bidi="zh_TW"/>
         </w:rPr>
-        <w:t>；</w:t>
-      </w:r>
-      <w:hyperlink r:id="rId24">
-        <w:r>
-          <w:rPr>
-            <w:lang w:val="zh_TW" w:bidi="zh_TW"/>
-          </w:rPr>
-          <w:rPr>
-            <w:color w:val="0000EE"/>
-            <w:u w:val="single"/>
-          </w:rPr>
-          <w:t>結27:24</w:t>
-        </w:r>
-      </w:hyperlink>
-      <w:r>
-        <w:rPr>
-          <w:lang w:val="zh_TW" w:bidi="zh_TW"/>
-        </w:rPr>
-        <w:t>）。泰爾的船使用藍色和紫色作為船篷（</w:t>
-      </w:r>
-      <w:hyperlink r:id="rId47">
-        <w:r>
-          <w:rPr>
-            <w:lang w:val="zh_TW" w:bidi="zh_TW"/>
-          </w:rPr>
-          <w:rPr>
-            <w:color w:val="0000EE"/>
-            <w:u w:val="single"/>
-          </w:rPr>
-          <w:t>結27:7</w:t>
-        </w:r>
-      </w:hyperlink>
-      <w:r>
-        <w:rPr>
-          <w:lang w:val="zh_TW" w:bidi="zh_TW"/>
-        </w:rPr>
-        <w:t>）。藍色被用於會幕的布料（</w:t>
-      </w:r>
-      <w:hyperlink r:id="rId48">
-        <w:r>
-          <w:rPr>
-            <w:lang w:val="zh_TW" w:bidi="zh_TW"/>
-          </w:rPr>
-          <w:rPr>
-            <w:color w:val="0000EE"/>
-            <w:u w:val="single"/>
-          </w:rPr>
-          <w:t>出26:1</w:t>
-        </w:r>
-      </w:hyperlink>
-      <w:r>
-        <w:rPr>
-          <w:lang w:val="zh_TW" w:bidi="zh_TW"/>
-        </w:rPr>
-        <w:t>；</w:t>
-      </w:r>
-      <w:hyperlink r:id="rId49">
-        <w:r>
-          <w:rPr>
-            <w:lang w:val="zh_TW" w:bidi="zh_TW"/>
-          </w:rPr>
-          <w:rPr>
-            <w:color w:val="0000EE"/>
-            <w:u w:val="single"/>
-          </w:rPr>
-          <w:t>民4:6–9</w:t>
-        </w:r>
-      </w:hyperlink>
-      <w:r>
-        <w:rPr>
-          <w:lang w:val="zh_TW" w:bidi="zh_TW"/>
-        </w:rPr>
-        <w:t>）、祭司的衣服（</w:t>
-      </w:r>
-      <w:hyperlink r:id="rId50">
-        <w:r>
-          <w:rPr>
-            <w:lang w:val="zh_TW" w:bidi="zh_TW"/>
-          </w:rPr>
-          <w:rPr>
-            <w:color w:val="0000EE"/>
-            <w:u w:val="single"/>
-          </w:rPr>
-          <w:t>出28:5–6</w:t>
-        </w:r>
-      </w:hyperlink>
-      <w:r>
-        <w:rPr>
-          <w:lang w:val="zh_TW" w:bidi="zh_TW"/>
-        </w:rPr>
-        <w:t>）、所羅門的聖殿（</w:t>
-      </w:r>
-      <w:hyperlink r:id="rId46">
-        <w:r>
-          <w:rPr>
-            <w:lang w:val="zh_TW" w:bidi="zh_TW"/>
-          </w:rPr>
-          <w:rPr>
-            <w:color w:val="0000EE"/>
-            <w:u w:val="single"/>
-          </w:rPr>
-          <w:t>代下2:7、14</w:t>
-        </w:r>
-      </w:hyperlink>
-      <w:r>
-        <w:rPr>
-          <w:lang w:val="zh_TW" w:bidi="zh_TW"/>
-        </w:rPr>
-        <w:t>），以及波斯王宮（</w:t>
-      </w:r>
-      <w:hyperlink r:id="rId51">
-        <w:r>
-          <w:rPr>
-            <w:lang w:val="zh_TW" w:bidi="zh_TW"/>
-          </w:rPr>
-          <w:rPr>
-            <w:color w:val="0000EE"/>
-            <w:u w:val="single"/>
-          </w:rPr>
-          <w:t>斯1:6，</w:t>
-        </w:r>
-      </w:hyperlink>
-      <w:hyperlink r:id="rId52">
-        <w:r>
-          <w:rPr>
-            <w:lang w:val="zh_TW" w:bidi="zh_TW"/>
-          </w:rPr>
-          <w:rPr>
-            <w:color w:val="0000EE"/>
-            <w:u w:val="single"/>
-          </w:rPr>
-          <w:t>8:15</w:t>
-        </w:r>
-      </w:hyperlink>
-      <w:r>
-        <w:rPr>
-          <w:lang w:val="zh_TW" w:bidi="zh_TW"/>
-        </w:rPr>
-        <w:t>）。藍色在新約中沒有被提及。</w:t>
+        <w:t>說明真實的團契是如何產生的：「我們若在光明中行，如同神在光明中，就彼此相交。」這句話表示，神本身就是真理，當我們按照神的真理而活，就能與其他信徒建立真實的屬靈相交（即藉著神的靈建立的特別關係）。耶穌基督使團契成為可能；唯有當我們先與耶穌保持親密關係，我們才能與其他信徒建立真正的團契。</w:t>
       </w:r>
     </w:p>
     <w:p>
@@ -1118,7 +954,25 @@
         <w:rPr>
           <w:lang w:val="zh_TW" w:bidi="zh_TW"/>
         </w:rPr>
-        <w:t>「紅色」是三個不同希伯來文的翻譯。這種不同色調的紅色是從某些昆蟲中提取的。這個詞描述了所羅門的聖殿中的某些布料（</w:t>
+        <w:t>正如光明與黑暗無法共存，信徒也不能與不相信耶穌的人建立真實的團契。聖經也指出，基督徒不應與那些自稱信徒、卻有以下行為的人建立親密的團契：</w:t>
+      </w:r>
+    </w:p>
+    <w:p>
+      <w:pPr>
+        <w:pStyle w:val="ListBullet"/>
+        <w:spacing w:line="240" w:lineRule="auto"/>
+        <w:ind w:left="720"/>
+      </w:pPr>
+      <w:r>
+        <w:rPr>
+          <w:lang w:val="zh_TW" w:bidi="zh_TW"/>
+        </w:rPr>
+      </w:r>
+      <w:r>
+        <w:rPr>
+          <w:lang w:val="zh_TW" w:bidi="zh_TW"/>
+        </w:rPr>
+        <w:t>拒絕耶穌的教導（</w:t>
       </w:r>
       <w:hyperlink r:id="rId46">
         <w:r>
@@ -1129,10 +983,88 @@
             <w:color w:val="0000EE"/>
             <w:u w:val="single"/>
           </w:rPr>
-          <w:t>代下2:7、14，</w:t>
+          <w:t>約二1:9–11</w:t>
         </w:r>
       </w:hyperlink>
-      <w:hyperlink r:id="rId53">
+      <w:r>
+        <w:rPr>
+          <w:lang w:val="zh_TW" w:bidi="zh_TW"/>
+        </w:rPr>
+        <w:t>）</w:t>
+      </w:r>
+    </w:p>
+    <w:p>
+      <w:pPr>
+        <w:pStyle w:val="ListBullet"/>
+        <w:spacing w:line="240" w:lineRule="auto"/>
+        <w:ind w:left="720"/>
+      </w:pPr>
+      <w:r>
+        <w:rPr>
+          <w:lang w:val="zh_TW" w:bidi="zh_TW"/>
+        </w:rPr>
+      </w:r>
+      <w:r>
+        <w:rPr>
+          <w:lang w:val="zh_TW" w:bidi="zh_TW"/>
+        </w:rPr>
+        <w:t>行惡</w:t>
+      </w:r>
+    </w:p>
+    <w:p>
+      <w:pPr>
+        <w:pStyle w:val="ListBullet"/>
+        <w:spacing w:line="240" w:lineRule="auto"/>
+        <w:ind w:left="720"/>
+      </w:pPr>
+      <w:r>
+        <w:rPr>
+          <w:lang w:val="zh_TW" w:bidi="zh_TW"/>
+        </w:rPr>
+      </w:r>
+      <w:r>
+        <w:rPr>
+          <w:lang w:val="zh_TW" w:bidi="zh_TW"/>
+        </w:rPr>
+        <w:t>敬拜假神</w:t>
+      </w:r>
+    </w:p>
+    <w:p>
+      <w:pPr>
+        <w:pStyle w:val="ListBullet"/>
+        <w:spacing w:line="240" w:lineRule="auto"/>
+        <w:ind w:left="720"/>
+      </w:pPr>
+      <w:r>
+        <w:rPr>
+          <w:lang w:val="zh_TW" w:bidi="zh_TW"/>
+        </w:rPr>
+      </w:r>
+      <w:r>
+        <w:rPr>
+          <w:lang w:val="zh_TW" w:bidi="zh_TW"/>
+        </w:rPr>
+        <w:t>經常醉酒</w:t>
+      </w:r>
+    </w:p>
+    <w:p>
+      <w:pPr>
+        <w:pStyle w:val="ListBullet"/>
+        <w:spacing w:line="240" w:lineRule="auto"/>
+        <w:ind w:left="720"/>
+      </w:pPr>
+      <w:r>
+        <w:rPr>
+          <w:lang w:val="zh_TW" w:bidi="zh_TW"/>
+        </w:rPr>
+      </w:r>
+      <w:r>
+        <w:rPr>
+          <w:lang w:val="zh_TW" w:bidi="zh_TW"/>
+        </w:rPr>
+        <w:t>偷竊他人財物（</w:t>
+      </w:r>
+      <w:hyperlink r:id="rId47">
         <w:r>
           <w:rPr>
             <w:lang w:val="zh_TW" w:bidi="zh_TW"/>
@@ -1141,50 +1073,14 @@
             <w:color w:val="0000EE"/>
             <w:u w:val="single"/>
           </w:rPr>
-          <w:t>3:14</w:t>
+          <w:t>林前5:11</w:t>
         </w:r>
       </w:hyperlink>
       <w:r>
         <w:rPr>
           <w:lang w:val="zh_TW" w:bidi="zh_TW"/>
         </w:rPr>
-        <w:t>），並被用來比喻罪（</w:t>
-      </w:r>
-      <w:hyperlink r:id="rId54">
-        <w:r>
-          <w:rPr>
-            <w:lang w:val="zh_TW" w:bidi="zh_TW"/>
-          </w:rPr>
-          <w:rPr>
-            <w:color w:val="0000EE"/>
-            <w:u w:val="single"/>
-          </w:rPr>
-          <w:t>賽1:18</w:t>
-        </w:r>
-      </w:hyperlink>
-      <w:r>
-        <w:rPr>
-          <w:lang w:val="zh_TW" w:bidi="zh_TW"/>
-        </w:rPr>
-        <w:t>）。形容波斯拉衣服的「紅」（</w:t>
-      </w:r>
-      <w:hyperlink r:id="rId55">
-        <w:r>
-          <w:rPr>
-            <w:lang w:val="zh_TW" w:bidi="zh_TW"/>
-          </w:rPr>
-          <w:rPr>
-            <w:color w:val="0000EE"/>
-            <w:u w:val="single"/>
-          </w:rPr>
-          <w:t>63:1</w:t>
-        </w:r>
-      </w:hyperlink>
-      <w:r>
-        <w:rPr>
-          <w:lang w:val="zh_TW" w:bidi="zh_TW"/>
-        </w:rPr>
-        <w:t>）可能意味著「鮮豔的顏色」而不是特定的色調。</w:t>
+        <w:t>）。</w:t>
       </w:r>
     </w:p>
     <w:p>
@@ -1198,7 +1094,275 @@
         <w:rPr>
           <w:lang w:val="zh_TW" w:bidi="zh_TW"/>
         </w:rPr>
-        <w:t>「灰色」這個顏色僅在舊約中出現，專門用來形容老年，如灰白的頭髮或白髮（</w:t>
+        <w:t>聖經提供多項指引，幫助信徒在基督的身體裡增進相交：</w:t>
+      </w:r>
+    </w:p>
+    <w:p>
+      <w:pPr>
+        <w:pStyle w:val="ListNumber"/>
+        <w:numPr>
+          <w:ilvl w:val="0"/>
+          <w:numId w:val="14"/>
+        </w:numPr>
+        <w:spacing w:line="240" w:lineRule="auto"/>
+        <w:ind w:left="720"/>
+      </w:pPr>
+      <w:r>
+        <w:rPr>
+          <w:lang w:val="zh_TW" w:bidi="zh_TW"/>
+        </w:rPr>
+      </w:r>
+      <w:r>
+        <w:rPr>
+          <w:lang w:val="zh_TW" w:bidi="zh_TW"/>
+        </w:rPr>
+        <w:t>以耶穌對門徒那樣的憐憫彼此相愛（</w:t>
+      </w:r>
+      <w:hyperlink r:id="rId48">
+        <w:r>
+          <w:rPr>
+            <w:lang w:val="zh_TW" w:bidi="zh_TW"/>
+          </w:rPr>
+          <w:rPr>
+            <w:color w:val="0000EE"/>
+            <w:u w:val="single"/>
+          </w:rPr>
+          <w:t>約13:34–35，</w:t>
+        </w:r>
+      </w:hyperlink>
+      <w:hyperlink r:id="rId49">
+        <w:r>
+          <w:rPr>
+            <w:lang w:val="zh_TW" w:bidi="zh_TW"/>
+          </w:rPr>
+          <w:rPr>
+            <w:color w:val="0000EE"/>
+            <w:u w:val="single"/>
+          </w:rPr>
+          <w:t>15:12</w:t>
+        </w:r>
+      </w:hyperlink>
+      <w:r>
+        <w:rPr>
+          <w:lang w:val="zh_TW" w:bidi="zh_TW"/>
+        </w:rPr>
+        <w:t>）。團契的原則應以愛為準則（</w:t>
+      </w:r>
+      <w:hyperlink r:id="rId50">
+        <w:r>
+          <w:rPr>
+            <w:lang w:val="zh_TW" w:bidi="zh_TW"/>
+          </w:rPr>
+          <w:rPr>
+            <w:color w:val="0000EE"/>
+            <w:u w:val="single"/>
+          </w:rPr>
+          <w:t>來13:1</w:t>
+        </w:r>
+      </w:hyperlink>
+      <w:r>
+        <w:rPr>
+          <w:lang w:val="zh_TW" w:bidi="zh_TW"/>
+        </w:rPr>
+        <w:t>）。</w:t>
+      </w:r>
+    </w:p>
+    <w:p>
+      <w:pPr>
+        <w:pStyle w:val="ListNumber"/>
+        <w:spacing w:line="240" w:lineRule="auto"/>
+        <w:ind w:left="720"/>
+      </w:pPr>
+      <w:r>
+        <w:rPr>
+          <w:lang w:val="zh_TW" w:bidi="zh_TW"/>
+        </w:rPr>
+      </w:r>
+      <w:r>
+        <w:rPr>
+          <w:lang w:val="zh_TW" w:bidi="zh_TW"/>
+        </w:rPr>
+        <w:t>培養謙卑的心志，尊重他人（</w:t>
+      </w:r>
+      <w:hyperlink r:id="rId51">
+        <w:r>
+          <w:rPr>
+            <w:lang w:val="zh_TW" w:bidi="zh_TW"/>
+          </w:rPr>
+          <w:rPr>
+            <w:color w:val="0000EE"/>
+            <w:u w:val="single"/>
+          </w:rPr>
+          <w:t>腓2:3–5</w:t>
+        </w:r>
+      </w:hyperlink>
+      <w:r>
+        <w:rPr>
+          <w:lang w:val="zh_TW" w:bidi="zh_TW"/>
+        </w:rPr>
+        <w:t>）。</w:t>
+      </w:r>
+    </w:p>
+    <w:p>
+      <w:pPr>
+        <w:pStyle w:val="ListNumber"/>
+        <w:spacing w:line="240" w:lineRule="auto"/>
+        <w:ind w:left="720"/>
+      </w:pPr>
+      <w:r>
+        <w:rPr>
+          <w:lang w:val="zh_TW" w:bidi="zh_TW"/>
+        </w:rPr>
+      </w:r>
+      <w:r>
+        <w:rPr>
+          <w:lang w:val="zh_TW" w:bidi="zh_TW"/>
+        </w:rPr>
+        <w:t>與信徒分擔重擔（</w:t>
+      </w:r>
+      <w:hyperlink r:id="rId52">
+        <w:r>
+          <w:rPr>
+            <w:lang w:val="zh_TW" w:bidi="zh_TW"/>
+          </w:rPr>
+          <w:rPr>
+            <w:color w:val="0000EE"/>
+            <w:u w:val="single"/>
+          </w:rPr>
+          <w:t>加6:2</w:t>
+        </w:r>
+      </w:hyperlink>
+      <w:r>
+        <w:rPr>
+          <w:lang w:val="zh_TW" w:bidi="zh_TW"/>
+        </w:rPr>
+        <w:t>）。</w:t>
+      </w:r>
+    </w:p>
+    <w:p>
+      <w:pPr>
+        <w:pStyle w:val="ListNumber"/>
+        <w:spacing w:line="240" w:lineRule="auto"/>
+        <w:ind w:left="720"/>
+      </w:pPr>
+      <w:r>
+        <w:rPr>
+          <w:lang w:val="zh_TW" w:bidi="zh_TW"/>
+        </w:rPr>
+      </w:r>
+      <w:r>
+        <w:rPr>
+          <w:lang w:val="zh_TW" w:bidi="zh_TW"/>
+        </w:rPr>
+        <w:t>與有需要的弟兄姊妹分享金錢、食物等實際的祝福（</w:t>
+      </w:r>
+      <w:hyperlink r:id="rId53">
+        <w:r>
+          <w:rPr>
+            <w:lang w:val="zh_TW" w:bidi="zh_TW"/>
+          </w:rPr>
+          <w:rPr>
+            <w:color w:val="0000EE"/>
+            <w:u w:val="single"/>
+          </w:rPr>
+          <w:t>林後9:13</w:t>
+        </w:r>
+      </w:hyperlink>
+      <w:r>
+        <w:rPr>
+          <w:lang w:val="zh_TW" w:bidi="zh_TW"/>
+        </w:rPr>
+        <w:t>）。</w:t>
+      </w:r>
+    </w:p>
+    <w:p>
+      <w:pPr>
+        <w:pStyle w:val="ListNumber"/>
+        <w:spacing w:line="240" w:lineRule="auto"/>
+        <w:ind w:left="720"/>
+      </w:pPr>
+      <w:r>
+        <w:rPr>
+          <w:lang w:val="zh_TW" w:bidi="zh_TW"/>
+        </w:rPr>
+      </w:r>
+      <w:r>
+        <w:rPr>
+          <w:lang w:val="zh_TW" w:bidi="zh_TW"/>
+        </w:rPr>
+        <w:t>溫和糾正犯罪的人，協助他找到問題的出路（</w:t>
+      </w:r>
+      <w:hyperlink r:id="rId54">
+        <w:r>
+          <w:rPr>
+            <w:lang w:val="zh_TW" w:bidi="zh_TW"/>
+          </w:rPr>
+          <w:rPr>
+            <w:color w:val="0000EE"/>
+            <w:u w:val="single"/>
+          </w:rPr>
+          <w:t>加6:1</w:t>
+        </w:r>
+      </w:hyperlink>
+      <w:r>
+        <w:rPr>
+          <w:lang w:val="zh_TW" w:bidi="zh_TW"/>
+        </w:rPr>
+        <w:t>）。</w:t>
+      </w:r>
+    </w:p>
+    <w:p>
+      <w:pPr>
+        <w:pStyle w:val="ListNumber"/>
+        <w:spacing w:line="240" w:lineRule="auto"/>
+        <w:ind w:left="720"/>
+      </w:pPr>
+      <w:r>
+        <w:rPr>
+          <w:lang w:val="zh_TW" w:bidi="zh_TW"/>
+        </w:rPr>
+      </w:r>
+      <w:r>
+        <w:rPr>
+          <w:lang w:val="zh_TW" w:bidi="zh_TW"/>
+        </w:rPr>
+        <w:t>在信徒受苦時伸出援手（</w:t>
+      </w:r>
+      <w:hyperlink r:id="rId55">
+        <w:r>
+          <w:rPr>
+            <w:lang w:val="zh_TW" w:bidi="zh_TW"/>
+          </w:rPr>
+          <w:rPr>
+            <w:color w:val="0000EE"/>
+            <w:u w:val="single"/>
+          </w:rPr>
+          <w:t>林前12:26</w:t>
+        </w:r>
+      </w:hyperlink>
+      <w:r>
+        <w:rPr>
+          <w:lang w:val="zh_TW" w:bidi="zh_TW"/>
+        </w:rPr>
+        <w:t>）。</w:t>
+      </w:r>
+    </w:p>
+    <w:p>
+      <w:pPr>
+        <w:pStyle w:val="ListNumber"/>
+        <w:spacing w:line="240" w:lineRule="auto"/>
+        <w:ind w:left="720"/>
+      </w:pPr>
+      <w:r>
+        <w:rPr>
+          <w:lang w:val="zh_TW" w:bidi="zh_TW"/>
+        </w:rPr>
+      </w:r>
+      <w:r>
+        <w:rPr>
+          <w:lang w:val="zh_TW" w:bidi="zh_TW"/>
+        </w:rPr>
+        <w:t>在聖靈裡不住彼此禱告（</w:t>
       </w:r>
       <w:hyperlink r:id="rId56">
         <w:r>
@@ -1209,194 +1373,14 @@
             <w:color w:val="0000EE"/>
             <w:u w:val="single"/>
           </w:rPr>
-          <w:t>創42:38</w:t>
+          <w:t>弗6:18</w:t>
         </w:r>
       </w:hyperlink>
       <w:r>
         <w:rPr>
           <w:lang w:val="zh_TW" w:bidi="zh_TW"/>
         </w:rPr>
-        <w:t>；</w:t>
-      </w:r>
-      <w:hyperlink r:id="rId57">
-        <w:r>
-          <w:rPr>
-            <w:lang w:val="zh_TW" w:bidi="zh_TW"/>
-          </w:rPr>
-          <w:rPr>
-            <w:color w:val="0000EE"/>
-            <w:u w:val="single"/>
-          </w:rPr>
-          <w:t>44:29–31</w:t>
-        </w:r>
-      </w:hyperlink>
-      <w:r>
-        <w:rPr>
-          <w:lang w:val="zh_TW" w:bidi="zh_TW"/>
-        </w:rPr>
-        <w:t>；</w:t>
-      </w:r>
-      <w:hyperlink r:id="rId58">
-        <w:r>
-          <w:rPr>
-            <w:lang w:val="zh_TW" w:bidi="zh_TW"/>
-          </w:rPr>
-          <w:rPr>
-            <w:color w:val="0000EE"/>
-            <w:u w:val="single"/>
-          </w:rPr>
-          <w:t>申32:25</w:t>
-        </w:r>
-      </w:hyperlink>
-      <w:r>
-        <w:rPr>
-          <w:lang w:val="zh_TW" w:bidi="zh_TW"/>
-        </w:rPr>
-        <w:t>；</w:t>
-      </w:r>
-      <w:hyperlink r:id="rId59">
-        <w:r>
-          <w:rPr>
-            <w:lang w:val="zh_TW" w:bidi="zh_TW"/>
-          </w:rPr>
-          <w:rPr>
-            <w:color w:val="0000EE"/>
-            <w:u w:val="single"/>
-          </w:rPr>
-          <w:t>撒上12:2</w:t>
-        </w:r>
-      </w:hyperlink>
-      <w:r>
-        <w:rPr>
-          <w:lang w:val="zh_TW" w:bidi="zh_TW"/>
-        </w:rPr>
-        <w:t>；</w:t>
-      </w:r>
-      <w:hyperlink r:id="rId60">
-        <w:r>
-          <w:rPr>
-            <w:lang w:val="zh_TW" w:bidi="zh_TW"/>
-          </w:rPr>
-          <w:rPr>
-            <w:color w:val="0000EE"/>
-            <w:u w:val="single"/>
-          </w:rPr>
-          <w:t>王上2:6、9</w:t>
-        </w:r>
-      </w:hyperlink>
-      <w:r>
-        <w:rPr>
-          <w:lang w:val="zh_TW" w:bidi="zh_TW"/>
-        </w:rPr>
-        <w:t>；</w:t>
-      </w:r>
-      <w:hyperlink r:id="rId61">
-        <w:r>
-          <w:rPr>
-            <w:lang w:val="zh_TW" w:bidi="zh_TW"/>
-          </w:rPr>
-          <w:rPr>
-            <w:color w:val="0000EE"/>
-            <w:u w:val="single"/>
-          </w:rPr>
-          <w:t>伯15:10</w:t>
-        </w:r>
-      </w:hyperlink>
-      <w:r>
-        <w:rPr>
-          <w:lang w:val="zh_TW" w:bidi="zh_TW"/>
-        </w:rPr>
-        <w:t>；</w:t>
-      </w:r>
-      <w:hyperlink r:id="rId62">
-        <w:r>
-          <w:rPr>
-            <w:lang w:val="zh_TW" w:bidi="zh_TW"/>
-          </w:rPr>
-          <w:rPr>
-            <w:color w:val="0000EE"/>
-            <w:u w:val="single"/>
-          </w:rPr>
-          <w:t>詩71:18</w:t>
-        </w:r>
-      </w:hyperlink>
-      <w:r>
-        <w:rPr>
-          <w:lang w:val="zh_TW" w:bidi="zh_TW"/>
-        </w:rPr>
-        <w:t>；</w:t>
-      </w:r>
-      <w:hyperlink r:id="rId63">
-        <w:r>
-          <w:rPr>
-            <w:lang w:val="zh_TW" w:bidi="zh_TW"/>
-          </w:rPr>
-          <w:rPr>
-            <w:color w:val="0000EE"/>
-            <w:u w:val="single"/>
-          </w:rPr>
-          <w:t>箴20:29</w:t>
-        </w:r>
-      </w:hyperlink>
-      <w:r>
-        <w:rPr>
-          <w:lang w:val="zh_TW" w:bidi="zh_TW"/>
-        </w:rPr>
-        <w:t>；</w:t>
-      </w:r>
-      <w:hyperlink r:id="rId64">
-        <w:r>
-          <w:rPr>
-            <w:lang w:val="zh_TW" w:bidi="zh_TW"/>
-          </w:rPr>
-          <w:rPr>
-            <w:color w:val="0000EE"/>
-            <w:u w:val="single"/>
-          </w:rPr>
-          <w:t>賽46:4</w:t>
-        </w:r>
-      </w:hyperlink>
-      <w:r>
-        <w:rPr>
-          <w:lang w:val="zh_TW" w:bidi="zh_TW"/>
-        </w:rPr>
-        <w:t>；</w:t>
-      </w:r>
-      <w:hyperlink r:id="rId65">
-        <w:r>
-          <w:rPr>
-            <w:lang w:val="zh_TW" w:bidi="zh_TW"/>
-          </w:rPr>
-          <w:rPr>
-            <w:color w:val="0000EE"/>
-            <w:u w:val="single"/>
-          </w:rPr>
-          <w:t>何7:9</w:t>
-        </w:r>
-      </w:hyperlink>
-      <w:r>
-        <w:rPr>
-          <w:lang w:val="zh_TW" w:bidi="zh_TW"/>
-        </w:rPr>
-        <w:t>）。用來形容雜色灰馬的另一個詞（</w:t>
-      </w:r>
-      <w:hyperlink r:id="rId66">
-        <w:r>
-          <w:rPr>
-            <w:lang w:val="zh_TW" w:bidi="zh_TW"/>
-          </w:rPr>
-          <w:rPr>
-            <w:color w:val="0000EE"/>
-            <w:u w:val="single"/>
-          </w:rPr>
-          <w:t>亞6:3</w:t>
-        </w:r>
-      </w:hyperlink>
-      <w:r>
-        <w:rPr>
-          <w:lang w:val="zh_TW" w:bidi="zh_TW"/>
-        </w:rPr>
-        <w:t>）可能意指「斑點」或「斑駁」。</w:t>
+        <w:t>）。</w:t>
       </w:r>
     </w:p>
     <w:p>
@@ -1410,2296 +1394,7 @@
         <w:rPr>
           <w:lang w:val="zh_TW" w:bidi="zh_TW"/>
         </w:rPr>
-        <w:t>「綠色」在舊約中由七個詞表達，在新約中由兩個詞表達。多數詞指植物，描述植物的新鮮或濕潤狀態，而非顏色。被形容為「綠色」的有：植物（</w:t>
-      </w:r>
-      <w:hyperlink r:id="rId67">
-        <w:r>
-          <w:rPr>
-            <w:lang w:val="zh_TW" w:bidi="zh_TW"/>
-          </w:rPr>
-          <w:rPr>
-            <w:color w:val="0000EE"/>
-            <w:u w:val="single"/>
-          </w:rPr>
-          <w:t>創1:30</w:t>
-        </w:r>
-      </w:hyperlink>
-      <w:r>
-        <w:rPr>
-          <w:lang w:val="zh_TW" w:bidi="zh_TW"/>
-        </w:rPr>
-        <w:t>）、樹木（</w:t>
-      </w:r>
-      <w:hyperlink r:id="rId68">
-        <w:r>
-          <w:rPr>
-            <w:lang w:val="zh_TW" w:bidi="zh_TW"/>
-          </w:rPr>
-          <w:rPr>
-            <w:color w:val="0000EE"/>
-            <w:u w:val="single"/>
-          </w:rPr>
-          <w:t>王上14:23</w:t>
-        </w:r>
-      </w:hyperlink>
-      <w:r>
-        <w:rPr>
-          <w:lang w:val="zh_TW" w:bidi="zh_TW"/>
-        </w:rPr>
-        <w:t>）、枝子（</w:t>
-      </w:r>
-      <w:hyperlink r:id="rId69">
-        <w:r>
-          <w:rPr>
-            <w:lang w:val="zh_TW" w:bidi="zh_TW"/>
-          </w:rPr>
-          <w:rPr>
-            <w:color w:val="0000EE"/>
-            <w:u w:val="single"/>
-          </w:rPr>
-          <w:t>伯15:32</w:t>
-        </w:r>
-      </w:hyperlink>
-      <w:r>
-        <w:rPr>
-          <w:lang w:val="zh_TW" w:bidi="zh_TW"/>
-        </w:rPr>
-        <w:t>）、牧場（</w:t>
-      </w:r>
-      <w:hyperlink r:id="rId70">
-        <w:r>
-          <w:rPr>
-            <w:lang w:val="zh_TW" w:bidi="zh_TW"/>
-          </w:rPr>
-          <w:rPr>
-            <w:color w:val="0000EE"/>
-            <w:u w:val="single"/>
-          </w:rPr>
-          <w:t>詩23:2</w:t>
-        </w:r>
-      </w:hyperlink>
-      <w:r>
-        <w:rPr>
-          <w:lang w:val="zh_TW" w:bidi="zh_TW"/>
-        </w:rPr>
-        <w:t>；</w:t>
-      </w:r>
-      <w:hyperlink r:id="rId71">
-        <w:r>
-          <w:rPr>
-            <w:lang w:val="zh_TW" w:bidi="zh_TW"/>
-          </w:rPr>
-          <w:rPr>
-            <w:color w:val="0000EE"/>
-            <w:u w:val="single"/>
-          </w:rPr>
-          <w:t>珥2:22</w:t>
-        </w:r>
-      </w:hyperlink>
-      <w:r>
-        <w:rPr>
-          <w:lang w:val="zh_TW" w:bidi="zh_TW"/>
-        </w:rPr>
-        <w:t>）、草藥（</w:t>
-      </w:r>
-      <w:hyperlink r:id="rId72">
-        <w:r>
-          <w:rPr>
-            <w:lang w:val="zh_TW" w:bidi="zh_TW"/>
-          </w:rPr>
-          <w:rPr>
-            <w:color w:val="0000EE"/>
-            <w:u w:val="single"/>
-          </w:rPr>
-          <w:t>詩37:2</w:t>
-        </w:r>
-      </w:hyperlink>
-      <w:r>
-        <w:rPr>
-          <w:lang w:val="zh_TW" w:bidi="zh_TW"/>
-        </w:rPr>
-        <w:t>）、橄欖樹（</w:t>
-      </w:r>
-      <w:hyperlink r:id="rId73">
-        <w:r>
-          <w:rPr>
-            <w:lang w:val="zh_TW" w:bidi="zh_TW"/>
-          </w:rPr>
-          <w:rPr>
-            <w:color w:val="0000EE"/>
-            <w:u w:val="single"/>
-          </w:rPr>
-          <w:t>詩52:8</w:t>
-        </w:r>
-      </w:hyperlink>
-      <w:r>
-        <w:rPr>
-          <w:lang w:val="zh_TW" w:bidi="zh_TW"/>
-        </w:rPr>
-        <w:t>；</w:t>
-      </w:r>
-      <w:hyperlink r:id="rId74">
-        <w:r>
-          <w:rPr>
-            <w:lang w:val="zh_TW" w:bidi="zh_TW"/>
-          </w:rPr>
-          <w:rPr>
-            <w:color w:val="0000EE"/>
-            <w:u w:val="single"/>
-          </w:rPr>
-          <w:t>耶11:16</w:t>
-        </w:r>
-      </w:hyperlink>
-      <w:r>
-        <w:rPr>
-          <w:lang w:val="zh_TW" w:bidi="zh_TW"/>
-        </w:rPr>
-        <w:t>）、荊棘（</w:t>
-      </w:r>
-      <w:hyperlink r:id="rId75">
-        <w:r>
-          <w:rPr>
-            <w:lang w:val="zh_TW" w:bidi="zh_TW"/>
-          </w:rPr>
-          <w:rPr>
-            <w:color w:val="0000EE"/>
-            <w:u w:val="single"/>
-          </w:rPr>
-          <w:t>詩58:9</w:t>
-        </w:r>
-      </w:hyperlink>
-      <w:r>
-        <w:rPr>
-          <w:lang w:val="zh_TW" w:bidi="zh_TW"/>
-        </w:rPr>
-        <w:t>）、樹葉（</w:t>
-      </w:r>
-      <w:hyperlink r:id="rId76">
-        <w:r>
-          <w:rPr>
-            <w:lang w:val="zh_TW" w:bidi="zh_TW"/>
-          </w:rPr>
-          <w:rPr>
-            <w:color w:val="0000EE"/>
-            <w:u w:val="single"/>
-          </w:rPr>
-          <w:t>耶17:8</w:t>
-        </w:r>
-      </w:hyperlink>
-      <w:r>
-        <w:rPr>
-          <w:lang w:val="zh_TW" w:bidi="zh_TW"/>
-        </w:rPr>
-        <w:t>）、草（</w:t>
-      </w:r>
-      <w:hyperlink r:id="rId77">
-        <w:r>
-          <w:rPr>
-            <w:lang w:val="zh_TW" w:bidi="zh_TW"/>
-          </w:rPr>
-          <w:rPr>
-            <w:color w:val="0000EE"/>
-            <w:u w:val="single"/>
-          </w:rPr>
-          <w:t>可6:39</w:t>
-        </w:r>
-      </w:hyperlink>
-      <w:r>
-        <w:rPr>
-          <w:lang w:val="zh_TW" w:bidi="zh_TW"/>
-        </w:rPr>
-        <w:t>；</w:t>
-      </w:r>
-      <w:hyperlink r:id="rId78">
-        <w:r>
-          <w:rPr>
-            <w:lang w:val="zh_TW" w:bidi="zh_TW"/>
-          </w:rPr>
-          <w:rPr>
-            <w:color w:val="0000EE"/>
-            <w:u w:val="single"/>
-          </w:rPr>
-          <w:t>啟8:7</w:t>
-        </w:r>
-      </w:hyperlink>
-      <w:r>
-        <w:rPr>
-          <w:lang w:val="zh_TW" w:bidi="zh_TW"/>
-        </w:rPr>
-        <w:t>）、木材（</w:t>
-      </w:r>
-      <w:hyperlink r:id="rId79">
-        <w:r>
-          <w:rPr>
-            <w:lang w:val="zh_TW" w:bidi="zh_TW"/>
-          </w:rPr>
-          <w:rPr>
-            <w:color w:val="0000EE"/>
-            <w:u w:val="single"/>
-          </w:rPr>
-          <w:t>路23:31</w:t>
-        </w:r>
-      </w:hyperlink>
-      <w:r>
-        <w:rPr>
-          <w:lang w:val="zh_TW" w:bidi="zh_TW"/>
-        </w:rPr>
-        <w:t>）。除了各種植物之外，鴿子的翅膀（</w:t>
-      </w:r>
-      <w:hyperlink r:id="rId80">
-        <w:r>
-          <w:rPr>
-            <w:lang w:val="zh_TW" w:bidi="zh_TW"/>
-          </w:rPr>
-          <w:rPr>
-            <w:color w:val="0000EE"/>
-            <w:u w:val="single"/>
-          </w:rPr>
-          <w:t>詩68:13</w:t>
-        </w:r>
-      </w:hyperlink>
-      <w:r>
-        <w:rPr>
-          <w:lang w:val="zh_TW" w:bidi="zh_TW"/>
-        </w:rPr>
-        <w:t>）、床榻（</w:t>
-      </w:r>
-      <w:hyperlink r:id="rId81">
-        <w:r>
-          <w:rPr>
-            <w:lang w:val="zh_TW" w:bidi="zh_TW"/>
-          </w:rPr>
-          <w:rPr>
-            <w:color w:val="0000EE"/>
-            <w:u w:val="single"/>
-          </w:rPr>
-          <w:t>歌1:16</w:t>
-        </w:r>
-      </w:hyperlink>
-      <w:r>
-        <w:rPr>
-          <w:lang w:val="zh_TW" w:bidi="zh_TW"/>
-        </w:rPr>
-        <w:t>）和義人（</w:t>
-      </w:r>
-      <w:hyperlink r:id="rId82">
-        <w:r>
-          <w:rPr>
-            <w:lang w:val="zh_TW" w:bidi="zh_TW"/>
-          </w:rPr>
-          <w:rPr>
-            <w:color w:val="0000EE"/>
-            <w:u w:val="single"/>
-          </w:rPr>
-          <w:t>詩92:14</w:t>
-        </w:r>
-      </w:hyperlink>
-      <w:r>
-        <w:rPr>
-          <w:lang w:val="zh_TW" w:bidi="zh_TW"/>
-        </w:rPr>
-        <w:t>）也被描述為「綠色」。偶像崇拜的儀式在「在各青翠樹下」進行（</w:t>
-      </w:r>
-      <w:hyperlink r:id="rId83">
-        <w:r>
-          <w:rPr>
-            <w:lang w:val="zh_TW" w:bidi="zh_TW"/>
-          </w:rPr>
-          <w:rPr>
-            <w:color w:val="0000EE"/>
-            <w:u w:val="single"/>
-          </w:rPr>
-          <w:t>申12:2</w:t>
-        </w:r>
-      </w:hyperlink>
-      <w:r>
-        <w:rPr>
-          <w:lang w:val="zh_TW" w:bidi="zh_TW"/>
-        </w:rPr>
-        <w:t>；</w:t>
-      </w:r>
-      <w:hyperlink r:id="rId84">
-        <w:r>
-          <w:rPr>
-            <w:lang w:val="zh_TW" w:bidi="zh_TW"/>
-          </w:rPr>
-          <w:rPr>
-            <w:color w:val="0000EE"/>
-            <w:u w:val="single"/>
-          </w:rPr>
-          <w:t>王下16:4</w:t>
-        </w:r>
-      </w:hyperlink>
-      <w:r>
-        <w:rPr>
-          <w:lang w:val="zh_TW" w:bidi="zh_TW"/>
-        </w:rPr>
-        <w:t>；</w:t>
-      </w:r>
-      <w:hyperlink r:id="rId85">
-        <w:r>
-          <w:rPr>
-            <w:lang w:val="zh_TW" w:bidi="zh_TW"/>
-          </w:rPr>
-          <w:rPr>
-            <w:color w:val="0000EE"/>
-            <w:u w:val="single"/>
-          </w:rPr>
-          <w:t>賽57:5</w:t>
-        </w:r>
-      </w:hyperlink>
-      <w:r>
-        <w:rPr>
-          <w:lang w:val="zh_TW" w:bidi="zh_TW"/>
-        </w:rPr>
-        <w:t>；</w:t>
-      </w:r>
-      <w:hyperlink r:id="rId86">
-        <w:r>
-          <w:rPr>
-            <w:lang w:val="zh_TW" w:bidi="zh_TW"/>
-          </w:rPr>
-          <w:rPr>
-            <w:color w:val="0000EE"/>
-            <w:u w:val="single"/>
-          </w:rPr>
-          <w:t>耶2:20</w:t>
-        </w:r>
-      </w:hyperlink>
-      <w:r>
-        <w:rPr>
-          <w:lang w:val="zh_TW" w:bidi="zh_TW"/>
-        </w:rPr>
-        <w:t>；</w:t>
-      </w:r>
-      <w:hyperlink r:id="rId87">
-        <w:r>
-          <w:rPr>
-            <w:lang w:val="zh_TW" w:bidi="zh_TW"/>
-          </w:rPr>
-          <w:rPr>
-            <w:color w:val="0000EE"/>
-            <w:u w:val="single"/>
-          </w:rPr>
-          <w:t>結6:13</w:t>
-        </w:r>
-      </w:hyperlink>
-      <w:r>
-        <w:rPr>
-          <w:lang w:val="zh_TW" w:bidi="zh_TW"/>
-        </w:rPr>
-        <w:t>），儘管這個詞實際上描述的是樹葉的茂盛而不是它們的顏色。</w:t>
-      </w:r>
-    </w:p>
-    <w:p>
-      <w:pPr/>
-      <w:r>
-        <w:rPr>
-          <w:lang w:val="zh_TW" w:bidi="zh_TW"/>
-        </w:rPr>
-      </w:r>
-      <w:r>
-        <w:rPr>
-          <w:lang w:val="zh_TW" w:bidi="zh_TW"/>
-        </w:rPr>
-        <w:t>另一個詞「發綠」源自於舊約中一個表示「綠色」的詞，指的是災病（</w:t>
-      </w:r>
-      <w:hyperlink r:id="rId88">
-        <w:r>
-          <w:rPr>
-            <w:lang w:val="zh_TW" w:bidi="zh_TW"/>
-          </w:rPr>
-          <w:rPr>
-            <w:color w:val="0000EE"/>
-            <w:u w:val="single"/>
-          </w:rPr>
-          <w:t>利13:49</w:t>
-        </w:r>
-      </w:hyperlink>
-      <w:r>
-        <w:rPr>
-          <w:lang w:val="zh_TW" w:bidi="zh_TW"/>
-        </w:rPr>
-        <w:t>）和在房屋牆壁上的真菌（</w:t>
-      </w:r>
-      <w:hyperlink r:id="rId89">
-        <w:r>
-          <w:rPr>
-            <w:lang w:val="zh_TW" w:bidi="zh_TW"/>
-          </w:rPr>
-          <w:rPr>
-            <w:color w:val="0000EE"/>
-            <w:u w:val="single"/>
-          </w:rPr>
-          <w:t>14:37</w:t>
-        </w:r>
-      </w:hyperlink>
-      <w:r>
-        <w:rPr>
-          <w:lang w:val="zh_TW" w:bidi="zh_TW"/>
-        </w:rPr>
-        <w:t>）。</w:t>
-      </w:r>
-    </w:p>
-    <w:p>
-      <w:pPr/>
-      <w:r>
-        <w:rPr>
-          <w:lang w:val="zh_TW" w:bidi="zh_TW"/>
-        </w:rPr>
-      </w:r>
-      <w:r>
-        <w:rPr>
-          <w:lang w:val="zh_TW" w:bidi="zh_TW"/>
-        </w:rPr>
-        <w:t>「紫色」在古代世界中是最珍貴的染料，涵蓋了從真正的紫色到紅色的色調，提取自腹足綱的軟體動物。最早使用這種染料的人可能是古代的腓尼基人，他們的名字或許源於一個希臘文詞語，意為「血紅色」。無論如何，腓尼基人多年來壟斷了紫色染料的製造業。一些布料被描述為紫色，例如用於：帳幕的布料（</w:t>
-      </w:r>
-      <w:hyperlink r:id="rId90">
-        <w:r>
-          <w:rPr>
-            <w:lang w:val="zh_TW" w:bidi="zh_TW"/>
-          </w:rPr>
-          <w:rPr>
-            <w:color w:val="0000EE"/>
-            <w:u w:val="single"/>
-          </w:rPr>
-          <w:t>出25:4</w:t>
-        </w:r>
-      </w:hyperlink>
-      <w:r>
-        <w:rPr>
-          <w:lang w:val="zh_TW" w:bidi="zh_TW"/>
-        </w:rPr>
-        <w:t>；</w:t>
-      </w:r>
-      <w:hyperlink r:id="rId48">
-        <w:r>
-          <w:rPr>
-            <w:lang w:val="zh_TW" w:bidi="zh_TW"/>
-          </w:rPr>
-          <w:rPr>
-            <w:color w:val="0000EE"/>
-            <w:u w:val="single"/>
-          </w:rPr>
-          <w:t>26:1</w:t>
-        </w:r>
-      </w:hyperlink>
-      <w:r>
-        <w:rPr>
-          <w:lang w:val="zh_TW" w:bidi="zh_TW"/>
-        </w:rPr>
-        <w:t>），祭司衣服（</w:t>
-      </w:r>
-      <w:hyperlink r:id="rId91">
-        <w:r>
-          <w:rPr>
-            <w:lang w:val="zh_TW" w:bidi="zh_TW"/>
-          </w:rPr>
-          <w:rPr>
-            <w:color w:val="0000EE"/>
-            <w:u w:val="single"/>
-          </w:rPr>
-          <w:t>28:5–8、15、33</w:t>
-        </w:r>
-      </w:hyperlink>
-      <w:r>
-        <w:rPr>
-          <w:lang w:val="zh_TW" w:bidi="zh_TW"/>
-        </w:rPr>
-        <w:t>），所羅門的聖殿（</w:t>
-      </w:r>
-      <w:hyperlink r:id="rId92">
-        <w:r>
-          <w:rPr>
-            <w:lang w:val="zh_TW" w:bidi="zh_TW"/>
-          </w:rPr>
-          <w:rPr>
-            <w:color w:val="0000EE"/>
-            <w:u w:val="single"/>
-          </w:rPr>
-          <w:t>代下2:7</w:t>
-        </w:r>
-      </w:hyperlink>
-      <w:r>
-        <w:rPr>
-          <w:lang w:val="zh_TW" w:bidi="zh_TW"/>
-        </w:rPr>
-        <w:t>），所羅門戰車的內襯（</w:t>
-      </w:r>
-      <w:hyperlink r:id="rId93">
-        <w:r>
-          <w:rPr>
-            <w:lang w:val="zh_TW" w:bidi="zh_TW"/>
-          </w:rPr>
-          <w:rPr>
-            <w:color w:val="0000EE"/>
-            <w:u w:val="single"/>
-          </w:rPr>
-          <w:t>歌3:10</w:t>
-        </w:r>
-      </w:hyperlink>
-      <w:r>
-        <w:rPr>
-          <w:lang w:val="zh_TW" w:bidi="zh_TW"/>
-        </w:rPr>
-        <w:t>），以及波斯王宮裝飾（</w:t>
-      </w:r>
-      <w:hyperlink r:id="rId51">
-        <w:r>
-          <w:rPr>
-            <w:lang w:val="zh_TW" w:bidi="zh_TW"/>
-          </w:rPr>
-          <w:rPr>
-            <w:color w:val="0000EE"/>
-            <w:u w:val="single"/>
-          </w:rPr>
-          <w:t>斯1:6</w:t>
-        </w:r>
-      </w:hyperlink>
-      <w:r>
-        <w:rPr>
-          <w:lang w:val="zh_TW" w:bidi="zh_TW"/>
-        </w:rPr>
-        <w:t>）。紫色通常是富人和皇室穿著的顏色（</w:t>
-      </w:r>
-      <w:hyperlink r:id="rId94">
-        <w:r>
-          <w:rPr>
-            <w:lang w:val="zh_TW" w:bidi="zh_TW"/>
-          </w:rPr>
-          <w:rPr>
-            <w:color w:val="0000EE"/>
-            <w:u w:val="single"/>
-          </w:rPr>
-          <w:t>士8:26</w:t>
-        </w:r>
-      </w:hyperlink>
-      <w:r>
-        <w:rPr>
-          <w:lang w:val="zh_TW" w:bidi="zh_TW"/>
-        </w:rPr>
-        <w:t>；</w:t>
-      </w:r>
-      <w:hyperlink r:id="rId95">
-        <w:r>
-          <w:rPr>
-            <w:lang w:val="zh_TW" w:bidi="zh_TW"/>
-          </w:rPr>
-          <w:rPr>
-            <w:color w:val="0000EE"/>
-            <w:u w:val="single"/>
-          </w:rPr>
-          <w:t>箴31:22</w:t>
-        </w:r>
-      </w:hyperlink>
-      <w:r>
-        <w:rPr>
-          <w:lang w:val="zh_TW" w:bidi="zh_TW"/>
-        </w:rPr>
-        <w:t>；</w:t>
-      </w:r>
-      <w:hyperlink r:id="rId96">
-        <w:r>
-          <w:rPr>
-            <w:lang w:val="zh_TW" w:bidi="zh_TW"/>
-          </w:rPr>
-          <w:rPr>
-            <w:color w:val="0000EE"/>
-            <w:u w:val="single"/>
-          </w:rPr>
-          <w:t>但5:7</w:t>
-        </w:r>
-      </w:hyperlink>
-      <w:r>
-        <w:rPr>
-          <w:lang w:val="zh_TW" w:bidi="zh_TW"/>
-        </w:rPr>
-        <w:t>）。末底改因受賞賜而穿紫袍（</w:t>
-      </w:r>
-      <w:hyperlink r:id="rId52">
-        <w:r>
-          <w:rPr>
-            <w:lang w:val="zh_TW" w:bidi="zh_TW"/>
-          </w:rPr>
-          <w:rPr>
-            <w:color w:val="0000EE"/>
-            <w:u w:val="single"/>
-          </w:rPr>
-          <w:t>斯8:15</w:t>
-        </w:r>
-      </w:hyperlink>
-      <w:r>
-        <w:rPr>
-          <w:lang w:val="zh_TW" w:bidi="zh_TW"/>
-        </w:rPr>
-        <w:t>）。但以理也得到了類似的衣服（</w:t>
-      </w:r>
-      <w:hyperlink r:id="rId97">
-        <w:r>
-          <w:rPr>
-            <w:lang w:val="zh_TW" w:bidi="zh_TW"/>
-          </w:rPr>
-          <w:rPr>
-            <w:color w:val="0000EE"/>
-            <w:u w:val="single"/>
-          </w:rPr>
-          <w:t>但5:29</w:t>
-        </w:r>
-      </w:hyperlink>
-      <w:r>
-        <w:rPr>
-          <w:lang w:val="zh_TW" w:bidi="zh_TW"/>
-        </w:rPr>
-        <w:t>）。亞述士兵也穿著紫色衣服（</w:t>
-      </w:r>
-      <w:hyperlink r:id="rId98">
-        <w:r>
-          <w:rPr>
-            <w:lang w:val="zh_TW" w:bidi="zh_TW"/>
-          </w:rPr>
-          <w:rPr>
-            <w:color w:val="0000EE"/>
-            <w:u w:val="single"/>
-          </w:rPr>
-          <w:t>結23:6</w:t>
-        </w:r>
-      </w:hyperlink>
-      <w:r>
-        <w:rPr>
-          <w:lang w:val="zh_TW" w:bidi="zh_TW"/>
-        </w:rPr>
-        <w:t>）。耶利米書描述偶像穿著藍色和紫色的衣服（</w:t>
-      </w:r>
-      <w:hyperlink r:id="rId99">
-        <w:r>
-          <w:rPr>
-            <w:lang w:val="zh_TW" w:bidi="zh_TW"/>
-          </w:rPr>
-          <w:rPr>
-            <w:color w:val="0000EE"/>
-            <w:u w:val="single"/>
-          </w:rPr>
-          <w:t>耶10:9</w:t>
-        </w:r>
-      </w:hyperlink>
-      <w:r>
-        <w:rPr>
-          <w:lang w:val="zh_TW" w:bidi="zh_TW"/>
-        </w:rPr>
-        <w:t>）。泰爾的船有藍色和紫色的遮篷（</w:t>
-      </w:r>
-      <w:hyperlink r:id="rId47">
-        <w:r>
-          <w:rPr>
-            <w:lang w:val="zh_TW" w:bidi="zh_TW"/>
-          </w:rPr>
-          <w:rPr>
-            <w:color w:val="0000EE"/>
-            <w:u w:val="single"/>
-          </w:rPr>
-          <w:t>結27:7</w:t>
-        </w:r>
-      </w:hyperlink>
-      <w:r>
-        <w:rPr>
-          <w:lang w:val="zh_TW" w:bidi="zh_TW"/>
-        </w:rPr>
-        <w:t>），紫色染料是泰爾與亞蘭人之間的貿易商品（見</w:t>
-      </w:r>
-      <w:hyperlink r:id="rId100">
-        <w:r>
-          <w:rPr>
-            <w:lang w:val="zh_TW" w:bidi="zh_TW"/>
-          </w:rPr>
-          <w:rPr>
-            <w:color w:val="0000EE"/>
-            <w:u w:val="single"/>
-          </w:rPr>
-          <w:t>16節</w:t>
-        </w:r>
-      </w:hyperlink>
-      <w:r>
-        <w:rPr>
-          <w:lang w:val="zh_TW" w:bidi="zh_TW"/>
-        </w:rPr>
-        <w:t>）。「紫色」也用來形容頭髮的顏色（</w:t>
-      </w:r>
-      <w:hyperlink r:id="rId101">
-        <w:r>
-          <w:rPr>
-            <w:lang w:val="zh_TW" w:bidi="zh_TW"/>
-          </w:rPr>
-          <w:rPr>
-            <w:color w:val="0000EE"/>
-            <w:u w:val="single"/>
-          </w:rPr>
-          <w:t>歌7:5</w:t>
-        </w:r>
-      </w:hyperlink>
-      <w:r>
-        <w:rPr>
-          <w:lang w:val="zh_TW" w:bidi="zh_TW"/>
-        </w:rPr>
-        <w:t>）。</w:t>
-      </w:r>
-    </w:p>
-    <w:p>
-      <w:pPr/>
-      <w:r>
-        <w:rPr>
-          <w:lang w:val="zh_TW" w:bidi="zh_TW"/>
-        </w:rPr>
-      </w:r>
-      <w:r>
-        <w:rPr>
-          <w:lang w:val="zh_TW" w:bidi="zh_TW"/>
-        </w:rPr>
-        <w:t>新約中提到紫色的次數少於舊約，但肯定了該染料的經濟重要性。紫色衣服象徵財富（</w:t>
-      </w:r>
-      <w:hyperlink r:id="rId102">
-        <w:r>
-          <w:rPr>
-            <w:lang w:val="zh_TW" w:bidi="zh_TW"/>
-          </w:rPr>
-          <w:rPr>
-            <w:color w:val="0000EE"/>
-            <w:u w:val="single"/>
-          </w:rPr>
-          <w:t>路16:19</w:t>
-        </w:r>
-      </w:hyperlink>
-      <w:r>
-        <w:rPr>
-          <w:lang w:val="zh_TW" w:bidi="zh_TW"/>
-        </w:rPr>
-        <w:t>）。羅馬兵丁為耶穌披上紫袍（</w:t>
-      </w:r>
-      <w:hyperlink r:id="rId103">
-        <w:r>
-          <w:rPr>
-            <w:lang w:val="zh_TW" w:bidi="zh_TW"/>
-          </w:rPr>
-          <w:rPr>
-            <w:color w:val="0000EE"/>
-            <w:u w:val="single"/>
-          </w:rPr>
-          <w:t>可15:17、20</w:t>
-        </w:r>
-      </w:hyperlink>
-      <w:r>
-        <w:rPr>
-          <w:lang w:val="zh_TW" w:bidi="zh_TW"/>
-        </w:rPr>
-        <w:t>；</w:t>
-      </w:r>
-      <w:hyperlink r:id="rId104">
-        <w:r>
-          <w:rPr>
-            <w:lang w:val="zh_TW" w:bidi="zh_TW"/>
-          </w:rPr>
-          <w:rPr>
-            <w:color w:val="0000EE"/>
-            <w:u w:val="single"/>
-          </w:rPr>
-          <w:t>約19:2、5</w:t>
-        </w:r>
-      </w:hyperlink>
-      <w:r>
-        <w:rPr>
-          <w:lang w:val="zh_TW" w:bidi="zh_TW"/>
-        </w:rPr>
-        <w:t>；參</w:t>
-      </w:r>
-      <w:hyperlink r:id="rId105">
-        <w:r>
-          <w:rPr>
-            <w:lang w:val="zh_TW" w:bidi="zh_TW"/>
-          </w:rPr>
-          <w:rPr>
-            <w:color w:val="0000EE"/>
-            <w:u w:val="single"/>
-          </w:rPr>
-          <w:t>太27:28</w:t>
-        </w:r>
-      </w:hyperlink>
-      <w:r>
-        <w:rPr>
-          <w:lang w:val="zh_TW" w:bidi="zh_TW"/>
-        </w:rPr>
-        <w:t>，「朱紅色」）。啟示錄中的大淫婦穿著紫色和朱紅色衣服，象徵王室地位（</w:t>
-      </w:r>
-      <w:hyperlink r:id="rId30">
-        <w:r>
-          <w:rPr>
-            <w:lang w:val="zh_TW" w:bidi="zh_TW"/>
-          </w:rPr>
-          <w:rPr>
-            <w:color w:val="0000EE"/>
-            <w:u w:val="single"/>
-          </w:rPr>
-          <w:t>啟17:4</w:t>
-        </w:r>
-      </w:hyperlink>
-      <w:r>
-        <w:rPr>
-          <w:lang w:val="zh_TW" w:bidi="zh_TW"/>
-        </w:rPr>
-        <w:t>）。推雅推喇的呂底亞是紫色布料的商人（</w:t>
-      </w:r>
-      <w:hyperlink r:id="rId106">
-        <w:r>
-          <w:rPr>
-            <w:lang w:val="zh_TW" w:bidi="zh_TW"/>
-          </w:rPr>
-          <w:rPr>
-            <w:color w:val="0000EE"/>
-            <w:u w:val="single"/>
-          </w:rPr>
-          <w:t>徒16:14</w:t>
-        </w:r>
-      </w:hyperlink>
-      <w:r>
-        <w:rPr>
-          <w:lang w:val="zh_TW" w:bidi="zh_TW"/>
-        </w:rPr>
-        <w:t>）。</w:t>
-      </w:r>
-    </w:p>
-    <w:p>
-      <w:pPr/>
-      <w:r>
-        <w:rPr>
-          <w:lang w:val="zh_TW" w:bidi="zh_TW"/>
-        </w:rPr>
-      </w:r>
-      <w:r>
-        <w:rPr>
-          <w:lang w:val="zh_TW" w:bidi="zh_TW"/>
-        </w:rPr>
-        <w:t>「紅色」經常指聖經中提到的某些物體的自然顏色，例如：皮膚（</w:t>
-      </w:r>
-      <w:hyperlink r:id="rId107">
-        <w:r>
-          <w:rPr>
-            <w:lang w:val="zh_TW" w:bidi="zh_TW"/>
-          </w:rPr>
-          <w:rPr>
-            <w:color w:val="0000EE"/>
-            <w:u w:val="single"/>
-          </w:rPr>
-          <w:t>創25:25</w:t>
-        </w:r>
-      </w:hyperlink>
-      <w:r>
-        <w:rPr>
-          <w:lang w:val="zh_TW" w:bidi="zh_TW"/>
-        </w:rPr>
-        <w:t>）、紅湯（</w:t>
-      </w:r>
-      <w:hyperlink r:id="rId108">
-        <w:r>
-          <w:rPr>
-            <w:lang w:val="zh_TW" w:bidi="zh_TW"/>
-          </w:rPr>
-          <w:rPr>
-            <w:color w:val="0000EE"/>
-            <w:u w:val="single"/>
-          </w:rPr>
-          <w:t>30</w:t>
-        </w:r>
-      </w:hyperlink>
-      <w:r>
-        <w:rPr>
-          <w:lang w:val="zh_TW" w:bidi="zh_TW"/>
-        </w:rPr>
-        <w:t>節）、眼睛（</w:t>
-      </w:r>
-      <w:hyperlink r:id="rId109">
-        <w:r>
-          <w:rPr>
-            <w:lang w:val="zh_TW" w:bidi="zh_TW"/>
-          </w:rPr>
-          <w:rPr>
-            <w:color w:val="0000EE"/>
-            <w:u w:val="single"/>
-          </w:rPr>
-          <w:t>49:12</w:t>
-        </w:r>
-      </w:hyperlink>
-      <w:r>
-        <w:rPr>
-          <w:lang w:val="zh_TW" w:bidi="zh_TW"/>
-        </w:rPr>
-        <w:t>，雖然這裡使用的詞可能意味著「閃亮」或「暗色」）、獻祭的母牛（</w:t>
-      </w:r>
-      <w:hyperlink r:id="rId110">
-        <w:r>
-          <w:rPr>
-            <w:lang w:val="zh_TW" w:bidi="zh_TW"/>
-          </w:rPr>
-          <w:rPr>
-            <w:color w:val="0000EE"/>
-            <w:u w:val="single"/>
-          </w:rPr>
-          <w:t>民19:2</w:t>
-        </w:r>
-      </w:hyperlink>
-      <w:r>
-        <w:rPr>
-          <w:lang w:val="zh_TW" w:bidi="zh_TW"/>
-        </w:rPr>
-        <w:t>）、水（</w:t>
-      </w:r>
-      <w:hyperlink r:id="rId111">
-        <w:r>
-          <w:rPr>
-            <w:lang w:val="zh_TW" w:bidi="zh_TW"/>
-          </w:rPr>
-          <w:rPr>
-            <w:color w:val="0000EE"/>
-            <w:u w:val="single"/>
-          </w:rPr>
-          <w:t>王下3:22</w:t>
-        </w:r>
-      </w:hyperlink>
-      <w:r>
-        <w:rPr>
-          <w:lang w:val="zh_TW" w:bidi="zh_TW"/>
-        </w:rPr>
-        <w:t>）、哭泣者的臉（</w:t>
-      </w:r>
-      <w:hyperlink r:id="rId112">
-        <w:r>
-          <w:rPr>
-            <w:lang w:val="zh_TW" w:bidi="zh_TW"/>
-          </w:rPr>
-          <w:rPr>
-            <w:color w:val="0000EE"/>
-            <w:u w:val="single"/>
-          </w:rPr>
-          <w:t>伯16:16</w:t>
-        </w:r>
-      </w:hyperlink>
-      <w:r>
-        <w:rPr>
-          <w:lang w:val="zh_TW" w:bidi="zh_TW"/>
-        </w:rPr>
-        <w:t>）、酒（</w:t>
-      </w:r>
-      <w:hyperlink r:id="rId15">
-        <w:r>
-          <w:rPr>
-            <w:lang w:val="zh_TW" w:bidi="zh_TW"/>
-          </w:rPr>
-          <w:rPr>
-            <w:color w:val="0000EE"/>
-            <w:u w:val="single"/>
-          </w:rPr>
-          <w:t>箴23:31</w:t>
-        </w:r>
-      </w:hyperlink>
-      <w:r>
-        <w:rPr>
-          <w:lang w:val="zh_TW" w:bidi="zh_TW"/>
-        </w:rPr>
-        <w:t>）、喝酒的人的眼睛（</w:t>
-      </w:r>
-      <w:hyperlink r:id="rId113">
-        <w:r>
-          <w:rPr>
-            <w:lang w:val="zh_TW" w:bidi="zh_TW"/>
-          </w:rPr>
-          <w:rPr>
-            <w:color w:val="0000EE"/>
-            <w:u w:val="single"/>
-          </w:rPr>
-          <w:t>29</w:t>
-        </w:r>
-      </w:hyperlink>
-      <w:r>
-        <w:rPr>
-          <w:lang w:val="zh_TW" w:bidi="zh_TW"/>
-        </w:rPr>
-        <w:t>節）、衣服（</w:t>
-      </w:r>
-      <w:hyperlink r:id="rId114">
-        <w:r>
-          <w:rPr>
-            <w:lang w:val="zh_TW" w:bidi="zh_TW"/>
-          </w:rPr>
-          <w:rPr>
-            <w:color w:val="0000EE"/>
-            <w:u w:val="single"/>
-          </w:rPr>
-          <w:t>賽63:2</w:t>
-        </w:r>
-      </w:hyperlink>
-      <w:r>
-        <w:rPr>
-          <w:lang w:val="zh_TW" w:bidi="zh_TW"/>
-        </w:rPr>
-        <w:t>）、盾牌（</w:t>
-      </w:r>
-      <w:hyperlink r:id="rId115">
-        <w:r>
-          <w:rPr>
-            <w:lang w:val="zh_TW" w:bidi="zh_TW"/>
-          </w:rPr>
-          <w:rPr>
-            <w:color w:val="0000EE"/>
-            <w:u w:val="single"/>
-          </w:rPr>
-          <w:t>鴻2:3</w:t>
-        </w:r>
-      </w:hyperlink>
-      <w:r>
-        <w:rPr>
-          <w:lang w:val="zh_TW" w:bidi="zh_TW"/>
-        </w:rPr>
-        <w:t>）和馬（</w:t>
-      </w:r>
-      <w:hyperlink r:id="rId116">
-        <w:r>
-          <w:rPr>
-            <w:lang w:val="zh_TW" w:bidi="zh_TW"/>
-          </w:rPr>
-          <w:rPr>
-            <w:color w:val="0000EE"/>
-            <w:u w:val="single"/>
-          </w:rPr>
-          <w:t>亞1:8，</w:t>
-        </w:r>
-      </w:hyperlink>
-      <w:hyperlink r:id="rId117">
-        <w:r>
-          <w:rPr>
-            <w:lang w:val="zh_TW" w:bidi="zh_TW"/>
-          </w:rPr>
-          <w:rPr>
-            <w:color w:val="0000EE"/>
-            <w:u w:val="single"/>
-          </w:rPr>
-          <w:t>6:2</w:t>
-        </w:r>
-      </w:hyperlink>
-      <w:r>
-        <w:rPr>
-          <w:lang w:val="zh_TW" w:bidi="zh_TW"/>
-        </w:rPr>
-        <w:t>）。「紅色」也用來比喻罪（</w:t>
-      </w:r>
-      <w:hyperlink r:id="rId54">
-        <w:r>
-          <w:rPr>
-            <w:lang w:val="zh_TW" w:bidi="zh_TW"/>
-          </w:rPr>
-          <w:rPr>
-            <w:color w:val="0000EE"/>
-            <w:u w:val="single"/>
-          </w:rPr>
-          <w:t>賽1:18</w:t>
-        </w:r>
-      </w:hyperlink>
-      <w:r>
-        <w:rPr>
-          <w:lang w:val="zh_TW" w:bidi="zh_TW"/>
-        </w:rPr>
-        <w:t>）。痲瘋病（</w:t>
-      </w:r>
-      <w:hyperlink r:id="rId88">
-        <w:r>
-          <w:rPr>
-            <w:lang w:val="zh_TW" w:bidi="zh_TW"/>
-          </w:rPr>
-          <w:rPr>
-            <w:color w:val="0000EE"/>
-            <w:u w:val="single"/>
-          </w:rPr>
-          <w:t>利13:49</w:t>
-        </w:r>
-      </w:hyperlink>
-      <w:r>
-        <w:rPr>
-          <w:lang w:val="zh_TW" w:bidi="zh_TW"/>
-        </w:rPr>
-        <w:t>）、皮膚上的斑點（</w:t>
-      </w:r>
-      <w:hyperlink r:id="rId118">
-        <w:r>
-          <w:rPr>
-            <w:lang w:val="zh_TW" w:bidi="zh_TW"/>
-          </w:rPr>
-          <w:rPr>
-            <w:color w:val="0000EE"/>
-            <w:u w:val="single"/>
-          </w:rPr>
-          <w:t>19、24、42–43</w:t>
-        </w:r>
-      </w:hyperlink>
-      <w:r>
-        <w:rPr>
-          <w:lang w:val="zh_TW" w:bidi="zh_TW"/>
-        </w:rPr>
-        <w:t>節）、和房屋牆上的真菌（</w:t>
-      </w:r>
-      <w:hyperlink r:id="rId89">
-        <w:r>
-          <w:rPr>
-            <w:lang w:val="zh_TW" w:bidi="zh_TW"/>
-          </w:rPr>
-          <w:rPr>
-            <w:color w:val="0000EE"/>
-            <w:u w:val="single"/>
-          </w:rPr>
-          <w:t>14:37</w:t>
-        </w:r>
-      </w:hyperlink>
-      <w:r>
-        <w:rPr>
-          <w:lang w:val="zh_TW" w:bidi="zh_TW"/>
-        </w:rPr>
-        <w:t>）都被染上了紅色的色調。舊約中經常提到紅海（</w:t>
-      </w:r>
-      <w:hyperlink r:id="rId119">
-        <w:r>
-          <w:rPr>
-            <w:lang w:val="zh_TW" w:bidi="zh_TW"/>
-          </w:rPr>
-          <w:rPr>
-            <w:color w:val="0000EE"/>
-            <w:u w:val="single"/>
-          </w:rPr>
-          <w:t>出10:19，</w:t>
-        </w:r>
-      </w:hyperlink>
-      <w:hyperlink r:id="rId120">
-        <w:r>
-          <w:rPr>
-            <w:lang w:val="zh_TW" w:bidi="zh_TW"/>
-          </w:rPr>
-          <w:rPr>
-            <w:color w:val="0000EE"/>
-            <w:u w:val="single"/>
-          </w:rPr>
-          <w:t>15:4</w:t>
-        </w:r>
-      </w:hyperlink>
-      <w:r>
-        <w:rPr>
-          <w:lang w:val="zh_TW" w:bidi="zh_TW"/>
-        </w:rPr>
-        <w:t>），但希伯來文實際意為「蘆葦海」。然而，新約中的希臘文確實表示「紅色」（</w:t>
-      </w:r>
-      <w:hyperlink r:id="rId121">
-        <w:r>
-          <w:rPr>
-            <w:lang w:val="zh_TW" w:bidi="zh_TW"/>
-          </w:rPr>
-          <w:rPr>
-            <w:color w:val="0000EE"/>
-            <w:u w:val="single"/>
-          </w:rPr>
-          <w:t>徒7:36</w:t>
-        </w:r>
-      </w:hyperlink>
-      <w:r>
-        <w:rPr>
-          <w:lang w:val="zh_TW" w:bidi="zh_TW"/>
-        </w:rPr>
-        <w:t>；</w:t>
-      </w:r>
-      <w:hyperlink r:id="rId122">
-        <w:r>
-          <w:rPr>
-            <w:lang w:val="zh_TW" w:bidi="zh_TW"/>
-          </w:rPr>
-          <w:rPr>
-            <w:color w:val="0000EE"/>
-            <w:u w:val="single"/>
-          </w:rPr>
-          <w:t>來11:29</w:t>
-        </w:r>
-      </w:hyperlink>
-      <w:r>
-        <w:rPr>
-          <w:lang w:val="zh_TW" w:bidi="zh_TW"/>
-        </w:rPr>
-        <w:t>）。在新約中，紅色用來描述天空（</w:t>
-      </w:r>
-      <w:hyperlink r:id="rId123">
-        <w:r>
-          <w:rPr>
-            <w:lang w:val="zh_TW" w:bidi="zh_TW"/>
-          </w:rPr>
-          <w:rPr>
-            <w:color w:val="0000EE"/>
-            <w:u w:val="single"/>
-          </w:rPr>
-          <w:t>太16:2–3</w:t>
-        </w:r>
-      </w:hyperlink>
-      <w:r>
-        <w:rPr>
-          <w:lang w:val="zh_TW" w:bidi="zh_TW"/>
-        </w:rPr>
-        <w:t>）、馬（</w:t>
-      </w:r>
-      <w:hyperlink r:id="rId124">
-        <w:r>
-          <w:rPr>
-            <w:lang w:val="zh_TW" w:bidi="zh_TW"/>
-          </w:rPr>
-          <w:rPr>
-            <w:color w:val="0000EE"/>
-            <w:u w:val="single"/>
-          </w:rPr>
-          <w:t>啟6:4</w:t>
-        </w:r>
-      </w:hyperlink>
-      <w:r>
-        <w:rPr>
-          <w:lang w:val="zh_TW" w:bidi="zh_TW"/>
-        </w:rPr>
-        <w:t>）和龍（</w:t>
-      </w:r>
-      <w:hyperlink r:id="rId125">
-        <w:r>
-          <w:rPr>
-            <w:lang w:val="zh_TW" w:bidi="zh_TW"/>
-          </w:rPr>
-          <w:rPr>
-            <w:color w:val="0000EE"/>
-            <w:u w:val="single"/>
-          </w:rPr>
-          <w:t>12:3</w:t>
-        </w:r>
-      </w:hyperlink>
-      <w:r>
-        <w:rPr>
-          <w:lang w:val="zh_TW" w:bidi="zh_TW"/>
-        </w:rPr>
-        <w:t>）。</w:t>
-      </w:r>
-    </w:p>
-    <w:p>
-      <w:pPr/>
-      <w:r>
-        <w:rPr>
-          <w:lang w:val="zh_TW" w:bidi="zh_TW"/>
-        </w:rPr>
-      </w:r>
-      <w:r>
-        <w:rPr>
-          <w:lang w:val="zh_TW" w:bidi="zh_TW"/>
-        </w:rPr>
-        <w:t>「朱紅色」是一種鮮紅色染料，來源於某些昆蟲，常用於布料和紗線，是古代世界中極為珍貴的顏色（</w:t>
-      </w:r>
-      <w:hyperlink r:id="rId126">
-        <w:r>
-          <w:rPr>
-            <w:lang w:val="zh_TW" w:bidi="zh_TW"/>
-          </w:rPr>
-          <w:rPr>
-            <w:color w:val="0000EE"/>
-            <w:u w:val="single"/>
-          </w:rPr>
-          <w:t>啟18:12</w:t>
-        </w:r>
-      </w:hyperlink>
-      <w:r>
-        <w:rPr>
-          <w:lang w:val="zh_TW" w:bidi="zh_TW"/>
-        </w:rPr>
-        <w:t>）。在聖經中，很難區分「朱紅色」和「深紅色」。在謝拉出生時，一根朱紅線被綁在他的手上（</w:t>
-      </w:r>
-      <w:hyperlink r:id="rId127">
-        <w:r>
-          <w:rPr>
-            <w:lang w:val="zh_TW" w:bidi="zh_TW"/>
-          </w:rPr>
-          <w:rPr>
-            <w:color w:val="0000EE"/>
-            <w:u w:val="single"/>
-          </w:rPr>
-          <w:t>創38:28、30</w:t>
-        </w:r>
-      </w:hyperlink>
-      <w:r>
-        <w:rPr>
-          <w:lang w:val="zh_TW" w:bidi="zh_TW"/>
-        </w:rPr>
-        <w:t>）。這個詞描述了會幕中的某些布料（</w:t>
-      </w:r>
-      <w:hyperlink r:id="rId90">
-        <w:r>
-          <w:rPr>
-            <w:lang w:val="zh_TW" w:bidi="zh_TW"/>
-          </w:rPr>
-          <w:rPr>
-            <w:color w:val="0000EE"/>
-            <w:u w:val="single"/>
-          </w:rPr>
-          <w:t>出25:4</w:t>
-        </w:r>
-      </w:hyperlink>
-      <w:r>
-        <w:rPr>
-          <w:lang w:val="zh_TW" w:bidi="zh_TW"/>
-        </w:rPr>
-        <w:t>；</w:t>
-      </w:r>
-      <w:hyperlink r:id="rId128">
-        <w:r>
-          <w:rPr>
-            <w:lang w:val="zh_TW" w:bidi="zh_TW"/>
-          </w:rPr>
-          <w:rPr>
-            <w:color w:val="0000EE"/>
-            <w:u w:val="single"/>
-          </w:rPr>
-          <w:t>26:1、31、36，</w:t>
-        </w:r>
-      </w:hyperlink>
-      <w:hyperlink r:id="rId129">
-        <w:r>
-          <w:rPr>
-            <w:lang w:val="zh_TW" w:bidi="zh_TW"/>
-          </w:rPr>
-          <w:rPr>
-            <w:color w:val="0000EE"/>
-            <w:u w:val="single"/>
-          </w:rPr>
-          <w:t>27:16</w:t>
-        </w:r>
-      </w:hyperlink>
-      <w:r>
-        <w:rPr>
-          <w:lang w:val="zh_TW" w:bidi="zh_TW"/>
-        </w:rPr>
-        <w:t>）、祭司的衣服（</w:t>
-      </w:r>
-      <w:hyperlink r:id="rId91">
-        <w:r>
-          <w:rPr>
-            <w:lang w:val="zh_TW" w:bidi="zh_TW"/>
-          </w:rPr>
-          <w:rPr>
-            <w:color w:val="0000EE"/>
-            <w:u w:val="single"/>
-          </w:rPr>
-          <w:t>28:5–8、15、33</w:t>
-        </w:r>
-      </w:hyperlink>
-      <w:r>
-        <w:rPr>
-          <w:lang w:val="zh_TW" w:bidi="zh_TW"/>
-        </w:rPr>
-        <w:t>）、繩子（</w:t>
-      </w:r>
-      <w:hyperlink r:id="rId130">
-        <w:r>
-          <w:rPr>
-            <w:lang w:val="zh_TW" w:bidi="zh_TW"/>
-          </w:rPr>
-          <w:rPr>
-            <w:color w:val="0000EE"/>
-            <w:u w:val="single"/>
-          </w:rPr>
-          <w:t>書2:18、21</w:t>
-        </w:r>
-      </w:hyperlink>
-      <w:r>
-        <w:rPr>
-          <w:lang w:val="zh_TW" w:bidi="zh_TW"/>
-        </w:rPr>
-        <w:t>）、衣服（</w:t>
-      </w:r>
-      <w:hyperlink r:id="rId131">
-        <w:r>
-          <w:rPr>
-            <w:lang w:val="zh_TW" w:bidi="zh_TW"/>
-          </w:rPr>
-          <w:rPr>
-            <w:color w:val="0000EE"/>
-            <w:u w:val="single"/>
-          </w:rPr>
-          <w:t>撒下1:24</w:t>
-        </w:r>
-      </w:hyperlink>
-      <w:r>
-        <w:rPr>
-          <w:lang w:val="zh_TW" w:bidi="zh_TW"/>
-        </w:rPr>
-        <w:t>；</w:t>
-      </w:r>
-      <w:hyperlink r:id="rId132">
-        <w:r>
-          <w:rPr>
-            <w:lang w:val="zh_TW" w:bidi="zh_TW"/>
-          </w:rPr>
-          <w:rPr>
-            <w:color w:val="0000EE"/>
-            <w:u w:val="single"/>
-          </w:rPr>
-          <w:t>箴31:21</w:t>
-        </w:r>
-      </w:hyperlink>
-      <w:r>
-        <w:rPr>
-          <w:lang w:val="zh_TW" w:bidi="zh_TW"/>
-        </w:rPr>
-        <w:t>；</w:t>
-      </w:r>
-      <w:hyperlink r:id="rId133">
-        <w:r>
-          <w:rPr>
-            <w:lang w:val="zh_TW" w:bidi="zh_TW"/>
-          </w:rPr>
-          <w:rPr>
-            <w:color w:val="0000EE"/>
-            <w:u w:val="single"/>
-          </w:rPr>
-          <w:t>耶4:30</w:t>
-        </w:r>
-      </w:hyperlink>
-      <w:r>
-        <w:rPr>
-          <w:lang w:val="zh_TW" w:bidi="zh_TW"/>
-        </w:rPr>
-        <w:t>）、嘴唇（</w:t>
-      </w:r>
-      <w:hyperlink r:id="rId134">
-        <w:r>
-          <w:rPr>
-            <w:lang w:val="zh_TW" w:bidi="zh_TW"/>
-          </w:rPr>
-          <w:rPr>
-            <w:color w:val="0000EE"/>
-            <w:u w:val="single"/>
-          </w:rPr>
-          <w:t>歌4:3</w:t>
-        </w:r>
-      </w:hyperlink>
-      <w:r>
-        <w:rPr>
-          <w:lang w:val="zh_TW" w:bidi="zh_TW"/>
-        </w:rPr>
-        <w:t>）和士兵的制服（</w:t>
-      </w:r>
-      <w:hyperlink r:id="rId115">
-        <w:r>
-          <w:rPr>
-            <w:lang w:val="zh_TW" w:bidi="zh_TW"/>
-          </w:rPr>
-          <w:rPr>
-            <w:color w:val="0000EE"/>
-            <w:u w:val="single"/>
-          </w:rPr>
-          <w:t>鴻2:3</w:t>
-        </w:r>
-      </w:hyperlink>
-      <w:r>
-        <w:rPr>
-          <w:lang w:val="zh_TW" w:bidi="zh_TW"/>
-        </w:rPr>
-        <w:t>）。某種朱紅材料用於西奈山立約（</w:t>
-      </w:r>
-      <w:hyperlink r:id="rId135">
-        <w:r>
-          <w:rPr>
-            <w:lang w:val="zh_TW" w:bidi="zh_TW"/>
-          </w:rPr>
-          <w:rPr>
-            <w:color w:val="0000EE"/>
-            <w:u w:val="single"/>
-          </w:rPr>
-          <w:t>來9:19</w:t>
-        </w:r>
-      </w:hyperlink>
-      <w:r>
-        <w:rPr>
-          <w:lang w:val="zh_TW" w:bidi="zh_TW"/>
-        </w:rPr>
-        <w:t>）、潔淨痲瘋病人（</w:t>
-      </w:r>
-      <w:hyperlink r:id="rId136">
-        <w:r>
-          <w:rPr>
-            <w:lang w:val="zh_TW" w:bidi="zh_TW"/>
-          </w:rPr>
-          <w:rPr>
-            <w:color w:val="0000EE"/>
-            <w:u w:val="single"/>
-          </w:rPr>
-          <w:t>利14:4–6</w:t>
-        </w:r>
-      </w:hyperlink>
-      <w:r>
-        <w:rPr>
-          <w:lang w:val="zh_TW" w:bidi="zh_TW"/>
-        </w:rPr>
-        <w:t>）和房屋（</w:t>
-      </w:r>
-      <w:hyperlink r:id="rId137">
-        <w:r>
-          <w:rPr>
-            <w:lang w:val="zh_TW" w:bidi="zh_TW"/>
-          </w:rPr>
-          <w:rPr>
-            <w:color w:val="0000EE"/>
-            <w:u w:val="single"/>
-          </w:rPr>
-          <w:t>49–52節</w:t>
-        </w:r>
-      </w:hyperlink>
-      <w:r>
-        <w:rPr>
-          <w:lang w:val="zh_TW" w:bidi="zh_TW"/>
-        </w:rPr>
-        <w:t>）、遮蓋陳設餅桌子的器物（</w:t>
-      </w:r>
-      <w:hyperlink r:id="rId138">
-        <w:r>
-          <w:rPr>
-            <w:lang w:val="zh_TW" w:bidi="zh_TW"/>
-          </w:rPr>
-          <w:rPr>
-            <w:color w:val="0000EE"/>
-            <w:u w:val="single"/>
-          </w:rPr>
-          <w:t>民4:8</w:t>
-        </w:r>
-      </w:hyperlink>
-      <w:r>
-        <w:rPr>
-          <w:lang w:val="zh_TW" w:bidi="zh_TW"/>
-        </w:rPr>
-        <w:t>），以及潔淨母牛的儀式（</w:t>
-      </w:r>
-      <w:hyperlink r:id="rId139">
-        <w:r>
-          <w:rPr>
-            <w:lang w:val="zh_TW" w:bidi="zh_TW"/>
-          </w:rPr>
-          <w:rPr>
-            <w:color w:val="0000EE"/>
-            <w:u w:val="single"/>
-          </w:rPr>
-          <w:t>19:6</w:t>
-        </w:r>
-      </w:hyperlink>
-      <w:r>
-        <w:rPr>
-          <w:lang w:val="zh_TW" w:bidi="zh_TW"/>
-        </w:rPr>
-        <w:t>）。馬太福音描述耶穌在受審時的袍子為朱紅色（</w:t>
-      </w:r>
-      <w:hyperlink r:id="rId105">
-        <w:r>
-          <w:rPr>
-            <w:lang w:val="zh_TW" w:bidi="zh_TW"/>
-          </w:rPr>
-          <w:rPr>
-            <w:color w:val="0000EE"/>
-            <w:u w:val="single"/>
-          </w:rPr>
-          <w:t>太27:28</w:t>
-        </w:r>
-      </w:hyperlink>
-      <w:r>
-        <w:rPr>
-          <w:lang w:val="zh_TW" w:bidi="zh_TW"/>
-        </w:rPr>
-        <w:t>）。啟示錄中，大淫婦穿著紫色和朱紅色，坐在朱紅色的獸上（</w:t>
-      </w:r>
-      <w:hyperlink r:id="rId140">
-        <w:r>
-          <w:rPr>
-            <w:lang w:val="zh_TW" w:bidi="zh_TW"/>
-          </w:rPr>
-          <w:rPr>
-            <w:color w:val="0000EE"/>
-            <w:u w:val="single"/>
-          </w:rPr>
-          <w:t>啟17:3–4</w:t>
-        </w:r>
-      </w:hyperlink>
-      <w:r>
-        <w:rPr>
-          <w:lang w:val="zh_TW" w:bidi="zh_TW"/>
-        </w:rPr>
-        <w:t>）。羅馬的奢華也透過紫色和朱紅色的衣物表現出來（</w:t>
-      </w:r>
-      <w:hyperlink r:id="rId141">
-        <w:r>
-          <w:rPr>
-            <w:lang w:val="zh_TW" w:bidi="zh_TW"/>
-          </w:rPr>
-          <w:rPr>
-            <w:color w:val="0000EE"/>
-            <w:u w:val="single"/>
-          </w:rPr>
-          <w:t>啟18:16</w:t>
-        </w:r>
-      </w:hyperlink>
-      <w:r>
-        <w:rPr>
-          <w:lang w:val="zh_TW" w:bidi="zh_TW"/>
-        </w:rPr>
-        <w:t>）。像紅色和深紅色一樣，朱紅色也比喻罪（</w:t>
-      </w:r>
-      <w:hyperlink r:id="rId54">
-        <w:r>
-          <w:rPr>
-            <w:lang w:val="zh_TW" w:bidi="zh_TW"/>
-          </w:rPr>
-          <w:rPr>
-            <w:color w:val="0000EE"/>
-            <w:u w:val="single"/>
-          </w:rPr>
-          <w:t>賽1:18</w:t>
-        </w:r>
-      </w:hyperlink>
-      <w:r>
-        <w:rPr>
-          <w:lang w:val="zh_TW" w:bidi="zh_TW"/>
-        </w:rPr>
-        <w:t>）。</w:t>
-      </w:r>
-    </w:p>
-    <w:p>
-      <w:pPr/>
-      <w:r>
-        <w:rPr>
-          <w:lang w:val="zh_TW" w:bidi="zh_TW"/>
-        </w:rPr>
-      </w:r>
-      <w:r>
-        <w:rPr>
-          <w:lang w:val="zh_TW" w:bidi="zh_TW"/>
-        </w:rPr>
-        <w:t>「白色」翻譯了聖經中的多個詞語。通常用於描述自然物體的顏色，例如：山羊（</w:t>
-      </w:r>
-      <w:hyperlink r:id="rId142">
-        <w:r>
-          <w:rPr>
-            <w:lang w:val="zh_TW" w:bidi="zh_TW"/>
-          </w:rPr>
-          <w:rPr>
-            <w:color w:val="0000EE"/>
-            <w:u w:val="single"/>
-          </w:rPr>
-          <w:t>創30:35</w:t>
-        </w:r>
-      </w:hyperlink>
-      <w:r>
-        <w:rPr>
-          <w:lang w:val="zh_TW" w:bidi="zh_TW"/>
-        </w:rPr>
-        <w:t>）、頭髮（</w:t>
-      </w:r>
-      <w:hyperlink r:id="rId143">
-        <w:r>
-          <w:rPr>
-            <w:lang w:val="zh_TW" w:bidi="zh_TW"/>
-          </w:rPr>
-          <w:rPr>
-            <w:color w:val="0000EE"/>
-            <w:u w:val="single"/>
-          </w:rPr>
-          <w:t>利13:10</w:t>
-        </w:r>
-      </w:hyperlink>
-      <w:r>
-        <w:rPr>
-          <w:lang w:val="zh_TW" w:bidi="zh_TW"/>
-        </w:rPr>
-        <w:t>；</w:t>
-      </w:r>
-      <w:hyperlink r:id="rId34">
-        <w:r>
-          <w:rPr>
-            <w:lang w:val="zh_TW" w:bidi="zh_TW"/>
-          </w:rPr>
-          <w:rPr>
-            <w:color w:val="0000EE"/>
-            <w:u w:val="single"/>
-          </w:rPr>
-          <w:t>太5:36</w:t>
-        </w:r>
-      </w:hyperlink>
-      <w:r>
-        <w:rPr>
-          <w:lang w:val="zh_TW" w:bidi="zh_TW"/>
-        </w:rPr>
-        <w:t>；</w:t>
-      </w:r>
-      <w:hyperlink r:id="rId144">
-        <w:r>
-          <w:rPr>
-            <w:lang w:val="zh_TW" w:bidi="zh_TW"/>
-          </w:rPr>
-          <w:rPr>
-            <w:color w:val="0000EE"/>
-            <w:u w:val="single"/>
-          </w:rPr>
-          <w:t>啟1:14</w:t>
-        </w:r>
-      </w:hyperlink>
-      <w:r>
-        <w:rPr>
-          <w:lang w:val="zh_TW" w:bidi="zh_TW"/>
-        </w:rPr>
-        <w:t>）、患病的皮膚（</w:t>
-      </w:r>
-      <w:hyperlink r:id="rId145">
-        <w:r>
-          <w:rPr>
-            <w:lang w:val="zh_TW" w:bidi="zh_TW"/>
-          </w:rPr>
-          <w:rPr>
-            <w:color w:val="0000EE"/>
-            <w:u w:val="single"/>
-          </w:rPr>
-          <w:t>出4:6</w:t>
-        </w:r>
-      </w:hyperlink>
-      <w:r>
-        <w:rPr>
-          <w:lang w:val="zh_TW" w:bidi="zh_TW"/>
-        </w:rPr>
-        <w:t>；</w:t>
-      </w:r>
-      <w:hyperlink r:id="rId146">
-        <w:r>
-          <w:rPr>
-            <w:lang w:val="zh_TW" w:bidi="zh_TW"/>
-          </w:rPr>
-          <w:rPr>
-            <w:color w:val="0000EE"/>
-            <w:u w:val="single"/>
-          </w:rPr>
-          <w:t>利13:4、17</w:t>
-        </w:r>
-      </w:hyperlink>
-      <w:r>
-        <w:rPr>
-          <w:lang w:val="zh_TW" w:bidi="zh_TW"/>
-        </w:rPr>
-        <w:t>）、嗎哪（</w:t>
-      </w:r>
-      <w:hyperlink r:id="rId147">
-        <w:r>
-          <w:rPr>
-            <w:lang w:val="zh_TW" w:bidi="zh_TW"/>
-          </w:rPr>
-          <w:rPr>
-            <w:color w:val="0000EE"/>
-            <w:u w:val="single"/>
-          </w:rPr>
-          <w:t>出16:31</w:t>
-        </w:r>
-      </w:hyperlink>
-      <w:r>
-        <w:rPr>
-          <w:lang w:val="zh_TW" w:bidi="zh_TW"/>
-        </w:rPr>
-        <w:t>）、雪（</w:t>
-      </w:r>
-      <w:hyperlink r:id="rId148">
-        <w:r>
-          <w:rPr>
-            <w:lang w:val="zh_TW" w:bidi="zh_TW"/>
-          </w:rPr>
-          <w:rPr>
-            <w:color w:val="0000EE"/>
-            <w:u w:val="single"/>
-          </w:rPr>
-          <w:t>王下5:27</w:t>
-        </w:r>
-      </w:hyperlink>
-      <w:r>
-        <w:rPr>
-          <w:lang w:val="zh_TW" w:bidi="zh_TW"/>
-        </w:rPr>
-        <w:t>）、牛奶和牙齒（</w:t>
-      </w:r>
-      <w:hyperlink r:id="rId109">
-        <w:r>
-          <w:rPr>
-            <w:lang w:val="zh_TW" w:bidi="zh_TW"/>
-          </w:rPr>
-          <w:rPr>
-            <w:color w:val="0000EE"/>
-            <w:u w:val="single"/>
-          </w:rPr>
-          <w:t>創49:12</w:t>
-        </w:r>
-      </w:hyperlink>
-      <w:r>
-        <w:rPr>
-          <w:lang w:val="zh_TW" w:bidi="zh_TW"/>
-        </w:rPr>
-        <w:t>）、馬（</w:t>
-      </w:r>
-      <w:hyperlink r:id="rId116">
-        <w:r>
-          <w:rPr>
-            <w:lang w:val="zh_TW" w:bidi="zh_TW"/>
-          </w:rPr>
-          <w:rPr>
-            <w:color w:val="0000EE"/>
-            <w:u w:val="single"/>
-          </w:rPr>
-          <w:t>亞1:8，</w:t>
-        </w:r>
-      </w:hyperlink>
-      <w:hyperlink r:id="rId66">
-        <w:r>
-          <w:rPr>
-            <w:lang w:val="zh_TW" w:bidi="zh_TW"/>
-          </w:rPr>
-          <w:rPr>
-            <w:color w:val="0000EE"/>
-            <w:u w:val="single"/>
-          </w:rPr>
-          <w:t>6:3</w:t>
-        </w:r>
-      </w:hyperlink>
-      <w:r>
-        <w:rPr>
-          <w:lang w:val="zh_TW" w:bidi="zh_TW"/>
-        </w:rPr>
-        <w:t>；</w:t>
-      </w:r>
-      <w:hyperlink r:id="rId149">
-        <w:r>
-          <w:rPr>
-            <w:lang w:val="zh_TW" w:bidi="zh_TW"/>
-          </w:rPr>
-          <w:rPr>
-            <w:color w:val="0000EE"/>
-            <w:u w:val="single"/>
-          </w:rPr>
-          <w:t>啟6:2，</w:t>
-        </w:r>
-      </w:hyperlink>
-      <w:hyperlink r:id="rId150">
-        <w:r>
-          <w:rPr>
-            <w:lang w:val="zh_TW" w:bidi="zh_TW"/>
-          </w:rPr>
-          <w:rPr>
-            <w:color w:val="0000EE"/>
-            <w:u w:val="single"/>
-          </w:rPr>
-          <w:t>19:11</w:t>
-        </w:r>
-      </w:hyperlink>
-      <w:r>
-        <w:rPr>
-          <w:lang w:val="zh_TW" w:bidi="zh_TW"/>
-        </w:rPr>
-        <w:t>）、驢（</w:t>
-      </w:r>
-      <w:hyperlink r:id="rId151">
-        <w:r>
-          <w:rPr>
-            <w:lang w:val="zh_TW" w:bidi="zh_TW"/>
-          </w:rPr>
-          <w:rPr>
-            <w:color w:val="0000EE"/>
-            <w:u w:val="single"/>
-          </w:rPr>
-          <w:t>士5:10</w:t>
-        </w:r>
-      </w:hyperlink>
-      <w:r>
-        <w:rPr>
-          <w:lang w:val="zh_TW" w:bidi="zh_TW"/>
-        </w:rPr>
-        <w:t>，有英文譯本譯為「茶褐色（tawny）」）、羊毛（</w:t>
-      </w:r>
-      <w:hyperlink r:id="rId152">
-        <w:r>
-          <w:rPr>
-            <w:lang w:val="zh_TW" w:bidi="zh_TW"/>
-          </w:rPr>
-          <w:rPr>
-            <w:color w:val="0000EE"/>
-            <w:u w:val="single"/>
-          </w:rPr>
-          <w:t>結27:18</w:t>
-        </w:r>
-      </w:hyperlink>
-      <w:r>
-        <w:rPr>
-          <w:lang w:val="zh_TW" w:bidi="zh_TW"/>
-        </w:rPr>
-        <w:t>）、特殊的石頭（</w:t>
-      </w:r>
-      <w:hyperlink r:id="rId153">
-        <w:r>
-          <w:rPr>
-            <w:lang w:val="zh_TW" w:bidi="zh_TW"/>
-          </w:rPr>
-          <w:rPr>
-            <w:color w:val="0000EE"/>
-            <w:u w:val="single"/>
-          </w:rPr>
-          <w:t>啟2:17</w:t>
-        </w:r>
-      </w:hyperlink>
-      <w:r>
-        <w:rPr>
-          <w:lang w:val="zh_TW" w:bidi="zh_TW"/>
-        </w:rPr>
-        <w:t>）、光（</w:t>
-      </w:r>
-      <w:hyperlink r:id="rId154">
-        <w:r>
-          <w:rPr>
-            <w:lang w:val="zh_TW" w:bidi="zh_TW"/>
-          </w:rPr>
-          <w:rPr>
-            <w:color w:val="0000EE"/>
-            <w:u w:val="single"/>
-          </w:rPr>
-          <w:t>太17:2</w:t>
-        </w:r>
-      </w:hyperlink>
-      <w:r>
-        <w:rPr>
-          <w:lang w:val="zh_TW" w:bidi="zh_TW"/>
-        </w:rPr>
-        <w:t>）、雲（</w:t>
-      </w:r>
-      <w:hyperlink r:id="rId155">
-        <w:r>
-          <w:rPr>
-            <w:lang w:val="zh_TW" w:bidi="zh_TW"/>
-          </w:rPr>
-          <w:rPr>
-            <w:color w:val="0000EE"/>
-            <w:u w:val="single"/>
-          </w:rPr>
-          <w:t>啟14:14</w:t>
-        </w:r>
-      </w:hyperlink>
-      <w:r>
-        <w:rPr>
-          <w:lang w:val="zh_TW" w:bidi="zh_TW"/>
-        </w:rPr>
-        <w:t>），以及已熟的莊稼（</w:t>
-      </w:r>
-      <w:hyperlink r:id="rId156">
-        <w:r>
-          <w:rPr>
-            <w:lang w:val="zh_TW" w:bidi="zh_TW"/>
-          </w:rPr>
-          <w:rPr>
-            <w:color w:val="0000EE"/>
-            <w:u w:val="single"/>
-          </w:rPr>
-          <w:t>約4:35</w:t>
-        </w:r>
-      </w:hyperlink>
-      <w:r>
-        <w:rPr>
-          <w:lang w:val="zh_TW" w:bidi="zh_TW"/>
-        </w:rPr>
-        <w:t>）。「白色」也用來形容簾子（</w:t>
-      </w:r>
-      <w:hyperlink r:id="rId51">
-        <w:r>
-          <w:rPr>
-            <w:lang w:val="zh_TW" w:bidi="zh_TW"/>
-          </w:rPr>
-          <w:rPr>
-            <w:color w:val="0000EE"/>
-            <w:u w:val="single"/>
-          </w:rPr>
-          <w:t>斯1:6</w:t>
-        </w:r>
-      </w:hyperlink>
-      <w:r>
-        <w:rPr>
-          <w:lang w:val="zh_TW" w:bidi="zh_TW"/>
-        </w:rPr>
-        <w:t>）、衣服（</w:t>
-      </w:r>
-      <w:hyperlink r:id="rId52">
-        <w:r>
-          <w:rPr>
-            <w:lang w:val="zh_TW" w:bidi="zh_TW"/>
-          </w:rPr>
-          <w:rPr>
-            <w:color w:val="0000EE"/>
-            <w:u w:val="single"/>
-          </w:rPr>
-          <w:t>斯8:15</w:t>
-        </w:r>
-      </w:hyperlink>
-      <w:r>
-        <w:rPr>
-          <w:lang w:val="zh_TW" w:bidi="zh_TW"/>
-        </w:rPr>
-        <w:t>；</w:t>
-      </w:r>
-      <w:hyperlink r:id="rId157">
-        <w:r>
-          <w:rPr>
-            <w:lang w:val="zh_TW" w:bidi="zh_TW"/>
-          </w:rPr>
-          <w:rPr>
-            <w:color w:val="0000EE"/>
-            <w:u w:val="single"/>
-          </w:rPr>
-          <w:t>傳9:8</w:t>
-        </w:r>
-      </w:hyperlink>
-      <w:r>
-        <w:rPr>
-          <w:lang w:val="zh_TW" w:bidi="zh_TW"/>
-        </w:rPr>
-        <w:t>；</w:t>
-      </w:r>
-      <w:hyperlink r:id="rId158">
-        <w:r>
-          <w:rPr>
-            <w:lang w:val="zh_TW" w:bidi="zh_TW"/>
-          </w:rPr>
-          <w:rPr>
-            <w:color w:val="0000EE"/>
-            <w:u w:val="single"/>
-          </w:rPr>
-          <w:t>但7:9</w:t>
-        </w:r>
-      </w:hyperlink>
-      <w:r>
-        <w:rPr>
-          <w:lang w:val="zh_TW" w:bidi="zh_TW"/>
-        </w:rPr>
-        <w:t>；</w:t>
-      </w:r>
-      <w:hyperlink r:id="rId159">
-        <w:r>
-          <w:rPr>
-            <w:lang w:val="zh_TW" w:bidi="zh_TW"/>
-          </w:rPr>
-          <w:rPr>
-            <w:color w:val="0000EE"/>
-            <w:u w:val="single"/>
-          </w:rPr>
-          <w:t>可16:5</w:t>
-        </w:r>
-      </w:hyperlink>
-      <w:r>
-        <w:rPr>
-          <w:lang w:val="zh_TW" w:bidi="zh_TW"/>
-        </w:rPr>
-        <w:t>；</w:t>
-      </w:r>
-      <w:hyperlink r:id="rId160">
-        <w:r>
-          <w:rPr>
-            <w:lang w:val="zh_TW" w:bidi="zh_TW"/>
-          </w:rPr>
-          <w:rPr>
-            <w:color w:val="0000EE"/>
-            <w:u w:val="single"/>
-          </w:rPr>
-          <w:t>啟3:5、18，</w:t>
-        </w:r>
-      </w:hyperlink>
-      <w:hyperlink r:id="rId161">
-        <w:r>
-          <w:rPr>
-            <w:lang w:val="zh_TW" w:bidi="zh_TW"/>
-          </w:rPr>
-          <w:rPr>
-            <w:color w:val="0000EE"/>
-            <w:u w:val="single"/>
-          </w:rPr>
-          <w:t>4:4</w:t>
-        </w:r>
-      </w:hyperlink>
-      <w:r>
-        <w:rPr>
-          <w:lang w:val="zh_TW" w:bidi="zh_TW"/>
-        </w:rPr>
-        <w:t>）、天使的衣服（</w:t>
-      </w:r>
-      <w:hyperlink r:id="rId162">
-        <w:r>
-          <w:rPr>
-            <w:lang w:val="zh_TW" w:bidi="zh_TW"/>
-          </w:rPr>
-          <w:rPr>
-            <w:color w:val="0000EE"/>
-            <w:u w:val="single"/>
-          </w:rPr>
-          <w:t>約20:12</w:t>
-        </w:r>
-      </w:hyperlink>
-      <w:r>
-        <w:rPr>
-          <w:lang w:val="zh_TW" w:bidi="zh_TW"/>
-        </w:rPr>
-        <w:t>；</w:t>
-      </w:r>
-      <w:hyperlink r:id="rId163">
-        <w:r>
-          <w:rPr>
-            <w:lang w:val="zh_TW" w:bidi="zh_TW"/>
-          </w:rPr>
-          <w:rPr>
-            <w:color w:val="0000EE"/>
-            <w:u w:val="single"/>
-          </w:rPr>
-          <w:t>徒1:10</w:t>
-        </w:r>
-      </w:hyperlink>
-      <w:r>
-        <w:rPr>
-          <w:lang w:val="zh_TW" w:bidi="zh_TW"/>
-        </w:rPr>
-        <w:t>），以及寶座（</w:t>
-      </w:r>
-      <w:hyperlink r:id="rId164">
-        <w:r>
-          <w:rPr>
-            <w:lang w:val="zh_TW" w:bidi="zh_TW"/>
-          </w:rPr>
-          <w:rPr>
-            <w:color w:val="0000EE"/>
-            <w:u w:val="single"/>
-          </w:rPr>
-          <w:t>啟20:11</w:t>
-        </w:r>
-      </w:hyperlink>
-      <w:r>
-        <w:rPr>
-          <w:lang w:val="zh_TW" w:bidi="zh_TW"/>
-        </w:rPr>
-        <w:t>）。此外，「白色」還象徵從罪中的潔淨（</w:t>
-      </w:r>
-      <w:hyperlink r:id="rId165">
-        <w:r>
-          <w:rPr>
-            <w:lang w:val="zh_TW" w:bidi="zh_TW"/>
-          </w:rPr>
-          <w:rPr>
-            <w:color w:val="0000EE"/>
-            <w:u w:val="single"/>
-          </w:rPr>
-          <w:t>詩51:7</w:t>
-        </w:r>
-      </w:hyperlink>
-      <w:r>
-        <w:rPr>
-          <w:lang w:val="zh_TW" w:bidi="zh_TW"/>
-        </w:rPr>
-        <w:t>；</w:t>
-      </w:r>
-      <w:hyperlink r:id="rId54">
-        <w:r>
-          <w:rPr>
-            <w:lang w:val="zh_TW" w:bidi="zh_TW"/>
-          </w:rPr>
-          <w:rPr>
-            <w:color w:val="0000EE"/>
-            <w:u w:val="single"/>
-          </w:rPr>
-          <w:t>賽1:18</w:t>
-        </w:r>
-      </w:hyperlink>
-      <w:r>
-        <w:rPr>
-          <w:lang w:val="zh_TW" w:bidi="zh_TW"/>
-        </w:rPr>
-        <w:t>；</w:t>
-      </w:r>
-      <w:hyperlink r:id="rId166">
-        <w:r>
-          <w:rPr>
-            <w:lang w:val="zh_TW" w:bidi="zh_TW"/>
-          </w:rPr>
-          <w:rPr>
-            <w:color w:val="0000EE"/>
-            <w:u w:val="single"/>
-          </w:rPr>
-          <w:t>但12:10</w:t>
-        </w:r>
-      </w:hyperlink>
-      <w:r>
-        <w:rPr>
-          <w:lang w:val="zh_TW" w:bidi="zh_TW"/>
-        </w:rPr>
-        <w:t>）和王子的外貌（</w:t>
-      </w:r>
-      <w:hyperlink r:id="rId167">
-        <w:r>
-          <w:rPr>
-            <w:lang w:val="zh_TW" w:bidi="zh_TW"/>
-          </w:rPr>
-          <w:rPr>
-            <w:color w:val="0000EE"/>
-            <w:u w:val="single"/>
-          </w:rPr>
-          <w:t>哀4:7</w:t>
-        </w:r>
-      </w:hyperlink>
-      <w:r>
-        <w:rPr>
-          <w:lang w:val="zh_TW" w:bidi="zh_TW"/>
-        </w:rPr>
-        <w:t>）。</w:t>
-      </w:r>
-    </w:p>
-    <w:p>
-      <w:pPr/>
-      <w:r>
-        <w:rPr>
-          <w:lang w:val="zh_TW" w:bidi="zh_TW"/>
-        </w:rPr>
-      </w:r>
-      <w:r>
-        <w:rPr>
-          <w:i/>
-          <w:lang w:val="zh_TW" w:bidi="zh_TW"/>
-        </w:rPr>
-        <w:t>另見</w:t>
-      </w:r>
-      <w:r>
-        <w:rPr>
-          <w:lang w:val="zh_TW" w:bidi="zh_TW"/>
-        </w:rPr>
-        <w:t xml:space="preserve"> </w:t>
-      </w:r>
-      <w:r>
-        <w:rPr>
-          <w:lang w:val="zh_TW" w:bidi="zh_TW"/>
-        </w:rPr>
-        <w:t>布料和布料製造</w:t>
-      </w:r>
-      <w:r>
-        <w:rPr>
-          <w:lang w:val="zh_TW" w:bidi="zh_TW"/>
-        </w:rPr>
-        <w:t>；</w:t>
-      </w:r>
-      <w:r>
-        <w:rPr>
-          <w:lang w:val="zh_TW" w:bidi="zh_TW"/>
-        </w:rPr>
-        <w:t>染料，染色，染匠</w:t>
-      </w:r>
-      <w:r>
-        <w:rPr>
-          <w:lang w:val="zh_TW" w:bidi="zh_TW"/>
-        </w:rPr>
-        <w:t>。</w:t>
+        <w:t>基督徒應認真思想一位無名聖徒的話：「當你遠離弟兄時，你就不能親近神。」</w:t>
       </w:r>
       <w:r>
         <w:rPr>
@@ -5601,6 +3296,12 @@
   </w:num>
   <w:num w:numId="13" w16cid:durableId="592781308">
     <w:abstractNumId w:val="11"/>
+  </w:num>
+  <w:num w:numId="14">
+    <w:abstractNumId w:val="3"/>
+    <w:lvlOverride w:ilvl="0">
+      <w:startOverride w:val="1"/>
+    </w:lvlOverride>
   </w:num>
   <w:numIdMacAtCleanup w:val="10"/>
 </w:numbering>

--- a/zht/docx/136.content.docx
+++ b/zht/docx/136.content.docx
@@ -19,7 +19,7 @@
         <w:rPr>
           <w:lang w:val="zh_TW" w:bidi="zh_TW"/>
         </w:rPr>
-        <w:t>Resource: 聖經詞典 (Tyndale)</w:t>
+        <w:t>Resource: Tyndale Open Bible Dictionary</w:t>
       </w:r>
       <w:r>
         <w:rPr>
@@ -112,7 +112,7 @@
         <w:rPr>
           <w:lang w:val="zh_TW" w:bidi="zh_TW"/>
         </w:rPr>
-        <w:t>聖經詞典 (Tyndale)</w:t>
+        <w:t>Tyndale Open Bible Dictionary</w:t>
       </w:r>
     </w:p>
     <w:p>
@@ -149,7 +149,7 @@
         <w:rPr>
           <w:lang w:val="zh_TW" w:bidi="zh_TW"/>
         </w:rPr>
-        <w:t>tuan</w:t>
+        <w:t>tao</w:t>
       </w:r>
       <w:r>
         <w:rPr>
@@ -212,7 +212,7 @@
         <w:rPr>
           <w:lang w:val="zh_TW" w:bidi="zh_TW"/>
         </w:rPr>
-        <w:t>團契</w:t>
+        <w:t>陶器</w:t>
       </w:r>
       <w:r>
         <w:rPr>
@@ -231,7 +231,7 @@
         <w:rPr>
           <w:lang w:val="zh_TW" w:bidi="zh_TW"/>
         </w:rPr>
-        <w:t>團契指與神保持親密關係，並把這種關係與其他信徒一同分享。</w:t>
+        <w:t>黏土與陶土器皿的製作。</w:t>
       </w:r>
     </w:p>
     <w:p>
@@ -242,7 +242,7 @@
         <w:rPr>
           <w:lang w:val="zh_TW" w:bidi="zh_TW"/>
         </w:rPr>
-        <w:t>舊約聖經中的團契</w:t>
+        <w:t>歷史與發展</w:t>
       </w:r>
     </w:p>
     <w:p>
@@ -256,7 +256,21 @@
         <w:rPr>
           <w:lang w:val="zh_TW" w:bidi="zh_TW"/>
         </w:rPr>
-        <w:t>起初，神把亞當安置在園中，讓他享受與神的友誼。當亞當和夏娃選擇獨立，不願活在神慈愛的看顧之下，他們與神的關係就破裂了。結果，亞當和夏娃躲避神（</w:t>
+        <w:t>最早的陶器是用手塑形而成，再放在太陽下曬乾。雖然古代沒有留下關於陶匠工作及其社會地位的文字記載，但埃及墓室與宮殿的牆壁上充滿陶匠工作的圖畫，從這些圖像可以觀察出許多有關他們工藝的細節。人們普遍認為，最早的陶匠是女性，因為她們在家中為準備食物而製作容器，而男人則外出打獵或採集食物。直到今天，在非洲、安納托利亞（Anatolia）、庫爾德（Kurdistan）地區以及美國西南部，仍可見到類似的情形。最終，製陶逐漸成為一種職業，通常由村落中特定的人負責，有時也由四處遷移的流動工匠進行——他們從一個村莊到另一個村莊，為當地人製作陶器，滿足需求後再繼續前往下一處。</w:t>
+      </w:r>
+    </w:p>
+    <w:p>
+      <w:pPr/>
+      <w:r>
+        <w:rPr>
+          <w:lang w:val="zh_TW" w:bidi="zh_TW"/>
+        </w:rPr>
+      </w:r>
+      <w:r>
+        <w:rPr>
+          <w:lang w:val="zh_TW" w:bidi="zh_TW"/>
+        </w:rPr>
+        <w:t>人們發明陶輪（potter’s wheel）之後，製陶不再只是家庭中偶爾的活動，而成為一項專門的職業。陶輪大大提高成器的速度，使這項手工藝邁向類似工業化的規模，並逐漸成為以男性為主的工作。不過，有證據顯示，當時仍有人（推測為女性）在家中製作部分陶器。在發明陶輪之前，主要的製陶方法是以盤條狀的黏土一層層堆疊起來塑形，尤其用於製作大型容器。在聖經所記述的地區的考古發掘中，最早的陶輪出土於蘇美（Sumer）的吾珥，年代約為公元前3500年至3000年。當時新興的城逐漸形成，可能帶動了陶輪的出現，因為更多的城裡人需要陶器。耶利米在公元前六世紀提到一個陶匠的工作坊：「我就下到窯匠的家裡去，正遇他轉輪做器皿。窯匠用泥做的器皿，在他手中做壞了，他又用這泥另做別的器皿；窯匠看怎樣好，就怎樣做。」（</w:t>
       </w:r>
       <w:hyperlink r:id="rId13">
         <w:r>
@@ -267,14 +281,95 @@
             <w:color w:val="0000EE"/>
             <w:u w:val="single"/>
           </w:rPr>
-          <w:t>創3:8</w:t>
+          <w:t>耶18:3–4</w:t>
         </w:r>
       </w:hyperlink>
       <w:r>
         <w:rPr>
           <w:lang w:val="zh_TW" w:bidi="zh_TW"/>
         </w:rPr>
-        <w:t>）。但神立刻尋找他們，並向他們宣告祂要透過救主的工作來拯救罪人的計劃（</w:t>
+        <w:t>）。有證據顯示，在古希臘的古典時期，出現了大型陶器工作坊，有些僱用了超過五十名工人。</w:t>
+      </w:r>
+    </w:p>
+    <w:p>
+      <w:pPr/>
+      <w:r>
+        <w:rPr>
+          <w:lang w:val="zh_TW" w:bidi="zh_TW"/>
+        </w:rPr>
+      </w:r>
+      <w:r>
+        <w:rPr>
+          <w:lang w:val="zh_TW" w:bidi="zh_TW"/>
+        </w:rPr>
+        <w:t>要產生「拉坯」所需的離心力，陶土每分鐘必須旋轉至少一百圈。最早的陶輪由兩塊石頭組成，下方的石頭中央有孔，上方的石頭有突起，正好插入下方的孔中，使上面的石頭能轉動。上方的石頭上固定一塊較大的木板，用來放置陶器，而轉動陶輪的工作無疑是由學徒負責的。到了希臘化時期（公元前300年之後），出現了以腳踏帶動的陶輪。</w:t>
+      </w:r>
+    </w:p>
+    <w:p>
+      <w:pPr/>
+      <w:r>
+        <w:rPr>
+          <w:lang w:val="zh_TW" w:bidi="zh_TW"/>
+        </w:rPr>
+      </w:r>
+      <w:r>
+        <w:rPr>
+          <w:lang w:val="zh_TW" w:bidi="zh_TW"/>
+        </w:rPr>
+        <w:t>古代製陶的另一種技術是使用模具。模具是用軟石雕刻而成，或以黏土製作，用於大量生產相同形狀的器皿。在中東地區的博物館中，常可見到希臘化時期與羅馬時期的燈具模具。當時的小油燈是在模具中分上下兩半製成，再在燒製前將兩半黏合在一起。希律王時期的油燈還有獨立塑成的匙形燈嘴，與前述的兩個部分分開製作。</w:t>
+      </w:r>
+    </w:p>
+    <w:p>
+      <w:pPr/>
+      <w:r>
+        <w:rPr>
+          <w:lang w:val="zh_TW" w:bidi="zh_TW"/>
+        </w:rPr>
+      </w:r>
+      <w:r>
+        <w:rPr>
+          <w:lang w:val="zh_TW" w:bidi="zh_TW"/>
+        </w:rPr>
+        <w:t>古代陶器在大小和形狀上變化極為豐富，令人驚嘆。一般的古代家庭通常會有大型器皿（雙耳瓶〔amphorae〕和儲物罐〔pithoi〕），用來盛裝酒或水等液體。這些容器底部呈尖形，最初設計是為了在運輸時能靠在船身的斜面上。在平民的家中，人們常把這些容器部分埋入地面，並靠牆擺放；而在龐貝（Pompeii）與赫庫蘭尼姆（Herculaneum）的酒館中，人們把這些容器放在木架上。人們常把開口較大的大甕部分埋入地面，好讓其中的液體保持清涼。此外，各種穀物也會儲存在這類容器中，其中有些高達四英尺（約1.2公尺），寬達三英尺（約0.9公尺）。較小的水瓶為日常常用器皿，可盛約一夸脫（約0.9公升）或更多的液體。圓腹形的壺則用來盛酒，壺嘴設計能防止珍貴的液體流出。圓形水壺在壺肩兩側各有一個把手，便於旅途中攜帶水。家庭中常見各種大小與深淺不同的碗與盤。稱為混酒缸（krater）的寬口大甕，多用於飲酒。烹飪時使用中型的陶鍋（容量約一加侖，約3.8公升），鍋底圓潤，方便直接放在火上或放入地上掏出的火坑中加熱。這些陶鍋通常有兩個環形把手，可以懸掛於火上使用。</w:t>
+      </w:r>
+    </w:p>
+    <w:p>
+      <w:pPr/>
+      <w:r>
+        <w:rPr>
+          <w:lang w:val="zh_TW" w:bidi="zh_TW"/>
+        </w:rPr>
+      </w:r>
+      <w:r>
+        <w:rPr>
+          <w:lang w:val="zh_TW" w:bidi="zh_TW"/>
+        </w:rPr>
+        <w:t>在古典時期的希臘，陶器上常繪有鮮明生動的圖像，內容包括宗教、性愛、戰爭及社會生活的場景。更早期的米諾安（Minoan）與邁錫尼（Mycenaean）文化所出產的陶器，則有優美的圖案裝飾，如植物、動物、海洋生物以及各種幾何設計。自古以來，中東地區的陶器在造型與花紋上也展現出多樣的變化，人們利用深淺不同的泥漿色層，在陶器上塗抹或潑灑，形成自然變化的紋理與圖案。</w:t>
+      </w:r>
+    </w:p>
+    <w:p>
+      <w:pPr>
+        <w:pStyle w:val="Heading3"/>
+      </w:pPr>
+      <w:r>
+        <w:rPr>
+          <w:lang w:val="zh_TW" w:bidi="zh_TW"/>
+        </w:rPr>
+        <w:t>聖經中的陶器</w:t>
+      </w:r>
+    </w:p>
+    <w:p>
+      <w:pPr/>
+      <w:r>
+        <w:rPr>
+          <w:lang w:val="zh_TW" w:bidi="zh_TW"/>
+        </w:rPr>
+      </w:r>
+      <w:r>
+        <w:rPr>
+          <w:lang w:val="zh_TW" w:bidi="zh_TW"/>
+        </w:rPr>
+        <w:t>聖經中多次提到陶匠及其工作。典型的例子包括：「以色列家啊，我待你們，豈不能照這窯匠弄泥嗎？ 以色列家啊，泥在窯匠的手中怎樣，你們在我的手中也怎樣」（</w:t>
       </w:r>
       <w:hyperlink r:id="rId14">
         <w:r>
@@ -285,28 +380,14 @@
             <w:color w:val="0000EE"/>
             <w:u w:val="single"/>
           </w:rPr>
-          <w:t>3:15</w:t>
+          <w:t>耶18:6</w:t>
         </w:r>
       </w:hyperlink>
       <w:r>
         <w:rPr>
           <w:lang w:val="zh_TW" w:bidi="zh_TW"/>
         </w:rPr>
-        <w:t>）。</w:t>
-      </w:r>
-    </w:p>
-    <w:p>
-      <w:pPr/>
-      <w:r>
-        <w:rPr>
-          <w:lang w:val="zh_TW" w:bidi="zh_TW"/>
-        </w:rPr>
-      </w:r>
-      <w:r>
-        <w:rPr>
-          <w:lang w:val="zh_TW" w:bidi="zh_TW"/>
-        </w:rPr>
-        <w:t>舊約聖經記載，神如何開始讓特別的人與祂建立關係。經文把以諾描寫為與神同行的人（</w:t>
+        <w:t>）；「耶和華啊，現在你仍是我們的父！我們是泥，你是窯匠；我們都是你手的工作。」（</w:t>
       </w:r>
       <w:hyperlink r:id="rId15">
         <w:r>
@@ -317,14 +398,14 @@
             <w:color w:val="0000EE"/>
             <w:u w:val="single"/>
           </w:rPr>
-          <w:t>創5:22、24</w:t>
+          <w:t>賽64:8</w:t>
         </w:r>
       </w:hyperlink>
       <w:r>
         <w:rPr>
           <w:lang w:val="zh_TW" w:bidi="zh_TW"/>
         </w:rPr>
-        <w:t>），挪亞也與神同行（</w:t>
+        <w:t>）。在創造的記載中，神以陶匠的形象出現，祂用地上的塵土造人（</w:t>
       </w:r>
       <w:hyperlink r:id="rId16">
         <w:r>
@@ -335,14 +416,14 @@
             <w:color w:val="0000EE"/>
             <w:u w:val="single"/>
           </w:rPr>
-          <w:t>6:9</w:t>
+          <w:t>創2:7</w:t>
         </w:r>
       </w:hyperlink>
       <w:r>
         <w:rPr>
           <w:lang w:val="zh_TW" w:bidi="zh_TW"/>
         </w:rPr>
-        <w:t>），而經文稱以色列的先祖亞伯拉罕為「神的朋友」（</w:t>
+        <w:t>）。保羅（</w:t>
       </w:r>
       <w:hyperlink r:id="rId17">
         <w:r>
@@ -353,14 +434,14 @@
             <w:color w:val="0000EE"/>
             <w:u w:val="single"/>
           </w:rPr>
-          <w:t>雅2:23</w:t>
+          <w:t>羅9:20–21</w:t>
         </w:r>
       </w:hyperlink>
       <w:r>
         <w:rPr>
           <w:lang w:val="zh_TW" w:bidi="zh_TW"/>
         </w:rPr>
-        <w:t>）。在舊約聖經中，沒有人像摩西那樣，與神有如此親密的關係，他在西奈山上與神相會四十天（</w:t>
+        <w:t>）藉著以賽亞所用的比喻（</w:t>
       </w:r>
       <w:hyperlink r:id="rId18">
         <w:r>
@@ -371,14 +452,28 @@
             <w:color w:val="0000EE"/>
             <w:u w:val="single"/>
           </w:rPr>
-          <w:t>出24章</w:t>
+          <w:t>賽45:9</w:t>
         </w:r>
       </w:hyperlink>
       <w:r>
         <w:rPr>
           <w:lang w:val="zh_TW" w:bidi="zh_TW"/>
         </w:rPr>
-        <w:t>）。後來，大衛寫下許多詩篇，展現出與神深深連結的心（</w:t>
+        <w:t>），論證神在揀選以色列時的絕對主權。那比喻說到一個器皿與製造它的陶匠爭論：「泥土豈可對摶弄它的說：你做甚麼呢？所做的物豈可說：你沒有手呢？」</w:t>
+      </w:r>
+    </w:p>
+    <w:p>
+      <w:pPr/>
+      <w:r>
+        <w:rPr>
+          <w:lang w:val="zh_TW" w:bidi="zh_TW"/>
+        </w:rPr>
+      </w:r>
+      <w:r>
+        <w:rPr>
+          <w:lang w:val="zh_TW" w:bidi="zh_TW"/>
+        </w:rPr>
+        <w:t>耶利米曾以極具象徵性的行動預言耶路撒冷的毀滅，他打碎一個陶匠所做的瓦瓶，使其破成無法再修復的碎片（</w:t>
       </w:r>
       <w:hyperlink r:id="rId19">
         <w:r>
@@ -389,9 +484,15 @@
             <w:color w:val="0000EE"/>
             <w:u w:val="single"/>
           </w:rPr>
-          <w:t>詩16、</w:t>
+          <w:t>耶19:11</w:t>
         </w:r>
       </w:hyperlink>
+      <w:r>
+        <w:rPr>
+          <w:lang w:val="zh_TW" w:bidi="zh_TW"/>
+        </w:rPr>
+        <w:t>）。在耶路撒冷被毀之時，以色列人雖然在神眼中看為寶貴，卻「算為窯匠手所做的瓦瓶」（</w:t>
+      </w:r>
       <w:hyperlink r:id="rId20">
         <w:r>
           <w:rPr>
@@ -401,9 +502,29 @@
             <w:color w:val="0000EE"/>
             <w:u w:val="single"/>
           </w:rPr>
-          <w:t>34、</w:t>
+          <w:t>哀4:2</w:t>
         </w:r>
       </w:hyperlink>
+      <w:r>
+        <w:rPr>
+          <w:lang w:val="zh_TW" w:bidi="zh_TW"/>
+        </w:rPr>
+        <w:t>）——這表明他們如陶器一般脆弱，極易被打碎與毀滅。</w:t>
+      </w:r>
+    </w:p>
+    <w:p>
+      <w:pPr/>
+      <w:r>
+        <w:rPr>
+          <w:lang w:val="zh_TW" w:bidi="zh_TW"/>
+        </w:rPr>
+      </w:r>
+      <w:r>
+        <w:rPr>
+          <w:lang w:val="zh_TW" w:bidi="zh_TW"/>
+        </w:rPr>
+        <w:t>在古代世界中，破裂的陶器被視為毫無價值，人們會將碎片掃到一旁或扔出窗外，再重新製作新的器皿。由於陶器製作技術普及，價格便宜，人們搬遷時通常不會攜帶陶器，因為製作或購買新的陶器比搬運舊的更方便，特別是體積較大的那些。然而，破片也並非全無用途。約伯曾用一片瓦片刮去瘡口的膿液，瓦片就是破碎的陶器碎片（</w:t>
+      </w:r>
       <w:hyperlink r:id="rId21">
         <w:r>
           <w:rPr>
@@ -413,9 +534,15 @@
             <w:color w:val="0000EE"/>
             <w:u w:val="single"/>
           </w:rPr>
-          <w:t>40、</w:t>
+          <w:t>伯2:8</w:t>
         </w:r>
       </w:hyperlink>
+      <w:r>
+        <w:rPr>
+          <w:lang w:val="zh_TW" w:bidi="zh_TW"/>
+        </w:rPr>
+        <w:t>）。在更晚的時期，陶器碎片常被用來書寫便條，被稱為陶片（ostraca）。詩人也曾說自己的精力枯乾如同瓦片（</w:t>
+      </w:r>
       <w:hyperlink r:id="rId22">
         <w:r>
           <w:rPr>
@@ -425,39 +552,14 @@
             <w:color w:val="0000EE"/>
             <w:u w:val="single"/>
           </w:rPr>
-          <w:t>63篇</w:t>
+          <w:t>詩22:15</w:t>
         </w:r>
       </w:hyperlink>
       <w:r>
         <w:rPr>
           <w:lang w:val="zh_TW" w:bidi="zh_TW"/>
         </w:rPr>
-        <w:t>）。</w:t>
-      </w:r>
-    </w:p>
-    <w:p>
-      <w:pPr>
-        <w:pStyle w:val="Heading3"/>
-      </w:pPr>
-      <w:r>
-        <w:rPr>
-          <w:lang w:val="zh_TW" w:bidi="zh_TW"/>
-        </w:rPr>
-        <w:t>新約聖經中的團契</w:t>
-      </w:r>
-    </w:p>
-    <w:p>
-      <w:pPr/>
-      <w:r>
-        <w:rPr>
-          <w:lang w:val="zh_TW" w:bidi="zh_TW"/>
-        </w:rPr>
-      </w:r>
-      <w:r>
-        <w:rPr>
-          <w:lang w:val="zh_TW" w:bidi="zh_TW"/>
-        </w:rPr>
-        <w:t>因為耶穌在十架上所成就的工作，神如今住在每一位信徒心裡 （</w:t>
+        <w:t>）——這是指陶器燒乾後失去水分的狀態。敬拜多神和偶像的民族最終會敗亡，聖經形容這情景好像陶器被摔得粉碎（</w:t>
       </w:r>
       <w:hyperlink r:id="rId23">
         <w:r>
@@ -468,14 +570,14 @@
             <w:color w:val="0000EE"/>
             <w:u w:val="single"/>
           </w:rPr>
-          <w:t>約14:23</w:t>
+          <w:t>詩2:9</w:t>
         </w:r>
       </w:hyperlink>
       <w:r>
         <w:rPr>
           <w:lang w:val="zh_TW" w:bidi="zh_TW"/>
         </w:rPr>
-        <w:t>）。因此在新約之下，我們所擁有的關係，是信徒與耶穌之間那重要且屬靈的連結（</w:t>
+        <w:t>；</w:t>
       </w:r>
       <w:hyperlink r:id="rId24">
         <w:r>
@@ -486,61 +588,7 @@
             <w:color w:val="0000EE"/>
             <w:u w:val="single"/>
           </w:rPr>
-          <w:t>14:20–21</w:t>
-        </w:r>
-      </w:hyperlink>
-      <w:r>
-        <w:rPr>
-          <w:lang w:val="zh_TW" w:bidi="zh_TW"/>
-        </w:rPr>
-        <w:t>）。與神建立關係是基督徒生命的目標（</w:t>
-      </w:r>
-      <w:hyperlink r:id="rId25">
-        <w:r>
-          <w:rPr>
-            <w:lang w:val="zh_TW" w:bidi="zh_TW"/>
-          </w:rPr>
-          <w:rPr>
-            <w:color w:val="0000EE"/>
-            <w:u w:val="single"/>
-          </w:rPr>
-          <w:t>約一1:3</w:t>
-        </w:r>
-      </w:hyperlink>
-      <w:r>
-        <w:rPr>
-          <w:lang w:val="zh_TW" w:bidi="zh_TW"/>
-        </w:rPr>
-        <w:t>），而當我們與救主「面對面」（</w:t>
-      </w:r>
-      <w:hyperlink r:id="rId26">
-        <w:r>
-          <w:rPr>
-            <w:lang w:val="zh_TW" w:bidi="zh_TW"/>
-          </w:rPr>
-          <w:rPr>
-            <w:color w:val="0000EE"/>
-            <w:u w:val="single"/>
-          </w:rPr>
-          <w:t>林前13:12</w:t>
-        </w:r>
-      </w:hyperlink>
-      <w:r>
-        <w:rPr>
-          <w:lang w:val="zh_TW" w:bidi="zh_TW"/>
-        </w:rPr>
-        <w:t>）時，這關係就會變得成全，直到永遠。那時，神要永遠與祂的百姓同住（</w:t>
-      </w:r>
-      <w:hyperlink r:id="rId27">
-        <w:r>
-          <w:rPr>
-            <w:lang w:val="zh_TW" w:bidi="zh_TW"/>
-          </w:rPr>
-          <w:rPr>
-            <w:color w:val="0000EE"/>
-            <w:u w:val="single"/>
-          </w:rPr>
-          <w:t>啟21:3</w:t>
+          <w:t>啟2:27</w:t>
         </w:r>
       </w:hyperlink>
       <w:r>
@@ -559,842 +607,46 @@
       </w:r>
       <w:r>
         <w:rPr>
-          <w:lang w:val="zh_TW" w:bidi="zh_TW"/>
-        </w:rPr>
-        <w:t>福音的好消息恢復我們與神的關係，也恢復信徒彼此之間的關係。耶穌與門徒共進最後的晚餐，顯出我們與神的關係如何連結我們與其他人的關係（</w:t>
-      </w:r>
-      <w:hyperlink r:id="rId28">
-        <w:r>
-          <w:rPr>
-            <w:lang w:val="zh_TW" w:bidi="zh_TW"/>
-          </w:rPr>
-          <w:rPr>
-            <w:color w:val="0000EE"/>
-            <w:u w:val="single"/>
-          </w:rPr>
-          <w:t>可14:22–25</w:t>
-        </w:r>
-      </w:hyperlink>
-      <w:r>
-        <w:rPr>
-          <w:lang w:val="zh_TW" w:bidi="zh_TW"/>
-        </w:rPr>
-        <w:t>）。耶穌與門徒在樓房分享那特別的筵席；耶穌與跟隨祂的人以深切的愛和委身彼此相連。後來，門徒因共同忠於耶穌，他們的心就更緊密聯合起來。在耶穌釘十字架和聖靈降臨之後，教會就此誕生。教會是新的群體，這群人與神建立關係，也彼此建立關係。</w:t>
-      </w:r>
-    </w:p>
-    <w:p>
-      <w:pPr/>
-      <w:r>
-        <w:rPr>
-          <w:lang w:val="zh_TW" w:bidi="zh_TW"/>
-        </w:rPr>
-      </w:r>
-      <w:r>
-        <w:rPr>
-          <w:lang w:val="zh_TW" w:bidi="zh_TW"/>
-        </w:rPr>
-        <w:t>使徒行傳的開首幾章，顯出初代基督徒之間深厚的友誼。信徒在家中聚集，一同領受教導、團契、主的晚餐和禱告（</w:t>
-      </w:r>
-      <w:hyperlink r:id="rId29">
-        <w:r>
-          <w:rPr>
-            <w:lang w:val="zh_TW" w:bidi="zh_TW"/>
-          </w:rPr>
-          <w:rPr>
-            <w:color w:val="0000EE"/>
-            <w:u w:val="single"/>
-          </w:rPr>
-          <w:t>徒2:42、46</w:t>
-        </w:r>
-      </w:hyperlink>
-      <w:r>
-        <w:rPr>
-          <w:lang w:val="zh_TW" w:bidi="zh_TW"/>
-        </w:rPr>
-        <w:t>）。基督徒的合一意識強烈，甚至願意彼此分享所有財物，把這些物品分給有需要的弟兄姊妹（</w:t>
-      </w:r>
-      <w:hyperlink r:id="rId30">
-        <w:r>
-          <w:rPr>
-            <w:lang w:val="zh_TW" w:bidi="zh_TW"/>
-          </w:rPr>
-          <w:rPr>
-            <w:color w:val="0000EE"/>
-            <w:u w:val="single"/>
-          </w:rPr>
-          <w:t>2:44–45，</w:t>
-        </w:r>
-      </w:hyperlink>
-      <w:hyperlink r:id="rId31">
-        <w:r>
-          <w:rPr>
-            <w:lang w:val="zh_TW" w:bidi="zh_TW"/>
-          </w:rPr>
-          <w:rPr>
-            <w:color w:val="0000EE"/>
-            <w:u w:val="single"/>
-          </w:rPr>
-          <w:t>4:32–35</w:t>
-        </w:r>
-      </w:hyperlink>
-      <w:r>
-        <w:rPr>
-          <w:lang w:val="zh_TW" w:bidi="zh_TW"/>
-        </w:rPr>
-        <w:t>）。或許，這個初代基督徒團契的最大特色，就是信徒彼此相愛（</w:t>
-      </w:r>
-      <w:hyperlink r:id="rId32">
-        <w:r>
-          <w:rPr>
-            <w:lang w:val="zh_TW" w:bidi="zh_TW"/>
-          </w:rPr>
-          <w:rPr>
-            <w:color w:val="0000EE"/>
-            <w:u w:val="single"/>
-          </w:rPr>
-          <w:t>帖前4:9</w:t>
-        </w:r>
-      </w:hyperlink>
+          <w:i/>
+          <w:lang w:val="zh_TW" w:bidi="zh_TW"/>
+        </w:rPr>
+        <w:t>另見</w:t>
+      </w:r>
+      <w:r>
+        <w:rPr>
+          <w:lang w:val="zh_TW" w:bidi="zh_TW"/>
+        </w:rPr>
+        <w:t>考古學與聖經</w:t>
+      </w:r>
       <w:r>
         <w:rPr>
           <w:lang w:val="zh_TW" w:bidi="zh_TW"/>
         </w:rPr>
         <w:t>；</w:t>
       </w:r>
-      <w:hyperlink r:id="rId33">
-        <w:r>
-          <w:rPr>
-            <w:lang w:val="zh_TW" w:bidi="zh_TW"/>
-          </w:rPr>
-          <w:rPr>
-            <w:color w:val="0000EE"/>
-            <w:u w:val="single"/>
-          </w:rPr>
-          <w:t>彼前1:22</w:t>
-        </w:r>
-      </w:hyperlink>
-      <w:r>
-        <w:rPr>
-          <w:lang w:val="zh_TW" w:bidi="zh_TW"/>
-        </w:rPr>
-        <w:t>）。</w:t>
-      </w:r>
-    </w:p>
-    <w:p>
-      <w:pPr/>
-      <w:r>
-        <w:rPr>
-          <w:lang w:val="zh_TW" w:bidi="zh_TW"/>
-        </w:rPr>
-      </w:r>
-      <w:r>
-        <w:rPr>
-          <w:lang w:val="zh_TW" w:bidi="zh_TW"/>
-        </w:rPr>
-        <w:t>保羅出於愛心，在外邦各教會推動捐獻，要幫助在耶路撒冷生活困難的信徒。</w:t>
-      </w:r>
-      <w:hyperlink r:id="rId34">
-        <w:r>
-          <w:rPr>
-            <w:lang w:val="zh_TW" w:bidi="zh_TW"/>
-          </w:rPr>
-          <w:rPr>
-            <w:color w:val="0000EE"/>
-            <w:u w:val="single"/>
-          </w:rPr>
-          <w:t>羅馬書十五章26節</w:t>
-        </w:r>
-      </w:hyperlink>
-      <w:r>
-        <w:rPr>
-          <w:lang w:val="zh_TW" w:bidi="zh_TW"/>
-        </w:rPr>
-        <w:t>提到馬其頓和亞該亞的眾教會的捐獻。保羅用希臘文裡通常譯為「團契」的常見詞語，來形容這種「捐項」。同樣，腓立比教會與保羅所分享的團契，也以支持使徒工作的捐獻具體表達出來（</w:t>
-      </w:r>
-      <w:hyperlink r:id="rId35">
-        <w:r>
-          <w:rPr>
-            <w:lang w:val="zh_TW" w:bidi="zh_TW"/>
-          </w:rPr>
-          <w:rPr>
-            <w:color w:val="0000EE"/>
-            <w:u w:val="single"/>
-          </w:rPr>
-          <w:t>腓1:5，</w:t>
-        </w:r>
-      </w:hyperlink>
-      <w:hyperlink r:id="rId36">
-        <w:r>
-          <w:rPr>
-            <w:lang w:val="zh_TW" w:bidi="zh_TW"/>
-          </w:rPr>
-          <w:rPr>
-            <w:color w:val="0000EE"/>
-            <w:u w:val="single"/>
-          </w:rPr>
-          <w:t>4:14–15</w:t>
-        </w:r>
-      </w:hyperlink>
-      <w:r>
-        <w:rPr>
-          <w:lang w:val="zh_TW" w:bidi="zh_TW"/>
-        </w:rPr>
-        <w:t>）。</w:t>
-      </w:r>
-    </w:p>
-    <w:p>
-      <w:pPr/>
-      <w:r>
-        <w:rPr>
-          <w:lang w:val="zh_TW" w:bidi="zh_TW"/>
-        </w:rPr>
-      </w:r>
-      <w:r>
-        <w:rPr>
-          <w:lang w:val="zh_TW" w:bidi="zh_TW"/>
-        </w:rPr>
-        <w:t>聖經用多種意象，描述早期教會彼此相連的生命。首先，經文稱教會為「神的家」（</w:t>
-      </w:r>
-      <w:hyperlink r:id="rId37">
-        <w:r>
-          <w:rPr>
-            <w:lang w:val="zh_TW" w:bidi="zh_TW"/>
-          </w:rPr>
-          <w:rPr>
-            <w:color w:val="0000EE"/>
-            <w:u w:val="single"/>
-          </w:rPr>
-          <w:t>弗2:19</w:t>
-        </w:r>
-      </w:hyperlink>
+      <w:r>
+        <w:rPr>
+          <w:lang w:val="zh_TW" w:bidi="zh_TW"/>
+        </w:rPr>
+        <w:t>磚、磚窯</w:t>
+      </w:r>
       <w:r>
         <w:rPr>
           <w:lang w:val="zh_TW" w:bidi="zh_TW"/>
         </w:rPr>
         <w:t>；</w:t>
       </w:r>
-      <w:hyperlink r:id="rId38">
-        <w:r>
-          <w:rPr>
-            <w:lang w:val="zh_TW" w:bidi="zh_TW"/>
-          </w:rPr>
-          <w:rPr>
-            <w:color w:val="0000EE"/>
-            <w:u w:val="single"/>
-          </w:rPr>
-          <w:t>提前3:15</w:t>
-        </w:r>
-      </w:hyperlink>
-      <w:r>
-        <w:rPr>
-          <w:lang w:val="zh_TW" w:bidi="zh_TW"/>
-        </w:rPr>
-        <w:t>），或「信徒一家」（</w:t>
-      </w:r>
-      <w:hyperlink r:id="rId39">
-        <w:r>
-          <w:rPr>
-            <w:lang w:val="zh_TW" w:bidi="zh_TW"/>
-          </w:rPr>
-          <w:rPr>
-            <w:color w:val="0000EE"/>
-            <w:u w:val="single"/>
-          </w:rPr>
-          <w:t>加6:10</w:t>
-        </w:r>
-      </w:hyperlink>
-      <w:r>
-        <w:rPr>
-          <w:lang w:val="zh_TW" w:bidi="zh_TW"/>
-        </w:rPr>
-        <w:t>）。在神的家裡，愛與款待應成為生活常態（</w:t>
-      </w:r>
-      <w:hyperlink r:id="rId40">
-        <w:r>
-          <w:rPr>
-            <w:lang w:val="zh_TW" w:bidi="zh_TW"/>
-          </w:rPr>
-          <w:rPr>
-            <w:color w:val="0000EE"/>
-            <w:u w:val="single"/>
-          </w:rPr>
-          <w:t>來13:1–2</w:t>
-        </w:r>
-      </w:hyperlink>
-      <w:r>
-        <w:rPr>
-          <w:lang w:val="zh_TW" w:bidi="zh_TW"/>
-        </w:rPr>
-        <w:t>）。聖經也把教會描繪為在地上的神家（</w:t>
-      </w:r>
-      <w:hyperlink r:id="rId41">
-        <w:r>
-          <w:rPr>
-            <w:lang w:val="zh_TW" w:bidi="zh_TW"/>
-          </w:rPr>
-          <w:rPr>
-            <w:color w:val="0000EE"/>
-            <w:u w:val="single"/>
-          </w:rPr>
-          <w:t>弗3:15</w:t>
-        </w:r>
-      </w:hyperlink>
-      <w:r>
-        <w:rPr>
-          <w:lang w:val="zh_TW" w:bidi="zh_TW"/>
-        </w:rPr>
-        <w:t>），其中神就是父，信徒就是祂忠心的兒女。神的家應以愛、恩慈、憐憫和謙卑為生活方式（</w:t>
-      </w:r>
-      <w:hyperlink r:id="rId42">
-        <w:r>
-          <w:rPr>
-            <w:lang w:val="zh_TW" w:bidi="zh_TW"/>
-          </w:rPr>
-          <w:rPr>
-            <w:color w:val="0000EE"/>
-            <w:u w:val="single"/>
-          </w:rPr>
-          <w:t>腓2:1–4</w:t>
-        </w:r>
-      </w:hyperlink>
-      <w:r>
-        <w:rPr>
-          <w:lang w:val="zh_TW" w:bidi="zh_TW"/>
-        </w:rPr>
-        <w:t>）。最後，經文形容基督徒的團契為「一個新人」或「一體」（</w:t>
-      </w:r>
-      <w:hyperlink r:id="rId43">
-        <w:r>
-          <w:rPr>
-            <w:lang w:val="zh_TW" w:bidi="zh_TW"/>
-          </w:rPr>
-          <w:rPr>
-            <w:color w:val="0000EE"/>
-            <w:u w:val="single"/>
-          </w:rPr>
-          <w:t>弗2:15–16</w:t>
-        </w:r>
-      </w:hyperlink>
-      <w:r>
-        <w:rPr>
-          <w:lang w:val="zh_TW" w:bidi="zh_TW"/>
-        </w:rPr>
-        <w:t>）。雖然這身體內有許多天然的差異，但聖靈把信徒聯合，使他們成為一個生命體（</w:t>
-      </w:r>
-      <w:hyperlink r:id="rId44">
-        <w:r>
-          <w:rPr>
-            <w:lang w:val="zh_TW" w:bidi="zh_TW"/>
-          </w:rPr>
-          <w:rPr>
-            <w:color w:val="0000EE"/>
-            <w:u w:val="single"/>
-          </w:rPr>
-          <w:t>4:4–6</w:t>
-        </w:r>
-      </w:hyperlink>
-      <w:r>
-        <w:rPr>
-          <w:lang w:val="zh_TW" w:bidi="zh_TW"/>
-        </w:rPr>
-        <w:t>）。在這個以愛相連的團契中，每個信徒都不可或缺，神把各樣恩賜賜給每個成員，使整個身體得以靈命成長。</w:t>
-      </w:r>
-    </w:p>
-    <w:p>
-      <w:pPr>
-        <w:pStyle w:val="Heading3"/>
-      </w:pPr>
-      <w:r>
-        <w:rPr>
-          <w:lang w:val="zh_TW" w:bidi="zh_TW"/>
-        </w:rPr>
-        <w:t>基督徒團契指南</w:t>
-      </w:r>
-    </w:p>
-    <w:p>
-      <w:pPr/>
-      <w:r>
-        <w:rPr>
-          <w:lang w:val="zh_TW" w:bidi="zh_TW"/>
-        </w:rPr>
-      </w:r>
-      <w:r>
-        <w:rPr>
-          <w:lang w:val="zh_TW" w:bidi="zh_TW"/>
-        </w:rPr>
-        <w:t>聖經在</w:t>
-      </w:r>
-      <w:hyperlink r:id="rId45">
-        <w:r>
-          <w:rPr>
-            <w:lang w:val="zh_TW" w:bidi="zh_TW"/>
-          </w:rPr>
-          <w:rPr>
-            <w:color w:val="0000EE"/>
-            <w:u w:val="single"/>
-          </w:rPr>
-          <w:t>約翰一書一章7節</w:t>
-        </w:r>
-      </w:hyperlink>
-      <w:r>
-        <w:rPr>
-          <w:lang w:val="zh_TW" w:bidi="zh_TW"/>
-        </w:rPr>
-        <w:t>說明真實的團契是如何產生的：「我們若在光明中行，如同神在光明中，就彼此相交。」這句話表示，神本身就是真理，當我們按照神的真理而活，就能與其他信徒建立真實的屬靈相交（即藉著神的靈建立的特別關係）。耶穌基督使團契成為可能；唯有當我們先與耶穌保持親密關係，我們才能與其他信徒建立真正的團契。</w:t>
-      </w:r>
-    </w:p>
-    <w:p>
-      <w:pPr/>
-      <w:r>
-        <w:rPr>
-          <w:lang w:val="zh_TW" w:bidi="zh_TW"/>
-        </w:rPr>
-      </w:r>
-      <w:r>
-        <w:rPr>
-          <w:lang w:val="zh_TW" w:bidi="zh_TW"/>
-        </w:rPr>
-        <w:t>正如光明與黑暗無法共存，信徒也不能與不相信耶穌的人建立真實的團契。聖經也指出，基督徒不應與那些自稱信徒、卻有以下行為的人建立親密的團契：</w:t>
-      </w:r>
-    </w:p>
-    <w:p>
-      <w:pPr>
-        <w:pStyle w:val="ListBullet"/>
-        <w:spacing w:line="240" w:lineRule="auto"/>
-        <w:ind w:left="720"/>
-      </w:pPr>
-      <w:r>
-        <w:rPr>
-          <w:lang w:val="zh_TW" w:bidi="zh_TW"/>
-        </w:rPr>
-      </w:r>
-      <w:r>
-        <w:rPr>
-          <w:lang w:val="zh_TW" w:bidi="zh_TW"/>
-        </w:rPr>
-        <w:t>拒絕耶穌的教導（</w:t>
-      </w:r>
-      <w:hyperlink r:id="rId46">
-        <w:r>
-          <w:rPr>
-            <w:lang w:val="zh_TW" w:bidi="zh_TW"/>
-          </w:rPr>
-          <w:rPr>
-            <w:color w:val="0000EE"/>
-            <w:u w:val="single"/>
-          </w:rPr>
-          <w:t>約二1:9–11</w:t>
-        </w:r>
-      </w:hyperlink>
-      <w:r>
-        <w:rPr>
-          <w:lang w:val="zh_TW" w:bidi="zh_TW"/>
-        </w:rPr>
-        <w:t>）</w:t>
-      </w:r>
-    </w:p>
-    <w:p>
-      <w:pPr>
-        <w:pStyle w:val="ListBullet"/>
-        <w:spacing w:line="240" w:lineRule="auto"/>
-        <w:ind w:left="720"/>
-      </w:pPr>
-      <w:r>
-        <w:rPr>
-          <w:lang w:val="zh_TW" w:bidi="zh_TW"/>
-        </w:rPr>
-      </w:r>
-      <w:r>
-        <w:rPr>
-          <w:lang w:val="zh_TW" w:bidi="zh_TW"/>
-        </w:rPr>
-        <w:t>行惡</w:t>
-      </w:r>
-    </w:p>
-    <w:p>
-      <w:pPr>
-        <w:pStyle w:val="ListBullet"/>
-        <w:spacing w:line="240" w:lineRule="auto"/>
-        <w:ind w:left="720"/>
-      </w:pPr>
-      <w:r>
-        <w:rPr>
-          <w:lang w:val="zh_TW" w:bidi="zh_TW"/>
-        </w:rPr>
-      </w:r>
-      <w:r>
-        <w:rPr>
-          <w:lang w:val="zh_TW" w:bidi="zh_TW"/>
-        </w:rPr>
-        <w:t>敬拜假神</w:t>
-      </w:r>
-    </w:p>
-    <w:p>
-      <w:pPr>
-        <w:pStyle w:val="ListBullet"/>
-        <w:spacing w:line="240" w:lineRule="auto"/>
-        <w:ind w:left="720"/>
-      </w:pPr>
-      <w:r>
-        <w:rPr>
-          <w:lang w:val="zh_TW" w:bidi="zh_TW"/>
-        </w:rPr>
-      </w:r>
-      <w:r>
-        <w:rPr>
-          <w:lang w:val="zh_TW" w:bidi="zh_TW"/>
-        </w:rPr>
-        <w:t>經常醉酒</w:t>
-      </w:r>
-    </w:p>
-    <w:p>
-      <w:pPr>
-        <w:pStyle w:val="ListBullet"/>
-        <w:spacing w:line="240" w:lineRule="auto"/>
-        <w:ind w:left="720"/>
-      </w:pPr>
-      <w:r>
-        <w:rPr>
-          <w:lang w:val="zh_TW" w:bidi="zh_TW"/>
-        </w:rPr>
-      </w:r>
-      <w:r>
-        <w:rPr>
-          <w:lang w:val="zh_TW" w:bidi="zh_TW"/>
-        </w:rPr>
-        <w:t>偷竊他人財物（</w:t>
-      </w:r>
-      <w:hyperlink r:id="rId47">
-        <w:r>
-          <w:rPr>
-            <w:lang w:val="zh_TW" w:bidi="zh_TW"/>
-          </w:rPr>
-          <w:rPr>
-            <w:color w:val="0000EE"/>
-            <w:u w:val="single"/>
-          </w:rPr>
-          <w:t>林前5:11</w:t>
-        </w:r>
-      </w:hyperlink>
-      <w:r>
-        <w:rPr>
-          <w:lang w:val="zh_TW" w:bidi="zh_TW"/>
-        </w:rPr>
-        <w:t>）。</w:t>
-      </w:r>
-    </w:p>
-    <w:p>
-      <w:pPr/>
-      <w:r>
-        <w:rPr>
-          <w:lang w:val="zh_TW" w:bidi="zh_TW"/>
-        </w:rPr>
-      </w:r>
-      <w:r>
-        <w:rPr>
-          <w:lang w:val="zh_TW" w:bidi="zh_TW"/>
-        </w:rPr>
-        <w:t>聖經提供多項指引，幫助信徒在基督的身體裡增進相交：</w:t>
-      </w:r>
-    </w:p>
-    <w:p>
-      <w:pPr>
-        <w:pStyle w:val="ListNumber"/>
-        <w:numPr>
-          <w:ilvl w:val="0"/>
-          <w:numId w:val="14"/>
-        </w:numPr>
-        <w:spacing w:line="240" w:lineRule="auto"/>
-        <w:ind w:left="720"/>
-      </w:pPr>
-      <w:r>
-        <w:rPr>
-          <w:lang w:val="zh_TW" w:bidi="zh_TW"/>
-        </w:rPr>
-      </w:r>
-      <w:r>
-        <w:rPr>
-          <w:lang w:val="zh_TW" w:bidi="zh_TW"/>
-        </w:rPr>
-        <w:t>以耶穌對門徒那樣的憐憫彼此相愛（</w:t>
-      </w:r>
-      <w:hyperlink r:id="rId48">
-        <w:r>
-          <w:rPr>
-            <w:lang w:val="zh_TW" w:bidi="zh_TW"/>
-          </w:rPr>
-          <w:rPr>
-            <w:color w:val="0000EE"/>
-            <w:u w:val="single"/>
-          </w:rPr>
-          <w:t>約13:34–35，</w:t>
-        </w:r>
-      </w:hyperlink>
-      <w:hyperlink r:id="rId49">
-        <w:r>
-          <w:rPr>
-            <w:lang w:val="zh_TW" w:bidi="zh_TW"/>
-          </w:rPr>
-          <w:rPr>
-            <w:color w:val="0000EE"/>
-            <w:u w:val="single"/>
-          </w:rPr>
-          <w:t>15:12</w:t>
-        </w:r>
-      </w:hyperlink>
-      <w:r>
-        <w:rPr>
-          <w:lang w:val="zh_TW" w:bidi="zh_TW"/>
-        </w:rPr>
-        <w:t>）。團契的原則應以愛為準則（</w:t>
-      </w:r>
-      <w:hyperlink r:id="rId50">
-        <w:r>
-          <w:rPr>
-            <w:lang w:val="zh_TW" w:bidi="zh_TW"/>
-          </w:rPr>
-          <w:rPr>
-            <w:color w:val="0000EE"/>
-            <w:u w:val="single"/>
-          </w:rPr>
-          <w:t>來13:1</w:t>
-        </w:r>
-      </w:hyperlink>
-      <w:r>
-        <w:rPr>
-          <w:lang w:val="zh_TW" w:bidi="zh_TW"/>
-        </w:rPr>
-        <w:t>）。</w:t>
-      </w:r>
-    </w:p>
-    <w:p>
-      <w:pPr>
-        <w:pStyle w:val="ListNumber"/>
-        <w:spacing w:line="240" w:lineRule="auto"/>
-        <w:ind w:left="720"/>
-      </w:pPr>
-      <w:r>
-        <w:rPr>
-          <w:lang w:val="zh_TW" w:bidi="zh_TW"/>
-        </w:rPr>
-      </w:r>
-      <w:r>
-        <w:rPr>
-          <w:lang w:val="zh_TW" w:bidi="zh_TW"/>
-        </w:rPr>
-        <w:t>培養謙卑的心志，尊重他人（</w:t>
-      </w:r>
-      <w:hyperlink r:id="rId51">
-        <w:r>
-          <w:rPr>
-            <w:lang w:val="zh_TW" w:bidi="zh_TW"/>
-          </w:rPr>
-          <w:rPr>
-            <w:color w:val="0000EE"/>
-            <w:u w:val="single"/>
-          </w:rPr>
-          <w:t>腓2:3–5</w:t>
-        </w:r>
-      </w:hyperlink>
-      <w:r>
-        <w:rPr>
-          <w:lang w:val="zh_TW" w:bidi="zh_TW"/>
-        </w:rPr>
-        <w:t>）。</w:t>
-      </w:r>
-    </w:p>
-    <w:p>
-      <w:pPr>
-        <w:pStyle w:val="ListNumber"/>
-        <w:spacing w:line="240" w:lineRule="auto"/>
-        <w:ind w:left="720"/>
-      </w:pPr>
-      <w:r>
-        <w:rPr>
-          <w:lang w:val="zh_TW" w:bidi="zh_TW"/>
-        </w:rPr>
-      </w:r>
-      <w:r>
-        <w:rPr>
-          <w:lang w:val="zh_TW" w:bidi="zh_TW"/>
-        </w:rPr>
-        <w:t>與信徒分擔重擔（</w:t>
-      </w:r>
-      <w:hyperlink r:id="rId52">
-        <w:r>
-          <w:rPr>
-            <w:lang w:val="zh_TW" w:bidi="zh_TW"/>
-          </w:rPr>
-          <w:rPr>
-            <w:color w:val="0000EE"/>
-            <w:u w:val="single"/>
-          </w:rPr>
-          <w:t>加6:2</w:t>
-        </w:r>
-      </w:hyperlink>
-      <w:r>
-        <w:rPr>
-          <w:lang w:val="zh_TW" w:bidi="zh_TW"/>
-        </w:rPr>
-        <w:t>）。</w:t>
-      </w:r>
-    </w:p>
-    <w:p>
-      <w:pPr>
-        <w:pStyle w:val="ListNumber"/>
-        <w:spacing w:line="240" w:lineRule="auto"/>
-        <w:ind w:left="720"/>
-      </w:pPr>
-      <w:r>
-        <w:rPr>
-          <w:lang w:val="zh_TW" w:bidi="zh_TW"/>
-        </w:rPr>
-      </w:r>
-      <w:r>
-        <w:rPr>
-          <w:lang w:val="zh_TW" w:bidi="zh_TW"/>
-        </w:rPr>
-        <w:t>與有需要的弟兄姊妹分享金錢、食物等實際的祝福（</w:t>
-      </w:r>
-      <w:hyperlink r:id="rId53">
-        <w:r>
-          <w:rPr>
-            <w:lang w:val="zh_TW" w:bidi="zh_TW"/>
-          </w:rPr>
-          <w:rPr>
-            <w:color w:val="0000EE"/>
-            <w:u w:val="single"/>
-          </w:rPr>
-          <w:t>林後9:13</w:t>
-        </w:r>
-      </w:hyperlink>
-      <w:r>
-        <w:rPr>
-          <w:lang w:val="zh_TW" w:bidi="zh_TW"/>
-        </w:rPr>
-        <w:t>）。</w:t>
-      </w:r>
-    </w:p>
-    <w:p>
-      <w:pPr>
-        <w:pStyle w:val="ListNumber"/>
-        <w:spacing w:line="240" w:lineRule="auto"/>
-        <w:ind w:left="720"/>
-      </w:pPr>
-      <w:r>
-        <w:rPr>
-          <w:lang w:val="zh_TW" w:bidi="zh_TW"/>
-        </w:rPr>
-      </w:r>
-      <w:r>
-        <w:rPr>
-          <w:lang w:val="zh_TW" w:bidi="zh_TW"/>
-        </w:rPr>
-        <w:t>溫和糾正犯罪的人，協助他找到問題的出路（</w:t>
-      </w:r>
-      <w:hyperlink r:id="rId54">
-        <w:r>
-          <w:rPr>
-            <w:lang w:val="zh_TW" w:bidi="zh_TW"/>
-          </w:rPr>
-          <w:rPr>
-            <w:color w:val="0000EE"/>
-            <w:u w:val="single"/>
-          </w:rPr>
-          <w:t>加6:1</w:t>
-        </w:r>
-      </w:hyperlink>
-      <w:r>
-        <w:rPr>
-          <w:lang w:val="zh_TW" w:bidi="zh_TW"/>
-        </w:rPr>
-        <w:t>）。</w:t>
-      </w:r>
-    </w:p>
-    <w:p>
-      <w:pPr>
-        <w:pStyle w:val="ListNumber"/>
-        <w:spacing w:line="240" w:lineRule="auto"/>
-        <w:ind w:left="720"/>
-      </w:pPr>
-      <w:r>
-        <w:rPr>
-          <w:lang w:val="zh_TW" w:bidi="zh_TW"/>
-        </w:rPr>
-      </w:r>
-      <w:r>
-        <w:rPr>
-          <w:lang w:val="zh_TW" w:bidi="zh_TW"/>
-        </w:rPr>
-        <w:t>在信徒受苦時伸出援手（</w:t>
-      </w:r>
-      <w:hyperlink r:id="rId55">
-        <w:r>
-          <w:rPr>
-            <w:lang w:val="zh_TW" w:bidi="zh_TW"/>
-          </w:rPr>
-          <w:rPr>
-            <w:color w:val="0000EE"/>
-            <w:u w:val="single"/>
-          </w:rPr>
-          <w:t>林前12:26</w:t>
-        </w:r>
-      </w:hyperlink>
-      <w:r>
-        <w:rPr>
-          <w:lang w:val="zh_TW" w:bidi="zh_TW"/>
-        </w:rPr>
-        <w:t>）。</w:t>
-      </w:r>
-    </w:p>
-    <w:p>
-      <w:pPr>
-        <w:pStyle w:val="ListNumber"/>
-        <w:spacing w:line="240" w:lineRule="auto"/>
-        <w:ind w:left="720"/>
-      </w:pPr>
-      <w:r>
-        <w:rPr>
-          <w:lang w:val="zh_TW" w:bidi="zh_TW"/>
-        </w:rPr>
-      </w:r>
-      <w:r>
-        <w:rPr>
-          <w:lang w:val="zh_TW" w:bidi="zh_TW"/>
-        </w:rPr>
-        <w:t>在聖靈裡不住彼此禱告（</w:t>
-      </w:r>
-      <w:hyperlink r:id="rId56">
-        <w:r>
-          <w:rPr>
-            <w:lang w:val="zh_TW" w:bidi="zh_TW"/>
-          </w:rPr>
-          <w:rPr>
-            <w:color w:val="0000EE"/>
-            <w:u w:val="single"/>
-          </w:rPr>
-          <w:t>弗6:18</w:t>
-        </w:r>
-      </w:hyperlink>
-      <w:r>
-        <w:rPr>
-          <w:lang w:val="zh_TW" w:bidi="zh_TW"/>
-        </w:rPr>
-        <w:t>）。</w:t>
-      </w:r>
-    </w:p>
-    <w:p>
-      <w:pPr/>
-      <w:r>
-        <w:rPr>
-          <w:lang w:val="zh_TW" w:bidi="zh_TW"/>
-        </w:rPr>
-      </w:r>
-      <w:r>
-        <w:rPr>
-          <w:lang w:val="zh_TW" w:bidi="zh_TW"/>
-        </w:rPr>
-        <w:t>基督徒應認真思想一位無名聖徒的話：「當你遠離弟兄時，你就不能親近神。」</w:t>
+      <w:r>
+        <w:rPr>
+          <w:lang w:val="zh_TW" w:bidi="zh_TW"/>
+        </w:rPr>
+        <w:t>牌</w:t>
+      </w:r>
+      <w:r>
+        <w:rPr>
+          <w:lang w:val="zh_TW" w:bidi="zh_TW"/>
+        </w:rPr>
+        <w:t>。</w:t>
       </w:r>
       <w:r>
         <w:rPr>
@@ -3296,12 +2548,6 @@
   </w:num>
   <w:num w:numId="13" w16cid:durableId="592781308">
     <w:abstractNumId w:val="11"/>
-  </w:num>
-  <w:num w:numId="14">
-    <w:abstractNumId w:val="3"/>
-    <w:lvlOverride w:ilvl="0">
-      <w:startOverride w:val="1"/>
-    </w:lvlOverride>
   </w:num>
   <w:numIdMacAtCleanup w:val="10"/>
 </w:numbering>

--- a/zht/docx/136.content.docx
+++ b/zht/docx/136.content.docx
@@ -149,7 +149,7 @@
         <w:rPr>
           <w:lang w:val="zh_TW" w:bidi="zh_TW"/>
         </w:rPr>
-        <w:t>tao</w:t>
+        <w:t>ta</w:t>
       </w:r>
       <w:r>
         <w:rPr>
@@ -212,7 +212,7 @@
         <w:rPr>
           <w:lang w:val="zh_TW" w:bidi="zh_TW"/>
         </w:rPr>
-        <w:t>陶器</w:t>
+        <w:t>他泊山</w:t>
       </w:r>
       <w:r>
         <w:rPr>
@@ -231,18 +231,7 @@
         <w:rPr>
           <w:lang w:val="zh_TW" w:bidi="zh_TW"/>
         </w:rPr>
-        <w:t>黏土與陶土器皿的製作。</w:t>
-      </w:r>
-    </w:p>
-    <w:p>
-      <w:pPr>
-        <w:pStyle w:val="Heading3"/>
-      </w:pPr>
-      <w:r>
-        <w:rPr>
-          <w:lang w:val="zh_TW" w:bidi="zh_TW"/>
-        </w:rPr>
-        <w:t>歷史與發展</w:t>
+        <w:t>下加利利地區一座重要山崗，位於耶斯列谷的東北區域。他泊山位於拿撒勒以東約六英里（9.7公里），從周圍的平地突然升起。雖然他泊山在該地區不是最高的山，海拔只有587.9米（1,929英尺），但他泊山是一個重要的地標。</w:t>
       </w:r>
     </w:p>
     <w:p>
@@ -256,21 +245,7 @@
         <w:rPr>
           <w:lang w:val="zh_TW" w:bidi="zh_TW"/>
         </w:rPr>
-        <w:t>最早的陶器是用手塑形而成，再放在太陽下曬乾。雖然古代沒有留下關於陶匠工作及其社會地位的文字記載，但埃及墓室與宮殿的牆壁上充滿陶匠工作的圖畫，從這些圖像可以觀察出許多有關他們工藝的細節。人們普遍認為，最早的陶匠是女性，因為她們在家中為準備食物而製作容器，而男人則外出打獵或採集食物。直到今天，在非洲、安納托利亞（Anatolia）、庫爾德（Kurdistan）地區以及美國西南部，仍可見到類似的情形。最終，製陶逐漸成為一種職業，通常由村落中特定的人負責，有時也由四處遷移的流動工匠進行——他們從一個村莊到另一個村莊，為當地人製作陶器，滿足需求後再繼續前往下一處。</w:t>
-      </w:r>
-    </w:p>
-    <w:p>
-      <w:pPr/>
-      <w:r>
-        <w:rPr>
-          <w:lang w:val="zh_TW" w:bidi="zh_TW"/>
-        </w:rPr>
-      </w:r>
-      <w:r>
-        <w:rPr>
-          <w:lang w:val="zh_TW" w:bidi="zh_TW"/>
-        </w:rPr>
-        <w:t>人們發明陶輪（potter’s wheel）之後，製陶不再只是家庭中偶爾的活動，而成為一項專門的職業。陶輪大大提高成器的速度，使這項手工藝邁向類似工業化的規模，並逐漸成為以男性為主的工作。不過，有證據顯示，當時仍有人（推測為女性）在家中製作部分陶器。在發明陶輪之前，主要的製陶方法是以盤條狀的黏土一層層堆疊起來塑形，尤其用於製作大型容器。在聖經所記述的地區的考古發掘中，最早的陶輪出土於蘇美（Sumer）的吾珥，年代約為公元前3500年至3000年。當時新興的城逐漸形成，可能帶動了陶輪的出現，因為更多的城裡人需要陶器。耶利米在公元前六世紀提到一個陶匠的工作坊：「我就下到窯匠的家裡去，正遇他轉輪做器皿。窯匠用泥做的器皿，在他手中做壞了，他又用這泥另做別的器皿；窯匠看怎樣好，就怎樣做。」（</w:t>
+        <w:t>他泊山界定了以薩迦支派（Issachar）西部的邊界（</w:t>
       </w:r>
       <w:hyperlink r:id="rId13">
         <w:r>
@@ -281,95 +256,14 @@
             <w:color w:val="0000EE"/>
             <w:u w:val="single"/>
           </w:rPr>
-          <w:t>耶18:3–4</w:t>
+          <w:t>約書亞記19:22</w:t>
         </w:r>
       </w:hyperlink>
       <w:r>
         <w:rPr>
           <w:lang w:val="zh_TW" w:bidi="zh_TW"/>
         </w:rPr>
-        <w:t>）。有證據顯示，在古希臘的古典時期，出現了大型陶器工作坊，有些僱用了超過五十名工人。</w:t>
-      </w:r>
-    </w:p>
-    <w:p>
-      <w:pPr/>
-      <w:r>
-        <w:rPr>
-          <w:lang w:val="zh_TW" w:bidi="zh_TW"/>
-        </w:rPr>
-      </w:r>
-      <w:r>
-        <w:rPr>
-          <w:lang w:val="zh_TW" w:bidi="zh_TW"/>
-        </w:rPr>
-        <w:t>要產生「拉坯」所需的離心力，陶土每分鐘必須旋轉至少一百圈。最早的陶輪由兩塊石頭組成，下方的石頭中央有孔，上方的石頭有突起，正好插入下方的孔中，使上面的石頭能轉動。上方的石頭上固定一塊較大的木板，用來放置陶器，而轉動陶輪的工作無疑是由學徒負責的。到了希臘化時期（公元前300年之後），出現了以腳踏帶動的陶輪。</w:t>
-      </w:r>
-    </w:p>
-    <w:p>
-      <w:pPr/>
-      <w:r>
-        <w:rPr>
-          <w:lang w:val="zh_TW" w:bidi="zh_TW"/>
-        </w:rPr>
-      </w:r>
-      <w:r>
-        <w:rPr>
-          <w:lang w:val="zh_TW" w:bidi="zh_TW"/>
-        </w:rPr>
-        <w:t>古代製陶的另一種技術是使用模具。模具是用軟石雕刻而成，或以黏土製作，用於大量生產相同形狀的器皿。在中東地區的博物館中，常可見到希臘化時期與羅馬時期的燈具模具。當時的小油燈是在模具中分上下兩半製成，再在燒製前將兩半黏合在一起。希律王時期的油燈還有獨立塑成的匙形燈嘴，與前述的兩個部分分開製作。</w:t>
-      </w:r>
-    </w:p>
-    <w:p>
-      <w:pPr/>
-      <w:r>
-        <w:rPr>
-          <w:lang w:val="zh_TW" w:bidi="zh_TW"/>
-        </w:rPr>
-      </w:r>
-      <w:r>
-        <w:rPr>
-          <w:lang w:val="zh_TW" w:bidi="zh_TW"/>
-        </w:rPr>
-        <w:t>古代陶器在大小和形狀上變化極為豐富，令人驚嘆。一般的古代家庭通常會有大型器皿（雙耳瓶〔amphorae〕和儲物罐〔pithoi〕），用來盛裝酒或水等液體。這些容器底部呈尖形，最初設計是為了在運輸時能靠在船身的斜面上。在平民的家中，人們常把這些容器部分埋入地面，並靠牆擺放；而在龐貝（Pompeii）與赫庫蘭尼姆（Herculaneum）的酒館中，人們把這些容器放在木架上。人們常把開口較大的大甕部分埋入地面，好讓其中的液體保持清涼。此外，各種穀物也會儲存在這類容器中，其中有些高達四英尺（約1.2公尺），寬達三英尺（約0.9公尺）。較小的水瓶為日常常用器皿，可盛約一夸脫（約0.9公升）或更多的液體。圓腹形的壺則用來盛酒，壺嘴設計能防止珍貴的液體流出。圓形水壺在壺肩兩側各有一個把手，便於旅途中攜帶水。家庭中常見各種大小與深淺不同的碗與盤。稱為混酒缸（krater）的寬口大甕，多用於飲酒。烹飪時使用中型的陶鍋（容量約一加侖，約3.8公升），鍋底圓潤，方便直接放在火上或放入地上掏出的火坑中加熱。這些陶鍋通常有兩個環形把手，可以懸掛於火上使用。</w:t>
-      </w:r>
-    </w:p>
-    <w:p>
-      <w:pPr/>
-      <w:r>
-        <w:rPr>
-          <w:lang w:val="zh_TW" w:bidi="zh_TW"/>
-        </w:rPr>
-      </w:r>
-      <w:r>
-        <w:rPr>
-          <w:lang w:val="zh_TW" w:bidi="zh_TW"/>
-        </w:rPr>
-        <w:t>在古典時期的希臘，陶器上常繪有鮮明生動的圖像，內容包括宗教、性愛、戰爭及社會生活的場景。更早期的米諾安（Minoan）與邁錫尼（Mycenaean）文化所出產的陶器，則有優美的圖案裝飾，如植物、動物、海洋生物以及各種幾何設計。自古以來，中東地區的陶器在造型與花紋上也展現出多樣的變化，人們利用深淺不同的泥漿色層，在陶器上塗抹或潑灑，形成自然變化的紋理與圖案。</w:t>
-      </w:r>
-    </w:p>
-    <w:p>
-      <w:pPr>
-        <w:pStyle w:val="Heading3"/>
-      </w:pPr>
-      <w:r>
-        <w:rPr>
-          <w:lang w:val="zh_TW" w:bidi="zh_TW"/>
-        </w:rPr>
-        <w:t>聖經中的陶器</w:t>
-      </w:r>
-    </w:p>
-    <w:p>
-      <w:pPr/>
-      <w:r>
-        <w:rPr>
-          <w:lang w:val="zh_TW" w:bidi="zh_TW"/>
-        </w:rPr>
-      </w:r>
-      <w:r>
-        <w:rPr>
-          <w:lang w:val="zh_TW" w:bidi="zh_TW"/>
-        </w:rPr>
-        <w:t>聖經中多次提到陶匠及其工作。典型的例子包括：「以色列家啊，我待你們，豈不能照這窯匠弄泥嗎？ 以色列家啊，泥在窯匠的手中怎樣，你們在我的手中也怎樣」（</w:t>
+        <w:t>）。它是跨地區的海岸公路——馬里斯大道（Via Maris）上有用的導航工具。這條公路經過加利利的米吉多，通往夏瑣。他泊山有時與遠在北方的黑門山相比（</w:t>
       </w:r>
       <w:hyperlink r:id="rId14">
         <w:r>
@@ -380,14 +274,14 @@
             <w:color w:val="0000EE"/>
             <w:u w:val="single"/>
           </w:rPr>
-          <w:t>耶18:6</w:t>
+          <w:t>詩篇89:12</w:t>
         </w:r>
       </w:hyperlink>
       <w:r>
         <w:rPr>
           <w:lang w:val="zh_TW" w:bidi="zh_TW"/>
         </w:rPr>
-        <w:t>）；「耶和華啊，現在你仍是我們的父！我們是泥，你是窯匠；我們都是你手的工作。」（</w:t>
+        <w:t>；比較</w:t>
       </w:r>
       <w:hyperlink r:id="rId15">
         <w:r>
@@ -398,14 +292,39 @@
             <w:color w:val="0000EE"/>
             <w:u w:val="single"/>
           </w:rPr>
-          <w:t>賽64:8</w:t>
+          <w:t>耶利米書46:18</w:t>
         </w:r>
       </w:hyperlink>
       <w:r>
         <w:rPr>
           <w:lang w:val="zh_TW" w:bidi="zh_TW"/>
         </w:rPr>
-        <w:t>）。在創造的記載中，神以陶匠的形象出現，祂用地上的塵土造人（</w:t>
+        <w:t>）。</w:t>
+      </w:r>
+    </w:p>
+    <w:p>
+      <w:pPr>
+        <w:pStyle w:val="Heading3"/>
+      </w:pPr>
+      <w:r>
+        <w:rPr>
+          <w:lang w:val="zh_TW" w:bidi="zh_TW"/>
+        </w:rPr>
+        <w:t>在他泊山發生了哪些重要事件？</w:t>
+      </w:r>
+    </w:p>
+    <w:p>
+      <w:pPr/>
+      <w:r>
+        <w:rPr>
+          <w:lang w:val="zh_TW" w:bidi="zh_TW"/>
+        </w:rPr>
+      </w:r>
+      <w:r>
+        <w:rPr>
+          <w:lang w:val="zh_TW" w:bidi="zh_TW"/>
+        </w:rPr>
+        <w:t>在舊約聖經中，在士師記中，當底波拉和巴拉與迦南人的軍隊作戰時，提到了他泊山。來自夏瑣的迦南軍隊指揮官西西拉率領軍隊（</w:t>
       </w:r>
       <w:hyperlink r:id="rId16">
         <w:r>
@@ -416,14 +335,14 @@
             <w:color w:val="0000EE"/>
             <w:u w:val="single"/>
           </w:rPr>
-          <w:t>創2:7</w:t>
+          <w:t>士師記4:1–24</w:t>
         </w:r>
       </w:hyperlink>
       <w:r>
         <w:rPr>
           <w:lang w:val="zh_TW" w:bidi="zh_TW"/>
         </w:rPr>
-        <w:t>）。保羅（</w:t>
+        <w:t>）。巴拉的部隊來自附近的拿弗他利和西布倫支派，會合於他泊山。在底波拉的命令下，以色列人對西西拉發動了一場成功的戰役。基甸最終在他泊山面對殺害他兄弟的米甸王西巴和撒慕拿（</w:t>
       </w:r>
       <w:hyperlink r:id="rId17">
         <w:r>
@@ -434,14 +353,28 @@
             <w:color w:val="0000EE"/>
             <w:u w:val="single"/>
           </w:rPr>
-          <w:t>羅9:20–21</w:t>
+          <w:t>士師記8:18</w:t>
         </w:r>
       </w:hyperlink>
       <w:r>
         <w:rPr>
           <w:lang w:val="zh_TW" w:bidi="zh_TW"/>
         </w:rPr>
-        <w:t>）藉著以賽亞所用的比喻（</w:t>
+        <w:t>）。</w:t>
+      </w:r>
+    </w:p>
+    <w:p>
+      <w:pPr/>
+      <w:r>
+        <w:rPr>
+          <w:lang w:val="zh_TW" w:bidi="zh_TW"/>
+        </w:rPr>
+      </w:r>
+      <w:r>
+        <w:rPr>
+          <w:lang w:val="zh_TW" w:bidi="zh_TW"/>
+        </w:rPr>
+        <w:t>他泊山的山頂面積為1.3平方公里（半平方英里）。它地理位置優越，易於設防。在舊約的王國時期，那裡可能有敬拜的神龕（見</w:t>
       </w:r>
       <w:hyperlink r:id="rId18">
         <w:r>
@@ -452,14 +385,25 @@
             <w:color w:val="0000EE"/>
             <w:u w:val="single"/>
           </w:rPr>
-          <w:t>賽45:9</w:t>
+          <w:t>何西阿書5:1</w:t>
         </w:r>
       </w:hyperlink>
       <w:r>
         <w:rPr>
           <w:lang w:val="zh_TW" w:bidi="zh_TW"/>
         </w:rPr>
-        <w:t>），論證神在揀選以色列時的絕對主權。那比喻說到一個器皿與製造它的陶匠爭論：「泥土豈可對摶弄它的說：你做甚麼呢？所做的物豈可說：你沒有手呢？」</w:t>
+        <w:t>），但到了希臘時代，則有軍事防禦。托勒密王朝加強了它的防禦，到安條克三世時期（公元前218年），他泊可能已成為耶斯列谷的行政中心。在羅馬時代，許多衝突發生在他泊山。在公元66年重要的猶太戰爭中，約瑟夫用一堵大牆加固了這座山，至今仍可見。</w:t>
+      </w:r>
+    </w:p>
+    <w:p>
+      <w:pPr>
+        <w:pStyle w:val="Heading4"/>
+      </w:pPr>
+      <w:r>
+        <w:rPr>
+          <w:lang w:val="zh_TW" w:bidi="zh_TW"/>
+        </w:rPr>
+        <w:t>耶穌的變相是否發生在他泊山？</w:t>
       </w:r>
     </w:p>
     <w:p>
@@ -473,7 +417,7 @@
         <w:rPr>
           <w:lang w:val="zh_TW" w:bidi="zh_TW"/>
         </w:rPr>
-        <w:t>耶利米曾以極具象徵性的行動預言耶路撒冷的毀滅，他打碎一個陶匠所做的瓦瓶，使其破成無法再修復的碎片（</w:t>
+        <w:t>自四世紀以來，人們相信他泊山是變相的神跡發生之處——當耶穌的形象突然改變並發光，充滿天上的光（</w:t>
       </w:r>
       <w:hyperlink r:id="rId19">
         <w:r>
@@ -484,14 +428,79 @@
             <w:color w:val="0000EE"/>
             <w:u w:val="single"/>
           </w:rPr>
-          <w:t>耶19:11</w:t>
+          <w:t>馬可福音9:2–13</w:t>
         </w:r>
       </w:hyperlink>
       <w:r>
         <w:rPr>
           <w:lang w:val="zh_TW" w:bidi="zh_TW"/>
         </w:rPr>
-        <w:t>）。在耶路撒冷被毀之時，以色列人雖然在神眼中看為寶貴，卻「算為窯匠手所做的瓦瓶」（</w:t>
+        <w:t>）。這一點尚不確定，因為新約聖經並未提及他泊山的名字。康士坦丁大帝的母親海倫娜宣稱以色列和巴勒斯坦的許多地方為歷史遺址。她確信變相事件發生在他泊山，並於公元326年在該地建造了一座教堂。山上建立了祭壇、修道院和教堂，直到12世紀末亞阿拉伯征服者薩拉丁將其摧毀。今天，在山上可以看到一座19世紀的希臘東正教修道院和拉丁教堂。</w:t>
+      </w:r>
+      <w:r>
+        <w:rPr>
+          <w:lang w:val="zh_TW" w:bidi="zh_TW"/>
+        </w:rPr>
+      </w:r>
+      <w:r>
+        <w:rPr>
+          <w:lang w:val="zh_TW" w:bidi="zh_TW"/>
+        </w:rPr>
+      </w:r>
+    </w:p>
+    <w:p>
+      <w:pPr/>
+      <w:r>
+        <w:rPr>
+          <w:lang w:val="zh_TW" w:bidi="zh_TW"/>
+        </w:rPr>
+      </w:r>
+    </w:p>
+    <w:p>
+      <w:pPr>
+        <w:pStyle w:val="Heading2"/>
+      </w:pPr>
+      <w:r>
+        <w:rPr>
+          <w:lang w:val="zh_TW" w:bidi="zh_TW"/>
+        </w:rPr>
+        <w:t>他轄（Tahash）</w:t>
+      </w:r>
+      <w:r>
+        <w:rPr>
+          <w:lang w:val="zh_TW" w:bidi="zh_TW"/>
+        </w:rPr>
+      </w:r>
+    </w:p>
+    <w:p>
+      <w:pPr>
+        <w:pStyle w:val="Heading2"/>
+      </w:pPr>
+      <w:r>
+        <w:rPr>
+          <w:lang w:val="zh_TW" w:bidi="zh_TW"/>
+        </w:rPr>
+        <w:t>他轄</w:t>
+      </w:r>
+      <w:r>
+        <w:rPr>
+          <w:lang w:val="zh_TW" w:bidi="zh_TW"/>
+        </w:rPr>
+        <w:t>（Tahash）</w:t>
+      </w:r>
+    </w:p>
+    <w:p>
+      <w:pPr/>
+      <w:r>
+        <w:rPr>
+          <w:lang w:val="zh_TW" w:bidi="zh_TW"/>
+        </w:rPr>
+      </w:r>
+      <w:r>
+        <w:rPr>
+          <w:lang w:val="zh_TW" w:bidi="zh_TW"/>
+        </w:rPr>
+        <w:t>拿鶴和他的妾流瑪的兒子；亞伯拉罕的兄弟（</w:t>
       </w:r>
       <w:hyperlink r:id="rId20">
         <w:r>
@@ -502,14 +511,24 @@
             <w:color w:val="0000EE"/>
             <w:u w:val="single"/>
           </w:rPr>
-          <w:t>哀4:2</w:t>
+          <w:t>創22:24</w:t>
         </w:r>
       </w:hyperlink>
       <w:r>
         <w:rPr>
           <w:lang w:val="zh_TW" w:bidi="zh_TW"/>
         </w:rPr>
-        <w:t>）——這表明他們如陶器一般脆弱，極易被打碎與毀滅。</w:t>
+        <w:t>）。</w:t>
+      </w:r>
+      <w:r>
+        <w:rPr>
+          <w:lang w:val="zh_TW" w:bidi="zh_TW"/>
+        </w:rPr>
+      </w:r>
+      <w:r>
+        <w:rPr>
+          <w:lang w:val="zh_TW" w:bidi="zh_TW"/>
+        </w:rPr>
       </w:r>
     </w:p>
     <w:p>
@@ -519,11 +538,174 @@
           <w:lang w:val="zh_TW" w:bidi="zh_TW"/>
         </w:rPr>
       </w:r>
-      <w:r>
-        <w:rPr>
-          <w:lang w:val="zh_TW" w:bidi="zh_TW"/>
-        </w:rPr>
-        <w:t>在古代世界中，破裂的陶器被視為毫無價值，人們會將碎片掃到一旁或扔出窗外，再重新製作新的器皿。由於陶器製作技術普及，價格便宜，人們搬遷時通常不會攜帶陶器，因為製作或購買新的陶器比搬運舊的更方便，特別是體積較大的那些。然而，破片也並非全無用途。約伯曾用一片瓦片刮去瘡口的膿液，瓦片就是破碎的陶器碎片（</w:t>
+    </w:p>
+    <w:p>
+      <w:pPr>
+        <w:pStyle w:val="Heading2"/>
+      </w:pPr>
+      <w:r>
+        <w:rPr>
+          <w:lang w:val="zh_TW" w:bidi="zh_TW"/>
+        </w:rPr>
+        <w:t>他轄（Thahash）</w:t>
+      </w:r>
+      <w:r>
+        <w:rPr>
+          <w:lang w:val="zh_TW" w:bidi="zh_TW"/>
+        </w:rPr>
+      </w:r>
+    </w:p>
+    <w:p>
+      <w:pPr/>
+      <w:r>
+        <w:rPr>
+          <w:lang w:val="zh_TW" w:bidi="zh_TW"/>
+        </w:rPr>
+      </w:r>
+      <w:hyperlink r:id="rId20">
+        <w:r>
+          <w:rPr>
+            <w:lang w:val="zh_TW" w:bidi="zh_TW"/>
+          </w:rPr>
+          <w:rPr>
+            <w:color w:val="0000EE"/>
+            <w:u w:val="single"/>
+          </w:rPr>
+          <w:t>創世記二十二章24節</w:t>
+        </w:r>
+      </w:hyperlink>
+      <w:r>
+        <w:rPr>
+          <w:lang w:val="zh_TW" w:bidi="zh_TW"/>
+        </w:rPr>
+        <w:t>中，流瑪的兒子他轄的另一種拼寫方式。</w:t>
+      </w:r>
+    </w:p>
+    <w:p>
+      <w:pPr/>
+      <w:r>
+        <w:rPr>
+          <w:lang w:val="zh_TW" w:bidi="zh_TW"/>
+        </w:rPr>
+      </w:r>
+      <w:r>
+        <w:rPr>
+          <w:i/>
+          <w:lang w:val="zh_TW" w:bidi="zh_TW"/>
+        </w:rPr>
+        <w:t>見</w:t>
+      </w:r>
+      <w:r>
+        <w:rPr>
+          <w:lang w:val="zh_TW" w:bidi="zh_TW"/>
+        </w:rPr>
+        <w:t>他轄（Tahash）</w:t>
+      </w:r>
+      <w:r>
+        <w:rPr>
+          <w:lang w:val="zh_TW" w:bidi="zh_TW"/>
+        </w:rPr>
+        <w:t>。</w:t>
+      </w:r>
+      <w:r>
+        <w:rPr>
+          <w:lang w:val="zh_TW" w:bidi="zh_TW"/>
+        </w:rPr>
+      </w:r>
+      <w:r>
+        <w:rPr>
+          <w:lang w:val="zh_TW" w:bidi="zh_TW"/>
+        </w:rPr>
+      </w:r>
+    </w:p>
+    <w:p>
+      <w:pPr/>
+      <w:r>
+        <w:rPr>
+          <w:lang w:val="zh_TW" w:bidi="zh_TW"/>
+        </w:rPr>
+      </w:r>
+    </w:p>
+    <w:p>
+      <w:pPr>
+        <w:pStyle w:val="Heading2"/>
+      </w:pPr>
+      <w:r>
+        <w:rPr>
+          <w:lang w:val="zh_TW" w:bidi="zh_TW"/>
+        </w:rPr>
+        <w:t>塔木德</w:t>
+      </w:r>
+      <w:r>
+        <w:rPr>
+          <w:lang w:val="zh_TW" w:bidi="zh_TW"/>
+        </w:rPr>
+      </w:r>
+    </w:p>
+    <w:p>
+      <w:pPr/>
+      <w:r>
+        <w:rPr>
+          <w:lang w:val="zh_TW" w:bidi="zh_TW"/>
+        </w:rPr>
+      </w:r>
+      <w:r>
+        <w:rPr>
+          <w:lang w:val="zh_TW" w:bidi="zh_TW"/>
+        </w:rPr>
+        <w:t>「塔木德」一詞意為「學習」或「研讀」。塔木德是一部用希伯來文和亞蘭文寫成的文獻集。它包括對舊約聖經律法部分的解釋以及源自許多拉比來源的智慧言論。它涵蓋的時期始於以斯拉之後不久，約公元前400年，到約公元500年代。</w:t>
+      </w:r>
+    </w:p>
+    <w:p>
+      <w:pPr>
+        <w:pStyle w:val="Heading3"/>
+      </w:pPr>
+      <w:r>
+        <w:rPr>
+          <w:lang w:val="zh_TW" w:bidi="zh_TW"/>
+        </w:rPr>
+        <w:t>口傳律法的起源與發展</w:t>
+      </w:r>
+    </w:p>
+    <w:p>
+      <w:pPr/>
+      <w:r>
+        <w:rPr>
+          <w:lang w:val="zh_TW" w:bidi="zh_TW"/>
+        </w:rPr>
+      </w:r>
+      <w:r>
+        <w:rPr>
+          <w:lang w:val="zh_TW" w:bidi="zh_TW"/>
+        </w:rPr>
+        <w:t>傳統猶太人相信摩西除了書面律法外，還領受了一部口傳律法。這部口傳律法是歷世歷代流傳下來的。塔木德主張這部口傳律法有早期的起源，《先賢篇》（</w:t>
+      </w:r>
+      <w:r>
+        <w:rPr>
+          <w:i/>
+          <w:lang w:val="zh_TW" w:bidi="zh_TW"/>
+        </w:rPr>
+        <w:t>Pirke Aboth）一章</w:t>
+      </w:r>
+      <w:r>
+        <w:rPr>
+          <w:lang w:val="zh_TW" w:bidi="zh_TW"/>
+        </w:rPr>
+        <w:t>1節將其歸於摩西。然而，一些學者認為這部口傳律法是在以斯拉之後發展起來的。比如，生活在被擄時期前的先知，從未提到人們未能遵循口傳律法。然而，這些先知經常警告人們忽視摩西所賜的書面律法。這表明在巴比倫被擄之前，並不存在一套口傳傳統。</w:t>
+      </w:r>
+    </w:p>
+    <w:p>
+      <w:pPr/>
+      <w:r>
+        <w:rPr>
+          <w:lang w:val="zh_TW" w:bidi="zh_TW"/>
+        </w:rPr>
+      </w:r>
+      <w:r>
+        <w:rPr>
+          <w:lang w:val="zh_TW" w:bidi="zh_TW"/>
+        </w:rPr>
+        <w:t>在以斯拉（「通達摩西律法書的文士」</w:t>
       </w:r>
       <w:hyperlink r:id="rId21">
         <w:r>
@@ -534,14 +716,135 @@
             <w:color w:val="0000EE"/>
             <w:u w:val="single"/>
           </w:rPr>
-          <w:t>伯2:8</w:t>
+          <w:t>以斯拉記7:6</w:t>
         </w:r>
       </w:hyperlink>
       <w:r>
         <w:rPr>
           <w:lang w:val="zh_TW" w:bidi="zh_TW"/>
         </w:rPr>
-        <w:t>）。在更晚的時期，陶器碎片常被用來書寫便條，被稱為陶片（ostraca）。詩人也曾說自己的精力枯乾如同瓦片（</w:t>
+        <w:t>）之後，會堂和學校的教師教授舊約聖經，他們的教導被記憶下來。多年來，人們使用不同的方法來背誦和記憶不斷增多的教導和解釋。</w:t>
+      </w:r>
+    </w:p>
+    <w:p>
+      <w:pPr/>
+      <w:r>
+        <w:rPr>
+          <w:lang w:val="zh_TW" w:bidi="zh_TW"/>
+        </w:rPr>
+      </w:r>
+      <w:r>
+        <w:rPr>
+          <w:lang w:val="zh_TW" w:bidi="zh_TW"/>
+        </w:rPr>
+        <w:t>隨著更多的教導不斷增加，即使是最好的記憶也無法保留所有的材料。為了讓後代更容易獲得豐富的知識、宗教見解和智慧以獲得指導和啟發，有必要創建一個包含過去世代所有重要教導的總結。這個總結被稱為塔木德（Talmud），是口傳律法的主要合集。猶太人將其視為僅次於聖經的著作。塔木德被視為國家和宗教思想的非凡成就，深刻地塑造了猶太人的世界觀。</w:t>
+      </w:r>
+    </w:p>
+    <w:p>
+      <w:pPr>
+        <w:pStyle w:val="Heading3"/>
+      </w:pPr>
+      <w:r>
+        <w:rPr>
+          <w:lang w:val="zh_TW" w:bidi="zh_TW"/>
+        </w:rPr>
+        <w:t>口傳律法的理由</w:t>
+      </w:r>
+    </w:p>
+    <w:p>
+      <w:pPr/>
+      <w:r>
+        <w:rPr>
+          <w:lang w:val="zh_TW" w:bidi="zh_TW"/>
+        </w:rPr>
+      </w:r>
+      <w:r>
+        <w:rPr>
+          <w:lang w:val="zh_TW" w:bidi="zh_TW"/>
+        </w:rPr>
+        <w:t>在被擄歸回的先知停止預言之後，以色列的生命變得複雜。需要擴展摩西五經的律法。口傳律法最初是為了幫助人們遵守神的書面話語。</w:t>
+      </w:r>
+    </w:p>
+    <w:p>
+      <w:pPr/>
+      <w:r>
+        <w:rPr>
+          <w:lang w:val="zh_TW" w:bidi="zh_TW"/>
+        </w:rPr>
+      </w:r>
+      <w:r>
+        <w:rPr>
+          <w:lang w:val="zh_TW" w:bidi="zh_TW"/>
+        </w:rPr>
+        <w:t>口傳律法包含在塔木德中有兩個目的：</w:t>
+      </w:r>
+    </w:p>
+    <w:p>
+      <w:pPr>
+        <w:pStyle w:val="ListNumber"/>
+        <w:numPr>
+          <w:ilvl w:val="0"/>
+          <w:numId w:val="14"/>
+        </w:numPr>
+        <w:spacing w:line="240" w:lineRule="auto"/>
+        <w:ind w:left="720"/>
+      </w:pPr>
+      <w:r>
+        <w:rPr>
+          <w:lang w:val="zh_TW" w:bidi="zh_TW"/>
+        </w:rPr>
+      </w:r>
+      <w:r>
+        <w:rPr>
+          <w:lang w:val="zh_TW" w:bidi="zh_TW"/>
+        </w:rPr>
+        <w:t>它提供了對書面律法的解釋。根據拉比的說法，口傳律法使遵守書面律法成為可能。沒有口傳律法，就不可能遵守書面律法。這方面的一個好例子可以在聖經的安息日律法中找到。大家都知道人們不應該在安息日工作。然而，拉比們說需要口傳律法來解釋「工作」實際上是什麼意思。</w:t>
+      </w:r>
+    </w:p>
+    <w:p>
+      <w:pPr>
+        <w:pStyle w:val="ListNumber"/>
+        <w:spacing w:line="240" w:lineRule="auto"/>
+        <w:ind w:left="720"/>
+      </w:pPr>
+      <w:r>
+        <w:rPr>
+          <w:lang w:val="zh_TW" w:bidi="zh_TW"/>
+        </w:rPr>
+      </w:r>
+      <w:r>
+        <w:rPr>
+          <w:lang w:val="zh_TW" w:bidi="zh_TW"/>
+        </w:rPr>
+        <w:t>口傳律法的第二個目的在於更新和調整成文律法以適應新的情況。口傳律法旨在使成文律法適用於每一代人。沒有口傳律法，人們可能會認為成文律法已然過時。</w:t>
+      </w:r>
+    </w:p>
+    <w:p>
+      <w:pPr/>
+      <w:r>
+        <w:rPr>
+          <w:lang w:val="zh_TW" w:bidi="zh_TW"/>
+        </w:rPr>
+      </w:r>
+      <w:r>
+        <w:rPr>
+          <w:lang w:val="zh_TW" w:bidi="zh_TW"/>
+        </w:rPr>
+        <w:t>因此，口傳律法幫助人們理解什麼不應該做，以及良好的猶太教信仰應該是如何的樣貌。</w:t>
+      </w:r>
+    </w:p>
+    <w:p>
+      <w:pPr/>
+      <w:r>
+        <w:rPr>
+          <w:lang w:val="zh_TW" w:bidi="zh_TW"/>
+        </w:rPr>
+      </w:r>
+      <w:r>
+        <w:rPr>
+          <w:lang w:val="zh_TW" w:bidi="zh_TW"/>
+        </w:rPr>
+        <w:t>每一個世代都面臨新的社會、政治和經濟情況。這意味著神的話語需要以新的方式來應用。然而，神的話語本身不應該僅僅為了迎合人們的需求或解決新問題而改變。我們在公元一世紀看到了這個例子。耶穌批評猶太領袖將他們的口述傳統置於神的話語之上（</w:t>
       </w:r>
       <w:hyperlink r:id="rId22">
         <w:r>
@@ -552,14 +855,107 @@
             <w:color w:val="0000EE"/>
             <w:u w:val="single"/>
           </w:rPr>
-          <w:t>詩22:15</w:t>
+          <w:t>馬可福音7:9–13</w:t>
         </w:r>
       </w:hyperlink>
       <w:r>
         <w:rPr>
           <w:lang w:val="zh_TW" w:bidi="zh_TW"/>
         </w:rPr>
-        <w:t>）——這是指陶器燒乾後失去水分的狀態。敬拜多神和偶像的民族最終會敗亡，聖經形容這情景好像陶器被摔得粉碎（</w:t>
+        <w:t>）。</w:t>
+      </w:r>
+    </w:p>
+    <w:p>
+      <w:pPr>
+        <w:pStyle w:val="Heading3"/>
+      </w:pPr>
+      <w:r>
+        <w:rPr>
+          <w:lang w:val="zh_TW" w:bidi="zh_TW"/>
+        </w:rPr>
+        <w:t>塔木德的早期形式</w:t>
+      </w:r>
+    </w:p>
+    <w:p>
+      <w:pPr/>
+      <w:r>
+        <w:rPr>
+          <w:lang w:val="zh_TW" w:bidi="zh_TW"/>
+        </w:rPr>
+      </w:r>
+      <w:r>
+        <w:rPr>
+          <w:lang w:val="zh_TW" w:bidi="zh_TW"/>
+        </w:rPr>
+        <w:t>最早教授口傳律法的方法之一是透過米大示（Midrash），意思是「解釋」。米大示是一種對聖經經文的註釋（解釋或觀察）。米大示有兩種類型：</w:t>
+      </w:r>
+    </w:p>
+    <w:p>
+      <w:pPr>
+        <w:pStyle w:val="ListNumber"/>
+        <w:numPr>
+          <w:ilvl w:val="0"/>
+          <w:numId w:val="15"/>
+        </w:numPr>
+        <w:spacing w:line="240" w:lineRule="auto"/>
+        <w:ind w:left="720"/>
+      </w:pPr>
+      <w:r>
+        <w:rPr>
+          <w:lang w:val="zh_TW" w:bidi="zh_TW"/>
+        </w:rPr>
+      </w:r>
+      <w:r>
+        <w:rPr>
+          <w:b/>
+          <w:lang w:val="zh_TW" w:bidi="zh_TW"/>
+        </w:rPr>
+        <w:t>米大示哈拉卡：</w:t>
+      </w:r>
+      <w:r>
+        <w:rPr>
+          <w:lang w:val="zh_TW" w:bidi="zh_TW"/>
+        </w:rPr>
+        <w:t>解釋舊約聖經中的律法部分，著重於如何活。</w:t>
+      </w:r>
+    </w:p>
+    <w:p>
+      <w:pPr>
+        <w:pStyle w:val="ListNumber"/>
+        <w:spacing w:line="240" w:lineRule="auto"/>
+        <w:ind w:left="720"/>
+      </w:pPr>
+      <w:r>
+        <w:rPr>
+          <w:lang w:val="zh_TW" w:bidi="zh_TW"/>
+        </w:rPr>
+      </w:r>
+      <w:r>
+        <w:rPr>
+          <w:b/>
+          <w:lang w:val="zh_TW" w:bidi="zh_TW"/>
+        </w:rPr>
+        <w:t>米大示哈加達：</w:t>
+      </w:r>
+      <w:r>
+        <w:rPr>
+          <w:lang w:val="zh_TW" w:bidi="zh_TW"/>
+        </w:rPr>
+        <w:t>解釋非律法部分，如倫理和熱心所在，意思是「敘述」。</w:t>
+      </w:r>
+    </w:p>
+    <w:p>
+      <w:pPr/>
+      <w:r>
+        <w:rPr>
+          <w:lang w:val="zh_TW" w:bidi="zh_TW"/>
+        </w:rPr>
+      </w:r>
+      <w:r>
+        <w:rPr>
+          <w:lang w:val="zh_TW" w:bidi="zh_TW"/>
+        </w:rPr>
+        <w:t>以斯拉和接受教導的同伴在公元前444年在耶路撒冷城牆完成時，使用了米大示。他們「使百姓明白律法；百姓都站在自己的地方。他們清清楚楚地念神的律法書，講明意思，使百姓明白所念的」(</w:t>
       </w:r>
       <w:hyperlink r:id="rId23">
         <w:r>
@@ -570,16 +966,16 @@
             <w:color w:val="0000EE"/>
             <w:u w:val="single"/>
           </w:rPr>
-          <w:t>詩2:9</w:t>
+          <w:t>尼希米記8:7</w:t>
         </w:r>
       </w:hyperlink>
       <w:r>
         <w:rPr>
           <w:lang w:val="zh_TW" w:bidi="zh_TW"/>
         </w:rPr>
-        <w:t>；</w:t>
-      </w:r>
-      <w:hyperlink r:id="rId24">
+        <w:t>–</w:t>
+      </w:r>
+      <w:hyperlink r:id="rId23">
         <w:r>
           <w:rPr>
             <w:lang w:val="zh_TW" w:bidi="zh_TW"/>
@@ -588,14 +984,14 @@
             <w:color w:val="0000EE"/>
             <w:u w:val="single"/>
           </w:rPr>
-          <w:t>啟2:27</w:t>
+          <w:t>8</w:t>
         </w:r>
       </w:hyperlink>
       <w:r>
         <w:rPr>
           <w:lang w:val="zh_TW" w:bidi="zh_TW"/>
         </w:rPr>
-        <w:t>）。</w:t>
+        <w:t>)。</w:t>
       </w:r>
     </w:p>
     <w:p>
@@ -607,6 +1003,62 @@
       </w:r>
       <w:r>
         <w:rPr>
+          <w:lang w:val="zh_TW" w:bidi="zh_TW"/>
+        </w:rPr>
+        <w:t>在以斯拉之後，許多教師使用這種米大示的方法。這些宗教領袖被稱為經師（Soferim，「守書人」或「文士」），直到大約公元前200年。他們有時被稱為「大會堂」。他們教導以色列要避免崇拜假神或忘記神的律法。</w:t>
+      </w:r>
+    </w:p>
+    <w:p>
+      <w:pPr/>
+      <w:r>
+        <w:rPr>
+          <w:lang w:val="zh_TW" w:bidi="zh_TW"/>
+        </w:rPr>
+      </w:r>
+      <w:r>
+        <w:rPr>
+          <w:lang w:val="zh_TW" w:bidi="zh_TW"/>
+        </w:rPr>
+        <w:t>經師之後是哈西典（「虔誠者」），他們試圖鼓勵宗教委身。哈西典之後是公元前128年的法利賽人（「分離者」）。所有這些群體都對米大示方法有所貢獻。</w:t>
+      </w:r>
+    </w:p>
+    <w:p>
+      <w:pPr/>
+      <w:r>
+        <w:rPr>
+          <w:lang w:val="zh_TW" w:bidi="zh_TW"/>
+        </w:rPr>
+      </w:r>
+      <w:r>
+        <w:rPr>
+          <w:lang w:val="zh_TW" w:bidi="zh_TW"/>
+        </w:rPr>
+        <w:t>隨著時間的推移，需要記住的材料越來越多。人們通過不斷重複來學習。這種新方法被稱為米示拿（Mishnah），意思是「重複」。米示拿的教師被稱為他拿念（Tannaim），意思是「口頭傳授者」。</w:t>
+      </w:r>
+    </w:p>
+    <w:p>
+      <w:pPr/>
+      <w:r>
+        <w:rPr>
+          <w:lang w:val="zh_TW" w:bidi="zh_TW"/>
+        </w:rPr>
+      </w:r>
+      <w:r>
+        <w:rPr>
+          <w:lang w:val="zh_TW" w:bidi="zh_TW"/>
+        </w:rPr>
+        <w:t>米大示和米示拿都被使用了許多年。口傳律法最終發展龐大到人們難以學習和記憶的地步。因此，它被書寫記錄下來。後來的拉比對米示拿進行了詳細的討論和解釋。這些討論被稱為革馬拉（Gemara，意為「完成」）。與最初的口傳律法一樣，革馬拉也是先口述傳承，然後才文字記錄。革馬拉和米示拿一起組成了塔木德。</w:t>
+      </w:r>
+    </w:p>
+    <w:p>
+      <w:pPr/>
+      <w:r>
+        <w:rPr>
+          <w:lang w:val="zh_TW" w:bidi="zh_TW"/>
+        </w:rPr>
+      </w:r>
+      <w:r>
+        <w:rPr>
           <w:i/>
           <w:lang w:val="zh_TW" w:bidi="zh_TW"/>
         </w:rPr>
@@ -616,7 +1068,13 @@
         <w:rPr>
           <w:lang w:val="zh_TW" w:bidi="zh_TW"/>
         </w:rPr>
-        <w:t>考古學與聖經</w:t>
+        <w:t xml:space="preserve"> </w:t>
+      </w:r>
+      <w:r>
+        <w:rPr>
+          <w:lang w:val="zh_TW" w:bidi="zh_TW"/>
+        </w:rPr>
+        <w:t>革馬拉</w:t>
       </w:r>
       <w:r>
         <w:rPr>
@@ -628,7 +1086,7 @@
         <w:rPr>
           <w:lang w:val="zh_TW" w:bidi="zh_TW"/>
         </w:rPr>
-        <w:t>磚、磚窯</w:t>
+        <w:t>哈加達</w:t>
       </w:r>
       <w:r>
         <w:rPr>
@@ -640,7 +1098,91 @@
         <w:rPr>
           <w:lang w:val="zh_TW" w:bidi="zh_TW"/>
         </w:rPr>
-        <w:t>牌</w:t>
+        <w:t>哈拉卡</w:t>
+      </w:r>
+      <w:r>
+        <w:rPr>
+          <w:lang w:val="zh_TW" w:bidi="zh_TW"/>
+        </w:rPr>
+        <w:t>；</w:t>
+      </w:r>
+      <w:r>
+        <w:rPr>
+          <w:lang w:val="zh_TW" w:bidi="zh_TW"/>
+        </w:rPr>
+        <w:t>聖經中的法律概念</w:t>
+      </w:r>
+      <w:r>
+        <w:rPr>
+          <w:lang w:val="zh_TW" w:bidi="zh_TW"/>
+        </w:rPr>
+        <w:t>；</w:t>
+      </w:r>
+      <w:r>
+        <w:rPr>
+          <w:lang w:val="zh_TW" w:bidi="zh_TW"/>
+        </w:rPr>
+        <w:t>米大示</w:t>
+      </w:r>
+      <w:r>
+        <w:rPr>
+          <w:lang w:val="zh_TW" w:bidi="zh_TW"/>
+        </w:rPr>
+        <w:t>；</w:t>
+      </w:r>
+      <w:r>
+        <w:rPr>
+          <w:lang w:val="zh_TW" w:bidi="zh_TW"/>
+        </w:rPr>
+        <w:t>米示拿</w:t>
+      </w:r>
+      <w:r>
+        <w:rPr>
+          <w:lang w:val="zh_TW" w:bidi="zh_TW"/>
+        </w:rPr>
+        <w:t>；</w:t>
+      </w:r>
+      <w:r>
+        <w:rPr>
+          <w:lang w:val="zh_TW" w:bidi="zh_TW"/>
+        </w:rPr>
+        <w:t>法利賽人</w:t>
+      </w:r>
+      <w:r>
+        <w:rPr>
+          <w:lang w:val="zh_TW" w:bidi="zh_TW"/>
+        </w:rPr>
+        <w:t>；</w:t>
+      </w:r>
+      <w:r>
+        <w:rPr>
+          <w:lang w:val="zh_TW" w:bidi="zh_TW"/>
+        </w:rPr>
+        <w:t>妥拉</w:t>
+      </w:r>
+      <w:r>
+        <w:rPr>
+          <w:lang w:val="zh_TW" w:bidi="zh_TW"/>
+        </w:rPr>
+        <w:t>；</w:t>
+      </w:r>
+      <w:r>
+        <w:rPr>
+          <w:lang w:val="zh_TW" w:bidi="zh_TW"/>
+        </w:rPr>
+        <w:t>傳統</w:t>
+      </w:r>
+      <w:r>
+        <w:rPr>
+          <w:lang w:val="zh_TW" w:bidi="zh_TW"/>
+        </w:rPr>
+        <w:t>；</w:t>
+      </w:r>
+      <w:r>
+        <w:rPr>
+          <w:lang w:val="zh_TW" w:bidi="zh_TW"/>
+        </w:rPr>
+        <w:t>口頭傳統</w:t>
       </w:r>
       <w:r>
         <w:rPr>
@@ -2548,6 +3090,18 @@
   </w:num>
   <w:num w:numId="13" w16cid:durableId="592781308">
     <w:abstractNumId w:val="11"/>
+  </w:num>
+  <w:num w:numId="14">
+    <w:abstractNumId w:val="3"/>
+    <w:lvlOverride w:ilvl="0">
+      <w:startOverride w:val="1"/>
+    </w:lvlOverride>
+  </w:num>
+  <w:num w:numId="15">
+    <w:abstractNumId w:val="3"/>
+    <w:lvlOverride w:ilvl="0">
+      <w:startOverride w:val="1"/>
+    </w:lvlOverride>
   </w:num>
   <w:numIdMacAtCleanup w:val="10"/>
 </w:numbering>

--- a/zht/docx/136.content.docx
+++ b/zht/docx/136.content.docx
@@ -149,7 +149,7 @@
         <w:rPr>
           <w:lang w:val="zh_TW" w:bidi="zh_TW"/>
         </w:rPr>
-        <w:t>ta</w:t>
+        <w:t>shan</w:t>
       </w:r>
       <w:r>
         <w:rPr>
@@ -212,7 +212,7 @@
         <w:rPr>
           <w:lang w:val="zh_TW" w:bidi="zh_TW"/>
         </w:rPr>
-        <w:t>他泊山</w:t>
+        <w:t>閃</w:t>
       </w:r>
       <w:r>
         <w:rPr>
@@ -231,7 +231,313 @@
         <w:rPr>
           <w:lang w:val="zh_TW" w:bidi="zh_TW"/>
         </w:rPr>
-        <w:t>下加利利地區一座重要山崗，位於耶斯列谷的東北區域。他泊山位於拿撒勒以東約六英里（9.7公里），從周圍的平地突然升起。雖然他泊山在該地區不是最高的山，海拔只有587.9米（1,929英尺），但他泊山是一個重要的地標。</w:t>
+        <w:t>挪亞的長子（</w:t>
+      </w:r>
+      <w:hyperlink r:id="rId13">
+        <w:r>
+          <w:rPr>
+            <w:lang w:val="zh_TW" w:bidi="zh_TW"/>
+          </w:rPr>
+          <w:rPr>
+            <w:color w:val="0000EE"/>
+            <w:u w:val="single"/>
+          </w:rPr>
+          <w:t>創5:32</w:t>
+        </w:r>
+      </w:hyperlink>
+      <w:r>
+        <w:rPr>
+          <w:lang w:val="zh_TW" w:bidi="zh_TW"/>
+        </w:rPr>
+        <w:t>，</w:t>
+      </w:r>
+      <w:hyperlink r:id="rId14">
+        <w:r>
+          <w:rPr>
+            <w:lang w:val="zh_TW" w:bidi="zh_TW"/>
+          </w:rPr>
+          <w:rPr>
+            <w:color w:val="0000EE"/>
+            <w:u w:val="single"/>
+          </w:rPr>
+          <w:t>6:10</w:t>
+        </w:r>
+      </w:hyperlink>
+      <w:r>
+        <w:rPr>
+          <w:lang w:val="zh_TW" w:bidi="zh_TW"/>
+        </w:rPr>
+        <w:t>，</w:t>
+      </w:r>
+      <w:hyperlink r:id="rId15">
+        <w:r>
+          <w:rPr>
+            <w:lang w:val="zh_TW" w:bidi="zh_TW"/>
+          </w:rPr>
+          <w:rPr>
+            <w:color w:val="0000EE"/>
+            <w:u w:val="single"/>
+          </w:rPr>
+          <w:t>7:13</w:t>
+        </w:r>
+      </w:hyperlink>
+      <w:r>
+        <w:rPr>
+          <w:lang w:val="zh_TW" w:bidi="zh_TW"/>
+        </w:rPr>
+        <w:t>，</w:t>
+      </w:r>
+      <w:hyperlink r:id="rId16">
+        <w:r>
+          <w:rPr>
+            <w:lang w:val="zh_TW" w:bidi="zh_TW"/>
+          </w:rPr>
+          <w:rPr>
+            <w:color w:val="0000EE"/>
+            <w:u w:val="single"/>
+          </w:rPr>
+          <w:t>9:18</w:t>
+        </w:r>
+      </w:hyperlink>
+      <w:r>
+        <w:rPr>
+          <w:lang w:val="zh_TW" w:bidi="zh_TW"/>
+        </w:rPr>
+        <w:t>、</w:t>
+      </w:r>
+      <w:hyperlink r:id="rId16">
+        <w:r>
+          <w:rPr>
+            <w:lang w:val="zh_TW" w:bidi="zh_TW"/>
+          </w:rPr>
+          <w:rPr>
+            <w:color w:val="0000EE"/>
+            <w:u w:val="single"/>
+          </w:rPr>
+          <w:t>23</w:t>
+        </w:r>
+      </w:hyperlink>
+      <w:r>
+        <w:rPr>
+          <w:lang w:val="zh_TW" w:bidi="zh_TW"/>
+        </w:rPr>
+        <w:t>、</w:t>
+      </w:r>
+      <w:hyperlink r:id="rId16">
+        <w:r>
+          <w:rPr>
+            <w:lang w:val="zh_TW" w:bidi="zh_TW"/>
+          </w:rPr>
+          <w:rPr>
+            <w:color w:val="0000EE"/>
+            <w:u w:val="single"/>
+          </w:rPr>
+          <w:t>26</w:t>
+        </w:r>
+      </w:hyperlink>
+      <w:hyperlink r:id="rId17">
+        <w:r>
+          <w:rPr>
+            <w:lang w:val="zh_TW" w:bidi="zh_TW"/>
+          </w:rPr>
+          <w:rPr>
+            <w:color w:val="0000EE"/>
+            <w:u w:val="single"/>
+          </w:rPr>
+          <w:t>–</w:t>
+        </w:r>
+      </w:hyperlink>
+      <w:hyperlink r:id="rId16">
+        <w:r>
+          <w:rPr>
+            <w:lang w:val="zh_TW" w:bidi="zh_TW"/>
+          </w:rPr>
+          <w:rPr>
+            <w:color w:val="0000EE"/>
+            <w:u w:val="single"/>
+          </w:rPr>
+          <w:t>27</w:t>
+        </w:r>
+      </w:hyperlink>
+      <w:r>
+        <w:rPr>
+          <w:lang w:val="zh_TW" w:bidi="zh_TW"/>
+        </w:rPr>
+        <w:t>，</w:t>
+      </w:r>
+      <w:hyperlink r:id="rId18">
+        <w:r>
+          <w:rPr>
+            <w:lang w:val="zh_TW" w:bidi="zh_TW"/>
+          </w:rPr>
+          <w:rPr>
+            <w:color w:val="0000EE"/>
+            <w:u w:val="single"/>
+          </w:rPr>
+          <w:t>11:10</w:t>
+        </w:r>
+      </w:hyperlink>
+      <w:r>
+        <w:rPr>
+          <w:lang w:val="zh_TW" w:bidi="zh_TW"/>
+        </w:rPr>
+        <w:t>；</w:t>
+      </w:r>
+      <w:hyperlink r:id="rId19">
+        <w:r>
+          <w:rPr>
+            <w:lang w:val="zh_TW" w:bidi="zh_TW"/>
+          </w:rPr>
+          <w:rPr>
+            <w:color w:val="0000EE"/>
+            <w:u w:val="single"/>
+          </w:rPr>
+          <w:t>代上1:4</w:t>
+        </w:r>
+      </w:hyperlink>
+      <w:r>
+        <w:rPr>
+          <w:lang w:val="zh_TW" w:bidi="zh_TW"/>
+        </w:rPr>
+        <w:t>、</w:t>
+      </w:r>
+      <w:hyperlink r:id="rId19">
+        <w:r>
+          <w:rPr>
+            <w:lang w:val="zh_TW" w:bidi="zh_TW"/>
+          </w:rPr>
+          <w:rPr>
+            <w:color w:val="0000EE"/>
+            <w:u w:val="single"/>
+          </w:rPr>
+          <w:t>17</w:t>
+        </w:r>
+      </w:hyperlink>
+      <w:hyperlink r:id="rId20">
+        <w:r>
+          <w:rPr>
+            <w:lang w:val="zh_TW" w:bidi="zh_TW"/>
+          </w:rPr>
+          <w:rPr>
+            <w:color w:val="0000EE"/>
+            <w:u w:val="single"/>
+          </w:rPr>
+          <w:t>–</w:t>
+        </w:r>
+      </w:hyperlink>
+      <w:hyperlink r:id="rId19">
+        <w:r>
+          <w:rPr>
+            <w:lang w:val="zh_TW" w:bidi="zh_TW"/>
+          </w:rPr>
+          <w:rPr>
+            <w:color w:val="0000EE"/>
+            <w:u w:val="single"/>
+          </w:rPr>
+          <w:t>27</w:t>
+        </w:r>
+      </w:hyperlink>
+      <w:r>
+        <w:rPr>
+          <w:lang w:val="zh_TW" w:bidi="zh_TW"/>
+        </w:rPr>
+        <w:t>；</w:t>
+      </w:r>
+      <w:hyperlink r:id="rId21">
+        <w:r>
+          <w:rPr>
+            <w:lang w:val="zh_TW" w:bidi="zh_TW"/>
+          </w:rPr>
+          <w:rPr>
+            <w:color w:val="0000EE"/>
+            <w:u w:val="single"/>
+          </w:rPr>
+          <w:t>路3:36</w:t>
+        </w:r>
+      </w:hyperlink>
+      <w:r>
+        <w:rPr>
+          <w:lang w:val="zh_TW" w:bidi="zh_TW"/>
+        </w:rPr>
+        <w:t>）和閃族的祖先（</w:t>
+      </w:r>
+      <w:hyperlink r:id="rId22">
+        <w:r>
+          <w:rPr>
+            <w:lang w:val="zh_TW" w:bidi="zh_TW"/>
+          </w:rPr>
+          <w:rPr>
+            <w:color w:val="0000EE"/>
+            <w:u w:val="single"/>
+          </w:rPr>
+          <w:t>創10:1</w:t>
+        </w:r>
+      </w:hyperlink>
+      <w:r>
+        <w:rPr>
+          <w:lang w:val="zh_TW" w:bidi="zh_TW"/>
+        </w:rPr>
+        <w:t>、</w:t>
+      </w:r>
+      <w:hyperlink r:id="rId22">
+        <w:r>
+          <w:rPr>
+            <w:lang w:val="zh_TW" w:bidi="zh_TW"/>
+          </w:rPr>
+          <w:rPr>
+            <w:color w:val="0000EE"/>
+            <w:u w:val="single"/>
+          </w:rPr>
+          <w:t>21</w:t>
+        </w:r>
+      </w:hyperlink>
+      <w:hyperlink r:id="rId23">
+        <w:r>
+          <w:rPr>
+            <w:lang w:val="zh_TW" w:bidi="zh_TW"/>
+          </w:rPr>
+          <w:rPr>
+            <w:color w:val="0000EE"/>
+            <w:u w:val="single"/>
+          </w:rPr>
+          <w:t>–</w:t>
+        </w:r>
+      </w:hyperlink>
+      <w:hyperlink r:id="rId22">
+        <w:r>
+          <w:rPr>
+            <w:lang w:val="zh_TW" w:bidi="zh_TW"/>
+          </w:rPr>
+          <w:rPr>
+            <w:color w:val="0000EE"/>
+            <w:u w:val="single"/>
+          </w:rPr>
+          <w:t>31</w:t>
+        </w:r>
+      </w:hyperlink>
+      <w:r>
+        <w:rPr>
+          <w:lang w:val="zh_TW" w:bidi="zh_TW"/>
+        </w:rPr>
+        <w:t>）。閃活了600年（</w:t>
+      </w:r>
+      <w:hyperlink r:id="rId24">
+        <w:r>
+          <w:rPr>
+            <w:lang w:val="zh_TW" w:bidi="zh_TW"/>
+          </w:rPr>
+          <w:rPr>
+            <w:color w:val="0000EE"/>
+            <w:u w:val="single"/>
+          </w:rPr>
+          <w:t>創11:10–11</w:t>
+        </w:r>
+      </w:hyperlink>
+      <w:r>
+        <w:rPr>
+          <w:lang w:val="zh_TW" w:bidi="zh_TW"/>
+        </w:rPr>
+        <w:t>）。他的名字在希伯來文中意為「名字」，可能暗示挪亞相信閃的名字將具有特別的重要性。</w:t>
       </w:r>
     </w:p>
     <w:p>
@@ -245,9 +551,9 @@
         <w:rPr>
           <w:lang w:val="zh_TW" w:bidi="zh_TW"/>
         </w:rPr>
-        <w:t>他泊山界定了以薩迦支派（Issachar）西部的邊界（</w:t>
-      </w:r>
-      <w:hyperlink r:id="rId13">
+        <w:t>在大洪水之後，閃和他的兄弟雅弗發現他們的父親挪亞喝醉了。他們的另一個兄弟含羞辱了他。閃與雅弗以尊敬的方式對待挪亞（</w:t>
+      </w:r>
+      <w:hyperlink r:id="rId25">
         <w:r>
           <w:rPr>
             <w:lang w:val="zh_TW" w:bidi="zh_TW"/>
@@ -256,61 +562,14 @@
             <w:color w:val="0000EE"/>
             <w:u w:val="single"/>
           </w:rPr>
-          <w:t>約書亞記19:22</w:t>
+          <w:t>創9:20–29</w:t>
         </w:r>
       </w:hyperlink>
       <w:r>
         <w:rPr>
           <w:lang w:val="zh_TW" w:bidi="zh_TW"/>
         </w:rPr>
-        <w:t>）。它是跨地區的海岸公路——馬里斯大道（Via Maris）上有用的導航工具。這條公路經過加利利的米吉多，通往夏瑣。他泊山有時與遠在北方的黑門山相比（</w:t>
-      </w:r>
-      <w:hyperlink r:id="rId14">
-        <w:r>
-          <w:rPr>
-            <w:lang w:val="zh_TW" w:bidi="zh_TW"/>
-          </w:rPr>
-          <w:rPr>
-            <w:color w:val="0000EE"/>
-            <w:u w:val="single"/>
-          </w:rPr>
-          <w:t>詩篇89:12</w:t>
-        </w:r>
-      </w:hyperlink>
-      <w:r>
-        <w:rPr>
-          <w:lang w:val="zh_TW" w:bidi="zh_TW"/>
-        </w:rPr>
-        <w:t>；比較</w:t>
-      </w:r>
-      <w:hyperlink r:id="rId15">
-        <w:r>
-          <w:rPr>
-            <w:lang w:val="zh_TW" w:bidi="zh_TW"/>
-          </w:rPr>
-          <w:rPr>
-            <w:color w:val="0000EE"/>
-            <w:u w:val="single"/>
-          </w:rPr>
-          <w:t>耶利米書46:18</w:t>
-        </w:r>
-      </w:hyperlink>
-      <w:r>
-        <w:rPr>
-          <w:lang w:val="zh_TW" w:bidi="zh_TW"/>
-        </w:rPr>
-        <w:t>）。</w:t>
-      </w:r>
-    </w:p>
-    <w:p>
-      <w:pPr>
-        <w:pStyle w:val="Heading3"/>
-      </w:pPr>
-      <w:r>
-        <w:rPr>
-          <w:lang w:val="zh_TW" w:bidi="zh_TW"/>
-        </w:rPr>
-        <w:t>在他泊山發生了哪些重要事件？</w:t>
+        <w:t>）。由於他們的行為，挪亞後來詛咒了含的兒子迦南，並祝福了閃和雅弗。</w:t>
       </w:r>
     </w:p>
     <w:p>
@@ -320,13 +579,7 @@
           <w:lang w:val="zh_TW" w:bidi="zh_TW"/>
         </w:rPr>
       </w:r>
-      <w:r>
-        <w:rPr>
-          <w:lang w:val="zh_TW" w:bidi="zh_TW"/>
-        </w:rPr>
-        <w:t>在舊約聖經中，在士師記中，當底波拉和巴拉與迦南人的軍隊作戰時，提到了他泊山。來自夏瑣的迦南軍隊指揮官西西拉率領軍隊（</w:t>
-      </w:r>
-      <w:hyperlink r:id="rId16">
+      <w:hyperlink r:id="rId26">
         <w:r>
           <w:rPr>
             <w:lang w:val="zh_TW" w:bidi="zh_TW"/>
@@ -335,16 +588,16 @@
             <w:color w:val="0000EE"/>
             <w:u w:val="single"/>
           </w:rPr>
-          <w:t>士師記4:1–24</w:t>
+          <w:t>創世記十一章10至27節</w:t>
         </w:r>
       </w:hyperlink>
       <w:r>
         <w:rPr>
           <w:lang w:val="zh_TW" w:bidi="zh_TW"/>
         </w:rPr>
-        <w:t>）。巴拉的部隊來自附近的拿弗他利和西布倫支派，會合於他泊山。在底波拉的命令下，以色列人對西西拉發動了一場成功的戰役。基甸最終在他泊山面對殺害他兄弟的米甸王西巴和撒慕拿（</w:t>
-      </w:r>
-      <w:hyperlink r:id="rId17">
+        <w:t>顯示出那位應許的後裔（子孫）的家譜。這位後裔在</w:t>
+      </w:r>
+      <w:hyperlink r:id="rId27">
         <w:r>
           <w:rPr>
             <w:lang w:val="zh_TW" w:bidi="zh_TW"/>
@@ -353,7 +606,79 @@
             <w:color w:val="0000EE"/>
             <w:u w:val="single"/>
           </w:rPr>
-          <w:t>士師記8:18</w:t>
+          <w:t>創世記三章15節</w:t>
+        </w:r>
+      </w:hyperlink>
+      <w:r>
+        <w:rPr>
+          <w:lang w:val="zh_TW" w:bidi="zh_TW"/>
+        </w:rPr>
+        <w:t>和</w:t>
+      </w:r>
+      <w:hyperlink r:id="rId28">
+        <w:r>
+          <w:rPr>
+            <w:lang w:val="zh_TW" w:bidi="zh_TW"/>
+          </w:rPr>
+          <w:rPr>
+            <w:color w:val="0000EE"/>
+            <w:u w:val="single"/>
+          </w:rPr>
+          <w:t>五章1至32節</w:t>
+        </w:r>
+      </w:hyperlink>
+      <w:r>
+        <w:rPr>
+          <w:lang w:val="zh_TW" w:bidi="zh_TW"/>
+        </w:rPr>
+        <w:t>中被預言將粉碎撒但。他的家系經由閃到亞伯拉罕，再經由猶大和大衛到基督（參</w:t>
+      </w:r>
+      <w:hyperlink r:id="rId21">
+        <w:r>
+          <w:rPr>
+            <w:lang w:val="zh_TW" w:bidi="zh_TW"/>
+          </w:rPr>
+          <w:rPr>
+            <w:color w:val="0000EE"/>
+            <w:u w:val="single"/>
+          </w:rPr>
+          <w:t>路3:36</w:t>
+        </w:r>
+      </w:hyperlink>
+      <w:r>
+        <w:rPr>
+          <w:lang w:val="zh_TW" w:bidi="zh_TW"/>
+        </w:rPr>
+        <w:t>）。挪亞給閃的祝福顯示他的後裔將承載</w:t>
+      </w:r>
+      <w:hyperlink r:id="rId27">
+        <w:r>
+          <w:rPr>
+            <w:lang w:val="zh_TW" w:bidi="zh_TW"/>
+          </w:rPr>
+          <w:rPr>
+            <w:color w:val="0000EE"/>
+            <w:u w:val="single"/>
+          </w:rPr>
+          <w:t>創世記三章15節</w:t>
+        </w:r>
+      </w:hyperlink>
+      <w:r>
+        <w:rPr>
+          <w:lang w:val="zh_TW" w:bidi="zh_TW"/>
+        </w:rPr>
+        <w:t>中後裔的應許。這是聖經中首次出現，神被稱為某個特定人物或群體的神。挪亞曾說迦南的子孫將服侍閃的子孫。當以色列人，閃的後裔，控制了迦南的土地時，這預言實現了（參</w:t>
+      </w:r>
+      <w:hyperlink r:id="rId29">
+        <w:r>
+          <w:rPr>
+            <w:lang w:val="zh_TW" w:bidi="zh_TW"/>
+          </w:rPr>
+          <w:rPr>
+            <w:color w:val="0000EE"/>
+            <w:u w:val="single"/>
+          </w:rPr>
+          <w:t>王上9:20–21</w:t>
         </w:r>
       </w:hyperlink>
       <w:r>
@@ -374,9 +699,9 @@
         <w:rPr>
           <w:lang w:val="zh_TW" w:bidi="zh_TW"/>
         </w:rPr>
-        <w:t>他泊山的山頂面積為1.3平方公里（半平方英里）。它地理位置優越，易於設防。在舊約的王國時期，那裡可能有敬拜的神龕（見</w:t>
-      </w:r>
-      <w:hyperlink r:id="rId18">
+        <w:t>挪亞也說，雅弗會擴張並住在閃的人民中（</w:t>
+      </w:r>
+      <w:hyperlink r:id="rId30">
         <w:r>
           <w:rPr>
             <w:lang w:val="zh_TW" w:bidi="zh_TW"/>
@@ -385,25 +710,14 @@
             <w:color w:val="0000EE"/>
             <w:u w:val="single"/>
           </w:rPr>
-          <w:t>何西阿書5:1</w:t>
+          <w:t>創9:27</w:t>
         </w:r>
       </w:hyperlink>
       <w:r>
         <w:rPr>
           <w:lang w:val="zh_TW" w:bidi="zh_TW"/>
         </w:rPr>
-        <w:t>），但到了希臘時代，則有軍事防禦。托勒密王朝加強了它的防禦，到安條克三世時期（公元前218年），他泊可能已成為耶斯列谷的行政中心。在羅馬時代，許多衝突發生在他泊山。在公元66年重要的猶太戰爭中，約瑟夫用一堵大牆加固了這座山，至今仍可見。</w:t>
-      </w:r>
-    </w:p>
-    <w:p>
-      <w:pPr>
-        <w:pStyle w:val="Heading4"/>
-      </w:pPr>
-      <w:r>
-        <w:rPr>
-          <w:lang w:val="zh_TW" w:bidi="zh_TW"/>
-        </w:rPr>
-        <w:t>耶穌的變相是否發生在他泊山？</w:t>
+        <w:t>）。這可能意味著雅弗的後代會增加。隨著時間的推移，他們會受益於閃的祝福。一些學者認為，這項預言在新約中應驗了：外邦人被邀請分享福音的祝福，也因此參與了教會的建立。</w:t>
       </w:r>
     </w:p>
     <w:p>
@@ -417,9 +731,9 @@
         <w:rPr>
           <w:lang w:val="zh_TW" w:bidi="zh_TW"/>
         </w:rPr>
-        <w:t>自四世紀以來，人們相信他泊山是變相的神跡發生之處——當耶穌的形象突然改變並發光，充滿天上的光（</w:t>
-      </w:r>
-      <w:hyperlink r:id="rId19">
+        <w:t>在</w:t>
+      </w:r>
+      <w:hyperlink r:id="rId31">
         <w:r>
           <w:rPr>
             <w:lang w:val="zh_TW" w:bidi="zh_TW"/>
@@ -428,355 +742,14 @@
             <w:color w:val="0000EE"/>
             <w:u w:val="single"/>
           </w:rPr>
-          <w:t>馬可福音9:2–13</w:t>
+          <w:t>創世記十章</w:t>
         </w:r>
       </w:hyperlink>
       <w:r>
         <w:rPr>
           <w:lang w:val="zh_TW" w:bidi="zh_TW"/>
         </w:rPr>
-        <w:t>）。這一點尚不確定，因為新約聖經並未提及他泊山的名字。康士坦丁大帝的母親海倫娜宣稱以色列和巴勒斯坦的許多地方為歷史遺址。她確信變相事件發生在他泊山，並於公元326年在該地建造了一座教堂。山上建立了祭壇、修道院和教堂，直到12世紀末亞阿拉伯征服者薩拉丁將其摧毀。今天，在山上可以看到一座19世紀的希臘東正教修道院和拉丁教堂。</w:t>
-      </w:r>
-      <w:r>
-        <w:rPr>
-          <w:lang w:val="zh_TW" w:bidi="zh_TW"/>
-        </w:rPr>
-      </w:r>
-      <w:r>
-        <w:rPr>
-          <w:lang w:val="zh_TW" w:bidi="zh_TW"/>
-        </w:rPr>
-      </w:r>
-    </w:p>
-    <w:p>
-      <w:pPr/>
-      <w:r>
-        <w:rPr>
-          <w:lang w:val="zh_TW" w:bidi="zh_TW"/>
-        </w:rPr>
-      </w:r>
-    </w:p>
-    <w:p>
-      <w:pPr>
-        <w:pStyle w:val="Heading2"/>
-      </w:pPr>
-      <w:r>
-        <w:rPr>
-          <w:lang w:val="zh_TW" w:bidi="zh_TW"/>
-        </w:rPr>
-        <w:t>他轄（Tahash）</w:t>
-      </w:r>
-      <w:r>
-        <w:rPr>
-          <w:lang w:val="zh_TW" w:bidi="zh_TW"/>
-        </w:rPr>
-      </w:r>
-    </w:p>
-    <w:p>
-      <w:pPr>
-        <w:pStyle w:val="Heading2"/>
-      </w:pPr>
-      <w:r>
-        <w:rPr>
-          <w:lang w:val="zh_TW" w:bidi="zh_TW"/>
-        </w:rPr>
-        <w:t>他轄</w:t>
-      </w:r>
-      <w:r>
-        <w:rPr>
-          <w:lang w:val="zh_TW" w:bidi="zh_TW"/>
-        </w:rPr>
-        <w:t>（Tahash）</w:t>
-      </w:r>
-    </w:p>
-    <w:p>
-      <w:pPr/>
-      <w:r>
-        <w:rPr>
-          <w:lang w:val="zh_TW" w:bidi="zh_TW"/>
-        </w:rPr>
-      </w:r>
-      <w:r>
-        <w:rPr>
-          <w:lang w:val="zh_TW" w:bidi="zh_TW"/>
-        </w:rPr>
-        <w:t>拿鶴和他的妾流瑪的兒子；亞伯拉罕的兄弟（</w:t>
-      </w:r>
-      <w:hyperlink r:id="rId20">
-        <w:r>
-          <w:rPr>
-            <w:lang w:val="zh_TW" w:bidi="zh_TW"/>
-          </w:rPr>
-          <w:rPr>
-            <w:color w:val="0000EE"/>
-            <w:u w:val="single"/>
-          </w:rPr>
-          <w:t>創22:24</w:t>
-        </w:r>
-      </w:hyperlink>
-      <w:r>
-        <w:rPr>
-          <w:lang w:val="zh_TW" w:bidi="zh_TW"/>
-        </w:rPr>
-        <w:t>）。</w:t>
-      </w:r>
-      <w:r>
-        <w:rPr>
-          <w:lang w:val="zh_TW" w:bidi="zh_TW"/>
-        </w:rPr>
-      </w:r>
-      <w:r>
-        <w:rPr>
-          <w:lang w:val="zh_TW" w:bidi="zh_TW"/>
-        </w:rPr>
-      </w:r>
-    </w:p>
-    <w:p>
-      <w:pPr/>
-      <w:r>
-        <w:rPr>
-          <w:lang w:val="zh_TW" w:bidi="zh_TW"/>
-        </w:rPr>
-      </w:r>
-    </w:p>
-    <w:p>
-      <w:pPr>
-        <w:pStyle w:val="Heading2"/>
-      </w:pPr>
-      <w:r>
-        <w:rPr>
-          <w:lang w:val="zh_TW" w:bidi="zh_TW"/>
-        </w:rPr>
-        <w:t>他轄（Thahash）</w:t>
-      </w:r>
-      <w:r>
-        <w:rPr>
-          <w:lang w:val="zh_TW" w:bidi="zh_TW"/>
-        </w:rPr>
-      </w:r>
-    </w:p>
-    <w:p>
-      <w:pPr/>
-      <w:r>
-        <w:rPr>
-          <w:lang w:val="zh_TW" w:bidi="zh_TW"/>
-        </w:rPr>
-      </w:r>
-      <w:hyperlink r:id="rId20">
-        <w:r>
-          <w:rPr>
-            <w:lang w:val="zh_TW" w:bidi="zh_TW"/>
-          </w:rPr>
-          <w:rPr>
-            <w:color w:val="0000EE"/>
-            <w:u w:val="single"/>
-          </w:rPr>
-          <w:t>創世記二十二章24節</w:t>
-        </w:r>
-      </w:hyperlink>
-      <w:r>
-        <w:rPr>
-          <w:lang w:val="zh_TW" w:bidi="zh_TW"/>
-        </w:rPr>
-        <w:t>中，流瑪的兒子他轄的另一種拼寫方式。</w:t>
-      </w:r>
-    </w:p>
-    <w:p>
-      <w:pPr/>
-      <w:r>
-        <w:rPr>
-          <w:lang w:val="zh_TW" w:bidi="zh_TW"/>
-        </w:rPr>
-      </w:r>
-      <w:r>
-        <w:rPr>
-          <w:i/>
-          <w:lang w:val="zh_TW" w:bidi="zh_TW"/>
-        </w:rPr>
-        <w:t>見</w:t>
-      </w:r>
-      <w:r>
-        <w:rPr>
-          <w:lang w:val="zh_TW" w:bidi="zh_TW"/>
-        </w:rPr>
-        <w:t>他轄（Tahash）</w:t>
-      </w:r>
-      <w:r>
-        <w:rPr>
-          <w:lang w:val="zh_TW" w:bidi="zh_TW"/>
-        </w:rPr>
-        <w:t>。</w:t>
-      </w:r>
-      <w:r>
-        <w:rPr>
-          <w:lang w:val="zh_TW" w:bidi="zh_TW"/>
-        </w:rPr>
-      </w:r>
-      <w:r>
-        <w:rPr>
-          <w:lang w:val="zh_TW" w:bidi="zh_TW"/>
-        </w:rPr>
-      </w:r>
-    </w:p>
-    <w:p>
-      <w:pPr/>
-      <w:r>
-        <w:rPr>
-          <w:lang w:val="zh_TW" w:bidi="zh_TW"/>
-        </w:rPr>
-      </w:r>
-    </w:p>
-    <w:p>
-      <w:pPr>
-        <w:pStyle w:val="Heading2"/>
-      </w:pPr>
-      <w:r>
-        <w:rPr>
-          <w:lang w:val="zh_TW" w:bidi="zh_TW"/>
-        </w:rPr>
-        <w:t>塔木德</w:t>
-      </w:r>
-      <w:r>
-        <w:rPr>
-          <w:lang w:val="zh_TW" w:bidi="zh_TW"/>
-        </w:rPr>
-      </w:r>
-    </w:p>
-    <w:p>
-      <w:pPr/>
-      <w:r>
-        <w:rPr>
-          <w:lang w:val="zh_TW" w:bidi="zh_TW"/>
-        </w:rPr>
-      </w:r>
-      <w:r>
-        <w:rPr>
-          <w:lang w:val="zh_TW" w:bidi="zh_TW"/>
-        </w:rPr>
-        <w:t>「塔木德」一詞意為「學習」或「研讀」。塔木德是一部用希伯來文和亞蘭文寫成的文獻集。它包括對舊約聖經律法部分的解釋以及源自許多拉比來源的智慧言論。它涵蓋的時期始於以斯拉之後不久，約公元前400年，到約公元500年代。</w:t>
-      </w:r>
-    </w:p>
-    <w:p>
-      <w:pPr>
-        <w:pStyle w:val="Heading3"/>
-      </w:pPr>
-      <w:r>
-        <w:rPr>
-          <w:lang w:val="zh_TW" w:bidi="zh_TW"/>
-        </w:rPr>
-        <w:t>口傳律法的起源與發展</w:t>
-      </w:r>
-    </w:p>
-    <w:p>
-      <w:pPr/>
-      <w:r>
-        <w:rPr>
-          <w:lang w:val="zh_TW" w:bidi="zh_TW"/>
-        </w:rPr>
-      </w:r>
-      <w:r>
-        <w:rPr>
-          <w:lang w:val="zh_TW" w:bidi="zh_TW"/>
-        </w:rPr>
-        <w:t>傳統猶太人相信摩西除了書面律法外，還領受了一部口傳律法。這部口傳律法是歷世歷代流傳下來的。塔木德主張這部口傳律法有早期的起源，《先賢篇》（</w:t>
-      </w:r>
-      <w:r>
-        <w:rPr>
-          <w:i/>
-          <w:lang w:val="zh_TW" w:bidi="zh_TW"/>
-        </w:rPr>
-        <w:t>Pirke Aboth）一章</w:t>
-      </w:r>
-      <w:r>
-        <w:rPr>
-          <w:lang w:val="zh_TW" w:bidi="zh_TW"/>
-        </w:rPr>
-        <w:t>1節將其歸於摩西。然而，一些學者認為這部口傳律法是在以斯拉之後發展起來的。比如，生活在被擄時期前的先知，從未提到人們未能遵循口傳律法。然而，這些先知經常警告人們忽視摩西所賜的書面律法。這表明在巴比倫被擄之前，並不存在一套口傳傳統。</w:t>
-      </w:r>
-    </w:p>
-    <w:p>
-      <w:pPr/>
-      <w:r>
-        <w:rPr>
-          <w:lang w:val="zh_TW" w:bidi="zh_TW"/>
-        </w:rPr>
-      </w:r>
-      <w:r>
-        <w:rPr>
-          <w:lang w:val="zh_TW" w:bidi="zh_TW"/>
-        </w:rPr>
-        <w:t>在以斯拉（「通達摩西律法書的文士」</w:t>
-      </w:r>
-      <w:hyperlink r:id="rId21">
-        <w:r>
-          <w:rPr>
-            <w:lang w:val="zh_TW" w:bidi="zh_TW"/>
-          </w:rPr>
-          <w:rPr>
-            <w:color w:val="0000EE"/>
-            <w:u w:val="single"/>
-          </w:rPr>
-          <w:t>以斯拉記7:6</w:t>
-        </w:r>
-      </w:hyperlink>
-      <w:r>
-        <w:rPr>
-          <w:lang w:val="zh_TW" w:bidi="zh_TW"/>
-        </w:rPr>
-        <w:t>）之後，會堂和學校的教師教授舊約聖經，他們的教導被記憶下來。多年來，人們使用不同的方法來背誦和記憶不斷增多的教導和解釋。</w:t>
-      </w:r>
-    </w:p>
-    <w:p>
-      <w:pPr/>
-      <w:r>
-        <w:rPr>
-          <w:lang w:val="zh_TW" w:bidi="zh_TW"/>
-        </w:rPr>
-      </w:r>
-      <w:r>
-        <w:rPr>
-          <w:lang w:val="zh_TW" w:bidi="zh_TW"/>
-        </w:rPr>
-        <w:t>隨著更多的教導不斷增加，即使是最好的記憶也無法保留所有的材料。為了讓後代更容易獲得豐富的知識、宗教見解和智慧以獲得指導和啟發，有必要創建一個包含過去世代所有重要教導的總結。這個總結被稱為塔木德（Talmud），是口傳律法的主要合集。猶太人將其視為僅次於聖經的著作。塔木德被視為國家和宗教思想的非凡成就，深刻地塑造了猶太人的世界觀。</w:t>
-      </w:r>
-    </w:p>
-    <w:p>
-      <w:pPr>
-        <w:pStyle w:val="Heading3"/>
-      </w:pPr>
-      <w:r>
-        <w:rPr>
-          <w:lang w:val="zh_TW" w:bidi="zh_TW"/>
-        </w:rPr>
-        <w:t>口傳律法的理由</w:t>
-      </w:r>
-    </w:p>
-    <w:p>
-      <w:pPr/>
-      <w:r>
-        <w:rPr>
-          <w:lang w:val="zh_TW" w:bidi="zh_TW"/>
-        </w:rPr>
-      </w:r>
-      <w:r>
-        <w:rPr>
-          <w:lang w:val="zh_TW" w:bidi="zh_TW"/>
-        </w:rPr>
-        <w:t>在被擄歸回的先知停止預言之後，以色列的生命變得複雜。需要擴展摩西五經的律法。口傳律法最初是為了幫助人們遵守神的書面話語。</w:t>
-      </w:r>
-    </w:p>
-    <w:p>
-      <w:pPr/>
-      <w:r>
-        <w:rPr>
-          <w:lang w:val="zh_TW" w:bidi="zh_TW"/>
-        </w:rPr>
-      </w:r>
-      <w:r>
-        <w:rPr>
-          <w:lang w:val="zh_TW" w:bidi="zh_TW"/>
-        </w:rPr>
-        <w:t>口傳律法包含在塔木德中有兩個目的：</w:t>
+        <w:t>記載的「列國表」中，列出了閃的五個後代：</w:t>
       </w:r>
     </w:p>
     <w:p>
@@ -798,7 +771,7 @@
         <w:rPr>
           <w:lang w:val="zh_TW" w:bidi="zh_TW"/>
         </w:rPr>
-        <w:t>它提供了對書面律法的解釋。根據拉比的說法，口傳律法使遵守書面律法成為可能。沒有口傳律法，就不可能遵守書面律法。這方面的一個好例子可以在聖經的安息日律法中找到。大家都知道人們不應該在安息日工作。然而，拉比們說需要口傳律法來解釋「工作」實際上是什麼意思。</w:t>
+        <w:t>以攔</w:t>
       </w:r>
     </w:p>
     <w:p>
@@ -816,7 +789,61 @@
         <w:rPr>
           <w:lang w:val="zh_TW" w:bidi="zh_TW"/>
         </w:rPr>
-        <w:t>口傳律法的第二個目的在於更新和調整成文律法以適應新的情況。口傳律法旨在使成文律法適用於每一代人。沒有口傳律法，人們可能會認為成文律法已然過時。</w:t>
+        <w:t>亞述</w:t>
+      </w:r>
+    </w:p>
+    <w:p>
+      <w:pPr>
+        <w:pStyle w:val="ListNumber"/>
+        <w:spacing w:line="240" w:lineRule="auto"/>
+        <w:ind w:left="720"/>
+      </w:pPr>
+      <w:r>
+        <w:rPr>
+          <w:lang w:val="zh_TW" w:bidi="zh_TW"/>
+        </w:rPr>
+      </w:r>
+      <w:r>
+        <w:rPr>
+          <w:lang w:val="zh_TW" w:bidi="zh_TW"/>
+        </w:rPr>
+        <w:t>亞法撒</w:t>
+      </w:r>
+    </w:p>
+    <w:p>
+      <w:pPr>
+        <w:pStyle w:val="ListNumber"/>
+        <w:spacing w:line="240" w:lineRule="auto"/>
+        <w:ind w:left="720"/>
+      </w:pPr>
+      <w:r>
+        <w:rPr>
+          <w:lang w:val="zh_TW" w:bidi="zh_TW"/>
+        </w:rPr>
+      </w:r>
+      <w:r>
+        <w:rPr>
+          <w:lang w:val="zh_TW" w:bidi="zh_TW"/>
+        </w:rPr>
+        <w:t>路德</w:t>
+      </w:r>
+    </w:p>
+    <w:p>
+      <w:pPr>
+        <w:pStyle w:val="ListNumber"/>
+        <w:spacing w:line="240" w:lineRule="auto"/>
+        <w:ind w:left="720"/>
+      </w:pPr>
+      <w:r>
+        <w:rPr>
+          <w:lang w:val="zh_TW" w:bidi="zh_TW"/>
+        </w:rPr>
+      </w:r>
+      <w:r>
+        <w:rPr>
+          <w:lang w:val="zh_TW" w:bidi="zh_TW"/>
+        </w:rPr>
+        <w:t>亞蘭</w:t>
       </w:r>
     </w:p>
     <w:p>
@@ -830,7 +857,25 @@
         <w:rPr>
           <w:lang w:val="zh_TW" w:bidi="zh_TW"/>
         </w:rPr>
-        <w:t>因此，口傳律法幫助人們理解什麼不應該做，以及良好的猶太教信仰應該是如何的樣貌。</w:t>
+        <w:t>在這些後裔中，特別強調的是來自亞法撒德家系的希伯，其家系在</w:t>
+      </w:r>
+      <w:hyperlink r:id="rId32">
+        <w:r>
+          <w:rPr>
+            <w:lang w:val="zh_TW" w:bidi="zh_TW"/>
+          </w:rPr>
+          <w:rPr>
+            <w:color w:val="0000EE"/>
+            <w:u w:val="single"/>
+          </w:rPr>
+          <w:t>創世記十一章16至27節</w:t>
+        </w:r>
+      </w:hyperlink>
+      <w:r>
+        <w:rPr>
+          <w:lang w:val="zh_TW" w:bidi="zh_TW"/>
+        </w:rPr>
+        <w:t>中被追溯至亞伯拉罕。</w:t>
       </w:r>
     </w:p>
     <w:p>
@@ -842,38 +887,68 @@
       </w:r>
       <w:r>
         <w:rPr>
-          <w:lang w:val="zh_TW" w:bidi="zh_TW"/>
-        </w:rPr>
-        <w:t>每一個世代都面臨新的社會、政治和經濟情況。這意味著神的話語需要以新的方式來應用。然而，神的話語本身不應該僅僅為了迎合人們的需求或解決新問題而改變。我們在公元一世紀看到了這個例子。耶穌批評猶太領袖將他們的口述傳統置於神的話語之上（</w:t>
-      </w:r>
-      <w:hyperlink r:id="rId22">
-        <w:r>
-          <w:rPr>
-            <w:lang w:val="zh_TW" w:bidi="zh_TW"/>
-          </w:rPr>
-          <w:rPr>
-            <w:color w:val="0000EE"/>
-            <w:u w:val="single"/>
-          </w:rPr>
-          <w:t>馬可福音7:9–13</w:t>
-        </w:r>
-      </w:hyperlink>
-      <w:r>
-        <w:rPr>
-          <w:lang w:val="zh_TW" w:bidi="zh_TW"/>
-        </w:rPr>
-        <w:t>）。</w:t>
-      </w:r>
-    </w:p>
-    <w:p>
-      <w:pPr>
-        <w:pStyle w:val="Heading3"/>
-      </w:pPr>
-      <w:r>
-        <w:rPr>
-          <w:lang w:val="zh_TW" w:bidi="zh_TW"/>
-        </w:rPr>
-        <w:t>塔木德的早期形式</w:t>
+          <w:i/>
+          <w:lang w:val="zh_TW" w:bidi="zh_TW"/>
+        </w:rPr>
+        <w:t>另見</w:t>
+      </w:r>
+      <w:r>
+        <w:rPr>
+          <w:lang w:val="zh_TW" w:bidi="zh_TW"/>
+        </w:rPr>
+        <w:t>亞伯拉罕</w:t>
+      </w:r>
+      <w:r>
+        <w:rPr>
+          <w:lang w:val="zh_TW" w:bidi="zh_TW"/>
+        </w:rPr>
+        <w:t>；</w:t>
+      </w:r>
+      <w:r>
+        <w:rPr>
+          <w:lang w:val="zh_TW" w:bidi="zh_TW"/>
+        </w:rPr>
+        <w:t>耶穌基督的家譜</w:t>
+      </w:r>
+      <w:r>
+        <w:rPr>
+          <w:lang w:val="zh_TW" w:bidi="zh_TW"/>
+        </w:rPr>
+        <w:t>；</w:t>
+      </w:r>
+      <w:r>
+        <w:rPr>
+          <w:lang w:val="zh_TW" w:bidi="zh_TW"/>
+        </w:rPr>
+        <w:t>列國</w:t>
+      </w:r>
+      <w:r>
+        <w:rPr>
+          <w:lang w:val="zh_TW" w:bidi="zh_TW"/>
+        </w:rPr>
+        <w:t>、</w:t>
+      </w:r>
+      <w:r>
+        <w:rPr>
+          <w:lang w:val="zh_TW" w:bidi="zh_TW"/>
+        </w:rPr>
+        <w:t>挪亞</w:t>
+      </w:r>
+      <w:r>
+        <w:rPr>
+          <w:lang w:val="zh_TW" w:bidi="zh_TW"/>
+        </w:rPr>
+        <w:t>。</w:t>
+      </w:r>
+      <w:r>
+        <w:rPr>
+          <w:lang w:val="zh_TW" w:bidi="zh_TW"/>
+        </w:rPr>
+      </w:r>
+      <w:r>
+        <w:rPr>
+          <w:lang w:val="zh_TW" w:bidi="zh_TW"/>
+        </w:rPr>
       </w:r>
     </w:p>
     <w:p>
@@ -883,65 +958,21 @@
           <w:lang w:val="zh_TW" w:bidi="zh_TW"/>
         </w:rPr>
       </w:r>
-      <w:r>
-        <w:rPr>
-          <w:lang w:val="zh_TW" w:bidi="zh_TW"/>
-        </w:rPr>
-        <w:t>最早教授口傳律法的方法之一是透過米大示（Midrash），意思是「解釋」。米大示是一種對聖經經文的註釋（解釋或觀察）。米大示有兩種類型：</w:t>
-      </w:r>
     </w:p>
     <w:p>
       <w:pPr>
-        <w:pStyle w:val="ListNumber"/>
-        <w:numPr>
-          <w:ilvl w:val="0"/>
-          <w:numId w:val="15"/>
-        </w:numPr>
-        <w:spacing w:line="240" w:lineRule="auto"/>
-        <w:ind w:left="720"/>
-      </w:pPr>
-      <w:r>
-        <w:rPr>
-          <w:lang w:val="zh_TW" w:bidi="zh_TW"/>
-        </w:rPr>
-      </w:r>
-      <w:r>
-        <w:rPr>
-          <w:b/>
-          <w:lang w:val="zh_TW" w:bidi="zh_TW"/>
-        </w:rPr>
-        <w:t>米大示哈拉卡：</w:t>
-      </w:r>
-      <w:r>
-        <w:rPr>
-          <w:lang w:val="zh_TW" w:bidi="zh_TW"/>
-        </w:rPr>
-        <w:t>解釋舊約聖經中的律法部分，著重於如何活。</w:t>
-      </w:r>
-    </w:p>
-    <w:p>
-      <w:pPr>
-        <w:pStyle w:val="ListNumber"/>
-        <w:spacing w:line="240" w:lineRule="auto"/>
-        <w:ind w:left="720"/>
-      </w:pPr>
-      <w:r>
-        <w:rPr>
-          <w:lang w:val="zh_TW" w:bidi="zh_TW"/>
-        </w:rPr>
-      </w:r>
-      <w:r>
-        <w:rPr>
-          <w:b/>
-          <w:lang w:val="zh_TW" w:bidi="zh_TW"/>
-        </w:rPr>
-        <w:t>米大示哈加達：</w:t>
-      </w:r>
-      <w:r>
-        <w:rPr>
-          <w:lang w:val="zh_TW" w:bidi="zh_TW"/>
-        </w:rPr>
-        <w:t>解釋非律法部分，如倫理和熱心所在，意思是「敘述」。</w:t>
+        <w:pStyle w:val="Heading2"/>
+      </w:pPr>
+      <w:r>
+        <w:rPr>
+          <w:lang w:val="zh_TW" w:bidi="zh_TW"/>
+        </w:rPr>
+        <w:t>善以別</w:t>
+      </w:r>
+      <w:r>
+        <w:rPr>
+          <w:lang w:val="zh_TW" w:bidi="zh_TW"/>
+        </w:rPr>
       </w:r>
     </w:p>
     <w:p>
@@ -955,9 +986,9 @@
         <w:rPr>
           <w:lang w:val="zh_TW" w:bidi="zh_TW"/>
         </w:rPr>
-        <w:t>以斯拉和接受教導的同伴在公元前444年在耶路撒冷城牆完成時，使用了米大示。他們「使百姓明白律法；百姓都站在自己的地方。他們清清楚楚地念神的律法書，講明意思，使百姓明白所念的」(</w:t>
-      </w:r>
-      <w:hyperlink r:id="rId23">
+        <w:t>善以別是洗扁王，曾與另外四個王結盟反抗基大老瑪及其盟軍。在善以別連同所多瑪和蛾摩拉的軍隊戰敗後，亞伯拉罕救出了被擄的羅得（</w:t>
+      </w:r>
+      <w:hyperlink r:id="rId33">
         <w:r>
           <w:rPr>
             <w:lang w:val="zh_TW" w:bidi="zh_TW"/>
@@ -966,229 +997,14 @@
             <w:color w:val="0000EE"/>
             <w:u w:val="single"/>
           </w:rPr>
-          <w:t>尼希米記8:7</w:t>
+          <w:t>創14:2</w:t>
         </w:r>
       </w:hyperlink>
       <w:r>
         <w:rPr>
           <w:lang w:val="zh_TW" w:bidi="zh_TW"/>
         </w:rPr>
-        <w:t>–</w:t>
-      </w:r>
-      <w:hyperlink r:id="rId23">
-        <w:r>
-          <w:rPr>
-            <w:lang w:val="zh_TW" w:bidi="zh_TW"/>
-          </w:rPr>
-          <w:rPr>
-            <w:color w:val="0000EE"/>
-            <w:u w:val="single"/>
-          </w:rPr>
-          <w:t>8</w:t>
-        </w:r>
-      </w:hyperlink>
-      <w:r>
-        <w:rPr>
-          <w:lang w:val="zh_TW" w:bidi="zh_TW"/>
-        </w:rPr>
-        <w:t>)。</w:t>
-      </w:r>
-    </w:p>
-    <w:p>
-      <w:pPr/>
-      <w:r>
-        <w:rPr>
-          <w:lang w:val="zh_TW" w:bidi="zh_TW"/>
-        </w:rPr>
-      </w:r>
-      <w:r>
-        <w:rPr>
-          <w:lang w:val="zh_TW" w:bidi="zh_TW"/>
-        </w:rPr>
-        <w:t>在以斯拉之後，許多教師使用這種米大示的方法。這些宗教領袖被稱為經師（Soferim，「守書人」或「文士」），直到大約公元前200年。他們有時被稱為「大會堂」。他們教導以色列要避免崇拜假神或忘記神的律法。</w:t>
-      </w:r>
-    </w:p>
-    <w:p>
-      <w:pPr/>
-      <w:r>
-        <w:rPr>
-          <w:lang w:val="zh_TW" w:bidi="zh_TW"/>
-        </w:rPr>
-      </w:r>
-      <w:r>
-        <w:rPr>
-          <w:lang w:val="zh_TW" w:bidi="zh_TW"/>
-        </w:rPr>
-        <w:t>經師之後是哈西典（「虔誠者」），他們試圖鼓勵宗教委身。哈西典之後是公元前128年的法利賽人（「分離者」）。所有這些群體都對米大示方法有所貢獻。</w:t>
-      </w:r>
-    </w:p>
-    <w:p>
-      <w:pPr/>
-      <w:r>
-        <w:rPr>
-          <w:lang w:val="zh_TW" w:bidi="zh_TW"/>
-        </w:rPr>
-      </w:r>
-      <w:r>
-        <w:rPr>
-          <w:lang w:val="zh_TW" w:bidi="zh_TW"/>
-        </w:rPr>
-        <w:t>隨著時間的推移，需要記住的材料越來越多。人們通過不斷重複來學習。這種新方法被稱為米示拿（Mishnah），意思是「重複」。米示拿的教師被稱為他拿念（Tannaim），意思是「口頭傳授者」。</w:t>
-      </w:r>
-    </w:p>
-    <w:p>
-      <w:pPr/>
-      <w:r>
-        <w:rPr>
-          <w:lang w:val="zh_TW" w:bidi="zh_TW"/>
-        </w:rPr>
-      </w:r>
-      <w:r>
-        <w:rPr>
-          <w:lang w:val="zh_TW" w:bidi="zh_TW"/>
-        </w:rPr>
-        <w:t>米大示和米示拿都被使用了許多年。口傳律法最終發展龐大到人們難以學習和記憶的地步。因此，它被書寫記錄下來。後來的拉比對米示拿進行了詳細的討論和解釋。這些討論被稱為革馬拉（Gemara，意為「完成」）。與最初的口傳律法一樣，革馬拉也是先口述傳承，然後才文字記錄。革馬拉和米示拿一起組成了塔木德。</w:t>
-      </w:r>
-    </w:p>
-    <w:p>
-      <w:pPr/>
-      <w:r>
-        <w:rPr>
-          <w:lang w:val="zh_TW" w:bidi="zh_TW"/>
-        </w:rPr>
-      </w:r>
-      <w:r>
-        <w:rPr>
-          <w:i/>
-          <w:lang w:val="zh_TW" w:bidi="zh_TW"/>
-        </w:rPr>
-        <w:t>另見</w:t>
-      </w:r>
-      <w:r>
-        <w:rPr>
-          <w:lang w:val="zh_TW" w:bidi="zh_TW"/>
-        </w:rPr>
-        <w:t xml:space="preserve"> </w:t>
-      </w:r>
-      <w:r>
-        <w:rPr>
-          <w:lang w:val="zh_TW" w:bidi="zh_TW"/>
-        </w:rPr>
-        <w:t>革馬拉</w:t>
-      </w:r>
-      <w:r>
-        <w:rPr>
-          <w:lang w:val="zh_TW" w:bidi="zh_TW"/>
-        </w:rPr>
-        <w:t>；</w:t>
-      </w:r>
-      <w:r>
-        <w:rPr>
-          <w:lang w:val="zh_TW" w:bidi="zh_TW"/>
-        </w:rPr>
-        <w:t>哈加達</w:t>
-      </w:r>
-      <w:r>
-        <w:rPr>
-          <w:lang w:val="zh_TW" w:bidi="zh_TW"/>
-        </w:rPr>
-        <w:t>；</w:t>
-      </w:r>
-      <w:r>
-        <w:rPr>
-          <w:lang w:val="zh_TW" w:bidi="zh_TW"/>
-        </w:rPr>
-        <w:t>哈拉卡</w:t>
-      </w:r>
-      <w:r>
-        <w:rPr>
-          <w:lang w:val="zh_TW" w:bidi="zh_TW"/>
-        </w:rPr>
-        <w:t>；</w:t>
-      </w:r>
-      <w:r>
-        <w:rPr>
-          <w:lang w:val="zh_TW" w:bidi="zh_TW"/>
-        </w:rPr>
-        <w:t>聖經中的法律概念</w:t>
-      </w:r>
-      <w:r>
-        <w:rPr>
-          <w:lang w:val="zh_TW" w:bidi="zh_TW"/>
-        </w:rPr>
-        <w:t>；</w:t>
-      </w:r>
-      <w:r>
-        <w:rPr>
-          <w:lang w:val="zh_TW" w:bidi="zh_TW"/>
-        </w:rPr>
-        <w:t>米大示</w:t>
-      </w:r>
-      <w:r>
-        <w:rPr>
-          <w:lang w:val="zh_TW" w:bidi="zh_TW"/>
-        </w:rPr>
-        <w:t>；</w:t>
-      </w:r>
-      <w:r>
-        <w:rPr>
-          <w:lang w:val="zh_TW" w:bidi="zh_TW"/>
-        </w:rPr>
-        <w:t>米示拿</w:t>
-      </w:r>
-      <w:r>
-        <w:rPr>
-          <w:lang w:val="zh_TW" w:bidi="zh_TW"/>
-        </w:rPr>
-        <w:t>；</w:t>
-      </w:r>
-      <w:r>
-        <w:rPr>
-          <w:lang w:val="zh_TW" w:bidi="zh_TW"/>
-        </w:rPr>
-        <w:t>法利賽人</w:t>
-      </w:r>
-      <w:r>
-        <w:rPr>
-          <w:lang w:val="zh_TW" w:bidi="zh_TW"/>
-        </w:rPr>
-        <w:t>；</w:t>
-      </w:r>
-      <w:r>
-        <w:rPr>
-          <w:lang w:val="zh_TW" w:bidi="zh_TW"/>
-        </w:rPr>
-        <w:t>妥拉</w:t>
-      </w:r>
-      <w:r>
-        <w:rPr>
-          <w:lang w:val="zh_TW" w:bidi="zh_TW"/>
-        </w:rPr>
-        <w:t>；</w:t>
-      </w:r>
-      <w:r>
-        <w:rPr>
-          <w:lang w:val="zh_TW" w:bidi="zh_TW"/>
-        </w:rPr>
-        <w:t>傳統</w:t>
-      </w:r>
-      <w:r>
-        <w:rPr>
-          <w:lang w:val="zh_TW" w:bidi="zh_TW"/>
-        </w:rPr>
-        <w:t>；</w:t>
-      </w:r>
-      <w:r>
-        <w:rPr>
-          <w:lang w:val="zh_TW" w:bidi="zh_TW"/>
-        </w:rPr>
-        <w:t>口頭傳統</w:t>
-      </w:r>
-      <w:r>
-        <w:rPr>
-          <w:lang w:val="zh_TW" w:bidi="zh_TW"/>
-        </w:rPr>
-        <w:t>。</w:t>
+        <w:t>）。</w:t>
       </w:r>
       <w:r>
         <w:rPr>
@@ -3092,12 +2908,6 @@
     <w:abstractNumId w:val="11"/>
   </w:num>
   <w:num w:numId="14">
-    <w:abstractNumId w:val="3"/>
-    <w:lvlOverride w:ilvl="0">
-      <w:startOverride w:val="1"/>
-    </w:lvlOverride>
-  </w:num>
-  <w:num w:numId="15">
     <w:abstractNumId w:val="3"/>
     <w:lvlOverride w:ilvl="0">
       <w:startOverride w:val="1"/>

--- a/zht/docx/136.content.docx
+++ b/zht/docx/136.content.docx
@@ -19,7 +19,7 @@
         <w:rPr>
           <w:lang w:val="zh_TW" w:bidi="zh_TW"/>
         </w:rPr>
-        <w:t>Resource: Tyndale Open Bible Dictionary</w:t>
+        <w:t>Resource: Aquifer Open Bible Dictionary</w:t>
       </w:r>
       <w:r>
         <w:rPr>
@@ -112,7 +112,7 @@
         <w:rPr>
           <w:lang w:val="zh_TW" w:bidi="zh_TW"/>
         </w:rPr>
-        <w:t>Tyndale Open Bible Dictionary</w:t>
+        <w:t>Aquifer Open Bible Dictionary</w:t>
       </w:r>
     </w:p>
     <w:p>
@@ -149,7 +149,7 @@
         <w:rPr>
           <w:lang w:val="zh_TW" w:bidi="zh_TW"/>
         </w:rPr>
-        <w:t>shan</w:t>
+        <w:t>sha</w:t>
       </w:r>
       <w:r>
         <w:rPr>
@@ -212,12 +212,35 @@
         <w:rPr>
           <w:lang w:val="zh_TW" w:bidi="zh_TW"/>
         </w:rPr>
-        <w:t>閃</w:t>
-      </w:r>
-      <w:r>
-        <w:rPr>
-          <w:lang w:val="zh_TW" w:bidi="zh_TW"/>
-        </w:rPr>
+        <w:t>沙拉</w:t>
+      </w:r>
+      <w:r>
+        <w:rPr>
+          <w:lang w:val="zh_TW" w:bidi="zh_TW"/>
+        </w:rPr>
+      </w:r>
+    </w:p>
+    <w:p>
+      <w:pPr>
+        <w:pStyle w:val="Heading2"/>
+      </w:pPr>
+      <w:r>
+        <w:rPr>
+          <w:lang w:val="zh_TW" w:bidi="zh_TW"/>
+        </w:rPr>
+        <w:t>沙拉（</w:t>
+      </w:r>
+      <w:r>
+        <w:rPr>
+          <w:lang w:val="zh_TW" w:bidi="zh_TW"/>
+        </w:rPr>
+        <w:t>Salah</w:t>
+      </w:r>
+      <w:r>
+        <w:rPr>
+          <w:lang w:val="zh_TW" w:bidi="zh_TW"/>
+        </w:rPr>
+        <w:t>）</w:t>
       </w:r>
     </w:p>
     <w:p>
@@ -231,7 +254,7 @@
         <w:rPr>
           <w:lang w:val="zh_TW" w:bidi="zh_TW"/>
         </w:rPr>
-        <w:t>挪亞的長子（</w:t>
+        <w:t>在</w:t>
       </w:r>
       <w:hyperlink r:id="rId13">
         <w:r>
@@ -242,14 +265,14 @@
             <w:color w:val="0000EE"/>
             <w:u w:val="single"/>
           </w:rPr>
-          <w:t>創5:32</w:t>
+          <w:t>創世記十章24節</w:t>
         </w:r>
       </w:hyperlink>
       <w:r>
         <w:rPr>
           <w:lang w:val="zh_TW" w:bidi="zh_TW"/>
         </w:rPr>
-        <w:t>，</w:t>
+        <w:t>和</w:t>
       </w:r>
       <w:hyperlink r:id="rId14">
         <w:r>
@@ -260,14 +283,125 @@
             <w:color w:val="0000EE"/>
             <w:u w:val="single"/>
           </w:rPr>
-          <w:t>6:10</w:t>
+          <w:t>十一章12至15節</w:t>
         </w:r>
       </w:hyperlink>
       <w:r>
         <w:rPr>
           <w:lang w:val="zh_TW" w:bidi="zh_TW"/>
         </w:rPr>
+        <w:t>中，這是沙拉（Shelah）——希伯的父親——在某些譯本中的拼寫形式。</w:t>
+      </w:r>
+      <w:r>
+        <w:rPr>
+          <w:i/>
+          <w:lang w:val="zh_TW" w:bidi="zh_TW"/>
+        </w:rPr>
+        <w:t>見</w:t>
+      </w:r>
+      <w:r>
+        <w:rPr>
+          <w:lang w:val="zh_TW" w:bidi="zh_TW"/>
+        </w:rPr>
+        <w:t>沙拉 #1</w:t>
+      </w:r>
+      <w:r>
+        <w:rPr>
+          <w:lang w:val="zh_TW" w:bidi="zh_TW"/>
+        </w:rPr>
+        <w:t>。</w:t>
+      </w:r>
+      <w:r>
+        <w:rPr>
+          <w:lang w:val="zh_TW" w:bidi="zh_TW"/>
+        </w:rPr>
+      </w:r>
+      <w:r>
+        <w:rPr>
+          <w:lang w:val="zh_TW" w:bidi="zh_TW"/>
+        </w:rPr>
+      </w:r>
+    </w:p>
+    <w:p>
+      <w:pPr/>
+      <w:r>
+        <w:rPr>
+          <w:lang w:val="zh_TW" w:bidi="zh_TW"/>
+        </w:rPr>
+      </w:r>
+    </w:p>
+    <w:p>
+      <w:pPr>
+        <w:pStyle w:val="Heading2"/>
+      </w:pPr>
+      <w:r>
+        <w:rPr>
+          <w:lang w:val="zh_TW" w:bidi="zh_TW"/>
+        </w:rPr>
+        <w:t>沙拉</w:t>
+      </w:r>
+      <w:r>
+        <w:rPr>
+          <w:lang w:val="zh_TW" w:bidi="zh_TW"/>
+        </w:rPr>
+      </w:r>
+    </w:p>
+    <w:p>
+      <w:pPr>
+        <w:pStyle w:val="ListNumber"/>
+        <w:numPr>
+          <w:ilvl w:val="0"/>
+          <w:numId w:val="14"/>
+        </w:numPr>
+        <w:spacing w:line="240" w:lineRule="auto"/>
+        <w:ind w:left="720"/>
+      </w:pPr>
+      <w:r>
+        <w:rPr>
+          <w:lang w:val="zh_TW" w:bidi="zh_TW"/>
+        </w:rPr>
+      </w:r>
+      <w:r>
+        <w:rPr>
+          <w:lang w:val="zh_TW" w:bidi="zh_TW"/>
+        </w:rPr>
+        <w:t>亞法撒的兒子，也是希伯的父親（</w:t>
+      </w:r>
+      <w:hyperlink r:id="rId13">
+        <w:r>
+          <w:rPr>
+            <w:lang w:val="zh_TW" w:bidi="zh_TW"/>
+          </w:rPr>
+          <w:rPr>
+            <w:color w:val="0000EE"/>
+            <w:u w:val="single"/>
+          </w:rPr>
+          <w:t>創10:24</w:t>
+        </w:r>
+      </w:hyperlink>
+      <w:r>
+        <w:rPr>
+          <w:lang w:val="zh_TW" w:bidi="zh_TW"/>
+        </w:rPr>
         <w:t>，</w:t>
+      </w:r>
+      <w:hyperlink r:id="rId14">
+        <w:r>
+          <w:rPr>
+            <w:lang w:val="zh_TW" w:bidi="zh_TW"/>
+          </w:rPr>
+          <w:rPr>
+            <w:color w:val="0000EE"/>
+            <w:u w:val="single"/>
+          </w:rPr>
+          <w:t>11:12–15</w:t>
+        </w:r>
+      </w:hyperlink>
+      <w:r>
+        <w:rPr>
+          <w:lang w:val="zh_TW" w:bidi="zh_TW"/>
+        </w:rPr>
+        <w:t>；</w:t>
       </w:r>
       <w:hyperlink r:id="rId15">
         <w:r>
@@ -278,14 +412,14 @@
             <w:color w:val="0000EE"/>
             <w:u w:val="single"/>
           </w:rPr>
-          <w:t>7:13</w:t>
+          <w:t>代上1:18</w:t>
         </w:r>
       </w:hyperlink>
       <w:r>
         <w:rPr>
           <w:lang w:val="zh_TW" w:bidi="zh_TW"/>
         </w:rPr>
-        <w:t>，</w:t>
+        <w:t>）。在路加福音所記載的耶穌祖先名單中，沙拉被列為該南的兒子，而該南則是亞法撒的兒子（</w:t>
       </w:r>
       <w:hyperlink r:id="rId16">
         <w:r>
@@ -296,45 +430,65 @@
             <w:color w:val="0000EE"/>
             <w:u w:val="single"/>
           </w:rPr>
-          <w:t>9:18</w:t>
+          <w:t>路3:35</w:t>
         </w:r>
       </w:hyperlink>
       <w:r>
         <w:rPr>
           <w:lang w:val="zh_TW" w:bidi="zh_TW"/>
         </w:rPr>
-        <w:t>、</w:t>
-      </w:r>
-      <w:hyperlink r:id="rId16">
-        <w:r>
-          <w:rPr>
-            <w:lang w:val="zh_TW" w:bidi="zh_TW"/>
-          </w:rPr>
-          <w:rPr>
-            <w:color w:val="0000EE"/>
-            <w:u w:val="single"/>
-          </w:rPr>
-          <w:t>23</w:t>
-        </w:r>
-      </w:hyperlink>
-      <w:r>
-        <w:rPr>
-          <w:lang w:val="zh_TW" w:bidi="zh_TW"/>
-        </w:rPr>
-        <w:t>、</w:t>
-      </w:r>
-      <w:hyperlink r:id="rId16">
-        <w:r>
-          <w:rPr>
-            <w:lang w:val="zh_TW" w:bidi="zh_TW"/>
-          </w:rPr>
-          <w:rPr>
-            <w:color w:val="0000EE"/>
-            <w:u w:val="single"/>
-          </w:rPr>
-          <w:t>26</w:t>
-        </w:r>
-      </w:hyperlink>
+        <w:t>）。</w:t>
+        <w:br/>
+      </w:r>
+      <w:r>
+        <w:rPr>
+          <w:i/>
+          <w:lang w:val="zh_TW" w:bidi="zh_TW"/>
+        </w:rPr>
+        <w:t>見</w:t>
+      </w:r>
+      <w:r>
+        <w:rPr>
+          <w:lang w:val="zh_TW" w:bidi="zh_TW"/>
+        </w:rPr>
+        <w:t>耶穌基督的家譜</w:t>
+      </w:r>
+      <w:r>
+        <w:rPr>
+          <w:lang w:val="zh_TW" w:bidi="zh_TW"/>
+        </w:rPr>
+        <w:t xml:space="preserve">。 </w:t>
+      </w:r>
+    </w:p>
+    <w:p>
+      <w:pPr>
+        <w:pStyle w:val="ListNumber"/>
+        <w:spacing w:line="240" w:lineRule="auto"/>
+        <w:ind w:left="720"/>
+      </w:pPr>
+      <w:r>
+        <w:rPr>
+          <w:lang w:val="zh_TW" w:bidi="zh_TW"/>
+        </w:rPr>
+      </w:r>
+      <w:r>
+        <w:rPr>
+          <w:lang w:val="zh_TW" w:bidi="zh_TW"/>
+        </w:rPr>
+        <w:t>猶大與迦南女子書亞所生的第三個兒子，出生在猶大的小鎮</w:t>
+      </w:r>
+      <w:r>
+        <w:rPr>
+          <w:lang w:val="zh_TW" w:bidi="zh_TW"/>
+        </w:rPr>
+        <w:t>基悉</w:t>
+      </w:r>
+      <w:r>
+        <w:rPr>
+          <w:lang w:val="zh_TW" w:bidi="zh_TW"/>
+        </w:rPr>
+        <w:t>（</w:t>
+      </w:r>
       <w:hyperlink r:id="rId17">
         <w:r>
           <w:rPr>
@@ -344,26 +498,14 @@
             <w:color w:val="0000EE"/>
             <w:u w:val="single"/>
           </w:rPr>
-          <w:t>–</w:t>
+          <w:t>創38:5</w:t>
         </w:r>
       </w:hyperlink>
-      <w:hyperlink r:id="rId16">
-        <w:r>
-          <w:rPr>
-            <w:lang w:val="zh_TW" w:bidi="zh_TW"/>
-          </w:rPr>
-          <w:rPr>
-            <w:color w:val="0000EE"/>
-            <w:u w:val="single"/>
-          </w:rPr>
-          <w:t>27</w:t>
-        </w:r>
-      </w:hyperlink>
-      <w:r>
-        <w:rPr>
-          <w:lang w:val="zh_TW" w:bidi="zh_TW"/>
-        </w:rPr>
-        <w:t>，</w:t>
+      <w:r>
+        <w:rPr>
+          <w:lang w:val="zh_TW" w:bidi="zh_TW"/>
+        </w:rPr>
+        <w:t>；</w:t>
       </w:r>
       <w:hyperlink r:id="rId18">
         <w:r>
@@ -374,14 +516,14 @@
             <w:color w:val="0000EE"/>
             <w:u w:val="single"/>
           </w:rPr>
-          <w:t>11:10</w:t>
+          <w:t>代上2:3</w:t>
         </w:r>
       </w:hyperlink>
       <w:r>
         <w:rPr>
           <w:lang w:val="zh_TW" w:bidi="zh_TW"/>
         </w:rPr>
-        <w:t>；</w:t>
+        <w:t>；譯註：和合本將此人名譯為「示拉」）。沙拉為示拉族的起源（譯註：和合本譯為「示拉」；</w:t>
       </w:r>
       <w:hyperlink r:id="rId19">
         <w:r>
@@ -392,27 +534,15 @@
             <w:color w:val="0000EE"/>
             <w:u w:val="single"/>
           </w:rPr>
-          <w:t>代上1:4</w:t>
+          <w:t>民26:20</w:t>
         </w:r>
       </w:hyperlink>
       <w:r>
         <w:rPr>
           <w:lang w:val="zh_TW" w:bidi="zh_TW"/>
         </w:rPr>
-        <w:t>、</w:t>
-      </w:r>
-      <w:hyperlink r:id="rId19">
-        <w:r>
-          <w:rPr>
-            <w:lang w:val="zh_TW" w:bidi="zh_TW"/>
-          </w:rPr>
-          <w:rPr>
-            <w:color w:val="0000EE"/>
-            <w:u w:val="single"/>
-          </w:rPr>
-          <w:t>17</w:t>
-        </w:r>
-      </w:hyperlink>
+        <w:t>）。在</w:t>
+      </w:r>
       <w:hyperlink r:id="rId20">
         <w:r>
           <w:rPr>
@@ -422,26 +552,14 @@
             <w:color w:val="0000EE"/>
             <w:u w:val="single"/>
           </w:rPr>
-          <w:t>–</w:t>
+          <w:t>尼希米記十一章5節</w:t>
         </w:r>
       </w:hyperlink>
-      <w:hyperlink r:id="rId19">
-        <w:r>
-          <w:rPr>
-            <w:lang w:val="zh_TW" w:bidi="zh_TW"/>
-          </w:rPr>
-          <w:rPr>
-            <w:color w:val="0000EE"/>
-            <w:u w:val="single"/>
-          </w:rPr>
-          <w:t>27</w:t>
-        </w:r>
-      </w:hyperlink>
-      <w:r>
-        <w:rPr>
-          <w:lang w:val="zh_TW" w:bidi="zh_TW"/>
-        </w:rPr>
-        <w:t>；</w:t>
+      <w:r>
+        <w:rPr>
+          <w:lang w:val="zh_TW" w:bidi="zh_TW"/>
+        </w:rPr>
+        <w:t>和</w:t>
       </w:r>
       <w:hyperlink r:id="rId21">
         <w:r>
@@ -452,14 +570,74 @@
             <w:color w:val="0000EE"/>
             <w:u w:val="single"/>
           </w:rPr>
-          <w:t>路3:36</w:t>
+          <w:t>歷代志上九章5節</w:t>
         </w:r>
       </w:hyperlink>
       <w:r>
         <w:rPr>
           <w:lang w:val="zh_TW" w:bidi="zh_TW"/>
         </w:rPr>
-        <w:t>）和閃族的祖先（</w:t>
+        <w:t>中，原本的「示羅/示羅尼（Shilonite）」（譯註：和合本在這兩處將其分別譯為「示羅尼」和「示羅」）可能應該要被更正為「示拉（Shelanite）」。</w:t>
+      </w:r>
+      <w:r>
+        <w:rPr>
+          <w:lang w:val="zh_TW" w:bidi="zh_TW"/>
+        </w:rPr>
+      </w:r>
+      <w:r>
+        <w:rPr>
+          <w:lang w:val="zh_TW" w:bidi="zh_TW"/>
+        </w:rPr>
+      </w:r>
+    </w:p>
+    <w:p>
+      <w:pPr/>
+      <w:r>
+        <w:rPr>
+          <w:lang w:val="zh_TW" w:bidi="zh_TW"/>
+        </w:rPr>
+      </w:r>
+    </w:p>
+    <w:p>
+      <w:pPr>
+        <w:pStyle w:val="Heading2"/>
+      </w:pPr>
+      <w:r>
+        <w:rPr>
+          <w:lang w:val="zh_TW" w:bidi="zh_TW"/>
+        </w:rPr>
+        <w:t>沙列</w:t>
+      </w:r>
+      <w:r>
+        <w:rPr>
+          <w:lang w:val="zh_TW" w:bidi="zh_TW"/>
+        </w:rPr>
+      </w:r>
+    </w:p>
+    <w:p>
+      <w:pPr/>
+      <w:r>
+        <w:rPr>
+          <w:lang w:val="zh_TW" w:bidi="zh_TW"/>
+        </w:rPr>
+      </w:r>
+      <w:r>
+        <w:rPr>
+          <w:lang w:val="zh_TW" w:bidi="zh_TW"/>
+        </w:rPr>
+        <w:t>約</w:t>
+      </w:r>
+      <w:r>
+        <w:rPr>
+          <w:lang w:val="zh_TW" w:bidi="zh_TW"/>
+        </w:rPr>
+        <w:t>坍</w:t>
+      </w:r>
+      <w:r>
+        <w:rPr>
+          <w:lang w:val="zh_TW" w:bidi="zh_TW"/>
+        </w:rPr>
+        <w:t>的兒子，也是一個居住在葉門（Yemen）的阿拉伯支族的祖先（</w:t>
       </w:r>
       <w:hyperlink r:id="rId22">
         <w:r>
@@ -470,27 +648,15 @@
             <w:color w:val="0000EE"/>
             <w:u w:val="single"/>
           </w:rPr>
-          <w:t>創10:1</w:t>
+          <w:t>創10:26</w:t>
         </w:r>
       </w:hyperlink>
       <w:r>
         <w:rPr>
           <w:lang w:val="zh_TW" w:bidi="zh_TW"/>
         </w:rPr>
-        <w:t>、</w:t>
-      </w:r>
-      <w:hyperlink r:id="rId22">
-        <w:r>
-          <w:rPr>
-            <w:lang w:val="zh_TW" w:bidi="zh_TW"/>
-          </w:rPr>
-          <w:rPr>
-            <w:color w:val="0000EE"/>
-            <w:u w:val="single"/>
-          </w:rPr>
-          <w:t>21</w:t>
-        </w:r>
-      </w:hyperlink>
+        <w:t>；</w:t>
+      </w:r>
       <w:hyperlink r:id="rId23">
         <w:r>
           <w:rPr>
@@ -500,26 +666,62 @@
             <w:color w:val="0000EE"/>
             <w:u w:val="single"/>
           </w:rPr>
-          <w:t>–</w:t>
+          <w:t>代上1:20</w:t>
         </w:r>
       </w:hyperlink>
-      <w:hyperlink r:id="rId22">
-        <w:r>
-          <w:rPr>
-            <w:lang w:val="zh_TW" w:bidi="zh_TW"/>
-          </w:rPr>
-          <w:rPr>
-            <w:color w:val="0000EE"/>
-            <w:u w:val="single"/>
-          </w:rPr>
-          <w:t>31</w:t>
-        </w:r>
-      </w:hyperlink>
-      <w:r>
-        <w:rPr>
-          <w:lang w:val="zh_TW" w:bidi="zh_TW"/>
-        </w:rPr>
-        <w:t>）。閃活了600年（</w:t>
+      <w:r>
+        <w:rPr>
+          <w:lang w:val="zh_TW" w:bidi="zh_TW"/>
+        </w:rPr>
+        <w:t>）。</w:t>
+      </w:r>
+      <w:r>
+        <w:rPr>
+          <w:lang w:val="zh_TW" w:bidi="zh_TW"/>
+        </w:rPr>
+      </w:r>
+      <w:r>
+        <w:rPr>
+          <w:lang w:val="zh_TW" w:bidi="zh_TW"/>
+        </w:rPr>
+      </w:r>
+    </w:p>
+    <w:p>
+      <w:pPr/>
+      <w:r>
+        <w:rPr>
+          <w:lang w:val="zh_TW" w:bidi="zh_TW"/>
+        </w:rPr>
+      </w:r>
+    </w:p>
+    <w:p>
+      <w:pPr>
+        <w:pStyle w:val="Heading2"/>
+      </w:pPr>
+      <w:r>
+        <w:rPr>
+          <w:lang w:val="zh_TW" w:bidi="zh_TW"/>
+        </w:rPr>
+        <w:t>沙微谷</w:t>
+      </w:r>
+      <w:r>
+        <w:rPr>
+          <w:lang w:val="zh_TW" w:bidi="zh_TW"/>
+        </w:rPr>
+      </w:r>
+    </w:p>
+    <w:p>
+      <w:pPr/>
+      <w:r>
+        <w:rPr>
+          <w:lang w:val="zh_TW" w:bidi="zh_TW"/>
+        </w:rPr>
+      </w:r>
+      <w:r>
+        <w:rPr>
+          <w:lang w:val="zh_TW" w:bidi="zh_TW"/>
+        </w:rPr>
+        <w:t>這是</w:t>
       </w:r>
       <w:hyperlink r:id="rId24">
         <w:r>
@@ -530,14 +732,43 @@
             <w:color w:val="0000EE"/>
             <w:u w:val="single"/>
           </w:rPr>
-          <w:t>創11:10–11</w:t>
+          <w:t>創世記十四章17節</w:t>
         </w:r>
       </w:hyperlink>
       <w:r>
         <w:rPr>
           <w:lang w:val="zh_TW" w:bidi="zh_TW"/>
         </w:rPr>
-        <w:t>）。他的名字在希伯來文中意為「名字」，可能暗示挪亞相信閃的名字將具有特別的重要性。</w:t>
+        <w:t>中提到的王谷的另一個名稱。這片山谷位於耶路撒冷附近。</w:t>
+      </w:r>
+      <w:r>
+        <w:rPr>
+          <w:i/>
+          <w:lang w:val="zh_TW" w:bidi="zh_TW"/>
+        </w:rPr>
+        <w:t>見</w:t>
+      </w:r>
+      <w:r>
+        <w:rPr>
+          <w:lang w:val="zh_TW" w:bidi="zh_TW"/>
+        </w:rPr>
+        <w:t>王谷</w:t>
+      </w:r>
+      <w:r>
+        <w:rPr>
+          <w:lang w:val="zh_TW" w:bidi="zh_TW"/>
+        </w:rPr>
+        <w:t>。</w:t>
+      </w:r>
+      <w:r>
+        <w:rPr>
+          <w:lang w:val="zh_TW" w:bidi="zh_TW"/>
+        </w:rPr>
+      </w:r>
+      <w:r>
+        <w:rPr>
+          <w:lang w:val="zh_TW" w:bidi="zh_TW"/>
+        </w:rPr>
       </w:r>
     </w:p>
     <w:p>
@@ -547,11 +778,171 @@
           <w:lang w:val="zh_TW" w:bidi="zh_TW"/>
         </w:rPr>
       </w:r>
-      <w:r>
-        <w:rPr>
-          <w:lang w:val="zh_TW" w:bidi="zh_TW"/>
-        </w:rPr>
-        <w:t>在大洪水之後，閃和他的兄弟雅弗發現他們的父親挪亞喝醉了。他們的另一個兄弟含羞辱了他。閃與雅弗以尊敬的方式對待挪亞（</w:t>
+    </w:p>
+    <w:p>
+      <w:pPr>
+        <w:pStyle w:val="Heading2"/>
+      </w:pPr>
+      <w:r>
+        <w:rPr>
+          <w:lang w:val="zh_TW" w:bidi="zh_TW"/>
+        </w:rPr>
+        <w:t>沙微谷</w:t>
+      </w:r>
+      <w:r>
+        <w:rPr>
+          <w:lang w:val="zh_TW" w:bidi="zh_TW"/>
+        </w:rPr>
+      </w:r>
+    </w:p>
+    <w:p>
+      <w:pPr>
+        <w:pStyle w:val="Heading2"/>
+      </w:pPr>
+      <w:r>
+        <w:rPr>
+          <w:lang w:val="zh_TW" w:bidi="zh_TW"/>
+        </w:rPr>
+        <w:t>沙微谷（</w:t>
+      </w:r>
+      <w:r>
+        <w:rPr>
+          <w:lang w:val="zh_TW" w:bidi="zh_TW"/>
+        </w:rPr>
+        <w:t>Valley of Shaveh</w:t>
+      </w:r>
+      <w:r>
+        <w:rPr>
+          <w:lang w:val="zh_TW" w:bidi="zh_TW"/>
+        </w:rPr>
+        <w:t>）</w:t>
+      </w:r>
+    </w:p>
+    <w:p>
+      <w:pPr/>
+      <w:r>
+        <w:rPr>
+          <w:lang w:val="zh_TW" w:bidi="zh_TW"/>
+        </w:rPr>
+      </w:r>
+      <w:r>
+        <w:rPr>
+          <w:lang w:val="zh_TW" w:bidi="zh_TW"/>
+        </w:rPr>
+        <w:t>位於撒冷附近的山谷，在</w:t>
+      </w:r>
+      <w:hyperlink r:id="rId24">
+        <w:r>
+          <w:rPr>
+            <w:lang w:val="zh_TW" w:bidi="zh_TW"/>
+          </w:rPr>
+          <w:rPr>
+            <w:color w:val="0000EE"/>
+            <w:u w:val="single"/>
+          </w:rPr>
+          <w:t>創世記十四章17節</w:t>
+        </w:r>
+      </w:hyperlink>
+      <w:r>
+        <w:rPr>
+          <w:lang w:val="zh_TW" w:bidi="zh_TW"/>
+        </w:rPr>
+        <w:t>中也被稱為王谷。見</w:t>
+      </w:r>
+      <w:r>
+        <w:rPr>
+          <w:lang w:val="zh_TW" w:bidi="zh_TW"/>
+        </w:rPr>
+        <w:t>王谷</w:t>
+      </w:r>
+      <w:r>
+        <w:rPr>
+          <w:lang w:val="zh_TW" w:bidi="zh_TW"/>
+        </w:rPr>
+        <w:t>。</w:t>
+      </w:r>
+      <w:r>
+        <w:rPr>
+          <w:lang w:val="zh_TW" w:bidi="zh_TW"/>
+        </w:rPr>
+      </w:r>
+      <w:r>
+        <w:rPr>
+          <w:lang w:val="zh_TW" w:bidi="zh_TW"/>
+        </w:rPr>
+      </w:r>
+    </w:p>
+    <w:p>
+      <w:pPr/>
+      <w:r>
+        <w:rPr>
+          <w:lang w:val="zh_TW" w:bidi="zh_TW"/>
+        </w:rPr>
+      </w:r>
+    </w:p>
+    <w:p>
+      <w:pPr>
+        <w:pStyle w:val="Heading2"/>
+      </w:pPr>
+      <w:r>
+        <w:rPr>
+          <w:lang w:val="zh_TW" w:bidi="zh_TW"/>
+        </w:rPr>
+        <w:t>沙微‧基列亭</w:t>
+      </w:r>
+      <w:r>
+        <w:rPr>
+          <w:lang w:val="zh_TW" w:bidi="zh_TW"/>
+        </w:rPr>
+      </w:r>
+    </w:p>
+    <w:p>
+      <w:pPr>
+        <w:pStyle w:val="Heading2"/>
+      </w:pPr>
+      <w:r>
+        <w:rPr>
+          <w:lang w:val="zh_TW" w:bidi="zh_TW"/>
+        </w:rPr>
+        <w:t>沙微‧基列亭（Shaveh Kiriathaim）</w:t>
+      </w:r>
+    </w:p>
+    <w:p>
+      <w:pPr/>
+      <w:r>
+        <w:rPr>
+          <w:lang w:val="zh_TW" w:bidi="zh_TW"/>
+        </w:rPr>
+      </w:r>
+      <w:r>
+        <w:rPr>
+          <w:lang w:val="zh_TW" w:bidi="zh_TW"/>
+        </w:rPr>
+        <w:t>這是</w:t>
+      </w:r>
+      <w:r>
+        <w:rPr>
+          <w:lang w:val="zh_TW" w:bidi="zh_TW"/>
+        </w:rPr>
+        <w:t>死海以東、靠近基列亭城的一片平原，為以米人所居住</w:t>
+      </w:r>
+      <w:r>
+        <w:rPr>
+          <w:lang w:val="zh_TW" w:bidi="zh_TW"/>
+        </w:rPr>
+        <w:t>。沙微·基列亭的以米人被列為</w:t>
+      </w:r>
+      <w:r>
+        <w:rPr>
+          <w:lang w:val="zh_TW" w:bidi="zh_TW"/>
+        </w:rPr>
+        <w:t>基大老瑪</w:t>
+      </w:r>
+      <w:r>
+        <w:rPr>
+          <w:lang w:val="zh_TW" w:bidi="zh_TW"/>
+        </w:rPr>
+        <w:t>王及其盟軍擊敗的眾多部族之一（</w:t>
       </w:r>
       <w:hyperlink r:id="rId25">
         <w:r>
@@ -562,449 +953,14 @@
             <w:color w:val="0000EE"/>
             <w:u w:val="single"/>
           </w:rPr>
-          <w:t>創9:20–29</w:t>
+          <w:t>創14:5</w:t>
         </w:r>
       </w:hyperlink>
       <w:r>
         <w:rPr>
           <w:lang w:val="zh_TW" w:bidi="zh_TW"/>
         </w:rPr>
-        <w:t>）。由於他們的行為，挪亞後來詛咒了含的兒子迦南，並祝福了閃和雅弗。</w:t>
-      </w:r>
-    </w:p>
-    <w:p>
-      <w:pPr/>
-      <w:r>
-        <w:rPr>
-          <w:lang w:val="zh_TW" w:bidi="zh_TW"/>
-        </w:rPr>
-      </w:r>
-      <w:hyperlink r:id="rId26">
-        <w:r>
-          <w:rPr>
-            <w:lang w:val="zh_TW" w:bidi="zh_TW"/>
-          </w:rPr>
-          <w:rPr>
-            <w:color w:val="0000EE"/>
-            <w:u w:val="single"/>
-          </w:rPr>
-          <w:t>創世記十一章10至27節</w:t>
-        </w:r>
-      </w:hyperlink>
-      <w:r>
-        <w:rPr>
-          <w:lang w:val="zh_TW" w:bidi="zh_TW"/>
-        </w:rPr>
-        <w:t>顯示出那位應許的後裔（子孫）的家譜。這位後裔在</w:t>
-      </w:r>
-      <w:hyperlink r:id="rId27">
-        <w:r>
-          <w:rPr>
-            <w:lang w:val="zh_TW" w:bidi="zh_TW"/>
-          </w:rPr>
-          <w:rPr>
-            <w:color w:val="0000EE"/>
-            <w:u w:val="single"/>
-          </w:rPr>
-          <w:t>創世記三章15節</w:t>
-        </w:r>
-      </w:hyperlink>
-      <w:r>
-        <w:rPr>
-          <w:lang w:val="zh_TW" w:bidi="zh_TW"/>
-        </w:rPr>
-        <w:t>和</w:t>
-      </w:r>
-      <w:hyperlink r:id="rId28">
-        <w:r>
-          <w:rPr>
-            <w:lang w:val="zh_TW" w:bidi="zh_TW"/>
-          </w:rPr>
-          <w:rPr>
-            <w:color w:val="0000EE"/>
-            <w:u w:val="single"/>
-          </w:rPr>
-          <w:t>五章1至32節</w:t>
-        </w:r>
-      </w:hyperlink>
-      <w:r>
-        <w:rPr>
-          <w:lang w:val="zh_TW" w:bidi="zh_TW"/>
-        </w:rPr>
-        <w:t>中被預言將粉碎撒但。他的家系經由閃到亞伯拉罕，再經由猶大和大衛到基督（參</w:t>
-      </w:r>
-      <w:hyperlink r:id="rId21">
-        <w:r>
-          <w:rPr>
-            <w:lang w:val="zh_TW" w:bidi="zh_TW"/>
-          </w:rPr>
-          <w:rPr>
-            <w:color w:val="0000EE"/>
-            <w:u w:val="single"/>
-          </w:rPr>
-          <w:t>路3:36</w:t>
-        </w:r>
-      </w:hyperlink>
-      <w:r>
-        <w:rPr>
-          <w:lang w:val="zh_TW" w:bidi="zh_TW"/>
-        </w:rPr>
-        <w:t>）。挪亞給閃的祝福顯示他的後裔將承載</w:t>
-      </w:r>
-      <w:hyperlink r:id="rId27">
-        <w:r>
-          <w:rPr>
-            <w:lang w:val="zh_TW" w:bidi="zh_TW"/>
-          </w:rPr>
-          <w:rPr>
-            <w:color w:val="0000EE"/>
-            <w:u w:val="single"/>
-          </w:rPr>
-          <w:t>創世記三章15節</w:t>
-        </w:r>
-      </w:hyperlink>
-      <w:r>
-        <w:rPr>
-          <w:lang w:val="zh_TW" w:bidi="zh_TW"/>
-        </w:rPr>
-        <w:t>中後裔的應許。這是聖經中首次出現，神被稱為某個特定人物或群體的神。挪亞曾說迦南的子孫將服侍閃的子孫。當以色列人，閃的後裔，控制了迦南的土地時，這預言實現了（參</w:t>
-      </w:r>
-      <w:hyperlink r:id="rId29">
-        <w:r>
-          <w:rPr>
-            <w:lang w:val="zh_TW" w:bidi="zh_TW"/>
-          </w:rPr>
-          <w:rPr>
-            <w:color w:val="0000EE"/>
-            <w:u w:val="single"/>
-          </w:rPr>
-          <w:t>王上9:20–21</w:t>
-        </w:r>
-      </w:hyperlink>
-      <w:r>
-        <w:rPr>
-          <w:lang w:val="zh_TW" w:bidi="zh_TW"/>
-        </w:rPr>
-        <w:t>）。</w:t>
-      </w:r>
-    </w:p>
-    <w:p>
-      <w:pPr/>
-      <w:r>
-        <w:rPr>
-          <w:lang w:val="zh_TW" w:bidi="zh_TW"/>
-        </w:rPr>
-      </w:r>
-      <w:r>
-        <w:rPr>
-          <w:lang w:val="zh_TW" w:bidi="zh_TW"/>
-        </w:rPr>
-        <w:t>挪亞也說，雅弗會擴張並住在閃的人民中（</w:t>
-      </w:r>
-      <w:hyperlink r:id="rId30">
-        <w:r>
-          <w:rPr>
-            <w:lang w:val="zh_TW" w:bidi="zh_TW"/>
-          </w:rPr>
-          <w:rPr>
-            <w:color w:val="0000EE"/>
-            <w:u w:val="single"/>
-          </w:rPr>
-          <w:t>創9:27</w:t>
-        </w:r>
-      </w:hyperlink>
-      <w:r>
-        <w:rPr>
-          <w:lang w:val="zh_TW" w:bidi="zh_TW"/>
-        </w:rPr>
-        <w:t>）。這可能意味著雅弗的後代會增加。隨著時間的推移，他們會受益於閃的祝福。一些學者認為，這項預言在新約中應驗了：外邦人被邀請分享福音的祝福，也因此參與了教會的建立。</w:t>
-      </w:r>
-    </w:p>
-    <w:p>
-      <w:pPr/>
-      <w:r>
-        <w:rPr>
-          <w:lang w:val="zh_TW" w:bidi="zh_TW"/>
-        </w:rPr>
-      </w:r>
-      <w:r>
-        <w:rPr>
-          <w:lang w:val="zh_TW" w:bidi="zh_TW"/>
-        </w:rPr>
-        <w:t>在</w:t>
-      </w:r>
-      <w:hyperlink r:id="rId31">
-        <w:r>
-          <w:rPr>
-            <w:lang w:val="zh_TW" w:bidi="zh_TW"/>
-          </w:rPr>
-          <w:rPr>
-            <w:color w:val="0000EE"/>
-            <w:u w:val="single"/>
-          </w:rPr>
-          <w:t>創世記十章</w:t>
-        </w:r>
-      </w:hyperlink>
-      <w:r>
-        <w:rPr>
-          <w:lang w:val="zh_TW" w:bidi="zh_TW"/>
-        </w:rPr>
-        <w:t>記載的「列國表」中，列出了閃的五個後代：</w:t>
-      </w:r>
-    </w:p>
-    <w:p>
-      <w:pPr>
-        <w:pStyle w:val="ListNumber"/>
-        <w:numPr>
-          <w:ilvl w:val="0"/>
-          <w:numId w:val="14"/>
-        </w:numPr>
-        <w:spacing w:line="240" w:lineRule="auto"/>
-        <w:ind w:left="720"/>
-      </w:pPr>
-      <w:r>
-        <w:rPr>
-          <w:lang w:val="zh_TW" w:bidi="zh_TW"/>
-        </w:rPr>
-      </w:r>
-      <w:r>
-        <w:rPr>
-          <w:lang w:val="zh_TW" w:bidi="zh_TW"/>
-        </w:rPr>
-        <w:t>以攔</w:t>
-      </w:r>
-    </w:p>
-    <w:p>
-      <w:pPr>
-        <w:pStyle w:val="ListNumber"/>
-        <w:spacing w:line="240" w:lineRule="auto"/>
-        <w:ind w:left="720"/>
-      </w:pPr>
-      <w:r>
-        <w:rPr>
-          <w:lang w:val="zh_TW" w:bidi="zh_TW"/>
-        </w:rPr>
-      </w:r>
-      <w:r>
-        <w:rPr>
-          <w:lang w:val="zh_TW" w:bidi="zh_TW"/>
-        </w:rPr>
-        <w:t>亞述</w:t>
-      </w:r>
-    </w:p>
-    <w:p>
-      <w:pPr>
-        <w:pStyle w:val="ListNumber"/>
-        <w:spacing w:line="240" w:lineRule="auto"/>
-        <w:ind w:left="720"/>
-      </w:pPr>
-      <w:r>
-        <w:rPr>
-          <w:lang w:val="zh_TW" w:bidi="zh_TW"/>
-        </w:rPr>
-      </w:r>
-      <w:r>
-        <w:rPr>
-          <w:lang w:val="zh_TW" w:bidi="zh_TW"/>
-        </w:rPr>
-        <w:t>亞法撒</w:t>
-      </w:r>
-    </w:p>
-    <w:p>
-      <w:pPr>
-        <w:pStyle w:val="ListNumber"/>
-        <w:spacing w:line="240" w:lineRule="auto"/>
-        <w:ind w:left="720"/>
-      </w:pPr>
-      <w:r>
-        <w:rPr>
-          <w:lang w:val="zh_TW" w:bidi="zh_TW"/>
-        </w:rPr>
-      </w:r>
-      <w:r>
-        <w:rPr>
-          <w:lang w:val="zh_TW" w:bidi="zh_TW"/>
-        </w:rPr>
-        <w:t>路德</w:t>
-      </w:r>
-    </w:p>
-    <w:p>
-      <w:pPr>
-        <w:pStyle w:val="ListNumber"/>
-        <w:spacing w:line="240" w:lineRule="auto"/>
-        <w:ind w:left="720"/>
-      </w:pPr>
-      <w:r>
-        <w:rPr>
-          <w:lang w:val="zh_TW" w:bidi="zh_TW"/>
-        </w:rPr>
-      </w:r>
-      <w:r>
-        <w:rPr>
-          <w:lang w:val="zh_TW" w:bidi="zh_TW"/>
-        </w:rPr>
-        <w:t>亞蘭</w:t>
-      </w:r>
-    </w:p>
-    <w:p>
-      <w:pPr/>
-      <w:r>
-        <w:rPr>
-          <w:lang w:val="zh_TW" w:bidi="zh_TW"/>
-        </w:rPr>
-      </w:r>
-      <w:r>
-        <w:rPr>
-          <w:lang w:val="zh_TW" w:bidi="zh_TW"/>
-        </w:rPr>
-        <w:t>在這些後裔中，特別強調的是來自亞法撒德家系的希伯，其家系在</w:t>
-      </w:r>
-      <w:hyperlink r:id="rId32">
-        <w:r>
-          <w:rPr>
-            <w:lang w:val="zh_TW" w:bidi="zh_TW"/>
-          </w:rPr>
-          <w:rPr>
-            <w:color w:val="0000EE"/>
-            <w:u w:val="single"/>
-          </w:rPr>
-          <w:t>創世記十一章16至27節</w:t>
-        </w:r>
-      </w:hyperlink>
-      <w:r>
-        <w:rPr>
-          <w:lang w:val="zh_TW" w:bidi="zh_TW"/>
-        </w:rPr>
-        <w:t>中被追溯至亞伯拉罕。</w:t>
-      </w:r>
-    </w:p>
-    <w:p>
-      <w:pPr/>
-      <w:r>
-        <w:rPr>
-          <w:lang w:val="zh_TW" w:bidi="zh_TW"/>
-        </w:rPr>
-      </w:r>
-      <w:r>
-        <w:rPr>
-          <w:i/>
-          <w:lang w:val="zh_TW" w:bidi="zh_TW"/>
-        </w:rPr>
-        <w:t>另見</w:t>
-      </w:r>
-      <w:r>
-        <w:rPr>
-          <w:lang w:val="zh_TW" w:bidi="zh_TW"/>
-        </w:rPr>
-        <w:t>亞伯拉罕</w:t>
-      </w:r>
-      <w:r>
-        <w:rPr>
-          <w:lang w:val="zh_TW" w:bidi="zh_TW"/>
-        </w:rPr>
-        <w:t>；</w:t>
-      </w:r>
-      <w:r>
-        <w:rPr>
-          <w:lang w:val="zh_TW" w:bidi="zh_TW"/>
-        </w:rPr>
-        <w:t>耶穌基督的家譜</w:t>
-      </w:r>
-      <w:r>
-        <w:rPr>
-          <w:lang w:val="zh_TW" w:bidi="zh_TW"/>
-        </w:rPr>
-        <w:t>；</w:t>
-      </w:r>
-      <w:r>
-        <w:rPr>
-          <w:lang w:val="zh_TW" w:bidi="zh_TW"/>
-        </w:rPr>
-        <w:t>列國</w:t>
-      </w:r>
-      <w:r>
-        <w:rPr>
-          <w:lang w:val="zh_TW" w:bidi="zh_TW"/>
-        </w:rPr>
-        <w:t>、</w:t>
-      </w:r>
-      <w:r>
-        <w:rPr>
-          <w:lang w:val="zh_TW" w:bidi="zh_TW"/>
-        </w:rPr>
-        <w:t>挪亞</w:t>
-      </w:r>
-      <w:r>
-        <w:rPr>
-          <w:lang w:val="zh_TW" w:bidi="zh_TW"/>
-        </w:rPr>
-        <w:t>。</w:t>
-      </w:r>
-      <w:r>
-        <w:rPr>
-          <w:lang w:val="zh_TW" w:bidi="zh_TW"/>
-        </w:rPr>
-      </w:r>
-      <w:r>
-        <w:rPr>
-          <w:lang w:val="zh_TW" w:bidi="zh_TW"/>
-        </w:rPr>
-      </w:r>
-    </w:p>
-    <w:p>
-      <w:pPr/>
-      <w:r>
-        <w:rPr>
-          <w:lang w:val="zh_TW" w:bidi="zh_TW"/>
-        </w:rPr>
-      </w:r>
-    </w:p>
-    <w:p>
-      <w:pPr>
-        <w:pStyle w:val="Heading2"/>
-      </w:pPr>
-      <w:r>
-        <w:rPr>
-          <w:lang w:val="zh_TW" w:bidi="zh_TW"/>
-        </w:rPr>
-        <w:t>善以別</w:t>
-      </w:r>
-      <w:r>
-        <w:rPr>
-          <w:lang w:val="zh_TW" w:bidi="zh_TW"/>
-        </w:rPr>
-      </w:r>
-    </w:p>
-    <w:p>
-      <w:pPr/>
-      <w:r>
-        <w:rPr>
-          <w:lang w:val="zh_TW" w:bidi="zh_TW"/>
-        </w:rPr>
-      </w:r>
-      <w:r>
-        <w:rPr>
-          <w:lang w:val="zh_TW" w:bidi="zh_TW"/>
-        </w:rPr>
-        <w:t>善以別是洗扁王，曾與另外四個王結盟反抗基大老瑪及其盟軍。在善以別連同所多瑪和蛾摩拉的軍隊戰敗後，亞伯拉罕救出了被擄的羅得（</w:t>
-      </w:r>
-      <w:hyperlink r:id="rId33">
-        <w:r>
-          <w:rPr>
-            <w:lang w:val="zh_TW" w:bidi="zh_TW"/>
-          </w:rPr>
-          <w:rPr>
-            <w:color w:val="0000EE"/>
-            <w:u w:val="single"/>
-          </w:rPr>
-          <w:t>創14:2</w:t>
-        </w:r>
-      </w:hyperlink>
-      <w:r>
-        <w:rPr>
-          <w:lang w:val="zh_TW" w:bidi="zh_TW"/>
-        </w:rPr>
-        <w:t>）。</w:t>
+        <w:t>；在一些譯本中，這詞拼寫為「Kiriathaim」）。這片平原後來是由呂便的子孫所繼承。</w:t>
       </w:r>
       <w:r>
         <w:rPr>

--- a/zht/docx/136.content.docx
+++ b/zht/docx/136.content.docx
@@ -149,7 +149,7 @@
         <w:rPr>
           <w:lang w:val="zh_TW" w:bidi="zh_TW"/>
         </w:rPr>
-        <w:t>sha</w:t>
+        <w:t>rou</w:t>
       </w:r>
       <w:r>
         <w:rPr>
@@ -212,35 +212,12 @@
         <w:rPr>
           <w:lang w:val="zh_TW" w:bidi="zh_TW"/>
         </w:rPr>
-        <w:t>沙拉</w:t>
-      </w:r>
-      <w:r>
-        <w:rPr>
-          <w:lang w:val="zh_TW" w:bidi="zh_TW"/>
-        </w:rPr>
-      </w:r>
-    </w:p>
-    <w:p>
-      <w:pPr>
-        <w:pStyle w:val="Heading2"/>
-      </w:pPr>
-      <w:r>
-        <w:rPr>
-          <w:lang w:val="zh_TW" w:bidi="zh_TW"/>
-        </w:rPr>
-        <w:t>沙拉（</w:t>
-      </w:r>
-      <w:r>
-        <w:rPr>
-          <w:lang w:val="zh_TW" w:bidi="zh_TW"/>
-        </w:rPr>
-        <w:t>Salah</w:t>
-      </w:r>
-      <w:r>
-        <w:rPr>
-          <w:lang w:val="zh_TW" w:bidi="zh_TW"/>
-        </w:rPr>
-        <w:t>）</w:t>
+        <w:t>肉體</w:t>
+      </w:r>
+      <w:r>
+        <w:rPr>
+          <w:lang w:val="zh_TW" w:bidi="zh_TW"/>
+        </w:rPr>
       </w:r>
     </w:p>
     <w:p>
@@ -254,72 +231,18 @@
         <w:rPr>
           <w:lang w:val="zh_TW" w:bidi="zh_TW"/>
         </w:rPr>
-        <w:t>在</w:t>
-      </w:r>
-      <w:hyperlink r:id="rId13">
-        <w:r>
-          <w:rPr>
-            <w:lang w:val="zh_TW" w:bidi="zh_TW"/>
-          </w:rPr>
-          <w:rPr>
-            <w:color w:val="0000EE"/>
-            <w:u w:val="single"/>
-          </w:rPr>
-          <w:t>創世記十章24節</w:t>
-        </w:r>
-      </w:hyperlink>
-      <w:r>
-        <w:rPr>
-          <w:lang w:val="zh_TW" w:bidi="zh_TW"/>
-        </w:rPr>
-        <w:t>和</w:t>
-      </w:r>
-      <w:hyperlink r:id="rId14">
-        <w:r>
-          <w:rPr>
-            <w:lang w:val="zh_TW" w:bidi="zh_TW"/>
-          </w:rPr>
-          <w:rPr>
-            <w:color w:val="0000EE"/>
-            <w:u w:val="single"/>
-          </w:rPr>
-          <w:t>十一章12至15節</w:t>
-        </w:r>
-      </w:hyperlink>
-      <w:r>
-        <w:rPr>
-          <w:lang w:val="zh_TW" w:bidi="zh_TW"/>
-        </w:rPr>
-        <w:t>中，這是沙拉（Shelah）——希伯的父親——在某些譯本中的拼寫形式。</w:t>
-      </w:r>
-      <w:r>
-        <w:rPr>
-          <w:i/>
-          <w:lang w:val="zh_TW" w:bidi="zh_TW"/>
-        </w:rPr>
-        <w:t>見</w:t>
-      </w:r>
-      <w:r>
-        <w:rPr>
-          <w:lang w:val="zh_TW" w:bidi="zh_TW"/>
-        </w:rPr>
-        <w:t>沙拉 #1</w:t>
-      </w:r>
-      <w:r>
-        <w:rPr>
-          <w:lang w:val="zh_TW" w:bidi="zh_TW"/>
-        </w:rPr>
-        <w:t>。</w:t>
-      </w:r>
-      <w:r>
-        <w:rPr>
-          <w:lang w:val="zh_TW" w:bidi="zh_TW"/>
-        </w:rPr>
-      </w:r>
-      <w:r>
-        <w:rPr>
-          <w:lang w:val="zh_TW" w:bidi="zh_TW"/>
-        </w:rPr>
+        <w:t>身體：人類的肉身存在；人的整體生命；人屬肉體的本性。</w:t>
+      </w:r>
+    </w:p>
+    <w:p>
+      <w:pPr>
+        <w:pStyle w:val="Heading3"/>
+      </w:pPr>
+      <w:r>
+        <w:rPr>
+          <w:lang w:val="zh_TW" w:bidi="zh_TW"/>
+        </w:rPr>
+        <w:t>在舊約聖經中</w:t>
       </w:r>
     </w:p>
     <w:p>
@@ -329,43 +252,11 @@
           <w:lang w:val="zh_TW" w:bidi="zh_TW"/>
         </w:rPr>
       </w:r>
-    </w:p>
-    <w:p>
-      <w:pPr>
-        <w:pStyle w:val="Heading2"/>
-      </w:pPr>
-      <w:r>
-        <w:rPr>
-          <w:lang w:val="zh_TW" w:bidi="zh_TW"/>
-        </w:rPr>
-        <w:t>沙拉</w:t>
-      </w:r>
-      <w:r>
-        <w:rPr>
-          <w:lang w:val="zh_TW" w:bidi="zh_TW"/>
-        </w:rPr>
-      </w:r>
-    </w:p>
-    <w:p>
-      <w:pPr>
-        <w:pStyle w:val="ListNumber"/>
-        <w:numPr>
-          <w:ilvl w:val="0"/>
-          <w:numId w:val="14"/>
-        </w:numPr>
-        <w:spacing w:line="240" w:lineRule="auto"/>
-        <w:ind w:left="720"/>
-      </w:pPr>
-      <w:r>
-        <w:rPr>
-          <w:lang w:val="zh_TW" w:bidi="zh_TW"/>
-        </w:rPr>
-      </w:r>
-      <w:r>
-        <w:rPr>
-          <w:lang w:val="zh_TW" w:bidi="zh_TW"/>
-        </w:rPr>
-        <w:t>亞法撒的兒子，也是希伯的父親（</w:t>
+      <w:r>
+        <w:rPr>
+          <w:lang w:val="zh_TW" w:bidi="zh_TW"/>
+        </w:rPr>
+        <w:t>這個字詞常用來指身體的物質部分，無論是指人（</w:t>
       </w:r>
       <w:hyperlink r:id="rId13">
         <w:r>
@@ -376,14 +267,14 @@
             <w:color w:val="0000EE"/>
             <w:u w:val="single"/>
           </w:rPr>
-          <w:t>創10:24</w:t>
-        </w:r>
-      </w:hyperlink>
-      <w:r>
-        <w:rPr>
-          <w:lang w:val="zh_TW" w:bidi="zh_TW"/>
-        </w:rPr>
-        <w:t>，</w:t>
+          <w:t>創40:19</w:t>
+        </w:r>
+      </w:hyperlink>
+      <w:r>
+        <w:rPr>
+          <w:lang w:val="zh_TW" w:bidi="zh_TW"/>
+        </w:rPr>
+        <w:t>）或動物（</w:t>
       </w:r>
       <w:hyperlink r:id="rId14">
         <w:r>
@@ -394,14 +285,14 @@
             <w:color w:val="0000EE"/>
             <w:u w:val="single"/>
           </w:rPr>
-          <w:t>11:12–15</w:t>
-        </w:r>
-      </w:hyperlink>
-      <w:r>
-        <w:rPr>
-          <w:lang w:val="zh_TW" w:bidi="zh_TW"/>
-        </w:rPr>
-        <w:t>；</w:t>
+          <w:t>利6:27</w:t>
+        </w:r>
+      </w:hyperlink>
+      <w:r>
+        <w:rPr>
+          <w:lang w:val="zh_TW" w:bidi="zh_TW"/>
+        </w:rPr>
+        <w:t>）。然而，「肉體」在舊約聖經中有多種不同的意思。有時它代表整個身體（</w:t>
       </w:r>
       <w:hyperlink r:id="rId15">
         <w:r>
@@ -412,14 +303,14 @@
             <w:color w:val="0000EE"/>
             <w:u w:val="single"/>
           </w:rPr>
-          <w:t>代上1:18</w:t>
-        </w:r>
-      </w:hyperlink>
-      <w:r>
-        <w:rPr>
-          <w:lang w:val="zh_TW" w:bidi="zh_TW"/>
-        </w:rPr>
-        <w:t>）。在路加福音所記載的耶穌祖先名單中，沙拉被列為該南的兒子，而該南則是亞法撒的兒子（</w:t>
+          <w:t>箴14:30</w:t>
+        </w:r>
+      </w:hyperlink>
+      <w:r>
+        <w:rPr>
+          <w:lang w:val="zh_TW" w:bidi="zh_TW"/>
+        </w:rPr>
+        <w:t>），其含義進一步延伸為整個人本身（「我的肉身也要安然居住」</w:t>
       </w:r>
       <w:hyperlink r:id="rId16">
         <w:r>
@@ -430,64 +321,14 @@
             <w:color w:val="0000EE"/>
             <w:u w:val="single"/>
           </w:rPr>
-          <w:t>路3:35</w:t>
-        </w:r>
-      </w:hyperlink>
-      <w:r>
-        <w:rPr>
-          <w:lang w:val="zh_TW" w:bidi="zh_TW"/>
-        </w:rPr>
-        <w:t>）。</w:t>
-        <w:br/>
-      </w:r>
-      <w:r>
-        <w:rPr>
-          <w:i/>
-          <w:lang w:val="zh_TW" w:bidi="zh_TW"/>
-        </w:rPr>
-        <w:t>見</w:t>
-      </w:r>
-      <w:r>
-        <w:rPr>
-          <w:lang w:val="zh_TW" w:bidi="zh_TW"/>
-        </w:rPr>
-        <w:t>耶穌基督的家譜</w:t>
-      </w:r>
-      <w:r>
-        <w:rPr>
-          <w:lang w:val="zh_TW" w:bidi="zh_TW"/>
-        </w:rPr>
-        <w:t xml:space="preserve">。 </w:t>
-      </w:r>
-    </w:p>
-    <w:p>
-      <w:pPr>
-        <w:pStyle w:val="ListNumber"/>
-        <w:spacing w:line="240" w:lineRule="auto"/>
-        <w:ind w:left="720"/>
-      </w:pPr>
-      <w:r>
-        <w:rPr>
-          <w:lang w:val="zh_TW" w:bidi="zh_TW"/>
-        </w:rPr>
-      </w:r>
-      <w:r>
-        <w:rPr>
-          <w:lang w:val="zh_TW" w:bidi="zh_TW"/>
-        </w:rPr>
-        <w:t>猶大與迦南女子書亞所生的第三個兒子，出生在猶大的小鎮</w:t>
-      </w:r>
-      <w:r>
-        <w:rPr>
-          <w:lang w:val="zh_TW" w:bidi="zh_TW"/>
-        </w:rPr>
-        <w:t>基悉</w:t>
-      </w:r>
-      <w:r>
-        <w:rPr>
-          <w:lang w:val="zh_TW" w:bidi="zh_TW"/>
-        </w:rPr>
-        <w:t>（</w:t>
+          <w:t>詩16:9</w:t>
+        </w:r>
+      </w:hyperlink>
+      <w:r>
+        <w:rPr>
+          <w:lang w:val="zh_TW" w:bidi="zh_TW"/>
+        </w:rPr>
+        <w:t>）。這個觀念也引入了兩人（男女）在婚姻中的聯合，被稱為「成為一體」（</w:t>
       </w:r>
       <w:hyperlink r:id="rId17">
         <w:r>
@@ -498,14 +339,14 @@
             <w:color w:val="0000EE"/>
             <w:u w:val="single"/>
           </w:rPr>
-          <w:t>創38:5</w:t>
-        </w:r>
-      </w:hyperlink>
-      <w:r>
-        <w:rPr>
-          <w:lang w:val="zh_TW" w:bidi="zh_TW"/>
-        </w:rPr>
-        <w:t>；</w:t>
+          <w:t>創2:24</w:t>
+        </w:r>
+      </w:hyperlink>
+      <w:r>
+        <w:rPr>
+          <w:lang w:val="zh_TW" w:bidi="zh_TW"/>
+        </w:rPr>
+        <w:t>），同樣地，一個人也可對親屬說：「我是你們的骨肉」（</w:t>
       </w:r>
       <w:hyperlink r:id="rId18">
         <w:r>
@@ -516,78 +357,14 @@
             <w:color w:val="0000EE"/>
             <w:u w:val="single"/>
           </w:rPr>
-          <w:t>代上2:3</w:t>
-        </w:r>
-      </w:hyperlink>
-      <w:r>
-        <w:rPr>
-          <w:lang w:val="zh_TW" w:bidi="zh_TW"/>
-        </w:rPr>
-        <w:t>；譯註：和合本將此人名譯為「示拉」）。沙拉為示拉族的起源（譯註：和合本譯為「示拉」；</w:t>
-      </w:r>
-      <w:hyperlink r:id="rId19">
-        <w:r>
-          <w:rPr>
-            <w:lang w:val="zh_TW" w:bidi="zh_TW"/>
-          </w:rPr>
-          <w:rPr>
-            <w:color w:val="0000EE"/>
-            <w:u w:val="single"/>
-          </w:rPr>
-          <w:t>民26:20</w:t>
-        </w:r>
-      </w:hyperlink>
-      <w:r>
-        <w:rPr>
-          <w:lang w:val="zh_TW" w:bidi="zh_TW"/>
-        </w:rPr>
-        <w:t>）。在</w:t>
-      </w:r>
-      <w:hyperlink r:id="rId20">
-        <w:r>
-          <w:rPr>
-            <w:lang w:val="zh_TW" w:bidi="zh_TW"/>
-          </w:rPr>
-          <w:rPr>
-            <w:color w:val="0000EE"/>
-            <w:u w:val="single"/>
-          </w:rPr>
-          <w:t>尼希米記十一章5節</w:t>
-        </w:r>
-      </w:hyperlink>
-      <w:r>
-        <w:rPr>
-          <w:lang w:val="zh_TW" w:bidi="zh_TW"/>
-        </w:rPr>
-        <w:t>和</w:t>
-      </w:r>
-      <w:hyperlink r:id="rId21">
-        <w:r>
-          <w:rPr>
-            <w:lang w:val="zh_TW" w:bidi="zh_TW"/>
-          </w:rPr>
-          <w:rPr>
-            <w:color w:val="0000EE"/>
-            <w:u w:val="single"/>
-          </w:rPr>
-          <w:t>歷代志上九章5節</w:t>
-        </w:r>
-      </w:hyperlink>
-      <w:r>
-        <w:rPr>
-          <w:lang w:val="zh_TW" w:bidi="zh_TW"/>
-        </w:rPr>
-        <w:t>中，原本的「示羅/示羅尼（Shilonite）」（譯註：和合本在這兩處將其分別譯為「示羅尼」和「示羅」）可能應該要被更正為「示拉（Shelanite）」。</w:t>
-      </w:r>
-      <w:r>
-        <w:rPr>
-          <w:lang w:val="zh_TW" w:bidi="zh_TW"/>
-        </w:rPr>
-      </w:r>
-      <w:r>
-        <w:rPr>
-          <w:lang w:val="zh_TW" w:bidi="zh_TW"/>
-        </w:rPr>
+          <w:t>士9:2</w:t>
+        </w:r>
+      </w:hyperlink>
+      <w:r>
+        <w:rPr>
+          <w:lang w:val="zh_TW" w:bidi="zh_TW"/>
+        </w:rPr>
+        <w:t>）。「肉體」作為整個人的觀念，引申出「凡有血氣的」這種說法，並用來指全人類，有時甚至包括動物界。</w:t>
       </w:r>
     </w:p>
     <w:p>
@@ -597,21 +374,119 @@
           <w:lang w:val="zh_TW" w:bidi="zh_TW"/>
         </w:rPr>
       </w:r>
-    </w:p>
-    <w:p>
-      <w:pPr>
-        <w:pStyle w:val="Heading2"/>
-      </w:pPr>
-      <w:r>
-        <w:rPr>
-          <w:lang w:val="zh_TW" w:bidi="zh_TW"/>
-        </w:rPr>
-        <w:t>沙列</w:t>
-      </w:r>
-      <w:r>
-        <w:rPr>
-          <w:lang w:val="zh_TW" w:bidi="zh_TW"/>
-        </w:rPr>
+      <w:r>
+        <w:rPr>
+          <w:lang w:val="zh_TW" w:bidi="zh_TW"/>
+        </w:rPr>
+        <w:t>或許，「肉體」在舊約聖經中最具特色的用法，是用來表達人相對於神的軟弱與有限。「人既屬乎血氣，我的靈就不永遠住在他裡面」（</w:t>
+      </w:r>
+      <w:hyperlink r:id="rId19">
+        <w:r>
+          <w:rPr>
+            <w:lang w:val="zh_TW" w:bidi="zh_TW"/>
+          </w:rPr>
+          <w:rPr>
+            <w:color w:val="0000EE"/>
+            <w:u w:val="single"/>
+          </w:rPr>
+          <w:t>創6:3</w:t>
+        </w:r>
+      </w:hyperlink>
+      <w:r>
+        <w:rPr>
+          <w:lang w:val="zh_TW" w:bidi="zh_TW"/>
+        </w:rPr>
+        <w:t>）。在</w:t>
+      </w:r>
+      <w:hyperlink r:id="rId20">
+        <w:r>
+          <w:rPr>
+            <w:lang w:val="zh_TW" w:bidi="zh_TW"/>
+          </w:rPr>
+          <w:rPr>
+            <w:color w:val="0000EE"/>
+            <w:u w:val="single"/>
+          </w:rPr>
+          <w:t>詩篇七十八篇39節</w:t>
+        </w:r>
+      </w:hyperlink>
+      <w:r>
+        <w:rPr>
+          <w:lang w:val="zh_TW" w:bidi="zh_TW"/>
+        </w:rPr>
+        <w:t>中，神將人的罪歸因於他們只是血氣之人。在</w:t>
+      </w:r>
+      <w:hyperlink r:id="rId21">
+        <w:r>
+          <w:rPr>
+            <w:lang w:val="zh_TW" w:bidi="zh_TW"/>
+          </w:rPr>
+          <w:rPr>
+            <w:color w:val="0000EE"/>
+            <w:u w:val="single"/>
+          </w:rPr>
+          <w:t>歷代志下三十二章8節</w:t>
+        </w:r>
+      </w:hyperlink>
+      <w:r>
+        <w:rPr>
+          <w:lang w:val="zh_TW" w:bidi="zh_TW"/>
+        </w:rPr>
+        <w:t>中，亞述王的「肉臂」（意即他的軟弱）與全能的神形成對比。信靠神的人毋須懼怕「血氣」能作甚麼（</w:t>
+      </w:r>
+      <w:hyperlink r:id="rId22">
+        <w:r>
+          <w:rPr>
+            <w:lang w:val="zh_TW" w:bidi="zh_TW"/>
+          </w:rPr>
+          <w:rPr>
+            <w:color w:val="0000EE"/>
+            <w:u w:val="single"/>
+          </w:rPr>
+          <w:t>詩56:4</w:t>
+        </w:r>
+      </w:hyperlink>
+      <w:r>
+        <w:rPr>
+          <w:lang w:val="zh_TW" w:bidi="zh_TW"/>
+        </w:rPr>
+        <w:t>），但倚靠人的血肉而不倚靠神的人必受咒詛（</w:t>
+      </w:r>
+      <w:hyperlink r:id="rId23">
+        <w:r>
+          <w:rPr>
+            <w:lang w:val="zh_TW" w:bidi="zh_TW"/>
+          </w:rPr>
+          <w:rPr>
+            <w:color w:val="0000EE"/>
+            <w:u w:val="single"/>
+          </w:rPr>
+          <w:t>耶17:5</w:t>
+        </w:r>
+      </w:hyperlink>
+      <w:r>
+        <w:rPr>
+          <w:lang w:val="zh_TW" w:bidi="zh_TW"/>
+        </w:rPr>
+        <w:t>）。在</w:t>
+      </w:r>
+      <w:hyperlink r:id="rId24">
+        <w:r>
+          <w:rPr>
+            <w:lang w:val="zh_TW" w:bidi="zh_TW"/>
+          </w:rPr>
+          <w:rPr>
+            <w:color w:val="0000EE"/>
+            <w:u w:val="single"/>
+          </w:rPr>
+          <w:t>以賽亞書三十一章3節</w:t>
+        </w:r>
+      </w:hyperlink>
+      <w:r>
+        <w:rPr>
+          <w:lang w:val="zh_TW" w:bidi="zh_TW"/>
+        </w:rPr>
+        <w:t>中，血氣與靈相對，如同軟弱與能力的對比。</w:t>
       </w:r>
     </w:p>
     <w:p>
@@ -625,65 +500,36 @@
         <w:rPr>
           <w:lang w:val="zh_TW" w:bidi="zh_TW"/>
         </w:rPr>
-        <w:t>約</w:t>
-      </w:r>
-      <w:r>
-        <w:rPr>
-          <w:lang w:val="zh_TW" w:bidi="zh_TW"/>
-        </w:rPr>
-        <w:t>坍</w:t>
-      </w:r>
-      <w:r>
-        <w:rPr>
-          <w:lang w:val="zh_TW" w:bidi="zh_TW"/>
-        </w:rPr>
-        <w:t>的兒子，也是一個居住在葉門（Yemen）的阿拉伯支族的祖先（</w:t>
-      </w:r>
-      <w:hyperlink r:id="rId22">
-        <w:r>
-          <w:rPr>
-            <w:lang w:val="zh_TW" w:bidi="zh_TW"/>
-          </w:rPr>
-          <w:rPr>
-            <w:color w:val="0000EE"/>
-            <w:u w:val="single"/>
-          </w:rPr>
-          <w:t>創10:26</w:t>
-        </w:r>
-      </w:hyperlink>
-      <w:r>
-        <w:rPr>
-          <w:lang w:val="zh_TW" w:bidi="zh_TW"/>
-        </w:rPr>
-        <w:t>；</w:t>
-      </w:r>
-      <w:hyperlink r:id="rId23">
-        <w:r>
-          <w:rPr>
-            <w:lang w:val="zh_TW" w:bidi="zh_TW"/>
-          </w:rPr>
-          <w:rPr>
-            <w:color w:val="0000EE"/>
-            <w:u w:val="single"/>
-          </w:rPr>
-          <w:t>代上1:20</w:t>
-        </w:r>
-      </w:hyperlink>
-      <w:r>
-        <w:rPr>
-          <w:lang w:val="zh_TW" w:bidi="zh_TW"/>
-        </w:rPr>
-        <w:t>）。</w:t>
-      </w:r>
-      <w:r>
-        <w:rPr>
-          <w:lang w:val="zh_TW" w:bidi="zh_TW"/>
-        </w:rPr>
-      </w:r>
-      <w:r>
-        <w:rPr>
-          <w:lang w:val="zh_TW" w:bidi="zh_TW"/>
-        </w:rPr>
+        <w:t>然而，舊約聖經從未將「肉體」視為罪惡。肉體是神用地上的塵土所造（</w:t>
+      </w:r>
+      <w:hyperlink r:id="rId25">
+        <w:r>
+          <w:rPr>
+            <w:lang w:val="zh_TW" w:bidi="zh_TW"/>
+          </w:rPr>
+          <w:rPr>
+            <w:color w:val="0000EE"/>
+            <w:u w:val="single"/>
+          </w:rPr>
+          <w:t>創2:7</w:t>
+        </w:r>
+      </w:hyperlink>
+      <w:r>
+        <w:rPr>
+          <w:lang w:val="zh_TW" w:bidi="zh_TW"/>
+        </w:rPr>
+        <w:t>），既然出於神的創造，本質上就是美好的。</w:t>
+      </w:r>
+    </w:p>
+    <w:p>
+      <w:pPr>
+        <w:pStyle w:val="Heading3"/>
+      </w:pPr>
+      <w:r>
+        <w:rPr>
+          <w:lang w:val="zh_TW" w:bidi="zh_TW"/>
+        </w:rPr>
+        <w:t>在新約聖經中</w:t>
       </w:r>
     </w:p>
     <w:p>
@@ -693,21 +539,35 @@
           <w:lang w:val="zh_TW" w:bidi="zh_TW"/>
         </w:rPr>
       </w:r>
+      <w:r>
+        <w:rPr>
+          <w:lang w:val="zh_TW" w:bidi="zh_TW"/>
+        </w:rPr>
+        <w:t>保羅賦予「肉體」（希臘文</w:t>
+      </w:r>
+      <w:r>
+        <w:rPr>
+          <w:i/>
+          <w:lang w:val="zh_TW" w:bidi="zh_TW"/>
+        </w:rPr>
+        <w:t>sarx</w:t>
+      </w:r>
+      <w:r>
+        <w:rPr>
+          <w:lang w:val="zh_TW" w:bidi="zh_TW"/>
+        </w:rPr>
+        <w:t>）多重且常具獨特性的含義。</w:t>
+      </w:r>
     </w:p>
     <w:p>
       <w:pPr>
-        <w:pStyle w:val="Heading2"/>
-      </w:pPr>
-      <w:r>
-        <w:rPr>
-          <w:lang w:val="zh_TW" w:bidi="zh_TW"/>
-        </w:rPr>
-        <w:t>沙微谷</w:t>
-      </w:r>
-      <w:r>
-        <w:rPr>
-          <w:lang w:val="zh_TW" w:bidi="zh_TW"/>
-        </w:rPr>
+        <w:pStyle w:val="Heading4"/>
+      </w:pPr>
+      <w:r>
+        <w:rPr>
+          <w:lang w:val="zh_TW" w:bidi="zh_TW"/>
+        </w:rPr>
+        <w:t>肉體作為身體的物質部分</w:t>
       </w:r>
     </w:p>
     <w:p>
@@ -721,54 +581,108 @@
         <w:rPr>
           <w:lang w:val="zh_TW" w:bidi="zh_TW"/>
         </w:rPr>
-        <w:t>這是</w:t>
-      </w:r>
-      <w:hyperlink r:id="rId24">
-        <w:r>
-          <w:rPr>
-            <w:lang w:val="zh_TW" w:bidi="zh_TW"/>
-          </w:rPr>
-          <w:rPr>
-            <w:color w:val="0000EE"/>
-            <w:u w:val="single"/>
-          </w:rPr>
-          <w:t>創世記十四章17節</w:t>
-        </w:r>
-      </w:hyperlink>
-      <w:r>
-        <w:rPr>
-          <w:lang w:val="zh_TW" w:bidi="zh_TW"/>
-        </w:rPr>
-        <w:t>中提到的王谷的另一個名稱。這片山谷位於耶路撒冷附近。</w:t>
-      </w:r>
-      <w:r>
-        <w:rPr>
-          <w:i/>
-          <w:lang w:val="zh_TW" w:bidi="zh_TW"/>
-        </w:rPr>
-        <w:t>見</w:t>
-      </w:r>
-      <w:r>
-        <w:rPr>
-          <w:lang w:val="zh_TW" w:bidi="zh_TW"/>
-        </w:rPr>
-        <w:t>王谷</w:t>
-      </w:r>
-      <w:r>
-        <w:rPr>
-          <w:lang w:val="zh_TW" w:bidi="zh_TW"/>
-        </w:rPr>
-        <w:t>。</w:t>
-      </w:r>
-      <w:r>
-        <w:rPr>
-          <w:lang w:val="zh_TW" w:bidi="zh_TW"/>
-        </w:rPr>
-      </w:r>
-      <w:r>
-        <w:rPr>
-          <w:lang w:val="zh_TW" w:bidi="zh_TW"/>
-        </w:rPr>
+        <w:t>「肉體」經常用來指構成人體的組織。聖經中提到不同種類的肉體——「人」、「獸」、「鳥」、「魚」（</w:t>
+      </w:r>
+      <w:hyperlink r:id="rId26">
+        <w:r>
+          <w:rPr>
+            <w:lang w:val="zh_TW" w:bidi="zh_TW"/>
+          </w:rPr>
+          <w:rPr>
+            <w:color w:val="0000EE"/>
+            <w:u w:val="single"/>
+          </w:rPr>
+          <w:t>林前15:39</w:t>
+        </w:r>
+      </w:hyperlink>
+      <w:r>
+        <w:rPr>
+          <w:lang w:val="zh_TW" w:bidi="zh_TW"/>
+        </w:rPr>
+        <w:t>）。人在肉體中會經歷痛苦與患難（</w:t>
+      </w:r>
+      <w:hyperlink r:id="rId27">
+        <w:r>
+          <w:rPr>
+            <w:lang w:val="zh_TW" w:bidi="zh_TW"/>
+          </w:rPr>
+          <w:rPr>
+            <w:color w:val="0000EE"/>
+            <w:u w:val="single"/>
+          </w:rPr>
+          <w:t>林後12:7</w:t>
+        </w:r>
+      </w:hyperlink>
+      <w:r>
+        <w:rPr>
+          <w:lang w:val="zh_TW" w:bidi="zh_TW"/>
+        </w:rPr>
+        <w:t>），割禮也是在肉身上行的（</w:t>
+      </w:r>
+      <w:hyperlink r:id="rId28">
+        <w:r>
+          <w:rPr>
+            <w:lang w:val="zh_TW" w:bidi="zh_TW"/>
+          </w:rPr>
+          <w:rPr>
+            <w:color w:val="0000EE"/>
+            <w:u w:val="single"/>
+          </w:rPr>
+          <w:t>羅2:28</w:t>
+        </w:r>
+      </w:hyperlink>
+      <w:r>
+        <w:rPr>
+          <w:lang w:val="zh_TW" w:bidi="zh_TW"/>
+        </w:rPr>
+        <w:t>）。這些經文中的「肉體」並非指罪性，而是指會朽壞、不能承受神國的有限之體（</w:t>
+      </w:r>
+      <w:hyperlink r:id="rId29">
+        <w:r>
+          <w:rPr>
+            <w:lang w:val="zh_TW" w:bidi="zh_TW"/>
+          </w:rPr>
+          <w:rPr>
+            <w:color w:val="0000EE"/>
+            <w:u w:val="single"/>
+          </w:rPr>
+          <w:t>林前15:50</w:t>
+        </w:r>
+      </w:hyperlink>
+      <w:r>
+        <w:rPr>
+          <w:lang w:val="zh_TW" w:bidi="zh_TW"/>
+        </w:rPr>
+        <w:t>）。耶穌的身體也是真實的肉身（</w:t>
+      </w:r>
+      <w:hyperlink r:id="rId30">
+        <w:r>
+          <w:rPr>
+            <w:lang w:val="zh_TW" w:bidi="zh_TW"/>
+          </w:rPr>
+          <w:rPr>
+            <w:color w:val="0000EE"/>
+            <w:u w:val="single"/>
+          </w:rPr>
+          <w:t>西1:22</w:t>
+        </w:r>
+      </w:hyperlink>
+      <w:r>
+        <w:rPr>
+          <w:lang w:val="zh_TW" w:bidi="zh_TW"/>
+        </w:rPr>
+        <w:t>）。</w:t>
+      </w:r>
+    </w:p>
+    <w:p>
+      <w:pPr>
+        <w:pStyle w:val="Heading4"/>
+      </w:pPr>
+      <w:r>
+        <w:rPr>
+          <w:lang w:val="zh_TW" w:bidi="zh_TW"/>
+        </w:rPr>
+        <w:t>肉體作為整個身體</w:t>
       </w:r>
     </w:p>
     <w:p>
@@ -778,44 +692,94 @@
           <w:lang w:val="zh_TW" w:bidi="zh_TW"/>
         </w:rPr>
       </w:r>
+      <w:r>
+        <w:rPr>
+          <w:lang w:val="zh_TW" w:bidi="zh_TW"/>
+        </w:rPr>
+        <w:t>由於語義的自然延伸，「肉體」有時會以部分代表全體，不僅指身體的肉質部分，也可代表整個身體。因此，保羅可以說「我身子雖不在你們那裡」（</w:t>
+      </w:r>
+      <w:hyperlink r:id="rId31">
+        <w:r>
+          <w:rPr>
+            <w:lang w:val="zh_TW" w:bidi="zh_TW"/>
+          </w:rPr>
+          <w:rPr>
+            <w:color w:val="0000EE"/>
+            <w:u w:val="single"/>
+          </w:rPr>
+          <w:t>林前5:3</w:t>
+        </w:r>
+      </w:hyperlink>
+      <w:r>
+        <w:rPr>
+          <w:lang w:val="zh_TW" w:bidi="zh_TW"/>
+        </w:rPr>
+        <w:t>），或說「我身子雖與你們相離」（</w:t>
+      </w:r>
+      <w:hyperlink r:id="rId32">
+        <w:r>
+          <w:rPr>
+            <w:lang w:val="zh_TW" w:bidi="zh_TW"/>
+          </w:rPr>
+          <w:rPr>
+            <w:color w:val="0000EE"/>
+            <w:u w:val="single"/>
+          </w:rPr>
+          <w:t>西2:5</w:t>
+        </w:r>
+      </w:hyperlink>
+      <w:r>
+        <w:rPr>
+          <w:lang w:val="zh_TW" w:bidi="zh_TW"/>
+        </w:rPr>
+        <w:t>）。保羅也說，耶穌的生命可以在我們的身體上或在我們必死的肉身上顯明出來（</w:t>
+      </w:r>
+      <w:hyperlink r:id="rId33">
+        <w:r>
+          <w:rPr>
+            <w:lang w:val="zh_TW" w:bidi="zh_TW"/>
+          </w:rPr>
+          <w:rPr>
+            <w:color w:val="0000EE"/>
+            <w:u w:val="single"/>
+          </w:rPr>
+          <w:t>林後4:10–11</w:t>
+        </w:r>
+      </w:hyperlink>
+      <w:r>
+        <w:rPr>
+          <w:lang w:val="zh_TW" w:bidi="zh_TW"/>
+        </w:rPr>
+        <w:t>）。又如：「與娼妓聯合的，便是與她成為一體嗎？因為主說：『二人要成為一體』」（</w:t>
+      </w:r>
+      <w:hyperlink r:id="rId34">
+        <w:r>
+          <w:rPr>
+            <w:lang w:val="zh_TW" w:bidi="zh_TW"/>
+          </w:rPr>
+          <w:rPr>
+            <w:color w:val="0000EE"/>
+            <w:u w:val="single"/>
+          </w:rPr>
+          <w:t>林前6:16</w:t>
+        </w:r>
+      </w:hyperlink>
+      <w:r>
+        <w:rPr>
+          <w:lang w:val="zh_TW" w:bidi="zh_TW"/>
+        </w:rPr>
+        <w:t>）。</w:t>
+      </w:r>
     </w:p>
     <w:p>
       <w:pPr>
-        <w:pStyle w:val="Heading2"/>
-      </w:pPr>
-      <w:r>
-        <w:rPr>
-          <w:lang w:val="zh_TW" w:bidi="zh_TW"/>
-        </w:rPr>
-        <w:t>沙微谷</w:t>
-      </w:r>
-      <w:r>
-        <w:rPr>
-          <w:lang w:val="zh_TW" w:bidi="zh_TW"/>
-        </w:rPr>
-      </w:r>
-    </w:p>
-    <w:p>
-      <w:pPr>
-        <w:pStyle w:val="Heading2"/>
-      </w:pPr>
-      <w:r>
-        <w:rPr>
-          <w:lang w:val="zh_TW" w:bidi="zh_TW"/>
-        </w:rPr>
-        <w:t>沙微谷（</w:t>
-      </w:r>
-      <w:r>
-        <w:rPr>
-          <w:lang w:val="zh_TW" w:bidi="zh_TW"/>
-        </w:rPr>
-        <w:t>Valley of Shaveh</w:t>
-      </w:r>
-      <w:r>
-        <w:rPr>
-          <w:lang w:val="zh_TW" w:bidi="zh_TW"/>
-        </w:rPr>
-        <w:t>）</w:t>
+        <w:pStyle w:val="Heading4"/>
+      </w:pPr>
+      <w:r>
+        <w:rPr>
+          <w:lang w:val="zh_TW" w:bidi="zh_TW"/>
+        </w:rPr>
+        <w:t>肉體作為與人的出身有關的概念</w:t>
       </w:r>
     </w:p>
     <w:p>
@@ -829,47 +793,90 @@
         <w:rPr>
           <w:lang w:val="zh_TW" w:bidi="zh_TW"/>
         </w:rPr>
-        <w:t>位於撒冷附近的山谷，在</w:t>
-      </w:r>
-      <w:hyperlink r:id="rId24">
-        <w:r>
-          <w:rPr>
-            <w:lang w:val="zh_TW" w:bidi="zh_TW"/>
-          </w:rPr>
-          <w:rPr>
-            <w:color w:val="0000EE"/>
-            <w:u w:val="single"/>
-          </w:rPr>
-          <w:t>創世記十四章17節</w:t>
-        </w:r>
-      </w:hyperlink>
-      <w:r>
-        <w:rPr>
-          <w:lang w:val="zh_TW" w:bidi="zh_TW"/>
-        </w:rPr>
-        <w:t>中也被稱為王谷。見</w:t>
-      </w:r>
-      <w:r>
-        <w:rPr>
-          <w:lang w:val="zh_TW" w:bidi="zh_TW"/>
-        </w:rPr>
-        <w:t>王谷</w:t>
-      </w:r>
-      <w:r>
-        <w:rPr>
-          <w:lang w:val="zh_TW" w:bidi="zh_TW"/>
-        </w:rPr>
-        <w:t>。</w:t>
-      </w:r>
-      <w:r>
-        <w:rPr>
-          <w:lang w:val="zh_TW" w:bidi="zh_TW"/>
-        </w:rPr>
-      </w:r>
-      <w:r>
-        <w:rPr>
-          <w:lang w:val="zh_TW" w:bidi="zh_TW"/>
-        </w:rPr>
+        <w:t>承襲舊約聖經的用法，保羅使用「肉體」一詞，不僅指身體的組成或身體本身，更具體地指由肉體構成的人。在這種用法中，「肉體」一詞可指人的血緣關係、肉身出身，以及使人彼此相連的天然聯繫。保羅提到他「骨肉之親」的同胞，就是猶太人。（</w:t>
+      </w:r>
+      <w:hyperlink r:id="rId35">
+        <w:r>
+          <w:rPr>
+            <w:lang w:val="zh_TW" w:bidi="zh_TW"/>
+          </w:rPr>
+          <w:rPr>
+            <w:color w:val="0000EE"/>
+            <w:u w:val="single"/>
+          </w:rPr>
+          <w:t>羅9:3</w:t>
+        </w:r>
+      </w:hyperlink>
+      <w:r>
+        <w:rPr>
+          <w:lang w:val="zh_TW" w:bidi="zh_TW"/>
+        </w:rPr>
+        <w:t>），甚至以「我骨肉」（</w:t>
+      </w:r>
+      <w:hyperlink r:id="rId36">
+        <w:r>
+          <w:rPr>
+            <w:lang w:val="zh_TW" w:bidi="zh_TW"/>
+          </w:rPr>
+          <w:rPr>
+            <w:color w:val="0000EE"/>
+            <w:u w:val="single"/>
+          </w:rPr>
+          <w:t>11:14</w:t>
+        </w:r>
+      </w:hyperlink>
+      <w:r>
+        <w:rPr>
+          <w:lang w:val="zh_TW" w:bidi="zh_TW"/>
+        </w:rPr>
+        <w:t>）作為這些同胞的同義詞。「肉身所生的兒女」（</w:t>
+      </w:r>
+      <w:hyperlink r:id="rId37">
+        <w:r>
+          <w:rPr>
+            <w:lang w:val="zh_TW" w:bidi="zh_TW"/>
+          </w:rPr>
+          <w:rPr>
+            <w:color w:val="0000EE"/>
+            <w:u w:val="single"/>
+          </w:rPr>
+          <w:t>9:8</w:t>
+        </w:r>
+      </w:hyperlink>
+      <w:r>
+        <w:rPr>
+          <w:lang w:val="zh_TW" w:bidi="zh_TW"/>
+        </w:rPr>
+        <w:t>）是指按自然生育而生的人，與那些因神介入而得生的人形成對比。基督按肉體說，是從大衛後裔生的（</w:t>
+      </w:r>
+      <w:hyperlink r:id="rId38">
+        <w:r>
+          <w:rPr>
+            <w:lang w:val="zh_TW" w:bidi="zh_TW"/>
+          </w:rPr>
+          <w:rPr>
+            <w:color w:val="0000EE"/>
+            <w:u w:val="single"/>
+          </w:rPr>
+          <w:t>1:3</w:t>
+        </w:r>
+      </w:hyperlink>
+      <w:r>
+        <w:rPr>
+          <w:lang w:val="zh_TW" w:bidi="zh_TW"/>
+        </w:rPr>
+        <w:t>）。「按肉體」這個片語不僅指祂身體生命的來源，更指祂整個人性的存在，包括祂的身體與祂作為人的靈。</w:t>
+      </w:r>
+    </w:p>
+    <w:p>
+      <w:pPr>
+        <w:pStyle w:val="Heading4"/>
+      </w:pPr>
+      <w:r>
+        <w:rPr>
+          <w:lang w:val="zh_TW" w:bidi="zh_TW"/>
+        </w:rPr>
+        <w:t>肉體作為人的存在</w:t>
       </w:r>
     </w:p>
     <w:p>
@@ -879,32 +886,112 @@
           <w:lang w:val="zh_TW" w:bidi="zh_TW"/>
         </w:rPr>
       </w:r>
+      <w:r>
+        <w:rPr>
+          <w:lang w:val="zh_TW" w:bidi="zh_TW"/>
+        </w:rPr>
+        <w:t>「肉體」的另一種用法就是單純指人的存在。只要人還活在身體中，就可說是「在肉身之中」。因此，保羅可以說他「在肉身」所活的生命是憑著信神的兒子而活（</w:t>
+      </w:r>
+      <w:hyperlink r:id="rId39">
+        <w:r>
+          <w:rPr>
+            <w:lang w:val="zh_TW" w:bidi="zh_TW"/>
+          </w:rPr>
+          <w:rPr>
+            <w:color w:val="0000EE"/>
+            <w:u w:val="single"/>
+          </w:rPr>
+          <w:t>加2:20</w:t>
+        </w:r>
+      </w:hyperlink>
+      <w:r>
+        <w:rPr>
+          <w:lang w:val="zh_TW" w:bidi="zh_TW"/>
+        </w:rPr>
+        <w:t>）。保羅在提到耶穌地上的事工時說，祂「以自己的身體」廢掉猶太人和外邦人之間的冤仇（</w:t>
+      </w:r>
+      <w:hyperlink r:id="rId40">
+        <w:r>
+          <w:rPr>
+            <w:lang w:val="zh_TW" w:bidi="zh_TW"/>
+          </w:rPr>
+          <w:rPr>
+            <w:color w:val="0000EE"/>
+            <w:u w:val="single"/>
+          </w:rPr>
+          <w:t>弗2:15</w:t>
+        </w:r>
+      </w:hyperlink>
+      <w:r>
+        <w:rPr>
+          <w:lang w:val="zh_TW" w:bidi="zh_TW"/>
+        </w:rPr>
+        <w:t>）。彼得也用同樣的意思說，耶穌「按著肉體」被治死（</w:t>
+      </w:r>
+      <w:hyperlink r:id="rId41">
+        <w:r>
+          <w:rPr>
+            <w:lang w:val="zh_TW" w:bidi="zh_TW"/>
+          </w:rPr>
+          <w:rPr>
+            <w:color w:val="0000EE"/>
+            <w:u w:val="single"/>
+          </w:rPr>
+          <w:t>彼前3:18</w:t>
+        </w:r>
+      </w:hyperlink>
+      <w:r>
+        <w:rPr>
+          <w:lang w:val="zh_TW" w:bidi="zh_TW"/>
+        </w:rPr>
+        <w:t>）。約翰也這樣說：「耶穌基督是成了肉身來的」（</w:t>
+      </w:r>
+      <w:hyperlink r:id="rId42">
+        <w:r>
+          <w:rPr>
+            <w:lang w:val="zh_TW" w:bidi="zh_TW"/>
+          </w:rPr>
+          <w:rPr>
+            <w:color w:val="0000EE"/>
+            <w:u w:val="single"/>
+          </w:rPr>
+          <w:t>約一4:2</w:t>
+        </w:r>
+      </w:hyperlink>
+      <w:r>
+        <w:rPr>
+          <w:lang w:val="zh_TW" w:bidi="zh_TW"/>
+        </w:rPr>
+        <w:t>）。這種用法最明顯地體現在約翰福音的宣告：「道成了肉身，住在我們中間」（</w:t>
+      </w:r>
+      <w:hyperlink r:id="rId43">
+        <w:r>
+          <w:rPr>
+            <w:lang w:val="zh_TW" w:bidi="zh_TW"/>
+          </w:rPr>
+          <w:rPr>
+            <w:color w:val="0000EE"/>
+            <w:u w:val="single"/>
+          </w:rPr>
+          <w:t>約1:14</w:t>
+        </w:r>
+      </w:hyperlink>
+      <w:r>
+        <w:rPr>
+          <w:lang w:val="zh_TW" w:bidi="zh_TW"/>
+        </w:rPr>
+        <w:t>）。</w:t>
+      </w:r>
     </w:p>
     <w:p>
       <w:pPr>
-        <w:pStyle w:val="Heading2"/>
-      </w:pPr>
-      <w:r>
-        <w:rPr>
-          <w:lang w:val="zh_TW" w:bidi="zh_TW"/>
-        </w:rPr>
-        <w:t>沙微‧基列亭</w:t>
-      </w:r>
-      <w:r>
-        <w:rPr>
-          <w:lang w:val="zh_TW" w:bidi="zh_TW"/>
-        </w:rPr>
-      </w:r>
-    </w:p>
-    <w:p>
-      <w:pPr>
-        <w:pStyle w:val="Heading2"/>
-      </w:pPr>
-      <w:r>
-        <w:rPr>
-          <w:lang w:val="zh_TW" w:bidi="zh_TW"/>
-        </w:rPr>
-        <w:t>沙微‧基列亭（Shaveh Kiriathaim）</w:t>
+        <w:pStyle w:val="Heading4"/>
+      </w:pPr>
+      <w:r>
+        <w:rPr>
+          <w:lang w:val="zh_TW" w:bidi="zh_TW"/>
+        </w:rPr>
+        <w:t>肉體作為外在呈現上的人類存在</w:t>
       </w:r>
     </w:p>
     <w:p>
@@ -918,49 +1005,992 @@
         <w:rPr>
           <w:lang w:val="zh_TW" w:bidi="zh_TW"/>
         </w:rPr>
-        <w:t>這是</w:t>
-      </w:r>
-      <w:r>
-        <w:rPr>
-          <w:lang w:val="zh_TW" w:bidi="zh_TW"/>
-        </w:rPr>
-        <w:t>死海以東、靠近基列亭城的一片平原，為以米人所居住</w:t>
-      </w:r>
-      <w:r>
-        <w:rPr>
-          <w:lang w:val="zh_TW" w:bidi="zh_TW"/>
-        </w:rPr>
-        <w:t>。沙微·基列亭的以米人被列為</w:t>
-      </w:r>
-      <w:r>
-        <w:rPr>
-          <w:lang w:val="zh_TW" w:bidi="zh_TW"/>
-        </w:rPr>
-        <w:t>基大老瑪</w:t>
-      </w:r>
-      <w:r>
-        <w:rPr>
-          <w:lang w:val="zh_TW" w:bidi="zh_TW"/>
-        </w:rPr>
-        <w:t>王及其盟軍擊敗的眾多部族之一（</w:t>
-      </w:r>
-      <w:hyperlink r:id="rId25">
-        <w:r>
-          <w:rPr>
-            <w:lang w:val="zh_TW" w:bidi="zh_TW"/>
-          </w:rPr>
-          <w:rPr>
-            <w:color w:val="0000EE"/>
-            <w:u w:val="single"/>
-          </w:rPr>
-          <w:t>創14:5</w:t>
-        </w:r>
-      </w:hyperlink>
-      <w:r>
-        <w:rPr>
-          <w:lang w:val="zh_TW" w:bidi="zh_TW"/>
-        </w:rPr>
-        <w:t>；在一些譯本中，這詞拼寫為「Kiriathaim」）。這片平原後來是由呂便的子孫所繼承。</w:t>
+        <w:t>「肉體」的含義也超越了人的肉身生命，並包括對人類存在至關重要的其它層面。因此，「靠著肉體」（</w:t>
+      </w:r>
+      <w:hyperlink r:id="rId44">
+        <w:r>
+          <w:rPr>
+            <w:lang w:val="zh_TW" w:bidi="zh_TW"/>
+          </w:rPr>
+          <w:rPr>
+            <w:color w:val="0000EE"/>
+            <w:u w:val="single"/>
+          </w:rPr>
+          <w:t>腓3:3</w:t>
+        </w:r>
+      </w:hyperlink>
+      <w:r>
+        <w:rPr>
+          <w:lang w:val="zh_TW" w:bidi="zh_TW"/>
+        </w:rPr>
+        <w:t>）並不是指倚靠身體，而是指倚靠整個屬於人外在存在領域的各種因素。這包括保羅的猶太血統、他嚴謹的宗教訓練、他的熱心，以及他在猶太宗教界中的地位。「憑著肉體自誇」（</w:t>
+      </w:r>
+      <w:hyperlink r:id="rId45">
+        <w:r>
+          <w:rPr>
+            <w:lang w:val="zh_TW" w:bidi="zh_TW"/>
+          </w:rPr>
+          <w:rPr>
+            <w:color w:val="0000EE"/>
+            <w:u w:val="single"/>
+          </w:rPr>
+          <w:t>林後11:18</w:t>
+        </w:r>
+      </w:hyperlink>
+      <w:r>
+        <w:rPr>
+          <w:lang w:val="zh_TW" w:bidi="zh_TW"/>
+        </w:rPr>
+        <w:t>，譯註：和合本譯為：憑著血氣自誇）這個片語在某些譯本中譯為「憑著他們的人類成就自誇」。在「肉體」中有外貌的體面幾乎等同於在世上有顯赫的地位（</w:t>
+      </w:r>
+      <w:hyperlink r:id="rId46">
+        <w:r>
+          <w:rPr>
+            <w:lang w:val="zh_TW" w:bidi="zh_TW"/>
+          </w:rPr>
+          <w:rPr>
+            <w:color w:val="0000EE"/>
+            <w:u w:val="single"/>
+          </w:rPr>
+          <w:t>加6:11–14</w:t>
+        </w:r>
+      </w:hyperlink>
+      <w:r>
+        <w:rPr>
+          <w:lang w:val="zh_TW" w:bidi="zh_TW"/>
+        </w:rPr>
+        <w:t>）。那些主張行割禮的猶太派基督徒堅持此舉，是為了在人看來能有宗教上的成就感，從而找到誇口的理由。但這些外在的區別與誇口的根據對保羅已不再有吸引力，因為在他眼中，世界已如同釘在十字架上，而他自己對世界也同樣如此。</w:t>
+      </w:r>
+    </w:p>
+    <w:p>
+      <w:pPr/>
+      <w:r>
+        <w:rPr>
+          <w:lang w:val="zh_TW" w:bidi="zh_TW"/>
+        </w:rPr>
+      </w:r>
+      <w:r>
+        <w:rPr>
+          <w:lang w:val="zh_TW" w:bidi="zh_TW"/>
+        </w:rPr>
+        <w:t>「肉體」一詞也可用來指外在人際關係，例如形容僕人與主人之間的社會關係（</w:t>
+      </w:r>
+      <w:hyperlink r:id="rId47">
+        <w:r>
+          <w:rPr>
+            <w:lang w:val="zh_TW" w:bidi="zh_TW"/>
+          </w:rPr>
+          <w:rPr>
+            <w:color w:val="0000EE"/>
+            <w:u w:val="single"/>
+          </w:rPr>
+          <w:t>弗6:5</w:t>
+        </w:r>
+      </w:hyperlink>
+      <w:r>
+        <w:rPr>
+          <w:lang w:val="zh_TW" w:bidi="zh_TW"/>
+        </w:rPr>
+        <w:t>；</w:t>
+      </w:r>
+      <w:hyperlink r:id="rId48">
+        <w:r>
+          <w:rPr>
+            <w:lang w:val="zh_TW" w:bidi="zh_TW"/>
+          </w:rPr>
+          <w:rPr>
+            <w:color w:val="0000EE"/>
+            <w:u w:val="single"/>
+          </w:rPr>
+          <w:t>西3:22</w:t>
+        </w:r>
+      </w:hyperlink>
+      <w:r>
+        <w:rPr>
+          <w:lang w:val="zh_TW" w:bidi="zh_TW"/>
+        </w:rPr>
+        <w:t>；</w:t>
+      </w:r>
+      <w:hyperlink r:id="rId49">
+        <w:r>
+          <w:rPr>
+            <w:lang w:val="zh_TW" w:bidi="zh_TW"/>
+          </w:rPr>
+          <w:rPr>
+            <w:color w:val="0000EE"/>
+            <w:u w:val="single"/>
+          </w:rPr>
+          <w:t>門1:16</w:t>
+        </w:r>
+      </w:hyperlink>
+      <w:r>
+        <w:rPr>
+          <w:lang w:val="zh_TW" w:bidi="zh_TW"/>
+        </w:rPr>
+        <w:t>）。「在肉體中」也可用來描述婚姻關係的領域，這其中涉及一些困難的問題（</w:t>
+      </w:r>
+      <w:hyperlink r:id="rId50">
+        <w:r>
+          <w:rPr>
+            <w:lang w:val="zh_TW" w:bidi="zh_TW"/>
+          </w:rPr>
+          <w:rPr>
+            <w:color w:val="0000EE"/>
+            <w:u w:val="single"/>
+          </w:rPr>
+          <w:t>林前7:28</w:t>
+        </w:r>
+      </w:hyperlink>
+      <w:r>
+        <w:rPr>
+          <w:lang w:val="zh_TW" w:bidi="zh_TW"/>
+        </w:rPr>
+        <w:t>）。</w:t>
+      </w:r>
+    </w:p>
+    <w:p>
+      <w:pPr/>
+      <w:r>
+        <w:rPr>
+          <w:lang w:val="zh_TW" w:bidi="zh_TW"/>
+        </w:rPr>
+      </w:r>
+      <w:r>
+        <w:rPr>
+          <w:lang w:val="zh_TW" w:bidi="zh_TW"/>
+        </w:rPr>
+        <w:t>這種用法有助於理解一處原本難解的經文：「所以，我們從今以後，不憑著外貌認人了。雖然憑著外貌認過基督，如今卻不再這樣認他了」（</w:t>
+      </w:r>
+      <w:hyperlink r:id="rId51">
+        <w:r>
+          <w:rPr>
+            <w:lang w:val="zh_TW" w:bidi="zh_TW"/>
+          </w:rPr>
+          <w:rPr>
+            <w:color w:val="0000EE"/>
+            <w:u w:val="single"/>
+          </w:rPr>
+          <w:t>林後5:16</w:t>
+        </w:r>
+      </w:hyperlink>
+      <w:r>
+        <w:rPr>
+          <w:lang w:val="zh_TW" w:bidi="zh_TW"/>
+        </w:rPr>
+        <w:t>）。有英文譯本將其中的片語譯為「按人的觀點（from a human point of view）」，這樣的翻譯是正確的。這節經文的意思並不是說保羅曾在耶路撒冷聽過或見過耶穌，並因此「憑著肉體」（譯註：和合本譯為「憑著外貌」）認識祂。「憑著肉體」修飾的是「認」這個動詞，而不是「基督」這個名詞。保羅在歸信以前，「憑著肉體」認識人，也就是按世俗、人性的標準來判斷人。按「肉體」認識基督，就是以純粹人類的眼光看待祂。作為一個猶太人，保羅當時認為耶穌只是一個自以為是的彌賽亞假冒者。根據猶太人的觀念，彌賽亞應當作為大衛的王在地上掌權，拯救以色列民，並懲罰被厭惡的外邦人。然而，保羅放棄了這種錯誤的人性看法，轉而真正認識基督——那位成為肉身的神的兒子，是一切信祂之人的救主。成為基督徒之後，保羅不再憑著肉體來判斷別人。</w:t>
+      </w:r>
+    </w:p>
+    <w:p>
+      <w:pPr>
+        <w:pStyle w:val="Heading4"/>
+      </w:pPr>
+      <w:r>
+        <w:rPr>
+          <w:lang w:val="zh_TW" w:bidi="zh_TW"/>
+        </w:rPr>
+        <w:t>肉體作為墮落的人性</w:t>
+      </w:r>
+    </w:p>
+    <w:p>
+      <w:pPr/>
+      <w:r>
+        <w:rPr>
+          <w:lang w:val="zh_TW" w:bidi="zh_TW"/>
+        </w:rPr>
+      </w:r>
+      <w:r>
+        <w:rPr>
+          <w:lang w:val="zh_TW" w:bidi="zh_TW"/>
+        </w:rPr>
+        <w:t>當保羅說「血肉之體不能承受神的國」（</w:t>
+      </w:r>
+      <w:hyperlink r:id="rId29">
+        <w:r>
+          <w:rPr>
+            <w:lang w:val="zh_TW" w:bidi="zh_TW"/>
+          </w:rPr>
+          <w:rPr>
+            <w:color w:val="0000EE"/>
+            <w:u w:val="single"/>
+          </w:rPr>
+          <w:t>林前15:50</w:t>
+        </w:r>
+      </w:hyperlink>
+      <w:r>
+        <w:rPr>
+          <w:lang w:val="zh_TW" w:bidi="zh_TW"/>
+        </w:rPr>
+        <w:t>）時，他的意思並不是說人無法承受神的國，而是說墮落的人性無法承受；正如後一句所說：「必朽壞的不能承受不朽壞的。」軟弱、墮落、會朽壞的身體不能承受神的國，必須經歷改變，「這必朽壞的總要變成不朽壞的，這必死的總要變成不死的」（</w:t>
+      </w:r>
+      <w:hyperlink r:id="rId52">
+        <w:r>
+          <w:rPr>
+            <w:lang w:val="zh_TW" w:bidi="zh_TW"/>
+          </w:rPr>
+          <w:rPr>
+            <w:color w:val="0000EE"/>
+            <w:u w:val="single"/>
+          </w:rPr>
+          <w:t>林前15:53</w:t>
+        </w:r>
+      </w:hyperlink>
+      <w:r>
+        <w:rPr>
+          <w:lang w:val="zh_TW" w:bidi="zh_TW"/>
+        </w:rPr>
+        <w:t>）。這並不是靈魂或心靈的得救，而是將一種身體轉換成另一種，能夠承受神最終榮耀國度的身體。</w:t>
+      </w:r>
+    </w:p>
+    <w:p>
+      <w:pPr/>
+      <w:r>
+        <w:rPr>
+          <w:lang w:val="zh_TW" w:bidi="zh_TW"/>
+        </w:rPr>
+      </w:r>
+      <w:r>
+        <w:rPr>
+          <w:lang w:val="zh_TW" w:bidi="zh_TW"/>
+        </w:rPr>
+        <w:t>當彼得承認耶穌的彌賽亞身分時，耶穌回答說：「這不是屬血肉的指示你的，乃是我在天上的父指示的」（</w:t>
+      </w:r>
+      <w:hyperlink r:id="rId53">
+        <w:r>
+          <w:rPr>
+            <w:lang w:val="zh_TW" w:bidi="zh_TW"/>
+          </w:rPr>
+          <w:rPr>
+            <w:color w:val="0000EE"/>
+            <w:u w:val="single"/>
+          </w:rPr>
+          <w:t>太16:17</w:t>
+        </w:r>
+      </w:hyperlink>
+      <w:r>
+        <w:rPr>
+          <w:lang w:val="zh_TW" w:bidi="zh_TW"/>
+        </w:rPr>
+        <w:t>）。這節經文的意思很清楚：對耶穌彌賽亞身分的認識並非人理性的推論，而是唯有藉著神的啟示才能得著的真知識。</w:t>
+      </w:r>
+    </w:p>
+    <w:p>
+      <w:pPr>
+        <w:pStyle w:val="Heading4"/>
+      </w:pPr>
+      <w:r>
+        <w:rPr>
+          <w:lang w:val="zh_TW" w:bidi="zh_TW"/>
+        </w:rPr>
+        <w:t>肉體作為罪惡的人性</w:t>
+      </w:r>
+    </w:p>
+    <w:p>
+      <w:pPr/>
+      <w:r>
+        <w:rPr>
+          <w:lang w:val="zh_TW" w:bidi="zh_TW"/>
+        </w:rPr>
+      </w:r>
+      <w:r>
+        <w:rPr>
+          <w:lang w:val="zh_TW" w:bidi="zh_TW"/>
+        </w:rPr>
+        <w:t>還有一組帶有明顯保羅風格的倫理用法。其中最重要的特點是：人在神面前不僅被看為墮落與軟弱的，同時也是墮落並帶有罪性的。肉體在這裡與被神的靈更新的人的靈相對，若沒有聖靈的幫助，人就不能討神喜悅。最生動的例子出現在</w:t>
+      </w:r>
+      <w:hyperlink r:id="rId54">
+        <w:r>
+          <w:rPr>
+            <w:lang w:val="zh_TW" w:bidi="zh_TW"/>
+          </w:rPr>
+          <w:rPr>
+            <w:color w:val="0000EE"/>
+            <w:u w:val="single"/>
+          </w:rPr>
+          <w:t>羅馬書八章</w:t>
+        </w:r>
+      </w:hyperlink>
+      <w:r>
+        <w:rPr>
+          <w:lang w:val="zh_TW" w:bidi="zh_TW"/>
+        </w:rPr>
+        <w:t>的第一部分，保羅在那裡明確對比「在肉體裡」的人和「在聖靈裡」的人。「在聖靈裡」並不是指進入一種入神（ecstasy）的狀態，而是指一個人生活在由神的靈所掌管的屬靈範圍中。「在肉體裡」的人，也就是未重生的人，不能討神喜悅。這裡有兩個彼此對立、互不相容的領域：「在肉體裡」與「在聖靈裡」。而「在聖靈裡」意味著有神的聖靈內住，也就是成為一個重生的人。</w:t>
+      </w:r>
+    </w:p>
+    <w:p>
+      <w:pPr/>
+      <w:r>
+        <w:rPr>
+          <w:lang w:val="zh_TW" w:bidi="zh_TW"/>
+        </w:rPr>
+      </w:r>
+      <w:r>
+        <w:rPr>
+          <w:lang w:val="zh_TW" w:bidi="zh_TW"/>
+        </w:rPr>
+        <w:t>在</w:t>
+      </w:r>
+      <w:hyperlink r:id="rId55">
+        <w:r>
+          <w:rPr>
+            <w:lang w:val="zh_TW" w:bidi="zh_TW"/>
+          </w:rPr>
+          <w:rPr>
+            <w:color w:val="0000EE"/>
+            <w:u w:val="single"/>
+          </w:rPr>
+          <w:t>羅馬書七至八章</w:t>
+        </w:r>
+      </w:hyperlink>
+      <w:r>
+        <w:rPr>
+          <w:lang w:val="zh_TW" w:bidi="zh_TW"/>
+        </w:rPr>
+        <w:t>中，保羅清楚指出，未重生的人無法按著神的要求去愛祂、事奉祂，因此不能討祂喜悅。律法也無法使人真正成為義人，因為肉體是軟弱的（</w:t>
+      </w:r>
+      <w:hyperlink r:id="rId56">
+        <w:r>
+          <w:rPr>
+            <w:lang w:val="zh_TW" w:bidi="zh_TW"/>
+          </w:rPr>
+          <w:rPr>
+            <w:color w:val="0000EE"/>
+            <w:u w:val="single"/>
+          </w:rPr>
+          <w:t>8:2</w:t>
+        </w:r>
+      </w:hyperlink>
+      <w:r>
+        <w:rPr>
+          <w:lang w:val="zh_TW" w:bidi="zh_TW"/>
+        </w:rPr>
+        <w:t>）。體貼肉體的就是死，體貼聖靈的乃是生命（</w:t>
+      </w:r>
+      <w:hyperlink r:id="rId57">
+        <w:r>
+          <w:rPr>
+            <w:lang w:val="zh_TW" w:bidi="zh_TW"/>
+          </w:rPr>
+          <w:rPr>
+            <w:color w:val="0000EE"/>
+            <w:u w:val="single"/>
+          </w:rPr>
+          <w:t>8:6</w:t>
+        </w:r>
+      </w:hyperlink>
+      <w:r>
+        <w:rPr>
+          <w:lang w:val="zh_TW" w:bidi="zh_TW"/>
+        </w:rPr>
+        <w:t>）。保羅在別處說：「我也知道，在我裡頭，就是我肉體之中，沒有良善」（</w:t>
+      </w:r>
+      <w:hyperlink r:id="rId58">
+        <w:r>
+          <w:rPr>
+            <w:lang w:val="zh_TW" w:bidi="zh_TW"/>
+          </w:rPr>
+          <w:rPr>
+            <w:color w:val="0000EE"/>
+            <w:u w:val="single"/>
+          </w:rPr>
+          <w:t>7:18</w:t>
+        </w:r>
+      </w:hyperlink>
+      <w:r>
+        <w:rPr>
+          <w:lang w:val="zh_TW" w:bidi="zh_TW"/>
+        </w:rPr>
+        <w:t>）。這裡的「肉體」並不是指人的身體，因為人的身體是聖靈的殿（</w:t>
+      </w:r>
+      <w:hyperlink r:id="rId59">
+        <w:r>
+          <w:rPr>
+            <w:lang w:val="zh_TW" w:bidi="zh_TW"/>
+          </w:rPr>
+          <w:rPr>
+            <w:color w:val="0000EE"/>
+            <w:u w:val="single"/>
+          </w:rPr>
+          <w:t>林前6:19</w:t>
+        </w:r>
+      </w:hyperlink>
+      <w:r>
+        <w:rPr>
+          <w:lang w:val="zh_TW" w:bidi="zh_TW"/>
+        </w:rPr>
+        <w:t>），是基督的肢體（</w:t>
+      </w:r>
+      <w:hyperlink r:id="rId60">
+        <w:r>
+          <w:rPr>
+            <w:lang w:val="zh_TW" w:bidi="zh_TW"/>
+          </w:rPr>
+          <w:rPr>
+            <w:color w:val="0000EE"/>
+            <w:u w:val="single"/>
+          </w:rPr>
+          <w:t>6:15</w:t>
+        </w:r>
+      </w:hyperlink>
+      <w:r>
+        <w:rPr>
+          <w:lang w:val="zh_TW" w:bidi="zh_TW"/>
+        </w:rPr>
+        <w:t>），並且應當成為榮耀神的器皿（</w:t>
+      </w:r>
+      <w:hyperlink r:id="rId61">
+        <w:r>
+          <w:rPr>
+            <w:lang w:val="zh_TW" w:bidi="zh_TW"/>
+          </w:rPr>
+          <w:rPr>
+            <w:color w:val="0000EE"/>
+            <w:u w:val="single"/>
+          </w:rPr>
+          <w:t>6:20</w:t>
+        </w:r>
+      </w:hyperlink>
+      <w:r>
+        <w:rPr>
+          <w:lang w:val="zh_TW" w:bidi="zh_TW"/>
+        </w:rPr>
+        <w:t>）。因此，保羅所指的「肉體」，乃是指那未重生的本性，在其中並沒有神所要求的良善。</w:t>
+      </w:r>
+    </w:p>
+    <w:p>
+      <w:pPr/>
+      <w:r>
+        <w:rPr>
+          <w:lang w:val="zh_TW" w:bidi="zh_TW"/>
+        </w:rPr>
+      </w:r>
+      <w:r>
+        <w:rPr>
+          <w:lang w:val="zh_TW" w:bidi="zh_TW"/>
+        </w:rPr>
+        <w:t>雖然保羅鮮明地對比了「在肉體裡」（指未重生）與「在聖靈裡」（指已重生）的差異，但當一個人重生、進入「在聖靈裡」的狀態時，他就不再「在肉體裡」，然而肉體仍在他裡面。事實上，信徒內裡仍存在著肉體與聖靈之間的爭戰。保羅對那些「在聖靈裡」的人說：「因為情慾和聖靈相爭， 聖靈和情慾相爭，這兩個是彼此相敵，使你們不能做所願意做的」（</w:t>
+      </w:r>
+      <w:hyperlink r:id="rId62">
+        <w:r>
+          <w:rPr>
+            <w:lang w:val="zh_TW" w:bidi="zh_TW"/>
+          </w:rPr>
+          <w:rPr>
+            <w:color w:val="0000EE"/>
+            <w:u w:val="single"/>
+          </w:rPr>
+          <w:t>加5:17</w:t>
+        </w:r>
+      </w:hyperlink>
+      <w:r>
+        <w:rPr>
+          <w:lang w:val="zh_TW" w:bidi="zh_TW"/>
+        </w:rPr>
+        <w:t>）。由於基督徒的生活是這兩種對立原則之間的戰場，人就不可能成為自己所期望的那樣完全。</w:t>
+      </w:r>
+    </w:p>
+    <w:p>
+      <w:pPr/>
+      <w:r>
+        <w:rPr>
+          <w:lang w:val="zh_TW" w:bidi="zh_TW"/>
+        </w:rPr>
+      </w:r>
+      <w:r>
+        <w:rPr>
+          <w:lang w:val="zh_TW" w:bidi="zh_TW"/>
+        </w:rPr>
+        <w:t>同樣的情況也出現在</w:t>
+      </w:r>
+      <w:hyperlink r:id="rId63">
+        <w:r>
+          <w:rPr>
+            <w:lang w:val="zh_TW" w:bidi="zh_TW"/>
+          </w:rPr>
+          <w:rPr>
+            <w:color w:val="0000EE"/>
+            <w:u w:val="single"/>
+          </w:rPr>
+          <w:t>哥林多前書二章14節至三章3節</w:t>
+        </w:r>
+      </w:hyperlink>
+      <w:r>
+        <w:rPr>
+          <w:lang w:val="zh_TW" w:bidi="zh_TW"/>
+        </w:rPr>
+        <w:t>，保羅在那裡將人分為三類：「屬血氣的」（</w:t>
+      </w:r>
+      <w:hyperlink r:id="rId64">
+        <w:r>
+          <w:rPr>
+            <w:lang w:val="zh_TW" w:bidi="zh_TW"/>
+          </w:rPr>
+          <w:rPr>
+            <w:color w:val="0000EE"/>
+            <w:u w:val="single"/>
+          </w:rPr>
+          <w:t>2:14</w:t>
+        </w:r>
+      </w:hyperlink>
+      <w:r>
+        <w:rPr>
+          <w:lang w:val="zh_TW" w:bidi="zh_TW"/>
+        </w:rPr>
+        <w:t>），「屬肉體」，即屬肉體的人（</w:t>
+      </w:r>
+      <w:hyperlink r:id="rId65">
+        <w:r>
+          <w:rPr>
+            <w:lang w:val="zh_TW" w:bidi="zh_TW"/>
+          </w:rPr>
+          <w:rPr>
+            <w:color w:val="0000EE"/>
+            <w:u w:val="single"/>
+          </w:rPr>
+          <w:t>3:1、3</w:t>
+        </w:r>
+      </w:hyperlink>
+      <w:r>
+        <w:rPr>
+          <w:lang w:val="zh_TW" w:bidi="zh_TW"/>
+        </w:rPr>
+        <w:t>），以及「屬靈的」（</w:t>
+      </w:r>
+      <w:hyperlink r:id="rId66">
+        <w:r>
+          <w:rPr>
+            <w:lang w:val="zh_TW" w:bidi="zh_TW"/>
+          </w:rPr>
+          <w:rPr>
+            <w:color w:val="0000EE"/>
+            <w:u w:val="single"/>
+          </w:rPr>
+          <w:t>3:1</w:t>
+        </w:r>
+      </w:hyperlink>
+      <w:r>
+        <w:rPr>
+          <w:lang w:val="zh_TW" w:bidi="zh_TW"/>
+        </w:rPr>
+        <w:t>）。「屬血氣的人」指尚未重生的人；那些「屬肉體」的人（</w:t>
+      </w:r>
+      <w:hyperlink r:id="rId67">
+        <w:r>
+          <w:rPr>
+            <w:lang w:val="zh_TW" w:bidi="zh_TW"/>
+          </w:rPr>
+          <w:rPr>
+            <w:color w:val="0000EE"/>
+            <w:u w:val="single"/>
+          </w:rPr>
+          <w:t>羅8:9</w:t>
+        </w:r>
+      </w:hyperlink>
+      <w:r>
+        <w:rPr>
+          <w:lang w:val="zh_TW" w:bidi="zh_TW"/>
+        </w:rPr>
+        <w:t>），一生都停留在人的層面上，因此無法明白屬神的事。「屬靈的」則是生命受神的靈掌管的人，他們的生活中顯明出聖靈的果子（</w:t>
+      </w:r>
+      <w:hyperlink r:id="rId68">
+        <w:r>
+          <w:rPr>
+            <w:lang w:val="zh_TW" w:bidi="zh_TW"/>
+          </w:rPr>
+          <w:rPr>
+            <w:color w:val="0000EE"/>
+            <w:u w:val="single"/>
+          </w:rPr>
+          <w:t>加5:22–23</w:t>
+        </w:r>
+      </w:hyperlink>
+      <w:r>
+        <w:rPr>
+          <w:lang w:val="zh_TW" w:bidi="zh_TW"/>
+        </w:rPr>
+        <w:t>）。在這兩類人之間，還有第三類——「屬肉體」，也就是在基督裡的嬰孩。他們既然「在基督裡」，就必然「在聖靈裡」，但他們的生活卻未能「順著聖靈而行」。由於他們是屬靈生命尚幼的信徒，雖然神的靈住在他們裡面，但聖靈並未能完全掌權，他們仍然「照著世人的樣子行」（</w:t>
+      </w:r>
+      <w:hyperlink r:id="rId69">
+        <w:r>
+          <w:rPr>
+            <w:lang w:val="zh_TW" w:bidi="zh_TW"/>
+          </w:rPr>
+          <w:rPr>
+            <w:color w:val="0000EE"/>
+            <w:u w:val="single"/>
+          </w:rPr>
+          <w:t>林前3:3</w:t>
+        </w:r>
+      </w:hyperlink>
+      <w:r>
+        <w:rPr>
+          <w:lang w:val="zh_TW" w:bidi="zh_TW"/>
+        </w:rPr>
+        <w:t>），在嫉妒與紛爭中顯出屬肉體的行為。</w:t>
+      </w:r>
+    </w:p>
+    <w:p>
+      <w:pPr>
+        <w:pStyle w:val="Heading4"/>
+      </w:pPr>
+      <w:r>
+        <w:rPr>
+          <w:lang w:val="zh_TW" w:bidi="zh_TW"/>
+        </w:rPr>
+        <w:t>肉體的行為</w:t>
+      </w:r>
+    </w:p>
+    <w:p>
+      <w:pPr/>
+      <w:r>
+        <w:rPr>
+          <w:lang w:val="zh_TW" w:bidi="zh_TW"/>
+        </w:rPr>
+      </w:r>
+      <w:r>
+        <w:rPr>
+          <w:lang w:val="zh_TW" w:bidi="zh_TW"/>
+        </w:rPr>
+        <w:t>在</w:t>
+      </w:r>
+      <w:hyperlink r:id="rId70">
+        <w:r>
+          <w:rPr>
+            <w:lang w:val="zh_TW" w:bidi="zh_TW"/>
+          </w:rPr>
+          <w:rPr>
+            <w:color w:val="0000EE"/>
+            <w:u w:val="single"/>
+          </w:rPr>
+          <w:t>加拉太書五章19至23節</w:t>
+        </w:r>
+      </w:hyperlink>
+      <w:r>
+        <w:rPr>
+          <w:lang w:val="zh_TW" w:bidi="zh_TW"/>
+        </w:rPr>
+        <w:t>中，保羅對比屬肉體的生活與屬聖靈的生活：「情慾的事都是顯而易見的，就如姦淫、污穢、邪蕩、拜偶像、邪術、仇恨、爭競、忌恨、惱怒、結黨、紛爭、異端、嫉妒、醉酒、荒宴等類」（</w:t>
+      </w:r>
+      <w:hyperlink r:id="rId71">
+        <w:r>
+          <w:rPr>
+            <w:lang w:val="zh_TW" w:bidi="zh_TW"/>
+          </w:rPr>
+          <w:rPr>
+            <w:color w:val="0000EE"/>
+            <w:u w:val="single"/>
+          </w:rPr>
+          <w:t>加5:19–21</w:t>
+        </w:r>
+      </w:hyperlink>
+      <w:r>
+        <w:rPr>
+          <w:lang w:val="zh_TW" w:bidi="zh_TW"/>
+        </w:rPr>
+        <w:t>）。這份清單中值得注意的是，其中有些罪與肉身及性慾有關，但也有屬宗教的罪（如拜偶像、行邪術）。此外，還有一些是屬「心靈」或性情上的罪，如仇恨、爭競、嫉妒、惱怒、紛爭。「結黨」與「異端」這兩個字詞在此並非指神學上的錯謬，而是指分裂、對立的心態。這清楚證明，對保羅而言，「肉體」並非單指身體，而是包括整個人——連同其內在的態度與性情。</w:t>
+      </w:r>
+    </w:p>
+    <w:p>
+      <w:pPr>
+        <w:pStyle w:val="Heading4"/>
+      </w:pPr>
+      <w:r>
+        <w:rPr>
+          <w:lang w:val="zh_TW" w:bidi="zh_TW"/>
+        </w:rPr>
+        <w:t>勝過肉體</w:t>
+      </w:r>
+    </w:p>
+    <w:p>
+      <w:pPr/>
+      <w:r>
+        <w:rPr>
+          <w:lang w:val="zh_TW" w:bidi="zh_TW"/>
+        </w:rPr>
+      </w:r>
+      <w:r>
+        <w:rPr>
+          <w:lang w:val="zh_TW" w:bidi="zh_TW"/>
+        </w:rPr>
+        <w:t>雖然信徒內在仍存在聖靈與肉體的爭戰，但保羅指出，聖靈有得勝之道。就身體而言，「肉體」是在成聖的範圍之內（</w:t>
+      </w:r>
+      <w:hyperlink r:id="rId72">
+        <w:r>
+          <w:rPr>
+            <w:lang w:val="zh_TW" w:bidi="zh_TW"/>
+          </w:rPr>
+          <w:rPr>
+            <w:color w:val="0000EE"/>
+            <w:u w:val="single"/>
+          </w:rPr>
+          <w:t>帖前5:23</w:t>
+        </w:r>
+      </w:hyperlink>
+      <w:r>
+        <w:rPr>
+          <w:lang w:val="zh_TW" w:bidi="zh_TW"/>
+        </w:rPr>
+        <w:t>），但就未重生的人性而言，這樣的肉體只能被治死。</w:t>
+      </w:r>
+    </w:p>
+    <w:p>
+      <w:pPr/>
+      <w:r>
+        <w:rPr>
+          <w:lang w:val="zh_TW" w:bidi="zh_TW"/>
+        </w:rPr>
+      </w:r>
+      <w:r>
+        <w:rPr>
+          <w:lang w:val="zh_TW" w:bidi="zh_TW"/>
+        </w:rPr>
+        <w:t>這就是所謂客觀與主觀之間的張力。因為在基督裡已經發生了一些事（客觀的事實），因此必然會產生一些屬靈的結果（主觀的經歷）。依據保羅的觀點，「肉體」已經在基督的死中被治死。凡屬基督的人，已經把肉體連同邪情私慾同釘在十字架上（</w:t>
+      </w:r>
+      <w:hyperlink r:id="rId73">
+        <w:r>
+          <w:rPr>
+            <w:lang w:val="zh_TW" w:bidi="zh_TW"/>
+          </w:rPr>
+          <w:rPr>
+            <w:color w:val="0000EE"/>
+            <w:u w:val="single"/>
+          </w:rPr>
+          <w:t>加5:24</w:t>
+        </w:r>
+      </w:hyperlink>
+      <w:r>
+        <w:rPr>
+          <w:lang w:val="zh_TW" w:bidi="zh_TW"/>
+        </w:rPr>
+        <w:t>）。保羅在別處也說：「我已經與基督同釘十字架」（</w:t>
+      </w:r>
+      <w:hyperlink r:id="rId39">
+        <w:r>
+          <w:rPr>
+            <w:lang w:val="zh_TW" w:bidi="zh_TW"/>
+          </w:rPr>
+          <w:rPr>
+            <w:color w:val="0000EE"/>
+            <w:u w:val="single"/>
+          </w:rPr>
+          <w:t>2:20</w:t>
+        </w:r>
+      </w:hyperlink>
+      <w:r>
+        <w:rPr>
+          <w:lang w:val="zh_TW" w:bidi="zh_TW"/>
+        </w:rPr>
+        <w:t>），又說：「我們的舊人和他同釘十字架」（</w:t>
+      </w:r>
+      <w:hyperlink r:id="rId74">
+        <w:r>
+          <w:rPr>
+            <w:lang w:val="zh_TW" w:bidi="zh_TW"/>
+          </w:rPr>
+          <w:rPr>
+            <w:color w:val="0000EE"/>
+            <w:u w:val="single"/>
+          </w:rPr>
+          <w:t>羅6:6</w:t>
+        </w:r>
+      </w:hyperlink>
+      <w:r>
+        <w:rPr>
+          <w:lang w:val="zh_TW" w:bidi="zh_TW"/>
+        </w:rPr>
+        <w:t>）。這些經文顯明，「肉體」與「舊人」在某種意義上是相同的。這種相同的概念也在保羅有關「同釘十字架」的教導中得到進一步印證，因為當保羅說「肉體同釘十字架」時，他的意思與他在羅馬書中所說的是一致的：「我們在罪上死了的人豈可仍在罪中活著呢？豈不知我們這受洗歸入基督耶穌的人是受洗歸入他的死嗎？所以，我們藉著洗禮歸入死，和他一同埋葬」（</w:t>
+      </w:r>
+      <w:hyperlink r:id="rId75">
+        <w:r>
+          <w:rPr>
+            <w:lang w:val="zh_TW" w:bidi="zh_TW"/>
+          </w:rPr>
+          <w:rPr>
+            <w:color w:val="0000EE"/>
+            <w:u w:val="single"/>
+          </w:rPr>
+          <w:t>1–4</w:t>
+        </w:r>
+      </w:hyperlink>
+      <w:r>
+        <w:rPr>
+          <w:lang w:val="zh_TW" w:bidi="zh_TW"/>
+        </w:rPr>
+        <w:t>節）。這表明我這個人親身在基督裡與祂同死。</w:t>
+      </w:r>
+    </w:p>
+    <w:p>
+      <w:pPr/>
+      <w:r>
+        <w:rPr>
+          <w:lang w:val="zh_TW" w:bidi="zh_TW"/>
+        </w:rPr>
+      </w:r>
+      <w:r>
+        <w:rPr>
+          <w:lang w:val="zh_TW" w:bidi="zh_TW"/>
+        </w:rPr>
+        <w:t>這種「肉體同釘十字架與同死」並非是自動發生的事，而是必須藉著信心而實際應用的真理。這涉及兩個方面：首先，信徒必須承認肉體已與基督同釘十字架。「這樣，你們向罪也當看自己是死的；向神在基督耶穌裡，卻當看自己是活的。」（</w:t>
+      </w:r>
+      <w:hyperlink r:id="rId76">
+        <w:r>
+          <w:rPr>
+            <w:lang w:val="zh_TW" w:bidi="zh_TW"/>
+          </w:rPr>
+          <w:rPr>
+            <w:color w:val="0000EE"/>
+            <w:u w:val="single"/>
+          </w:rPr>
+          <w:t>羅6:11</w:t>
+        </w:r>
+      </w:hyperlink>
+      <w:r>
+        <w:rPr>
+          <w:lang w:val="zh_TW" w:bidi="zh_TW"/>
+        </w:rPr>
+        <w:t>）。除非一個人確實已與基督同死、同釘十字架，他就不能真實地看自己「向罪是死的」。但既然這事在信主得救的那一刻已經發生，就可以在日常生活中實際活出來。那些與基督同死的人，應當「治死身體的惡行」（</w:t>
+      </w:r>
+      <w:hyperlink r:id="rId77">
+        <w:r>
+          <w:rPr>
+            <w:lang w:val="zh_TW" w:bidi="zh_TW"/>
+          </w:rPr>
+          <w:rPr>
+            <w:color w:val="0000EE"/>
+            <w:u w:val="single"/>
+          </w:rPr>
+          <w:t>8:13</w:t>
+        </w:r>
+      </w:hyperlink>
+      <w:r>
+        <w:rPr>
+          <w:lang w:val="zh_TW" w:bidi="zh_TW"/>
+        </w:rPr>
+        <w:t>）。這裡的「身體」是指「肉體」行事的工具，也就是那屬於未重生本性的感官生活。那些從死入生的人，應當把自己的肢體獻給神，作義的器具（</w:t>
+      </w:r>
+      <w:hyperlink r:id="rId78">
+        <w:r>
+          <w:rPr>
+            <w:lang w:val="zh_TW" w:bidi="zh_TW"/>
+          </w:rPr>
+          <w:rPr>
+            <w:color w:val="0000EE"/>
+            <w:u w:val="single"/>
+          </w:rPr>
+          <w:t>6:13</w:t>
+        </w:r>
+      </w:hyperlink>
+      <w:r>
+        <w:rPr>
+          <w:lang w:val="zh_TW" w:bidi="zh_TW"/>
+        </w:rPr>
+        <w:t>）。凡與基督同死的人，應當「治死」一切屬地的事——淫亂、污穢、貪婪等（</w:t>
+      </w:r>
+      <w:hyperlink r:id="rId79">
+        <w:r>
+          <w:rPr>
+            <w:lang w:val="zh_TW" w:bidi="zh_TW"/>
+          </w:rPr>
+          <w:rPr>
+            <w:color w:val="0000EE"/>
+            <w:u w:val="single"/>
+          </w:rPr>
+          <w:t>西3:5</w:t>
+        </w:r>
+      </w:hyperlink>
+      <w:r>
+        <w:rPr>
+          <w:lang w:val="zh_TW" w:bidi="zh_TW"/>
+        </w:rPr>
+        <w:t>）。既然已經脫去舊人、穿上新人，信徒就應當在生活中表現出憐憫、恩慈、謙卑等美德。</w:t>
+      </w:r>
+    </w:p>
+    <w:p>
+      <w:pPr/>
+      <w:r>
+        <w:rPr>
+          <w:lang w:val="zh_TW" w:bidi="zh_TW"/>
+        </w:rPr>
+      </w:r>
+      <w:r>
+        <w:rPr>
+          <w:lang w:val="zh_TW" w:bidi="zh_TW"/>
+        </w:rPr>
+        <w:t>勝過肉體，有時被形容為在聖靈裡行事。「你們當順著聖靈而行，就不放縱肉體的情慾了」（</w:t>
+      </w:r>
+      <w:hyperlink r:id="rId80">
+        <w:r>
+          <w:rPr>
+            <w:lang w:val="zh_TW" w:bidi="zh_TW"/>
+          </w:rPr>
+          <w:rPr>
+            <w:color w:val="0000EE"/>
+            <w:u w:val="single"/>
+          </w:rPr>
+          <w:t>加5:16</w:t>
+        </w:r>
+      </w:hyperlink>
+      <w:r>
+        <w:rPr>
+          <w:lang w:val="zh_TW" w:bidi="zh_TW"/>
+        </w:rPr>
+        <w:t>；參</w:t>
+      </w:r>
+      <w:hyperlink r:id="rId81">
+        <w:r>
+          <w:rPr>
+            <w:lang w:val="zh_TW" w:bidi="zh_TW"/>
+          </w:rPr>
+          <w:rPr>
+            <w:color w:val="0000EE"/>
+            <w:u w:val="single"/>
+          </w:rPr>
+          <w:t>羅8:4</w:t>
+        </w:r>
+      </w:hyperlink>
+      <w:r>
+        <w:rPr>
+          <w:lang w:val="zh_TW" w:bidi="zh_TW"/>
+        </w:rPr>
+        <w:t>）。順著聖靈而行的意思，就是在每一刻都讓聖靈掌管生命。</w:t>
+      </w:r>
+    </w:p>
+    <w:p>
+      <w:pPr/>
+      <w:r>
+        <w:rPr>
+          <w:lang w:val="zh_TW" w:bidi="zh_TW"/>
+        </w:rPr>
+      </w:r>
+      <w:r>
+        <w:rPr>
+          <w:i/>
+          <w:lang w:val="zh_TW" w:bidi="zh_TW"/>
+        </w:rPr>
+        <w:t>另見</w:t>
+      </w:r>
+      <w:r>
+        <w:rPr>
+          <w:lang w:val="zh_TW" w:bidi="zh_TW"/>
+        </w:rPr>
+        <w:t>身體</w:t>
+      </w:r>
+      <w:r>
+        <w:rPr>
+          <w:lang w:val="zh_TW" w:bidi="zh_TW"/>
+        </w:rPr>
+        <w:t>；</w:t>
+      </w:r>
+      <w:r>
+        <w:rPr>
+          <w:lang w:val="zh_TW" w:bidi="zh_TW"/>
+        </w:rPr>
+        <w:t>罪</w:t>
+      </w:r>
+      <w:r>
+        <w:rPr>
+          <w:lang w:val="zh_TW" w:bidi="zh_TW"/>
+        </w:rPr>
+        <w:t>。</w:t>
       </w:r>
       <w:r>
         <w:rPr>
@@ -2862,12 +3892,6 @@
   </w:num>
   <w:num w:numId="13" w16cid:durableId="592781308">
     <w:abstractNumId w:val="11"/>
-  </w:num>
-  <w:num w:numId="14">
-    <w:abstractNumId w:val="3"/>
-    <w:lvlOverride w:ilvl="0">
-      <w:startOverride w:val="1"/>
-    </w:lvlOverride>
   </w:num>
   <w:numIdMacAtCleanup w:val="10"/>
 </w:numbering>

--- a/zht/docx/136.content.docx
+++ b/zht/docx/136.content.docx
@@ -149,7 +149,7 @@
         <w:rPr>
           <w:lang w:val="zh_TW" w:bidi="zh_TW"/>
         </w:rPr>
-        <w:t>rou</w:t>
+        <w:t>rao</w:t>
       </w:r>
       <w:r>
         <w:rPr>
@@ -212,7 +212,7 @@
         <w:rPr>
           <w:lang w:val="zh_TW" w:bidi="zh_TW"/>
         </w:rPr>
-        <w:t>肉體</w:t>
+        <w:t>饒恕</w:t>
       </w:r>
       <w:r>
         <w:rPr>
@@ -231,18 +231,43 @@
         <w:rPr>
           <w:lang w:val="zh_TW" w:bidi="zh_TW"/>
         </w:rPr>
-        <w:t>身體：人類的肉身存在；人的整體生命；人屬肉體的本性。</w:t>
-      </w:r>
-    </w:p>
-    <w:p>
-      <w:pPr>
-        <w:pStyle w:val="Heading3"/>
-      </w:pPr>
-      <w:r>
-        <w:rPr>
-          <w:lang w:val="zh_TW" w:bidi="zh_TW"/>
-        </w:rPr>
-        <w:t>在舊約聖經中</w:t>
+        <w:t>饒恕，涉及修復破裂的關係；不再對錯誤和冒犯感到怨恨。饒恕主要是神的行為，祂赦免罪人免受審判，並使他們免於因犯罪而受到神的懲罰。由於只有神是聖潔的，只有神能夠赦免罪（</w:t>
+      </w:r>
+      <w:hyperlink r:id="rId13">
+        <w:r>
+          <w:rPr>
+            <w:lang w:val="zh_TW" w:bidi="zh_TW"/>
+          </w:rPr>
+          <w:rPr>
+            <w:color w:val="0000EE"/>
+            <w:u w:val="single"/>
+          </w:rPr>
+          <w:t>可2:7</w:t>
+        </w:r>
+      </w:hyperlink>
+      <w:r>
+        <w:rPr>
+          <w:lang w:val="zh_TW" w:bidi="zh_TW"/>
+        </w:rPr>
+        <w:t>；</w:t>
+      </w:r>
+      <w:hyperlink r:id="rId14">
+        <w:r>
+          <w:rPr>
+            <w:lang w:val="zh_TW" w:bidi="zh_TW"/>
+          </w:rPr>
+          <w:rPr>
+            <w:color w:val="0000EE"/>
+            <w:u w:val="single"/>
+          </w:rPr>
+          <w:t>路5:21</w:t>
+        </w:r>
+      </w:hyperlink>
+      <w:r>
+        <w:rPr>
+          <w:lang w:val="zh_TW" w:bidi="zh_TW"/>
+        </w:rPr>
+        <w:t>）。饒恕也是一種人類行為，延伸到對鄰舍的饒恕——這是人們意識到並接受神饒恕的表現。因此，饒恕是基督教獨有的教義。</w:t>
       </w:r>
     </w:p>
     <w:p>
@@ -256,115 +281,18 @@
         <w:rPr>
           <w:lang w:val="zh_TW" w:bidi="zh_TW"/>
         </w:rPr>
-        <w:t>這個字詞常用來指身體的物質部分，無論是指人（</w:t>
-      </w:r>
-      <w:hyperlink r:id="rId13">
-        <w:r>
-          <w:rPr>
-            <w:lang w:val="zh_TW" w:bidi="zh_TW"/>
-          </w:rPr>
-          <w:rPr>
-            <w:color w:val="0000EE"/>
-            <w:u w:val="single"/>
-          </w:rPr>
-          <w:t>創40:19</w:t>
-        </w:r>
-      </w:hyperlink>
-      <w:r>
-        <w:rPr>
-          <w:lang w:val="zh_TW" w:bidi="zh_TW"/>
-        </w:rPr>
-        <w:t>）或動物（</w:t>
-      </w:r>
-      <w:hyperlink r:id="rId14">
-        <w:r>
-          <w:rPr>
-            <w:lang w:val="zh_TW" w:bidi="zh_TW"/>
-          </w:rPr>
-          <w:rPr>
-            <w:color w:val="0000EE"/>
-            <w:u w:val="single"/>
-          </w:rPr>
-          <w:t>利6:27</w:t>
-        </w:r>
-      </w:hyperlink>
-      <w:r>
-        <w:rPr>
-          <w:lang w:val="zh_TW" w:bidi="zh_TW"/>
-        </w:rPr>
-        <w:t>）。然而，「肉體」在舊約聖經中有多種不同的意思。有時它代表整個身體（</w:t>
-      </w:r>
-      <w:hyperlink r:id="rId15">
-        <w:r>
-          <w:rPr>
-            <w:lang w:val="zh_TW" w:bidi="zh_TW"/>
-          </w:rPr>
-          <w:rPr>
-            <w:color w:val="0000EE"/>
-            <w:u w:val="single"/>
-          </w:rPr>
-          <w:t>箴14:30</w:t>
-        </w:r>
-      </w:hyperlink>
-      <w:r>
-        <w:rPr>
-          <w:lang w:val="zh_TW" w:bidi="zh_TW"/>
-        </w:rPr>
-        <w:t>），其含義進一步延伸為整個人本身（「我的肉身也要安然居住」</w:t>
-      </w:r>
-      <w:hyperlink r:id="rId16">
-        <w:r>
-          <w:rPr>
-            <w:lang w:val="zh_TW" w:bidi="zh_TW"/>
-          </w:rPr>
-          <w:rPr>
-            <w:color w:val="0000EE"/>
-            <w:u w:val="single"/>
-          </w:rPr>
-          <w:t>詩16:9</w:t>
-        </w:r>
-      </w:hyperlink>
-      <w:r>
-        <w:rPr>
-          <w:lang w:val="zh_TW" w:bidi="zh_TW"/>
-        </w:rPr>
-        <w:t>）。這個觀念也引入了兩人（男女）在婚姻中的聯合，被稱為「成為一體」（</w:t>
-      </w:r>
-      <w:hyperlink r:id="rId17">
-        <w:r>
-          <w:rPr>
-            <w:lang w:val="zh_TW" w:bidi="zh_TW"/>
-          </w:rPr>
-          <w:rPr>
-            <w:color w:val="0000EE"/>
-            <w:u w:val="single"/>
-          </w:rPr>
-          <w:t>創2:24</w:t>
-        </w:r>
-      </w:hyperlink>
-      <w:r>
-        <w:rPr>
-          <w:lang w:val="zh_TW" w:bidi="zh_TW"/>
-        </w:rPr>
-        <w:t>），同樣地，一個人也可對親屬說：「我是你們的骨肉」（</w:t>
-      </w:r>
-      <w:hyperlink r:id="rId18">
-        <w:r>
-          <w:rPr>
-            <w:lang w:val="zh_TW" w:bidi="zh_TW"/>
-          </w:rPr>
-          <w:rPr>
-            <w:color w:val="0000EE"/>
-            <w:u w:val="single"/>
-          </w:rPr>
-          <w:t>士9:2</w:t>
-        </w:r>
-      </w:hyperlink>
-      <w:r>
-        <w:rPr>
-          <w:lang w:val="zh_TW" w:bidi="zh_TW"/>
-        </w:rPr>
-        <w:t>）。「肉體」作為整個人的觀念，引申出「凡有血氣的」這種說法，並用來指全人類，有時甚至包括動物界。</w:t>
+        <w:t>在其他宗教中，饒恕並不具有同樣的力量。在萬物有靈論（animism）中，人與神之間沒有個人的關係意識。在印度教中，每個人都必須承擔業力（Karma）的必然後果，並在輪迴中不斷償還。佛教同樣沒有一位饒恕的神。伊斯蘭教中雖然有饒恕的觀念，但沒有與個人有關係的神或父神。即使在猶太教中，饒恕的經歷也是有限的，然而新約中對饒恕的發展，為舊約的教導增添了更深的層次。</w:t>
+      </w:r>
+    </w:p>
+    <w:p>
+      <w:pPr>
+        <w:pStyle w:val="Heading3"/>
+      </w:pPr>
+      <w:r>
+        <w:rPr>
+          <w:lang w:val="zh_TW" w:bidi="zh_TW"/>
+        </w:rPr>
+        <w:t>舊約中關於饒恕的表達</w:t>
       </w:r>
     </w:p>
     <w:p>
@@ -378,9 +306,22 @@
         <w:rPr>
           <w:lang w:val="zh_TW" w:bidi="zh_TW"/>
         </w:rPr>
-        <w:t>或許，「肉體」在舊約聖經中最具特色的用法，是用來表達人相對於神的軟弱與有限。「人既屬乎血氣，我的靈就不永遠住在他裡面」（</w:t>
-      </w:r>
-      <w:hyperlink r:id="rId19">
+        <w:t>關於饒恕的概念是以各種不同的隱喻來表達的。命令是nasa</w:t>
+      </w:r>
+      <w:r>
+        <w:rPr>
+          <w:i/>
+          <w:lang w:val="zh_TW" w:bidi="zh_TW"/>
+        </w:rPr>
+        <w:t>，</w:t>
+      </w:r>
+      <w:r>
+        <w:rPr>
+          <w:lang w:val="zh_TW" w:bidi="zh_TW"/>
+        </w:rPr>
+        <w:t>意為「送走」，就像替罪羊被送到曠野去承擔以色列人的罪一樣。它也被解釋為「憐憫」（</w:t>
+      </w:r>
+      <w:hyperlink r:id="rId15">
         <w:r>
           <w:rPr>
             <w:lang w:val="zh_TW" w:bidi="zh_TW"/>
@@ -389,16 +330,16 @@
             <w:color w:val="0000EE"/>
             <w:u w:val="single"/>
           </w:rPr>
-          <w:t>創6:3</w:t>
+          <w:t>利4:20</w:t>
         </w:r>
       </w:hyperlink>
       <w:r>
         <w:rPr>
           <w:lang w:val="zh_TW" w:bidi="zh_TW"/>
         </w:rPr>
-        <w:t>）。在</w:t>
-      </w:r>
-      <w:hyperlink r:id="rId20">
+        <w:t>；</w:t>
+      </w:r>
+      <w:hyperlink r:id="rId16">
         <w:r>
           <w:rPr>
             <w:lang w:val="zh_TW" w:bidi="zh_TW"/>
@@ -407,16 +348,16 @@
             <w:color w:val="0000EE"/>
             <w:u w:val="single"/>
           </w:rPr>
-          <w:t>詩篇七十八篇39節</w:t>
+          <w:t>王上8:30、34</w:t>
         </w:r>
       </w:hyperlink>
       <w:r>
         <w:rPr>
           <w:lang w:val="zh_TW" w:bidi="zh_TW"/>
         </w:rPr>
-        <w:t>中，神將人的罪歸因於他們只是血氣之人。在</w:t>
-      </w:r>
-      <w:hyperlink r:id="rId21">
+        <w:t>；</w:t>
+      </w:r>
+      <w:hyperlink r:id="rId17">
         <w:r>
           <w:rPr>
             <w:lang w:val="zh_TW" w:bidi="zh_TW"/>
@@ -425,16 +366,10 @@
             <w:color w:val="0000EE"/>
             <w:u w:val="single"/>
           </w:rPr>
-          <w:t>歷代志下三十二章8節</w:t>
+          <w:t>詩86:5，</w:t>
         </w:r>
       </w:hyperlink>
-      <w:r>
-        <w:rPr>
-          <w:lang w:val="zh_TW" w:bidi="zh_TW"/>
-        </w:rPr>
-        <w:t>中，亞述王的「肉臂」（意即他的軟弱）與全能的神形成對比。信靠神的人毋須懼怕「血氣」能作甚麼（</w:t>
-      </w:r>
-      <w:hyperlink r:id="rId22">
+      <w:hyperlink r:id="rId18">
         <w:r>
           <w:rPr>
             <w:lang w:val="zh_TW" w:bidi="zh_TW"/>
@@ -443,16 +378,16 @@
             <w:color w:val="0000EE"/>
             <w:u w:val="single"/>
           </w:rPr>
-          <w:t>詩56:4</w:t>
+          <w:t>103:3</w:t>
         </w:r>
       </w:hyperlink>
       <w:r>
         <w:rPr>
           <w:lang w:val="zh_TW" w:bidi="zh_TW"/>
         </w:rPr>
-        <w:t>），但倚靠人的血肉而不倚靠神的人必受咒詛（</w:t>
-      </w:r>
-      <w:hyperlink r:id="rId23">
+        <w:t>）。希伯來文kapar通常用於贖罪，意思是「遮蓋」，就像獻祭是為了遮蓋敬拜者的不足（</w:t>
+      </w:r>
+      <w:hyperlink r:id="rId19">
         <w:r>
           <w:rPr>
             <w:lang w:val="zh_TW" w:bidi="zh_TW"/>
@@ -461,16 +396,16 @@
             <w:color w:val="0000EE"/>
             <w:u w:val="single"/>
           </w:rPr>
-          <w:t>耶17:5</w:t>
+          <w:t>出29:36</w:t>
         </w:r>
       </w:hyperlink>
       <w:r>
         <w:rPr>
           <w:lang w:val="zh_TW" w:bidi="zh_TW"/>
         </w:rPr>
-        <w:t>）。在</w:t>
-      </w:r>
-      <w:hyperlink r:id="rId24">
+        <w:t>；</w:t>
+      </w:r>
+      <w:hyperlink r:id="rId20">
         <w:r>
           <w:rPr>
             <w:lang w:val="zh_TW" w:bidi="zh_TW"/>
@@ -479,14 +414,207 @@
             <w:color w:val="0000EE"/>
             <w:u w:val="single"/>
           </w:rPr>
-          <w:t>以賽亞書三十一章3節</w:t>
+          <w:t>申21:8</w:t>
         </w:r>
       </w:hyperlink>
       <w:r>
         <w:rPr>
           <w:lang w:val="zh_TW" w:bidi="zh_TW"/>
         </w:rPr>
-        <w:t>中，血氣與靈相對，如同軟弱與能力的對比。</w:t>
+        <w:t>；</w:t>
+      </w:r>
+      <w:hyperlink r:id="rId21">
+        <w:r>
+          <w:rPr>
+            <w:lang w:val="zh_TW" w:bidi="zh_TW"/>
+          </w:rPr>
+          <w:rPr>
+            <w:color w:val="0000EE"/>
+            <w:u w:val="single"/>
+          </w:rPr>
+          <w:t>耶18:23</w:t>
+        </w:r>
+      </w:hyperlink>
+      <w:r>
+        <w:rPr>
+          <w:lang w:val="zh_TW" w:bidi="zh_TW"/>
+        </w:rPr>
+        <w:t>；</w:t>
+      </w:r>
+      <w:hyperlink r:id="rId22">
+        <w:r>
+          <w:rPr>
+            <w:lang w:val="zh_TW" w:bidi="zh_TW"/>
+          </w:rPr>
+          <w:rPr>
+            <w:color w:val="0000EE"/>
+            <w:u w:val="single"/>
+          </w:rPr>
+          <w:t>結43:20</w:t>
+        </w:r>
+      </w:hyperlink>
+      <w:r>
+        <w:rPr>
+          <w:lang w:val="zh_TW" w:bidi="zh_TW"/>
+        </w:rPr>
+        <w:t>，</w:t>
+      </w:r>
+      <w:hyperlink r:id="rId23">
+        <w:r>
+          <w:rPr>
+            <w:lang w:val="zh_TW" w:bidi="zh_TW"/>
+          </w:rPr>
+          <w:rPr>
+            <w:color w:val="0000EE"/>
+            <w:u w:val="single"/>
+          </w:rPr>
+          <w:t>45:20</w:t>
+        </w:r>
+      </w:hyperlink>
+      <w:r>
+        <w:rPr>
+          <w:lang w:val="zh_TW" w:bidi="zh_TW"/>
+        </w:rPr>
+        <w:t>）。salah的同源詞總是指神的饒恕行為（</w:t>
+      </w:r>
+      <w:hyperlink r:id="rId24">
+        <w:r>
+          <w:rPr>
+            <w:lang w:val="zh_TW" w:bidi="zh_TW"/>
+          </w:rPr>
+          <w:rPr>
+            <w:color w:val="0000EE"/>
+            <w:u w:val="single"/>
+          </w:rPr>
+          <w:t>民30:5、8、12</w:t>
+        </w:r>
+      </w:hyperlink>
+      <w:r>
+        <w:rPr>
+          <w:lang w:val="zh_TW" w:bidi="zh_TW"/>
+        </w:rPr>
+        <w:t>；</w:t>
+      </w:r>
+      <w:hyperlink r:id="rId17">
+        <w:r>
+          <w:rPr>
+            <w:lang w:val="zh_TW" w:bidi="zh_TW"/>
+          </w:rPr>
+          <w:rPr>
+            <w:color w:val="0000EE"/>
+            <w:u w:val="single"/>
+          </w:rPr>
+          <w:t>詩86:5</w:t>
+        </w:r>
+      </w:hyperlink>
+      <w:r>
+        <w:rPr>
+          <w:lang w:val="zh_TW" w:bidi="zh_TW"/>
+        </w:rPr>
+        <w:t>，</w:t>
+      </w:r>
+      <w:hyperlink r:id="rId25">
+        <w:r>
+          <w:rPr>
+            <w:lang w:val="zh_TW" w:bidi="zh_TW"/>
+          </w:rPr>
+          <w:rPr>
+            <w:color w:val="0000EE"/>
+            <w:u w:val="single"/>
+          </w:rPr>
+          <w:t>130:4</w:t>
+        </w:r>
+      </w:hyperlink>
+      <w:r>
+        <w:rPr>
+          <w:lang w:val="zh_TW" w:bidi="zh_TW"/>
+        </w:rPr>
+        <w:t>；</w:t>
+      </w:r>
+      <w:hyperlink r:id="rId26">
+        <w:r>
+          <w:rPr>
+            <w:lang w:val="zh_TW" w:bidi="zh_TW"/>
+          </w:rPr>
+          <w:rPr>
+            <w:color w:val="0000EE"/>
+            <w:u w:val="single"/>
+          </w:rPr>
+          <w:t>但9:9</w:t>
+        </w:r>
+      </w:hyperlink>
+      <w:r>
+        <w:rPr>
+          <w:lang w:val="zh_TW" w:bidi="zh_TW"/>
+        </w:rPr>
+        <w:t>）。神會放過罪，將其除去。另一個表達是maha</w:t>
+      </w:r>
+      <w:r>
+        <w:rPr>
+          <w:i/>
+          <w:lang w:val="zh_TW" w:bidi="zh_TW"/>
+        </w:rPr>
+        <w:t>，</w:t>
+      </w:r>
+      <w:r>
+        <w:rPr>
+          <w:lang w:val="zh_TW" w:bidi="zh_TW"/>
+        </w:rPr>
+        <w:t>意為「塗抹（wipe away）」（</w:t>
+      </w:r>
+      <w:hyperlink r:id="rId27">
+        <w:r>
+          <w:rPr>
+            <w:lang w:val="zh_TW" w:bidi="zh_TW"/>
+          </w:rPr>
+          <w:rPr>
+            <w:color w:val="0000EE"/>
+            <w:u w:val="single"/>
+          </w:rPr>
+          <w:t>詩51:1、7</w:t>
+        </w:r>
+      </w:hyperlink>
+      <w:r>
+        <w:rPr>
+          <w:lang w:val="zh_TW" w:bidi="zh_TW"/>
+        </w:rPr>
+        <w:t>；</w:t>
+      </w:r>
+      <w:hyperlink r:id="rId28">
+        <w:r>
+          <w:rPr>
+            <w:lang w:val="zh_TW" w:bidi="zh_TW"/>
+          </w:rPr>
+          <w:rPr>
+            <w:color w:val="0000EE"/>
+            <w:u w:val="single"/>
+          </w:rPr>
+          <w:t>賽43:25</w:t>
+        </w:r>
+      </w:hyperlink>
+      <w:r>
+        <w:rPr>
+          <w:lang w:val="zh_TW" w:bidi="zh_TW"/>
+        </w:rPr>
+        <w:t>，</w:t>
+      </w:r>
+      <w:hyperlink r:id="rId29">
+        <w:r>
+          <w:rPr>
+            <w:lang w:val="zh_TW" w:bidi="zh_TW"/>
+          </w:rPr>
+          <w:rPr>
+            <w:color w:val="0000EE"/>
+            <w:u w:val="single"/>
+          </w:rPr>
+          <w:t>44:22</w:t>
+        </w:r>
+      </w:hyperlink>
+      <w:r>
+        <w:rPr>
+          <w:lang w:val="zh_TW" w:bidi="zh_TW"/>
+        </w:rPr>
+        <w:t>）。</w:t>
       </w:r>
     </w:p>
     <w:p>
@@ -500,9 +628,9 @@
         <w:rPr>
           <w:lang w:val="zh_TW" w:bidi="zh_TW"/>
         </w:rPr>
-        <w:t>然而，舊約聖經從未將「肉體」視為罪惡。肉體是神用地上的塵土所造（</w:t>
-      </w:r>
-      <w:hyperlink r:id="rId25">
+        <w:t>舊約教導我們，神是寬恕的神（</w:t>
+      </w:r>
+      <w:hyperlink r:id="rId30">
         <w:r>
           <w:rPr>
             <w:lang w:val="zh_TW" w:bidi="zh_TW"/>
@@ -511,25 +639,194 @@
             <w:color w:val="0000EE"/>
             <w:u w:val="single"/>
           </w:rPr>
-          <w:t>創2:7</w:t>
+          <w:t>出34:6–7</w:t>
         </w:r>
       </w:hyperlink>
       <w:r>
         <w:rPr>
           <w:lang w:val="zh_TW" w:bidi="zh_TW"/>
         </w:rPr>
-        <w:t>），既然出於神的創造，本質上就是美好的。</w:t>
-      </w:r>
-    </w:p>
-    <w:p>
-      <w:pPr>
-        <w:pStyle w:val="Heading3"/>
-      </w:pPr>
-      <w:r>
-        <w:rPr>
-          <w:lang w:val="zh_TW" w:bidi="zh_TW"/>
-        </w:rPr>
-        <w:t>在新約聖經中</w:t>
+        <w:t>；</w:t>
+      </w:r>
+      <w:hyperlink r:id="rId31">
+        <w:r>
+          <w:rPr>
+            <w:lang w:val="zh_TW" w:bidi="zh_TW"/>
+          </w:rPr>
+          <w:rPr>
+            <w:color w:val="0000EE"/>
+            <w:u w:val="single"/>
+          </w:rPr>
+          <w:t>尼9:17</w:t>
+        </w:r>
+      </w:hyperlink>
+      <w:r>
+        <w:rPr>
+          <w:lang w:val="zh_TW" w:bidi="zh_TW"/>
+        </w:rPr>
+        <w:t>；</w:t>
+      </w:r>
+      <w:hyperlink r:id="rId26">
+        <w:r>
+          <w:rPr>
+            <w:lang w:val="zh_TW" w:bidi="zh_TW"/>
+          </w:rPr>
+          <w:rPr>
+            <w:color w:val="0000EE"/>
+            <w:u w:val="single"/>
+          </w:rPr>
+          <w:t>但9:9</w:t>
+        </w:r>
+      </w:hyperlink>
+      <w:r>
+        <w:rPr>
+          <w:lang w:val="zh_TW" w:bidi="zh_TW"/>
+        </w:rPr>
+        <w:t>），但祂也是公義的，並會懲罰罪惡。許多經文記載，當適當的條件未滿足，或犯下嚴重罪行時，神拒絕饒恕（</w:t>
+      </w:r>
+      <w:hyperlink r:id="rId32">
+        <w:r>
+          <w:rPr>
+            <w:lang w:val="zh_TW" w:bidi="zh_TW"/>
+          </w:rPr>
+          <w:rPr>
+            <w:color w:val="0000EE"/>
+            <w:u w:val="single"/>
+          </w:rPr>
+          <w:t>申29:20</w:t>
+        </w:r>
+      </w:hyperlink>
+      <w:r>
+        <w:rPr>
+          <w:lang w:val="zh_TW" w:bidi="zh_TW"/>
+        </w:rPr>
+        <w:t>；</w:t>
+      </w:r>
+      <w:hyperlink r:id="rId33">
+        <w:r>
+          <w:rPr>
+            <w:lang w:val="zh_TW" w:bidi="zh_TW"/>
+          </w:rPr>
+          <w:rPr>
+            <w:color w:val="0000EE"/>
+            <w:u w:val="single"/>
+          </w:rPr>
+          <w:t>王下24:4</w:t>
+        </w:r>
+      </w:hyperlink>
+      <w:r>
+        <w:rPr>
+          <w:lang w:val="zh_TW" w:bidi="zh_TW"/>
+        </w:rPr>
+        <w:t>；</w:t>
+      </w:r>
+      <w:hyperlink r:id="rId34">
+        <w:r>
+          <w:rPr>
+            <w:lang w:val="zh_TW" w:bidi="zh_TW"/>
+          </w:rPr>
+          <w:rPr>
+            <w:color w:val="0000EE"/>
+            <w:u w:val="single"/>
+          </w:rPr>
+          <w:t>耶5:7</w:t>
+        </w:r>
+      </w:hyperlink>
+      <w:r>
+        <w:rPr>
+          <w:lang w:val="zh_TW" w:bidi="zh_TW"/>
+        </w:rPr>
+        <w:t>）。饒恕根植於神的品格，但祂的饒恕從不是無區別的，因為人們也必須悔改。舊約使用生動的比喻來表明神饒恕宏大的程度。罪被「投於深海」（</w:t>
+      </w:r>
+      <w:hyperlink r:id="rId35">
+        <w:r>
+          <w:rPr>
+            <w:lang w:val="zh_TW" w:bidi="zh_TW"/>
+          </w:rPr>
+          <w:rPr>
+            <w:color w:val="0000EE"/>
+            <w:u w:val="single"/>
+          </w:rPr>
+          <w:t>彌7:19</w:t>
+        </w:r>
+      </w:hyperlink>
+      <w:r>
+        <w:rPr>
+          <w:lang w:val="zh_TW" w:bidi="zh_TW"/>
+        </w:rPr>
+        <w:t>），罪被移除就像「東離西有多遠」（</w:t>
+      </w:r>
+      <w:hyperlink r:id="rId36">
+        <w:r>
+          <w:rPr>
+            <w:lang w:val="zh_TW" w:bidi="zh_TW"/>
+          </w:rPr>
+          <w:rPr>
+            <w:color w:val="0000EE"/>
+            <w:u w:val="single"/>
+          </w:rPr>
+          <w:t>詩103:12</w:t>
+        </w:r>
+      </w:hyperlink>
+      <w:r>
+        <w:rPr>
+          <w:lang w:val="zh_TW" w:bidi="zh_TW"/>
+        </w:rPr>
+        <w:t>），扔在神的背後（</w:t>
+      </w:r>
+      <w:hyperlink r:id="rId37">
+        <w:r>
+          <w:rPr>
+            <w:lang w:val="zh_TW" w:bidi="zh_TW"/>
+          </w:rPr>
+          <w:rPr>
+            <w:color w:val="0000EE"/>
+            <w:u w:val="single"/>
+          </w:rPr>
+          <w:t>賽38:17</w:t>
+        </w:r>
+      </w:hyperlink>
+      <w:r>
+        <w:rPr>
+          <w:lang w:val="zh_TW" w:bidi="zh_TW"/>
+        </w:rPr>
+        <w:t>），「不再記念」（</w:t>
+      </w:r>
+      <w:hyperlink r:id="rId38">
+        <w:r>
+          <w:rPr>
+            <w:lang w:val="zh_TW" w:bidi="zh_TW"/>
+          </w:rPr>
+          <w:rPr>
+            <w:color w:val="0000EE"/>
+            <w:u w:val="single"/>
+          </w:rPr>
+          <w:t>耶31:34</w:t>
+        </w:r>
+      </w:hyperlink>
+      <w:r>
+        <w:rPr>
+          <w:lang w:val="zh_TW" w:bidi="zh_TW"/>
+        </w:rPr>
+        <w:t>）。罪的污點和污垢被漂白成白色（</w:t>
+      </w:r>
+      <w:hyperlink r:id="rId39">
+        <w:r>
+          <w:rPr>
+            <w:lang w:val="zh_TW" w:bidi="zh_TW"/>
+          </w:rPr>
+          <w:rPr>
+            <w:color w:val="0000EE"/>
+            <w:u w:val="single"/>
+          </w:rPr>
+          <w:t>賽1:18</w:t>
+        </w:r>
+      </w:hyperlink>
+      <w:r>
+        <w:rPr>
+          <w:lang w:val="zh_TW" w:bidi="zh_TW"/>
+        </w:rPr>
+        <w:t>）。像重擔一樣壓迫著人的罪，被永遠解除和赦免。</w:t>
       </w:r>
     </w:p>
     <w:p>
@@ -543,31 +840,18 @@
         <w:rPr>
           <w:lang w:val="zh_TW" w:bidi="zh_TW"/>
         </w:rPr>
-        <w:t>保羅賦予「肉體」（希臘文</w:t>
-      </w:r>
-      <w:r>
-        <w:rPr>
-          <w:i/>
-          <w:lang w:val="zh_TW" w:bidi="zh_TW"/>
-        </w:rPr>
-        <w:t>sarx</w:t>
-      </w:r>
-      <w:r>
-        <w:rPr>
-          <w:lang w:val="zh_TW" w:bidi="zh_TW"/>
-        </w:rPr>
-        <w:t>）多重且常具獨特性的含義。</w:t>
+        <w:t>舊約中饒恕的動力，在於使人從過去中釋放出來。過去的行為和罪行並未被否認，但再也不會成為束縛。饒恕帶來自由。</w:t>
       </w:r>
     </w:p>
     <w:p>
       <w:pPr>
-        <w:pStyle w:val="Heading4"/>
-      </w:pPr>
-      <w:r>
-        <w:rPr>
-          <w:lang w:val="zh_TW" w:bidi="zh_TW"/>
-        </w:rPr>
-        <w:t>肉體作為身體的物質部分</w:t>
+        <w:pStyle w:val="Heading3"/>
+      </w:pPr>
+      <w:r>
+        <w:rPr>
+          <w:lang w:val="zh_TW" w:bidi="zh_TW"/>
+        </w:rPr>
+        <w:t>新約中的饒恕</w:t>
       </w:r>
     </w:p>
     <w:p>
@@ -581,9 +865,9 @@
         <w:rPr>
           <w:lang w:val="zh_TW" w:bidi="zh_TW"/>
         </w:rPr>
-        <w:t>「肉體」經常用來指構成人體的組織。聖經中提到不同種類的肉體——「人」、「獸」、「鳥」、「魚」（</w:t>
-      </w:r>
-      <w:hyperlink r:id="rId26">
+        <w:t>在新約中，當基督為我們死時，神饒恕了我們的罪，這更加強化了神白白饒恕這一概念。每個人都是無力償還的欠債者（</w:t>
+      </w:r>
+      <w:hyperlink r:id="rId40">
         <w:r>
           <w:rPr>
             <w:lang w:val="zh_TW" w:bidi="zh_TW"/>
@@ -592,16 +876,16 @@
             <w:color w:val="0000EE"/>
             <w:u w:val="single"/>
           </w:rPr>
-          <w:t>林前15:39</w:t>
+          <w:t>太18:23–35</w:t>
         </w:r>
       </w:hyperlink>
       <w:r>
         <w:rPr>
           <w:lang w:val="zh_TW" w:bidi="zh_TW"/>
         </w:rPr>
-        <w:t>）。人在肉體中會經歷痛苦與患難（</w:t>
-      </w:r>
-      <w:hyperlink r:id="rId27">
+        <w:t>），沒有償還的希望。我們都是罪人，無法遵守律法或拯救自己（</w:t>
+      </w:r>
+      <w:hyperlink r:id="rId41">
         <w:r>
           <w:rPr>
             <w:lang w:val="zh_TW" w:bidi="zh_TW"/>
@@ -610,16 +894,16 @@
             <w:color w:val="0000EE"/>
             <w:u w:val="single"/>
           </w:rPr>
-          <w:t>林後12:7</w:t>
+          <w:t>可10:26–27</w:t>
         </w:r>
       </w:hyperlink>
       <w:r>
         <w:rPr>
           <w:lang w:val="zh_TW" w:bidi="zh_TW"/>
         </w:rPr>
-        <w:t>），割禮也是在肉身上行的（</w:t>
-      </w:r>
-      <w:hyperlink r:id="rId28">
+        <w:t>）。這突顯了新約的教導，即唯有在基督裡才有饒恕。只有祂有權赦免罪（</w:t>
+      </w:r>
+      <w:hyperlink r:id="rId42">
         <w:r>
           <w:rPr>
             <w:lang w:val="zh_TW" w:bidi="zh_TW"/>
@@ -628,16 +912,16 @@
             <w:color w:val="0000EE"/>
             <w:u w:val="single"/>
           </w:rPr>
-          <w:t>羅2:28</w:t>
+          <w:t>2:5–10</w:t>
         </w:r>
       </w:hyperlink>
       <w:r>
         <w:rPr>
           <w:lang w:val="zh_TW" w:bidi="zh_TW"/>
         </w:rPr>
-        <w:t>）。這些經文中的「肉體」並非指罪性，而是指會朽壞、不能承受神國的有限之體（</w:t>
-      </w:r>
-      <w:hyperlink r:id="rId29">
+        <w:t>），是祂的死具有救贖的意義（</w:t>
+      </w:r>
+      <w:hyperlink r:id="rId43">
         <w:r>
           <w:rPr>
             <w:lang w:val="zh_TW" w:bidi="zh_TW"/>
@@ -646,16 +930,16 @@
             <w:color w:val="0000EE"/>
             <w:u w:val="single"/>
           </w:rPr>
-          <w:t>林前15:50</w:t>
+          <w:t>太26:28</w:t>
         </w:r>
       </w:hyperlink>
       <w:r>
         <w:rPr>
           <w:lang w:val="zh_TW" w:bidi="zh_TW"/>
         </w:rPr>
-        <w:t>）。耶穌的身體也是真實的肉身（</w:t>
-      </w:r>
-      <w:hyperlink r:id="rId30">
+        <w:t>；</w:t>
+      </w:r>
+      <w:hyperlink r:id="rId44">
         <w:r>
           <w:rPr>
             <w:lang w:val="zh_TW" w:bidi="zh_TW"/>
@@ -664,25 +948,122 @@
             <w:color w:val="0000EE"/>
             <w:u w:val="single"/>
           </w:rPr>
-          <w:t>西1:22</w:t>
+          <w:t>可10:45</w:t>
         </w:r>
       </w:hyperlink>
       <w:r>
         <w:rPr>
           <w:lang w:val="zh_TW" w:bidi="zh_TW"/>
         </w:rPr>
+        <w:t>），祂的寶血是新約的基礎（</w:t>
+      </w:r>
+      <w:hyperlink r:id="rId45">
+        <w:r>
+          <w:rPr>
+            <w:lang w:val="zh_TW" w:bidi="zh_TW"/>
+          </w:rPr>
+          <w:rPr>
+            <w:color w:val="0000EE"/>
+            <w:u w:val="single"/>
+          </w:rPr>
+          <w:t>林前11:25</w:t>
+        </w:r>
+      </w:hyperlink>
+      <w:r>
+        <w:rPr>
+          <w:lang w:val="zh_TW" w:bidi="zh_TW"/>
+        </w:rPr>
+        <w:t>）。唯有藉著祂，才能進入真正的饒恕經歷（</w:t>
+      </w:r>
+      <w:hyperlink r:id="rId46">
+        <w:r>
+          <w:rPr>
+            <w:lang w:val="zh_TW" w:bidi="zh_TW"/>
+          </w:rPr>
+          <w:rPr>
+            <w:color w:val="0000EE"/>
+            <w:u w:val="single"/>
+          </w:rPr>
+          <w:t>來9:15、22</w:t>
+        </w:r>
+      </w:hyperlink>
+      <w:r>
+        <w:rPr>
+          <w:lang w:val="zh_TW" w:bidi="zh_TW"/>
+        </w:rPr>
+        <w:t>）。因此，饒恕與耶穌基督的宣告密不可分（</w:t>
+      </w:r>
+      <w:hyperlink r:id="rId47">
+        <w:r>
+          <w:rPr>
+            <w:lang w:val="zh_TW" w:bidi="zh_TW"/>
+          </w:rPr>
+          <w:rPr>
+            <w:color w:val="0000EE"/>
+            <w:u w:val="single"/>
+          </w:rPr>
+          <w:t>徒13:38</w:t>
+        </w:r>
+      </w:hyperlink>
+      <w:r>
+        <w:rPr>
+          <w:lang w:val="zh_TW" w:bidi="zh_TW"/>
+        </w:rPr>
+        <w:t>；</w:t>
+      </w:r>
+      <w:hyperlink r:id="rId48">
+        <w:r>
+          <w:rPr>
+            <w:lang w:val="zh_TW" w:bidi="zh_TW"/>
+          </w:rPr>
+          <w:rPr>
+            <w:color w:val="0000EE"/>
+            <w:u w:val="single"/>
+          </w:rPr>
+          <w:t>弗1:7</w:t>
+        </w:r>
+      </w:hyperlink>
+      <w:r>
+        <w:rPr>
+          <w:lang w:val="zh_TW" w:bidi="zh_TW"/>
+        </w:rPr>
+        <w:t>；</w:t>
+      </w:r>
+      <w:hyperlink r:id="rId49">
+        <w:r>
+          <w:rPr>
+            <w:lang w:val="zh_TW" w:bidi="zh_TW"/>
+          </w:rPr>
+          <w:rPr>
+            <w:color w:val="0000EE"/>
+            <w:u w:val="single"/>
+          </w:rPr>
+          <w:t>西1:14</w:t>
+        </w:r>
+      </w:hyperlink>
+      <w:r>
+        <w:rPr>
+          <w:lang w:val="zh_TW" w:bidi="zh_TW"/>
+        </w:rPr>
+        <w:t>；</w:t>
+      </w:r>
+      <w:hyperlink r:id="rId50">
+        <w:r>
+          <w:rPr>
+            <w:lang w:val="zh_TW" w:bidi="zh_TW"/>
+          </w:rPr>
+          <w:rPr>
+            <w:color w:val="0000EE"/>
+            <w:u w:val="single"/>
+          </w:rPr>
+          <w:t>約一2:12</w:t>
+        </w:r>
+      </w:hyperlink>
+      <w:r>
+        <w:rPr>
+          <w:lang w:val="zh_TW" w:bidi="zh_TW"/>
+        </w:rPr>
         <w:t>）。</w:t>
-      </w:r>
-    </w:p>
-    <w:p>
-      <w:pPr>
-        <w:pStyle w:val="Heading4"/>
-      </w:pPr>
-      <w:r>
-        <w:rPr>
-          <w:lang w:val="zh_TW" w:bidi="zh_TW"/>
-        </w:rPr>
-        <w:t>肉體作為整個身體</w:t>
       </w:r>
     </w:p>
     <w:p>
@@ -696,9 +1077,9 @@
         <w:rPr>
           <w:lang w:val="zh_TW" w:bidi="zh_TW"/>
         </w:rPr>
-        <w:t>由於語義的自然延伸，「肉體」有時會以部分代表全體，不僅指身體的肉質部分，也可代表整個身體。因此，保羅可以說「我身子雖不在你們那裡」（</w:t>
-      </w:r>
-      <w:hyperlink r:id="rId31">
+        <w:t>新約中還有其它獨特的饒恕概念。希臘文charizomai的意思是「赦免罪」，在保羅的著作中被獨特地發展為神的恩典赦免（</w:t>
+      </w:r>
+      <w:hyperlink r:id="rId51">
         <w:r>
           <w:rPr>
             <w:lang w:val="zh_TW" w:bidi="zh_TW"/>
@@ -707,16 +1088,16 @@
             <w:color w:val="0000EE"/>
             <w:u w:val="single"/>
           </w:rPr>
-          <w:t>林前5:3</w:t>
+          <w:t>林後2:7</w:t>
         </w:r>
       </w:hyperlink>
       <w:r>
         <w:rPr>
           <w:lang w:val="zh_TW" w:bidi="zh_TW"/>
         </w:rPr>
-        <w:t>），或說「我身子雖與你們相離」（</w:t>
-      </w:r>
-      <w:hyperlink r:id="rId32">
+        <w:t>，</w:t>
+      </w:r>
+      <w:hyperlink r:id="rId52">
         <w:r>
           <w:rPr>
             <w:lang w:val="zh_TW" w:bidi="zh_TW"/>
@@ -725,16 +1106,16 @@
             <w:color w:val="0000EE"/>
             <w:u w:val="single"/>
           </w:rPr>
-          <w:t>西2:5</w:t>
+          <w:t>12:13</w:t>
         </w:r>
       </w:hyperlink>
       <w:r>
         <w:rPr>
           <w:lang w:val="zh_TW" w:bidi="zh_TW"/>
         </w:rPr>
-        <w:t>）。保羅也說，耶穌的生命可以在我們的身體上或在我們必死的肉身上顯明出來（</w:t>
-      </w:r>
-      <w:hyperlink r:id="rId33">
+        <w:t>；</w:t>
+      </w:r>
+      <w:hyperlink r:id="rId53">
         <w:r>
           <w:rPr>
             <w:lang w:val="zh_TW" w:bidi="zh_TW"/>
@@ -743,16 +1124,10 @@
             <w:color w:val="0000EE"/>
             <w:u w:val="single"/>
           </w:rPr>
-          <w:t>林後4:10–11</w:t>
+          <w:t>弗4:32；</w:t>
         </w:r>
       </w:hyperlink>
-      <w:r>
-        <w:rPr>
-          <w:lang w:val="zh_TW" w:bidi="zh_TW"/>
-        </w:rPr>
-        <w:t>）。又如：「與娼妓聯合的，便是與她成為一體嗎？因為主說：『二人要成為一體』」（</w:t>
-      </w:r>
-      <w:hyperlink r:id="rId34">
+      <w:hyperlink r:id="rId54">
         <w:r>
           <w:rPr>
             <w:lang w:val="zh_TW" w:bidi="zh_TW"/>
@@ -761,25 +1136,86 @@
             <w:color w:val="0000EE"/>
             <w:u w:val="single"/>
           </w:rPr>
-          <w:t>林前6:16</w:t>
+          <w:t>西2:13</w:t>
         </w:r>
       </w:hyperlink>
       <w:r>
         <w:rPr>
           <w:lang w:val="zh_TW" w:bidi="zh_TW"/>
         </w:rPr>
-        <w:t>）。</w:t>
-      </w:r>
-    </w:p>
-    <w:p>
-      <w:pPr>
-        <w:pStyle w:val="Heading4"/>
-      </w:pPr>
-      <w:r>
-        <w:rPr>
-          <w:lang w:val="zh_TW" w:bidi="zh_TW"/>
-        </w:rPr>
-        <w:t>肉體作為與人的出身有關的概念</w:t>
+        <w:t>，</w:t>
+      </w:r>
+      <w:hyperlink r:id="rId55">
+        <w:r>
+          <w:rPr>
+            <w:lang w:val="zh_TW" w:bidi="zh_TW"/>
+          </w:rPr>
+          <w:rPr>
+            <w:color w:val="0000EE"/>
+            <w:u w:val="single"/>
+          </w:rPr>
+          <w:t>3:13</w:t>
+        </w:r>
+      </w:hyperlink>
+      <w:r>
+        <w:rPr>
+          <w:lang w:val="zh_TW" w:bidi="zh_TW"/>
+        </w:rPr>
+        <w:t>）。罪被視為一種債務，而aphesis表示債務的清償（「把它除掉〔putting it away〕」——見</w:t>
+      </w:r>
+      <w:hyperlink r:id="rId56">
+        <w:r>
+          <w:rPr>
+            <w:lang w:val="zh_TW" w:bidi="zh_TW"/>
+          </w:rPr>
+          <w:rPr>
+            <w:color w:val="0000EE"/>
+            <w:u w:val="single"/>
+          </w:rPr>
+          <w:t>路6:37</w:t>
+        </w:r>
+      </w:hyperlink>
+      <w:r>
+        <w:rPr>
+          <w:lang w:val="zh_TW" w:bidi="zh_TW"/>
+        </w:rPr>
+        <w:t>）。饒恕也被視為赦免，paresis（「略過（passing over）」）。神沒有按照罪應得的全部報應來審判（</w:t>
+      </w:r>
+      <w:hyperlink r:id="rId57">
+        <w:r>
+          <w:rPr>
+            <w:lang w:val="zh_TW" w:bidi="zh_TW"/>
+          </w:rPr>
+          <w:rPr>
+            <w:color w:val="0000EE"/>
+            <w:u w:val="single"/>
+          </w:rPr>
+          <w:t>徒14:16</w:t>
+        </w:r>
+      </w:hyperlink>
+      <w:r>
+        <w:rPr>
+          <w:lang w:val="zh_TW" w:bidi="zh_TW"/>
+        </w:rPr>
+        <w:t>，</w:t>
+      </w:r>
+      <w:hyperlink r:id="rId58">
+        <w:r>
+          <w:rPr>
+            <w:lang w:val="zh_TW" w:bidi="zh_TW"/>
+          </w:rPr>
+          <w:rPr>
+            <w:color w:val="0000EE"/>
+            <w:u w:val="single"/>
+          </w:rPr>
+          <w:t>17:30</w:t>
+        </w:r>
+      </w:hyperlink>
+      <w:r>
+        <w:rPr>
+          <w:lang w:val="zh_TW" w:bidi="zh_TW"/>
+        </w:rPr>
+        <w:t>），而是顯示了憐憫。</w:t>
       </w:r>
     </w:p>
     <w:p>
@@ -793,9 +1229,9 @@
         <w:rPr>
           <w:lang w:val="zh_TW" w:bidi="zh_TW"/>
         </w:rPr>
-        <w:t>承襲舊約聖經的用法，保羅使用「肉體」一詞，不僅指身體的組成或身體本身，更具體地指由肉體構成的人。在這種用法中，「肉體」一詞可指人的血緣關係、肉身出身，以及使人彼此相連的天然聯繫。保羅提到他「骨肉之親」的同胞，就是猶太人。（</w:t>
-      </w:r>
-      <w:hyperlink r:id="rId35">
+        <w:t>然而，新約提到兩個饒恕的限制。一個是不得赦免的罪（</w:t>
+      </w:r>
+      <w:hyperlink r:id="rId59">
         <w:r>
           <w:rPr>
             <w:lang w:val="zh_TW" w:bidi="zh_TW"/>
@@ -804,16 +1240,16 @@
             <w:color w:val="0000EE"/>
             <w:u w:val="single"/>
           </w:rPr>
-          <w:t>羅9:3</w:t>
+          <w:t>太12:31–32</w:t>
         </w:r>
       </w:hyperlink>
       <w:r>
         <w:rPr>
           <w:lang w:val="zh_TW" w:bidi="zh_TW"/>
         </w:rPr>
-        <w:t>），甚至以「我骨肉」（</w:t>
-      </w:r>
-      <w:hyperlink r:id="rId36">
+        <w:t>；</w:t>
+      </w:r>
+      <w:hyperlink r:id="rId60">
         <w:r>
           <w:rPr>
             <w:lang w:val="zh_TW" w:bidi="zh_TW"/>
@@ -822,16 +1258,16 @@
             <w:color w:val="0000EE"/>
             <w:u w:val="single"/>
           </w:rPr>
-          <w:t>11:14</w:t>
+          <w:t>可3:28–30</w:t>
         </w:r>
       </w:hyperlink>
       <w:r>
         <w:rPr>
           <w:lang w:val="zh_TW" w:bidi="zh_TW"/>
         </w:rPr>
-        <w:t>）作為這些同胞的同義詞。「肉身所生的兒女」（</w:t>
-      </w:r>
-      <w:hyperlink r:id="rId37">
+        <w:t>；</w:t>
+      </w:r>
+      <w:hyperlink r:id="rId61">
         <w:r>
           <w:rPr>
             <w:lang w:val="zh_TW" w:bidi="zh_TW"/>
@@ -840,16 +1276,16 @@
             <w:color w:val="0000EE"/>
             <w:u w:val="single"/>
           </w:rPr>
-          <w:t>9:8</w:t>
+          <w:t>路12:10</w:t>
         </w:r>
       </w:hyperlink>
       <w:r>
         <w:rPr>
           <w:lang w:val="zh_TW" w:bidi="zh_TW"/>
         </w:rPr>
-        <w:t>）是指按自然生育而生的人，與那些因神介入而得生的人形成對比。基督按肉體說，是從大衛後裔生的（</w:t>
-      </w:r>
-      <w:hyperlink r:id="rId38">
+        <w:t>）。在這方面，基督提到那些像法利賽人一樣，在道德判斷上如此扭曲，以至於無法區分撒但的作行和基督的善行的人。另一種是「褻瀆聖靈的罪」，即「至於死的罪」（</w:t>
+      </w:r>
+      <w:hyperlink r:id="rId62">
         <w:r>
           <w:rPr>
             <w:lang w:val="zh_TW" w:bidi="zh_TW"/>
@@ -858,25 +1294,14 @@
             <w:color w:val="0000EE"/>
             <w:u w:val="single"/>
           </w:rPr>
-          <w:t>1:3</w:t>
+          <w:t>約一5:16</w:t>
         </w:r>
       </w:hyperlink>
       <w:r>
         <w:rPr>
           <w:lang w:val="zh_TW" w:bidi="zh_TW"/>
         </w:rPr>
-        <w:t>）。「按肉體」這個片語不僅指祂身體生命的來源，更指祂整個人性的存在，包括祂的身體與祂作為人的靈。</w:t>
-      </w:r>
-    </w:p>
-    <w:p>
-      <w:pPr>
-        <w:pStyle w:val="Heading4"/>
-      </w:pPr>
-      <w:r>
-        <w:rPr>
-          <w:lang w:val="zh_TW" w:bidi="zh_TW"/>
-        </w:rPr>
-        <w:t>肉體作為人的存在</w:t>
+        <w:t>）。這種罪並未具體定義，但其本質似乎是持續拒絕神的恩典。</w:t>
       </w:r>
     </w:p>
     <w:p>
@@ -890,9 +1315,9 @@
         <w:rPr>
           <w:lang w:val="zh_TW" w:bidi="zh_TW"/>
         </w:rPr>
-        <w:t>「肉體」的另一種用法就是單純指人的存在。只要人還活在身體中，就可說是「在肉身之中」。因此，保羅可以說他「在肉身」所活的生命是憑著信神的兒子而活（</w:t>
-      </w:r>
-      <w:hyperlink r:id="rId39">
+        <w:t>新約中的饒恕倫理強調，悔改是饒恕的條件（</w:t>
+      </w:r>
+      <w:hyperlink r:id="rId63">
         <w:r>
           <w:rPr>
             <w:lang w:val="zh_TW" w:bidi="zh_TW"/>
@@ -901,16 +1326,16 @@
             <w:color w:val="0000EE"/>
             <w:u w:val="single"/>
           </w:rPr>
-          <w:t>加2:20</w:t>
+          <w:t>林後7:10</w:t>
         </w:r>
       </w:hyperlink>
       <w:r>
         <w:rPr>
           <w:lang w:val="zh_TW" w:bidi="zh_TW"/>
         </w:rPr>
-        <w:t>）。保羅在提到耶穌地上的事工時說，祂「以自己的身體」廢掉猶太人和外邦人之間的冤仇（</w:t>
-      </w:r>
-      <w:hyperlink r:id="rId40">
+        <w:t>），還包括需要饒恕他人（</w:t>
+      </w:r>
+      <w:hyperlink r:id="rId64">
         <w:r>
           <w:rPr>
             <w:lang w:val="zh_TW" w:bidi="zh_TW"/>
@@ -919,16 +1344,16 @@
             <w:color w:val="0000EE"/>
             <w:u w:val="single"/>
           </w:rPr>
-          <w:t>弗2:15</w:t>
+          <w:t>太6:14–15</w:t>
         </w:r>
       </w:hyperlink>
       <w:r>
         <w:rPr>
           <w:lang w:val="zh_TW" w:bidi="zh_TW"/>
         </w:rPr>
-        <w:t>）。彼得也用同樣的意思說，耶穌「按著肉體」被治死（</w:t>
-      </w:r>
-      <w:hyperlink r:id="rId41">
+        <w:t>）。如果在接受饒恕的同時不饒恕他人，這顯然表明悔改並不徹底。主多次在比喻中強調，願意饒恕他人是真正悔改的標誌（</w:t>
+      </w:r>
+      <w:hyperlink r:id="rId40">
         <w:r>
           <w:rPr>
             <w:lang w:val="zh_TW" w:bidi="zh_TW"/>
@@ -937,16 +1362,16 @@
             <w:color w:val="0000EE"/>
             <w:u w:val="single"/>
           </w:rPr>
-          <w:t>彼前3:18</w:t>
+          <w:t>太18:23–35</w:t>
         </w:r>
       </w:hyperlink>
       <w:r>
         <w:rPr>
           <w:lang w:val="zh_TW" w:bidi="zh_TW"/>
         </w:rPr>
-        <w:t>）。約翰也這樣說：「耶穌基督是成了肉身來的」（</w:t>
-      </w:r>
-      <w:hyperlink r:id="rId42">
+        <w:t>；</w:t>
+      </w:r>
+      <w:hyperlink r:id="rId56">
         <w:r>
           <w:rPr>
             <w:lang w:val="zh_TW" w:bidi="zh_TW"/>
@@ -955,16 +1380,16 @@
             <w:color w:val="0000EE"/>
             <w:u w:val="single"/>
           </w:rPr>
-          <w:t>約一4:2</w:t>
+          <w:t>路6:37</w:t>
         </w:r>
       </w:hyperlink>
       <w:r>
         <w:rPr>
           <w:lang w:val="zh_TW" w:bidi="zh_TW"/>
         </w:rPr>
-        <w:t>）。這種用法最明顯地體現在約翰福音的宣告：「道成了肉身，住在我們中間」（</w:t>
-      </w:r>
-      <w:hyperlink r:id="rId43">
+        <w:t>）。因此，基督教導我們，饒恕是一種責任，沒有任何限制。必須毫無保留地饒恕，甚至要到70個7次（</w:t>
+      </w:r>
+      <w:hyperlink r:id="rId65">
         <w:r>
           <w:rPr>
             <w:lang w:val="zh_TW" w:bidi="zh_TW"/>
@@ -973,25 +1398,32 @@
             <w:color w:val="0000EE"/>
             <w:u w:val="single"/>
           </w:rPr>
-          <w:t>約1:14</w:t>
+          <w:t>太18:21–22</w:t>
         </w:r>
       </w:hyperlink>
       <w:r>
         <w:rPr>
           <w:lang w:val="zh_TW" w:bidi="zh_TW"/>
         </w:rPr>
+        <w:t>）。饒恕是信徒之間相互關係的一部分：既然所有人都依賴於神的饒恕，那麼所有人也都必須彼此饒恕。「主怎樣饒恕了你們，你們也要怎樣饒恕人」（</w:t>
+      </w:r>
+      <w:hyperlink r:id="rId55">
+        <w:r>
+          <w:rPr>
+            <w:lang w:val="zh_TW" w:bidi="zh_TW"/>
+          </w:rPr>
+          <w:rPr>
+            <w:color w:val="0000EE"/>
+            <w:u w:val="single"/>
+          </w:rPr>
+          <w:t>西3:13</w:t>
+        </w:r>
+      </w:hyperlink>
+      <w:r>
+        <w:rPr>
+          <w:lang w:val="zh_TW" w:bidi="zh_TW"/>
+        </w:rPr>
         <w:t>）。</w:t>
-      </w:r>
-    </w:p>
-    <w:p>
-      <w:pPr>
-        <w:pStyle w:val="Heading4"/>
-      </w:pPr>
-      <w:r>
-        <w:rPr>
-          <w:lang w:val="zh_TW" w:bidi="zh_TW"/>
-        </w:rPr>
-        <w:t>肉體作為外在呈現上的人類存在</w:t>
       </w:r>
     </w:p>
     <w:p>
@@ -1003,988 +1435,34 @@
       </w:r>
       <w:r>
         <w:rPr>
-          <w:lang w:val="zh_TW" w:bidi="zh_TW"/>
-        </w:rPr>
-        <w:t>「肉體」的含義也超越了人的肉身生命，並包括對人類存在至關重要的其它層面。因此，「靠著肉體」（</w:t>
-      </w:r>
-      <w:hyperlink r:id="rId44">
-        <w:r>
-          <w:rPr>
-            <w:lang w:val="zh_TW" w:bidi="zh_TW"/>
-          </w:rPr>
-          <w:rPr>
-            <w:color w:val="0000EE"/>
-            <w:u w:val="single"/>
-          </w:rPr>
-          <w:t>腓3:3</w:t>
-        </w:r>
-      </w:hyperlink>
-      <w:r>
-        <w:rPr>
-          <w:lang w:val="zh_TW" w:bidi="zh_TW"/>
-        </w:rPr>
-        <w:t>）並不是指倚靠身體，而是指倚靠整個屬於人外在存在領域的各種因素。這包括保羅的猶太血統、他嚴謹的宗教訓練、他的熱心，以及他在猶太宗教界中的地位。「憑著肉體自誇」（</w:t>
-      </w:r>
-      <w:hyperlink r:id="rId45">
-        <w:r>
-          <w:rPr>
-            <w:lang w:val="zh_TW" w:bidi="zh_TW"/>
-          </w:rPr>
-          <w:rPr>
-            <w:color w:val="0000EE"/>
-            <w:u w:val="single"/>
-          </w:rPr>
-          <w:t>林後11:18</w:t>
-        </w:r>
-      </w:hyperlink>
-      <w:r>
-        <w:rPr>
-          <w:lang w:val="zh_TW" w:bidi="zh_TW"/>
-        </w:rPr>
-        <w:t>，譯註：和合本譯為：憑著血氣自誇）這個片語在某些譯本中譯為「憑著他們的人類成就自誇」。在「肉體」中有外貌的體面幾乎等同於在世上有顯赫的地位（</w:t>
-      </w:r>
-      <w:hyperlink r:id="rId46">
-        <w:r>
-          <w:rPr>
-            <w:lang w:val="zh_TW" w:bidi="zh_TW"/>
-          </w:rPr>
-          <w:rPr>
-            <w:color w:val="0000EE"/>
-            <w:u w:val="single"/>
-          </w:rPr>
-          <w:t>加6:11–14</w:t>
-        </w:r>
-      </w:hyperlink>
-      <w:r>
-        <w:rPr>
-          <w:lang w:val="zh_TW" w:bidi="zh_TW"/>
-        </w:rPr>
-        <w:t>）。那些主張行割禮的猶太派基督徒堅持此舉，是為了在人看來能有宗教上的成就感，從而找到誇口的理由。但這些外在的區別與誇口的根據對保羅已不再有吸引力，因為在他眼中，世界已如同釘在十字架上，而他自己對世界也同樣如此。</w:t>
-      </w:r>
-    </w:p>
-    <w:p>
-      <w:pPr/>
-      <w:r>
-        <w:rPr>
-          <w:lang w:val="zh_TW" w:bidi="zh_TW"/>
-        </w:rPr>
-      </w:r>
-      <w:r>
-        <w:rPr>
-          <w:lang w:val="zh_TW" w:bidi="zh_TW"/>
-        </w:rPr>
-        <w:t>「肉體」一詞也可用來指外在人際關係，例如形容僕人與主人之間的社會關係（</w:t>
-      </w:r>
-      <w:hyperlink r:id="rId47">
-        <w:r>
-          <w:rPr>
-            <w:lang w:val="zh_TW" w:bidi="zh_TW"/>
-          </w:rPr>
-          <w:rPr>
-            <w:color w:val="0000EE"/>
-            <w:u w:val="single"/>
-          </w:rPr>
-          <w:t>弗6:5</w:t>
-        </w:r>
-      </w:hyperlink>
+          <w:i/>
+          <w:lang w:val="zh_TW" w:bidi="zh_TW"/>
+        </w:rPr>
+        <w:t>另見</w:t>
+      </w:r>
+      <w:r>
+        <w:rPr>
+          <w:lang w:val="zh_TW" w:bidi="zh_TW"/>
+        </w:rPr>
+        <w:t xml:space="preserve"> </w:t>
+      </w:r>
+      <w:r>
+        <w:rPr>
+          <w:lang w:val="zh_TW" w:bidi="zh_TW"/>
+        </w:rPr>
+        <w:t>承認</w:t>
+      </w:r>
       <w:r>
         <w:rPr>
           <w:lang w:val="zh_TW" w:bidi="zh_TW"/>
         </w:rPr>
         <w:t>；</w:t>
       </w:r>
-      <w:hyperlink r:id="rId48">
-        <w:r>
-          <w:rPr>
-            <w:lang w:val="zh_TW" w:bidi="zh_TW"/>
-          </w:rPr>
-          <w:rPr>
-            <w:color w:val="0000EE"/>
-            <w:u w:val="single"/>
-          </w:rPr>
-          <w:t>西3:22</w:t>
-        </w:r>
-      </w:hyperlink>
-      <w:r>
-        <w:rPr>
-          <w:lang w:val="zh_TW" w:bidi="zh_TW"/>
-        </w:rPr>
-        <w:t>；</w:t>
-      </w:r>
-      <w:hyperlink r:id="rId49">
-        <w:r>
-          <w:rPr>
-            <w:lang w:val="zh_TW" w:bidi="zh_TW"/>
-          </w:rPr>
-          <w:rPr>
-            <w:color w:val="0000EE"/>
-            <w:u w:val="single"/>
-          </w:rPr>
-          <w:t>門1:16</w:t>
-        </w:r>
-      </w:hyperlink>
-      <w:r>
-        <w:rPr>
-          <w:lang w:val="zh_TW" w:bidi="zh_TW"/>
-        </w:rPr>
-        <w:t>）。「在肉體中」也可用來描述婚姻關係的領域，這其中涉及一些困難的問題（</w:t>
-      </w:r>
-      <w:hyperlink r:id="rId50">
-        <w:r>
-          <w:rPr>
-            <w:lang w:val="zh_TW" w:bidi="zh_TW"/>
-          </w:rPr>
-          <w:rPr>
-            <w:color w:val="0000EE"/>
-            <w:u w:val="single"/>
-          </w:rPr>
-          <w:t>林前7:28</w:t>
-        </w:r>
-      </w:hyperlink>
-      <w:r>
-        <w:rPr>
-          <w:lang w:val="zh_TW" w:bidi="zh_TW"/>
-        </w:rPr>
-        <w:t>）。</w:t>
-      </w:r>
-    </w:p>
-    <w:p>
-      <w:pPr/>
-      <w:r>
-        <w:rPr>
-          <w:lang w:val="zh_TW" w:bidi="zh_TW"/>
-        </w:rPr>
-      </w:r>
-      <w:r>
-        <w:rPr>
-          <w:lang w:val="zh_TW" w:bidi="zh_TW"/>
-        </w:rPr>
-        <w:t>這種用法有助於理解一處原本難解的經文：「所以，我們從今以後，不憑著外貌認人了。雖然憑著外貌認過基督，如今卻不再這樣認他了」（</w:t>
-      </w:r>
-      <w:hyperlink r:id="rId51">
-        <w:r>
-          <w:rPr>
-            <w:lang w:val="zh_TW" w:bidi="zh_TW"/>
-          </w:rPr>
-          <w:rPr>
-            <w:color w:val="0000EE"/>
-            <w:u w:val="single"/>
-          </w:rPr>
-          <w:t>林後5:16</w:t>
-        </w:r>
-      </w:hyperlink>
-      <w:r>
-        <w:rPr>
-          <w:lang w:val="zh_TW" w:bidi="zh_TW"/>
-        </w:rPr>
-        <w:t>）。有英文譯本將其中的片語譯為「按人的觀點（from a human point of view）」，這樣的翻譯是正確的。這節經文的意思並不是說保羅曾在耶路撒冷聽過或見過耶穌，並因此「憑著肉體」（譯註：和合本譯為「憑著外貌」）認識祂。「憑著肉體」修飾的是「認」這個動詞，而不是「基督」這個名詞。保羅在歸信以前，「憑著肉體」認識人，也就是按世俗、人性的標準來判斷人。按「肉體」認識基督，就是以純粹人類的眼光看待祂。作為一個猶太人，保羅當時認為耶穌只是一個自以為是的彌賽亞假冒者。根據猶太人的觀念，彌賽亞應當作為大衛的王在地上掌權，拯救以色列民，並懲罰被厭惡的外邦人。然而，保羅放棄了這種錯誤的人性看法，轉而真正認識基督——那位成為肉身的神的兒子，是一切信祂之人的救主。成為基督徒之後，保羅不再憑著肉體來判斷別人。</w:t>
-      </w:r>
-    </w:p>
-    <w:p>
-      <w:pPr>
-        <w:pStyle w:val="Heading4"/>
-      </w:pPr>
-      <w:r>
-        <w:rPr>
-          <w:lang w:val="zh_TW" w:bidi="zh_TW"/>
-        </w:rPr>
-        <w:t>肉體作為墮落的人性</w:t>
-      </w:r>
-    </w:p>
-    <w:p>
-      <w:pPr/>
-      <w:r>
-        <w:rPr>
-          <w:lang w:val="zh_TW" w:bidi="zh_TW"/>
-        </w:rPr>
-      </w:r>
-      <w:r>
-        <w:rPr>
-          <w:lang w:val="zh_TW" w:bidi="zh_TW"/>
-        </w:rPr>
-        <w:t>當保羅說「血肉之體不能承受神的國」（</w:t>
-      </w:r>
-      <w:hyperlink r:id="rId29">
-        <w:r>
-          <w:rPr>
-            <w:lang w:val="zh_TW" w:bidi="zh_TW"/>
-          </w:rPr>
-          <w:rPr>
-            <w:color w:val="0000EE"/>
-            <w:u w:val="single"/>
-          </w:rPr>
-          <w:t>林前15:50</w:t>
-        </w:r>
-      </w:hyperlink>
-      <w:r>
-        <w:rPr>
-          <w:lang w:val="zh_TW" w:bidi="zh_TW"/>
-        </w:rPr>
-        <w:t>）時，他的意思並不是說人無法承受神的國，而是說墮落的人性無法承受；正如後一句所說：「必朽壞的不能承受不朽壞的。」軟弱、墮落、會朽壞的身體不能承受神的國，必須經歷改變，「這必朽壞的總要變成不朽壞的，這必死的總要變成不死的」（</w:t>
-      </w:r>
-      <w:hyperlink r:id="rId52">
-        <w:r>
-          <w:rPr>
-            <w:lang w:val="zh_TW" w:bidi="zh_TW"/>
-          </w:rPr>
-          <w:rPr>
-            <w:color w:val="0000EE"/>
-            <w:u w:val="single"/>
-          </w:rPr>
-          <w:t>林前15:53</w:t>
-        </w:r>
-      </w:hyperlink>
-      <w:r>
-        <w:rPr>
-          <w:lang w:val="zh_TW" w:bidi="zh_TW"/>
-        </w:rPr>
-        <w:t>）。這並不是靈魂或心靈的得救，而是將一種身體轉換成另一種，能夠承受神最終榮耀國度的身體。</w:t>
-      </w:r>
-    </w:p>
-    <w:p>
-      <w:pPr/>
-      <w:r>
-        <w:rPr>
-          <w:lang w:val="zh_TW" w:bidi="zh_TW"/>
-        </w:rPr>
-      </w:r>
-      <w:r>
-        <w:rPr>
-          <w:lang w:val="zh_TW" w:bidi="zh_TW"/>
-        </w:rPr>
-        <w:t>當彼得承認耶穌的彌賽亞身分時，耶穌回答說：「這不是屬血肉的指示你的，乃是我在天上的父指示的」（</w:t>
-      </w:r>
-      <w:hyperlink r:id="rId53">
-        <w:r>
-          <w:rPr>
-            <w:lang w:val="zh_TW" w:bidi="zh_TW"/>
-          </w:rPr>
-          <w:rPr>
-            <w:color w:val="0000EE"/>
-            <w:u w:val="single"/>
-          </w:rPr>
-          <w:t>太16:17</w:t>
-        </w:r>
-      </w:hyperlink>
-      <w:r>
-        <w:rPr>
-          <w:lang w:val="zh_TW" w:bidi="zh_TW"/>
-        </w:rPr>
-        <w:t>）。這節經文的意思很清楚：對耶穌彌賽亞身分的認識並非人理性的推論，而是唯有藉著神的啟示才能得著的真知識。</w:t>
-      </w:r>
-    </w:p>
-    <w:p>
-      <w:pPr>
-        <w:pStyle w:val="Heading4"/>
-      </w:pPr>
-      <w:r>
-        <w:rPr>
-          <w:lang w:val="zh_TW" w:bidi="zh_TW"/>
-        </w:rPr>
-        <w:t>肉體作為罪惡的人性</w:t>
-      </w:r>
-    </w:p>
-    <w:p>
-      <w:pPr/>
-      <w:r>
-        <w:rPr>
-          <w:lang w:val="zh_TW" w:bidi="zh_TW"/>
-        </w:rPr>
-      </w:r>
-      <w:r>
-        <w:rPr>
-          <w:lang w:val="zh_TW" w:bidi="zh_TW"/>
-        </w:rPr>
-        <w:t>還有一組帶有明顯保羅風格的倫理用法。其中最重要的特點是：人在神面前不僅被看為墮落與軟弱的，同時也是墮落並帶有罪性的。肉體在這裡與被神的靈更新的人的靈相對，若沒有聖靈的幫助，人就不能討神喜悅。最生動的例子出現在</w:t>
-      </w:r>
-      <w:hyperlink r:id="rId54">
-        <w:r>
-          <w:rPr>
-            <w:lang w:val="zh_TW" w:bidi="zh_TW"/>
-          </w:rPr>
-          <w:rPr>
-            <w:color w:val="0000EE"/>
-            <w:u w:val="single"/>
-          </w:rPr>
-          <w:t>羅馬書八章</w:t>
-        </w:r>
-      </w:hyperlink>
-      <w:r>
-        <w:rPr>
-          <w:lang w:val="zh_TW" w:bidi="zh_TW"/>
-        </w:rPr>
-        <w:t>的第一部分，保羅在那裡明確對比「在肉體裡」的人和「在聖靈裡」的人。「在聖靈裡」並不是指進入一種入神（ecstasy）的狀態，而是指一個人生活在由神的靈所掌管的屬靈範圍中。「在肉體裡」的人，也就是未重生的人，不能討神喜悅。這裡有兩個彼此對立、互不相容的領域：「在肉體裡」與「在聖靈裡」。而「在聖靈裡」意味著有神的聖靈內住，也就是成為一個重生的人。</w:t>
-      </w:r>
-    </w:p>
-    <w:p>
-      <w:pPr/>
-      <w:r>
-        <w:rPr>
-          <w:lang w:val="zh_TW" w:bidi="zh_TW"/>
-        </w:rPr>
-      </w:r>
-      <w:r>
-        <w:rPr>
-          <w:lang w:val="zh_TW" w:bidi="zh_TW"/>
-        </w:rPr>
-        <w:t>在</w:t>
-      </w:r>
-      <w:hyperlink r:id="rId55">
-        <w:r>
-          <w:rPr>
-            <w:lang w:val="zh_TW" w:bidi="zh_TW"/>
-          </w:rPr>
-          <w:rPr>
-            <w:color w:val="0000EE"/>
-            <w:u w:val="single"/>
-          </w:rPr>
-          <w:t>羅馬書七至八章</w:t>
-        </w:r>
-      </w:hyperlink>
-      <w:r>
-        <w:rPr>
-          <w:lang w:val="zh_TW" w:bidi="zh_TW"/>
-        </w:rPr>
-        <w:t>中，保羅清楚指出，未重生的人無法按著神的要求去愛祂、事奉祂，因此不能討祂喜悅。律法也無法使人真正成為義人，因為肉體是軟弱的（</w:t>
-      </w:r>
-      <w:hyperlink r:id="rId56">
-        <w:r>
-          <w:rPr>
-            <w:lang w:val="zh_TW" w:bidi="zh_TW"/>
-          </w:rPr>
-          <w:rPr>
-            <w:color w:val="0000EE"/>
-            <w:u w:val="single"/>
-          </w:rPr>
-          <w:t>8:2</w:t>
-        </w:r>
-      </w:hyperlink>
-      <w:r>
-        <w:rPr>
-          <w:lang w:val="zh_TW" w:bidi="zh_TW"/>
-        </w:rPr>
-        <w:t>）。體貼肉體的就是死，體貼聖靈的乃是生命（</w:t>
-      </w:r>
-      <w:hyperlink r:id="rId57">
-        <w:r>
-          <w:rPr>
-            <w:lang w:val="zh_TW" w:bidi="zh_TW"/>
-          </w:rPr>
-          <w:rPr>
-            <w:color w:val="0000EE"/>
-            <w:u w:val="single"/>
-          </w:rPr>
-          <w:t>8:6</w:t>
-        </w:r>
-      </w:hyperlink>
-      <w:r>
-        <w:rPr>
-          <w:lang w:val="zh_TW" w:bidi="zh_TW"/>
-        </w:rPr>
-        <w:t>）。保羅在別處說：「我也知道，在我裡頭，就是我肉體之中，沒有良善」（</w:t>
-      </w:r>
-      <w:hyperlink r:id="rId58">
-        <w:r>
-          <w:rPr>
-            <w:lang w:val="zh_TW" w:bidi="zh_TW"/>
-          </w:rPr>
-          <w:rPr>
-            <w:color w:val="0000EE"/>
-            <w:u w:val="single"/>
-          </w:rPr>
-          <w:t>7:18</w:t>
-        </w:r>
-      </w:hyperlink>
-      <w:r>
-        <w:rPr>
-          <w:lang w:val="zh_TW" w:bidi="zh_TW"/>
-        </w:rPr>
-        <w:t>）。這裡的「肉體」並不是指人的身體，因為人的身體是聖靈的殿（</w:t>
-      </w:r>
-      <w:hyperlink r:id="rId59">
-        <w:r>
-          <w:rPr>
-            <w:lang w:val="zh_TW" w:bidi="zh_TW"/>
-          </w:rPr>
-          <w:rPr>
-            <w:color w:val="0000EE"/>
-            <w:u w:val="single"/>
-          </w:rPr>
-          <w:t>林前6:19</w:t>
-        </w:r>
-      </w:hyperlink>
-      <w:r>
-        <w:rPr>
-          <w:lang w:val="zh_TW" w:bidi="zh_TW"/>
-        </w:rPr>
-        <w:t>），是基督的肢體（</w:t>
-      </w:r>
-      <w:hyperlink r:id="rId60">
-        <w:r>
-          <w:rPr>
-            <w:lang w:val="zh_TW" w:bidi="zh_TW"/>
-          </w:rPr>
-          <w:rPr>
-            <w:color w:val="0000EE"/>
-            <w:u w:val="single"/>
-          </w:rPr>
-          <w:t>6:15</w:t>
-        </w:r>
-      </w:hyperlink>
-      <w:r>
-        <w:rPr>
-          <w:lang w:val="zh_TW" w:bidi="zh_TW"/>
-        </w:rPr>
-        <w:t>），並且應當成為榮耀神的器皿（</w:t>
-      </w:r>
-      <w:hyperlink r:id="rId61">
-        <w:r>
-          <w:rPr>
-            <w:lang w:val="zh_TW" w:bidi="zh_TW"/>
-          </w:rPr>
-          <w:rPr>
-            <w:color w:val="0000EE"/>
-            <w:u w:val="single"/>
-          </w:rPr>
-          <w:t>6:20</w:t>
-        </w:r>
-      </w:hyperlink>
-      <w:r>
-        <w:rPr>
-          <w:lang w:val="zh_TW" w:bidi="zh_TW"/>
-        </w:rPr>
-        <w:t>）。因此，保羅所指的「肉體」，乃是指那未重生的本性，在其中並沒有神所要求的良善。</w:t>
-      </w:r>
-    </w:p>
-    <w:p>
-      <w:pPr/>
-      <w:r>
-        <w:rPr>
-          <w:lang w:val="zh_TW" w:bidi="zh_TW"/>
-        </w:rPr>
-      </w:r>
-      <w:r>
-        <w:rPr>
-          <w:lang w:val="zh_TW" w:bidi="zh_TW"/>
-        </w:rPr>
-        <w:t>雖然保羅鮮明地對比了「在肉體裡」（指未重生）與「在聖靈裡」（指已重生）的差異，但當一個人重生、進入「在聖靈裡」的狀態時，他就不再「在肉體裡」，然而肉體仍在他裡面。事實上，信徒內裡仍存在著肉體與聖靈之間的爭戰。保羅對那些「在聖靈裡」的人說：「因為情慾和聖靈相爭， 聖靈和情慾相爭，這兩個是彼此相敵，使你們不能做所願意做的」（</w:t>
-      </w:r>
-      <w:hyperlink r:id="rId62">
-        <w:r>
-          <w:rPr>
-            <w:lang w:val="zh_TW" w:bidi="zh_TW"/>
-          </w:rPr>
-          <w:rPr>
-            <w:color w:val="0000EE"/>
-            <w:u w:val="single"/>
-          </w:rPr>
-          <w:t>加5:17</w:t>
-        </w:r>
-      </w:hyperlink>
-      <w:r>
-        <w:rPr>
-          <w:lang w:val="zh_TW" w:bidi="zh_TW"/>
-        </w:rPr>
-        <w:t>）。由於基督徒的生活是這兩種對立原則之間的戰場，人就不可能成為自己所期望的那樣完全。</w:t>
-      </w:r>
-    </w:p>
-    <w:p>
-      <w:pPr/>
-      <w:r>
-        <w:rPr>
-          <w:lang w:val="zh_TW" w:bidi="zh_TW"/>
-        </w:rPr>
-      </w:r>
-      <w:r>
-        <w:rPr>
-          <w:lang w:val="zh_TW" w:bidi="zh_TW"/>
-        </w:rPr>
-        <w:t>同樣的情況也出現在</w:t>
-      </w:r>
-      <w:hyperlink r:id="rId63">
-        <w:r>
-          <w:rPr>
-            <w:lang w:val="zh_TW" w:bidi="zh_TW"/>
-          </w:rPr>
-          <w:rPr>
-            <w:color w:val="0000EE"/>
-            <w:u w:val="single"/>
-          </w:rPr>
-          <w:t>哥林多前書二章14節至三章3節</w:t>
-        </w:r>
-      </w:hyperlink>
-      <w:r>
-        <w:rPr>
-          <w:lang w:val="zh_TW" w:bidi="zh_TW"/>
-        </w:rPr>
-        <w:t>，保羅在那裡將人分為三類：「屬血氣的」（</w:t>
-      </w:r>
-      <w:hyperlink r:id="rId64">
-        <w:r>
-          <w:rPr>
-            <w:lang w:val="zh_TW" w:bidi="zh_TW"/>
-          </w:rPr>
-          <w:rPr>
-            <w:color w:val="0000EE"/>
-            <w:u w:val="single"/>
-          </w:rPr>
-          <w:t>2:14</w:t>
-        </w:r>
-      </w:hyperlink>
-      <w:r>
-        <w:rPr>
-          <w:lang w:val="zh_TW" w:bidi="zh_TW"/>
-        </w:rPr>
-        <w:t>），「屬肉體」，即屬肉體的人（</w:t>
-      </w:r>
-      <w:hyperlink r:id="rId65">
-        <w:r>
-          <w:rPr>
-            <w:lang w:val="zh_TW" w:bidi="zh_TW"/>
-          </w:rPr>
-          <w:rPr>
-            <w:color w:val="0000EE"/>
-            <w:u w:val="single"/>
-          </w:rPr>
-          <w:t>3:1、3</w:t>
-        </w:r>
-      </w:hyperlink>
-      <w:r>
-        <w:rPr>
-          <w:lang w:val="zh_TW" w:bidi="zh_TW"/>
-        </w:rPr>
-        <w:t>），以及「屬靈的」（</w:t>
-      </w:r>
-      <w:hyperlink r:id="rId66">
-        <w:r>
-          <w:rPr>
-            <w:lang w:val="zh_TW" w:bidi="zh_TW"/>
-          </w:rPr>
-          <w:rPr>
-            <w:color w:val="0000EE"/>
-            <w:u w:val="single"/>
-          </w:rPr>
-          <w:t>3:1</w:t>
-        </w:r>
-      </w:hyperlink>
-      <w:r>
-        <w:rPr>
-          <w:lang w:val="zh_TW" w:bidi="zh_TW"/>
-        </w:rPr>
-        <w:t>）。「屬血氣的人」指尚未重生的人；那些「屬肉體」的人（</w:t>
-      </w:r>
-      <w:hyperlink r:id="rId67">
-        <w:r>
-          <w:rPr>
-            <w:lang w:val="zh_TW" w:bidi="zh_TW"/>
-          </w:rPr>
-          <w:rPr>
-            <w:color w:val="0000EE"/>
-            <w:u w:val="single"/>
-          </w:rPr>
-          <w:t>羅8:9</w:t>
-        </w:r>
-      </w:hyperlink>
-      <w:r>
-        <w:rPr>
-          <w:lang w:val="zh_TW" w:bidi="zh_TW"/>
-        </w:rPr>
-        <w:t>），一生都停留在人的層面上，因此無法明白屬神的事。「屬靈的」則是生命受神的靈掌管的人，他們的生活中顯明出聖靈的果子（</w:t>
-      </w:r>
-      <w:hyperlink r:id="rId68">
-        <w:r>
-          <w:rPr>
-            <w:lang w:val="zh_TW" w:bidi="zh_TW"/>
-          </w:rPr>
-          <w:rPr>
-            <w:color w:val="0000EE"/>
-            <w:u w:val="single"/>
-          </w:rPr>
-          <w:t>加5:22–23</w:t>
-        </w:r>
-      </w:hyperlink>
-      <w:r>
-        <w:rPr>
-          <w:lang w:val="zh_TW" w:bidi="zh_TW"/>
-        </w:rPr>
-        <w:t>）。在這兩類人之間，還有第三類——「屬肉體」，也就是在基督裡的嬰孩。他們既然「在基督裡」，就必然「在聖靈裡」，但他們的生活卻未能「順著聖靈而行」。由於他們是屬靈生命尚幼的信徒，雖然神的靈住在他們裡面，但聖靈並未能完全掌權，他們仍然「照著世人的樣子行」（</w:t>
-      </w:r>
-      <w:hyperlink r:id="rId69">
-        <w:r>
-          <w:rPr>
-            <w:lang w:val="zh_TW" w:bidi="zh_TW"/>
-          </w:rPr>
-          <w:rPr>
-            <w:color w:val="0000EE"/>
-            <w:u w:val="single"/>
-          </w:rPr>
-          <w:t>林前3:3</w:t>
-        </w:r>
-      </w:hyperlink>
-      <w:r>
-        <w:rPr>
-          <w:lang w:val="zh_TW" w:bidi="zh_TW"/>
-        </w:rPr>
-        <w:t>），在嫉妒與紛爭中顯出屬肉體的行為。</w:t>
-      </w:r>
-    </w:p>
-    <w:p>
-      <w:pPr>
-        <w:pStyle w:val="Heading4"/>
-      </w:pPr>
-      <w:r>
-        <w:rPr>
-          <w:lang w:val="zh_TW" w:bidi="zh_TW"/>
-        </w:rPr>
-        <w:t>肉體的行為</w:t>
-      </w:r>
-    </w:p>
-    <w:p>
-      <w:pPr/>
-      <w:r>
-        <w:rPr>
-          <w:lang w:val="zh_TW" w:bidi="zh_TW"/>
-        </w:rPr>
-      </w:r>
-      <w:r>
-        <w:rPr>
-          <w:lang w:val="zh_TW" w:bidi="zh_TW"/>
-        </w:rPr>
-        <w:t>在</w:t>
-      </w:r>
-      <w:hyperlink r:id="rId70">
-        <w:r>
-          <w:rPr>
-            <w:lang w:val="zh_TW" w:bidi="zh_TW"/>
-          </w:rPr>
-          <w:rPr>
-            <w:color w:val="0000EE"/>
-            <w:u w:val="single"/>
-          </w:rPr>
-          <w:t>加拉太書五章19至23節</w:t>
-        </w:r>
-      </w:hyperlink>
-      <w:r>
-        <w:rPr>
-          <w:lang w:val="zh_TW" w:bidi="zh_TW"/>
-        </w:rPr>
-        <w:t>中，保羅對比屬肉體的生活與屬聖靈的生活：「情慾的事都是顯而易見的，就如姦淫、污穢、邪蕩、拜偶像、邪術、仇恨、爭競、忌恨、惱怒、結黨、紛爭、異端、嫉妒、醉酒、荒宴等類」（</w:t>
-      </w:r>
-      <w:hyperlink r:id="rId71">
-        <w:r>
-          <w:rPr>
-            <w:lang w:val="zh_TW" w:bidi="zh_TW"/>
-          </w:rPr>
-          <w:rPr>
-            <w:color w:val="0000EE"/>
-            <w:u w:val="single"/>
-          </w:rPr>
-          <w:t>加5:19–21</w:t>
-        </w:r>
-      </w:hyperlink>
-      <w:r>
-        <w:rPr>
-          <w:lang w:val="zh_TW" w:bidi="zh_TW"/>
-        </w:rPr>
-        <w:t>）。這份清單中值得注意的是，其中有些罪與肉身及性慾有關，但也有屬宗教的罪（如拜偶像、行邪術）。此外，還有一些是屬「心靈」或性情上的罪，如仇恨、爭競、嫉妒、惱怒、紛爭。「結黨」與「異端」這兩個字詞在此並非指神學上的錯謬，而是指分裂、對立的心態。這清楚證明，對保羅而言，「肉體」並非單指身體，而是包括整個人——連同其內在的態度與性情。</w:t>
-      </w:r>
-    </w:p>
-    <w:p>
-      <w:pPr>
-        <w:pStyle w:val="Heading4"/>
-      </w:pPr>
-      <w:r>
-        <w:rPr>
-          <w:lang w:val="zh_TW" w:bidi="zh_TW"/>
-        </w:rPr>
-        <w:t>勝過肉體</w:t>
-      </w:r>
-    </w:p>
-    <w:p>
-      <w:pPr/>
-      <w:r>
-        <w:rPr>
-          <w:lang w:val="zh_TW" w:bidi="zh_TW"/>
-        </w:rPr>
-      </w:r>
-      <w:r>
-        <w:rPr>
-          <w:lang w:val="zh_TW" w:bidi="zh_TW"/>
-        </w:rPr>
-        <w:t>雖然信徒內在仍存在聖靈與肉體的爭戰，但保羅指出，聖靈有得勝之道。就身體而言，「肉體」是在成聖的範圍之內（</w:t>
-      </w:r>
-      <w:hyperlink r:id="rId72">
-        <w:r>
-          <w:rPr>
-            <w:lang w:val="zh_TW" w:bidi="zh_TW"/>
-          </w:rPr>
-          <w:rPr>
-            <w:color w:val="0000EE"/>
-            <w:u w:val="single"/>
-          </w:rPr>
-          <w:t>帖前5:23</w:t>
-        </w:r>
-      </w:hyperlink>
-      <w:r>
-        <w:rPr>
-          <w:lang w:val="zh_TW" w:bidi="zh_TW"/>
-        </w:rPr>
-        <w:t>），但就未重生的人性而言，這樣的肉體只能被治死。</w:t>
-      </w:r>
-    </w:p>
-    <w:p>
-      <w:pPr/>
-      <w:r>
-        <w:rPr>
-          <w:lang w:val="zh_TW" w:bidi="zh_TW"/>
-        </w:rPr>
-      </w:r>
-      <w:r>
-        <w:rPr>
-          <w:lang w:val="zh_TW" w:bidi="zh_TW"/>
-        </w:rPr>
-        <w:t>這就是所謂客觀與主觀之間的張力。因為在基督裡已經發生了一些事（客觀的事實），因此必然會產生一些屬靈的結果（主觀的經歷）。依據保羅的觀點，「肉體」已經在基督的死中被治死。凡屬基督的人，已經把肉體連同邪情私慾同釘在十字架上（</w:t>
-      </w:r>
-      <w:hyperlink r:id="rId73">
-        <w:r>
-          <w:rPr>
-            <w:lang w:val="zh_TW" w:bidi="zh_TW"/>
-          </w:rPr>
-          <w:rPr>
-            <w:color w:val="0000EE"/>
-            <w:u w:val="single"/>
-          </w:rPr>
-          <w:t>加5:24</w:t>
-        </w:r>
-      </w:hyperlink>
-      <w:r>
-        <w:rPr>
-          <w:lang w:val="zh_TW" w:bidi="zh_TW"/>
-        </w:rPr>
-        <w:t>）。保羅在別處也說：「我已經與基督同釘十字架」（</w:t>
-      </w:r>
-      <w:hyperlink r:id="rId39">
-        <w:r>
-          <w:rPr>
-            <w:lang w:val="zh_TW" w:bidi="zh_TW"/>
-          </w:rPr>
-          <w:rPr>
-            <w:color w:val="0000EE"/>
-            <w:u w:val="single"/>
-          </w:rPr>
-          <w:t>2:20</w:t>
-        </w:r>
-      </w:hyperlink>
-      <w:r>
-        <w:rPr>
-          <w:lang w:val="zh_TW" w:bidi="zh_TW"/>
-        </w:rPr>
-        <w:t>），又說：「我們的舊人和他同釘十字架」（</w:t>
-      </w:r>
-      <w:hyperlink r:id="rId74">
-        <w:r>
-          <w:rPr>
-            <w:lang w:val="zh_TW" w:bidi="zh_TW"/>
-          </w:rPr>
-          <w:rPr>
-            <w:color w:val="0000EE"/>
-            <w:u w:val="single"/>
-          </w:rPr>
-          <w:t>羅6:6</w:t>
-        </w:r>
-      </w:hyperlink>
-      <w:r>
-        <w:rPr>
-          <w:lang w:val="zh_TW" w:bidi="zh_TW"/>
-        </w:rPr>
-        <w:t>）。這些經文顯明，「肉體」與「舊人」在某種意義上是相同的。這種相同的概念也在保羅有關「同釘十字架」的教導中得到進一步印證，因為當保羅說「肉體同釘十字架」時，他的意思與他在羅馬書中所說的是一致的：「我們在罪上死了的人豈可仍在罪中活著呢？豈不知我們這受洗歸入基督耶穌的人是受洗歸入他的死嗎？所以，我們藉著洗禮歸入死，和他一同埋葬」（</w:t>
-      </w:r>
-      <w:hyperlink r:id="rId75">
-        <w:r>
-          <w:rPr>
-            <w:lang w:val="zh_TW" w:bidi="zh_TW"/>
-          </w:rPr>
-          <w:rPr>
-            <w:color w:val="0000EE"/>
-            <w:u w:val="single"/>
-          </w:rPr>
-          <w:t>1–4</w:t>
-        </w:r>
-      </w:hyperlink>
-      <w:r>
-        <w:rPr>
-          <w:lang w:val="zh_TW" w:bidi="zh_TW"/>
-        </w:rPr>
-        <w:t>節）。這表明我這個人親身在基督裡與祂同死。</w:t>
-      </w:r>
-    </w:p>
-    <w:p>
-      <w:pPr/>
-      <w:r>
-        <w:rPr>
-          <w:lang w:val="zh_TW" w:bidi="zh_TW"/>
-        </w:rPr>
-      </w:r>
-      <w:r>
-        <w:rPr>
-          <w:lang w:val="zh_TW" w:bidi="zh_TW"/>
-        </w:rPr>
-        <w:t>這種「肉體同釘十字架與同死」並非是自動發生的事，而是必須藉著信心而實際應用的真理。這涉及兩個方面：首先，信徒必須承認肉體已與基督同釘十字架。「這樣，你們向罪也當看自己是死的；向神在基督耶穌裡，卻當看自己是活的。」（</w:t>
-      </w:r>
-      <w:hyperlink r:id="rId76">
-        <w:r>
-          <w:rPr>
-            <w:lang w:val="zh_TW" w:bidi="zh_TW"/>
-          </w:rPr>
-          <w:rPr>
-            <w:color w:val="0000EE"/>
-            <w:u w:val="single"/>
-          </w:rPr>
-          <w:t>羅6:11</w:t>
-        </w:r>
-      </w:hyperlink>
-      <w:r>
-        <w:rPr>
-          <w:lang w:val="zh_TW" w:bidi="zh_TW"/>
-        </w:rPr>
-        <w:t>）。除非一個人確實已與基督同死、同釘十字架，他就不能真實地看自己「向罪是死的」。但既然這事在信主得救的那一刻已經發生，就可以在日常生活中實際活出來。那些與基督同死的人，應當「治死身體的惡行」（</w:t>
-      </w:r>
-      <w:hyperlink r:id="rId77">
-        <w:r>
-          <w:rPr>
-            <w:lang w:val="zh_TW" w:bidi="zh_TW"/>
-          </w:rPr>
-          <w:rPr>
-            <w:color w:val="0000EE"/>
-            <w:u w:val="single"/>
-          </w:rPr>
-          <w:t>8:13</w:t>
-        </w:r>
-      </w:hyperlink>
-      <w:r>
-        <w:rPr>
-          <w:lang w:val="zh_TW" w:bidi="zh_TW"/>
-        </w:rPr>
-        <w:t>）。這裡的「身體」是指「肉體」行事的工具，也就是那屬於未重生本性的感官生活。那些從死入生的人，應當把自己的肢體獻給神，作義的器具（</w:t>
-      </w:r>
-      <w:hyperlink r:id="rId78">
-        <w:r>
-          <w:rPr>
-            <w:lang w:val="zh_TW" w:bidi="zh_TW"/>
-          </w:rPr>
-          <w:rPr>
-            <w:color w:val="0000EE"/>
-            <w:u w:val="single"/>
-          </w:rPr>
-          <w:t>6:13</w:t>
-        </w:r>
-      </w:hyperlink>
-      <w:r>
-        <w:rPr>
-          <w:lang w:val="zh_TW" w:bidi="zh_TW"/>
-        </w:rPr>
-        <w:t>）。凡與基督同死的人，應當「治死」一切屬地的事——淫亂、污穢、貪婪等（</w:t>
-      </w:r>
-      <w:hyperlink r:id="rId79">
-        <w:r>
-          <w:rPr>
-            <w:lang w:val="zh_TW" w:bidi="zh_TW"/>
-          </w:rPr>
-          <w:rPr>
-            <w:color w:val="0000EE"/>
-            <w:u w:val="single"/>
-          </w:rPr>
-          <w:t>西3:5</w:t>
-        </w:r>
-      </w:hyperlink>
-      <w:r>
-        <w:rPr>
-          <w:lang w:val="zh_TW" w:bidi="zh_TW"/>
-        </w:rPr>
-        <w:t>）。既然已經脫去舊人、穿上新人，信徒就應當在生活中表現出憐憫、恩慈、謙卑等美德。</w:t>
-      </w:r>
-    </w:p>
-    <w:p>
-      <w:pPr/>
-      <w:r>
-        <w:rPr>
-          <w:lang w:val="zh_TW" w:bidi="zh_TW"/>
-        </w:rPr>
-      </w:r>
-      <w:r>
-        <w:rPr>
-          <w:lang w:val="zh_TW" w:bidi="zh_TW"/>
-        </w:rPr>
-        <w:t>勝過肉體，有時被形容為在聖靈裡行事。「你們當順著聖靈而行，就不放縱肉體的情慾了」（</w:t>
-      </w:r>
-      <w:hyperlink r:id="rId80">
-        <w:r>
-          <w:rPr>
-            <w:lang w:val="zh_TW" w:bidi="zh_TW"/>
-          </w:rPr>
-          <w:rPr>
-            <w:color w:val="0000EE"/>
-            <w:u w:val="single"/>
-          </w:rPr>
-          <w:t>加5:16</w:t>
-        </w:r>
-      </w:hyperlink>
-      <w:r>
-        <w:rPr>
-          <w:lang w:val="zh_TW" w:bidi="zh_TW"/>
-        </w:rPr>
-        <w:t>；參</w:t>
-      </w:r>
-      <w:hyperlink r:id="rId81">
-        <w:r>
-          <w:rPr>
-            <w:lang w:val="zh_TW" w:bidi="zh_TW"/>
-          </w:rPr>
-          <w:rPr>
-            <w:color w:val="0000EE"/>
-            <w:u w:val="single"/>
-          </w:rPr>
-          <w:t>羅8:4</w:t>
-        </w:r>
-      </w:hyperlink>
-      <w:r>
-        <w:rPr>
-          <w:lang w:val="zh_TW" w:bidi="zh_TW"/>
-        </w:rPr>
-        <w:t>）。順著聖靈而行的意思，就是在每一刻都讓聖靈掌管生命。</w:t>
-      </w:r>
-    </w:p>
-    <w:p>
-      <w:pPr/>
-      <w:r>
-        <w:rPr>
-          <w:lang w:val="zh_TW" w:bidi="zh_TW"/>
-        </w:rPr>
-      </w:r>
-      <w:r>
-        <w:rPr>
-          <w:i/>
-          <w:lang w:val="zh_TW" w:bidi="zh_TW"/>
-        </w:rPr>
-        <w:t>另見</w:t>
-      </w:r>
-      <w:r>
-        <w:rPr>
-          <w:lang w:val="zh_TW" w:bidi="zh_TW"/>
-        </w:rPr>
-        <w:t>身體</w:t>
-      </w:r>
-      <w:r>
-        <w:rPr>
-          <w:lang w:val="zh_TW" w:bidi="zh_TW"/>
-        </w:rPr>
-        <w:t>；</w:t>
-      </w:r>
-      <w:r>
-        <w:rPr>
-          <w:lang w:val="zh_TW" w:bidi="zh_TW"/>
-        </w:rPr>
-        <w:t>罪</w:t>
+      <w:r>
+        <w:rPr>
+          <w:lang w:val="zh_TW" w:bidi="zh_TW"/>
+        </w:rPr>
+        <w:t>悔改</w:t>
       </w:r>
       <w:r>
         <w:rPr>

--- a/zht/docx/136.content.docx
+++ b/zht/docx/136.content.docx
@@ -149,7 +149,7 @@
         <w:rPr>
           <w:lang w:val="zh_TW" w:bidi="zh_TW"/>
         </w:rPr>
-        <w:t>rao</w:t>
+        <w:t>quan</w:t>
       </w:r>
       <w:r>
         <w:rPr>
@@ -212,7 +212,7 @@
         <w:rPr>
           <w:lang w:val="zh_TW" w:bidi="zh_TW"/>
         </w:rPr>
-        <w:t>饒恕</w:t>
+        <w:t>權能</w:t>
       </w:r>
       <w:r>
         <w:rPr>
@@ -231,43 +231,7 @@
         <w:rPr>
           <w:lang w:val="zh_TW" w:bidi="zh_TW"/>
         </w:rPr>
-        <w:t>饒恕，涉及修復破裂的關係；不再對錯誤和冒犯感到怨恨。饒恕主要是神的行為，祂赦免罪人免受審判，並使他們免於因犯罪而受到神的懲罰。由於只有神是聖潔的，只有神能夠赦免罪（</w:t>
-      </w:r>
-      <w:hyperlink r:id="rId13">
-        <w:r>
-          <w:rPr>
-            <w:lang w:val="zh_TW" w:bidi="zh_TW"/>
-          </w:rPr>
-          <w:rPr>
-            <w:color w:val="0000EE"/>
-            <w:u w:val="single"/>
-          </w:rPr>
-          <w:t>可2:7</w:t>
-        </w:r>
-      </w:hyperlink>
-      <w:r>
-        <w:rPr>
-          <w:lang w:val="zh_TW" w:bidi="zh_TW"/>
-        </w:rPr>
-        <w:t>；</w:t>
-      </w:r>
-      <w:hyperlink r:id="rId14">
-        <w:r>
-          <w:rPr>
-            <w:lang w:val="zh_TW" w:bidi="zh_TW"/>
-          </w:rPr>
-          <w:rPr>
-            <w:color w:val="0000EE"/>
-            <w:u w:val="single"/>
-          </w:rPr>
-          <w:t>路5:21</w:t>
-        </w:r>
-      </w:hyperlink>
-      <w:r>
-        <w:rPr>
-          <w:lang w:val="zh_TW" w:bidi="zh_TW"/>
-        </w:rPr>
-        <w:t>）。饒恕也是一種人類行為，延伸到對鄰舍的饒恕——這是人們意識到並接受神饒恕的表現。因此，饒恕是基督教獨有的教義。</w:t>
+        <w:t>因著力量、技能、資源或權柄而能夠做事的能力。</w:t>
       </w:r>
     </w:p>
     <w:p>
@@ -281,18 +245,94 @@
         <w:rPr>
           <w:lang w:val="zh_TW" w:bidi="zh_TW"/>
         </w:rPr>
-        <w:t>在其他宗教中，饒恕並不具有同樣的力量。在萬物有靈論（animism）中，人與神之間沒有個人的關係意識。在印度教中，每個人都必須承擔業力（Karma）的必然後果，並在輪迴中不斷償還。佛教同樣沒有一位饒恕的神。伊斯蘭教中雖然有饒恕的觀念，但沒有與個人有關係的神或父神。即使在猶太教中，饒恕的經歷也是有限的，然而新約中對饒恕的發展，為舊約的教導增添了更深的層次。</w:t>
+        <w:t>舊約聖經使用多個希伯來文詞語來表達權能，新約聖經則使用多個希臘文詞語來表達。聖經有關權能的教導，大致可以歸納為四個方面：</w:t>
       </w:r>
     </w:p>
     <w:p>
       <w:pPr>
+        <w:pStyle w:val="ListNumber"/>
+        <w:numPr>
+          <w:ilvl w:val="0"/>
+          <w:numId w:val="14"/>
+        </w:numPr>
+        <w:spacing w:line="240" w:lineRule="auto"/>
+        <w:ind w:left="720"/>
+      </w:pPr>
+      <w:r>
+        <w:rPr>
+          <w:lang w:val="zh_TW" w:bidi="zh_TW"/>
+        </w:rPr>
+      </w:r>
+      <w:r>
+        <w:rPr>
+          <w:lang w:val="zh_TW" w:bidi="zh_TW"/>
+        </w:rPr>
+        <w:t>神無限的權能</w:t>
+      </w:r>
+    </w:p>
+    <w:p>
+      <w:pPr>
+        <w:pStyle w:val="ListNumber"/>
+        <w:spacing w:line="240" w:lineRule="auto"/>
+        <w:ind w:left="720"/>
+      </w:pPr>
+      <w:r>
+        <w:rPr>
+          <w:lang w:val="zh_TW" w:bidi="zh_TW"/>
+        </w:rPr>
+      </w:r>
+      <w:r>
+        <w:rPr>
+          <w:lang w:val="zh_TW" w:bidi="zh_TW"/>
+        </w:rPr>
+        <w:t>神賜給受造之物的有限能力</w:t>
+      </w:r>
+    </w:p>
+    <w:p>
+      <w:pPr>
+        <w:pStyle w:val="ListNumber"/>
+        <w:spacing w:line="240" w:lineRule="auto"/>
+        <w:ind w:left="720"/>
+      </w:pPr>
+      <w:r>
+        <w:rPr>
+          <w:lang w:val="zh_TW" w:bidi="zh_TW"/>
+        </w:rPr>
+      </w:r>
+      <w:r>
+        <w:rPr>
+          <w:lang w:val="zh_TW" w:bidi="zh_TW"/>
+        </w:rPr>
+        <w:t>神藉著耶穌基督彰顯的權能</w:t>
+      </w:r>
+    </w:p>
+    <w:p>
+      <w:pPr>
+        <w:pStyle w:val="ListNumber"/>
+        <w:spacing w:line="240" w:lineRule="auto"/>
+        <w:ind w:left="720"/>
+      </w:pPr>
+      <w:r>
+        <w:rPr>
+          <w:lang w:val="zh_TW" w:bidi="zh_TW"/>
+        </w:rPr>
+      </w:r>
+      <w:r>
+        <w:rPr>
+          <w:lang w:val="zh_TW" w:bidi="zh_TW"/>
+        </w:rPr>
+        <w:t>神（藉著聖靈）在祂百姓生命中運行的權能</w:t>
+      </w:r>
+    </w:p>
+    <w:p>
+      <w:pPr>
         <w:pStyle w:val="Heading3"/>
       </w:pPr>
       <w:r>
         <w:rPr>
           <w:lang w:val="zh_TW" w:bidi="zh_TW"/>
         </w:rPr>
-        <w:t>舊約中關於饒恕的表達</w:t>
+        <w:t>神無限的權能</w:t>
       </w:r>
     </w:p>
     <w:p>
@@ -306,315 +346,25 @@
         <w:rPr>
           <w:lang w:val="zh_TW" w:bidi="zh_TW"/>
         </w:rPr>
-        <w:t>關於饒恕的概念是以各種不同的隱喻來表達的。命令是nasa</w:t>
-      </w:r>
-      <w:r>
-        <w:rPr>
-          <w:i/>
-          <w:lang w:val="zh_TW" w:bidi="zh_TW"/>
-        </w:rPr>
-        <w:t>，</w:t>
-      </w:r>
-      <w:r>
-        <w:rPr>
-          <w:lang w:val="zh_TW" w:bidi="zh_TW"/>
-        </w:rPr>
-        <w:t>意為「送走」，就像替罪羊被送到曠野去承擔以色列人的罪一樣。它也被解釋為「憐憫」（</w:t>
-      </w:r>
-      <w:hyperlink r:id="rId15">
-        <w:r>
-          <w:rPr>
-            <w:lang w:val="zh_TW" w:bidi="zh_TW"/>
-          </w:rPr>
-          <w:rPr>
-            <w:color w:val="0000EE"/>
-            <w:u w:val="single"/>
-          </w:rPr>
-          <w:t>利4:20</w:t>
-        </w:r>
-      </w:hyperlink>
-      <w:r>
-        <w:rPr>
-          <w:lang w:val="zh_TW" w:bidi="zh_TW"/>
-        </w:rPr>
-        <w:t>；</w:t>
-      </w:r>
-      <w:hyperlink r:id="rId16">
-        <w:r>
-          <w:rPr>
-            <w:lang w:val="zh_TW" w:bidi="zh_TW"/>
-          </w:rPr>
-          <w:rPr>
-            <w:color w:val="0000EE"/>
-            <w:u w:val="single"/>
-          </w:rPr>
-          <w:t>王上8:30、34</w:t>
-        </w:r>
-      </w:hyperlink>
-      <w:r>
-        <w:rPr>
-          <w:lang w:val="zh_TW" w:bidi="zh_TW"/>
-        </w:rPr>
-        <w:t>；</w:t>
-      </w:r>
-      <w:hyperlink r:id="rId17">
-        <w:r>
-          <w:rPr>
-            <w:lang w:val="zh_TW" w:bidi="zh_TW"/>
-          </w:rPr>
-          <w:rPr>
-            <w:color w:val="0000EE"/>
-            <w:u w:val="single"/>
-          </w:rPr>
-          <w:t>詩86:5，</w:t>
-        </w:r>
-      </w:hyperlink>
-      <w:hyperlink r:id="rId18">
-        <w:r>
-          <w:rPr>
-            <w:lang w:val="zh_TW" w:bidi="zh_TW"/>
-          </w:rPr>
-          <w:rPr>
-            <w:color w:val="0000EE"/>
-            <w:u w:val="single"/>
-          </w:rPr>
-          <w:t>103:3</w:t>
-        </w:r>
-      </w:hyperlink>
-      <w:r>
-        <w:rPr>
-          <w:lang w:val="zh_TW" w:bidi="zh_TW"/>
-        </w:rPr>
-        <w:t>）。希伯來文kapar通常用於贖罪，意思是「遮蓋」，就像獻祭是為了遮蓋敬拜者的不足（</w:t>
-      </w:r>
-      <w:hyperlink r:id="rId19">
-        <w:r>
-          <w:rPr>
-            <w:lang w:val="zh_TW" w:bidi="zh_TW"/>
-          </w:rPr>
-          <w:rPr>
-            <w:color w:val="0000EE"/>
-            <w:u w:val="single"/>
-          </w:rPr>
-          <w:t>出29:36</w:t>
-        </w:r>
-      </w:hyperlink>
-      <w:r>
-        <w:rPr>
-          <w:lang w:val="zh_TW" w:bidi="zh_TW"/>
-        </w:rPr>
-        <w:t>；</w:t>
-      </w:r>
-      <w:hyperlink r:id="rId20">
-        <w:r>
-          <w:rPr>
-            <w:lang w:val="zh_TW" w:bidi="zh_TW"/>
-          </w:rPr>
-          <w:rPr>
-            <w:color w:val="0000EE"/>
-            <w:u w:val="single"/>
-          </w:rPr>
-          <w:t>申21:8</w:t>
-        </w:r>
-      </w:hyperlink>
-      <w:r>
-        <w:rPr>
-          <w:lang w:val="zh_TW" w:bidi="zh_TW"/>
-        </w:rPr>
-        <w:t>；</w:t>
-      </w:r>
-      <w:hyperlink r:id="rId21">
-        <w:r>
-          <w:rPr>
-            <w:lang w:val="zh_TW" w:bidi="zh_TW"/>
-          </w:rPr>
-          <w:rPr>
-            <w:color w:val="0000EE"/>
-            <w:u w:val="single"/>
-          </w:rPr>
-          <w:t>耶18:23</w:t>
-        </w:r>
-      </w:hyperlink>
-      <w:r>
-        <w:rPr>
-          <w:lang w:val="zh_TW" w:bidi="zh_TW"/>
-        </w:rPr>
-        <w:t>；</w:t>
-      </w:r>
-      <w:hyperlink r:id="rId22">
-        <w:r>
-          <w:rPr>
-            <w:lang w:val="zh_TW" w:bidi="zh_TW"/>
-          </w:rPr>
-          <w:rPr>
-            <w:color w:val="0000EE"/>
-            <w:u w:val="single"/>
-          </w:rPr>
-          <w:t>結43:20</w:t>
-        </w:r>
-      </w:hyperlink>
-      <w:r>
-        <w:rPr>
-          <w:lang w:val="zh_TW" w:bidi="zh_TW"/>
-        </w:rPr>
-        <w:t>，</w:t>
-      </w:r>
-      <w:hyperlink r:id="rId23">
-        <w:r>
-          <w:rPr>
-            <w:lang w:val="zh_TW" w:bidi="zh_TW"/>
-          </w:rPr>
-          <w:rPr>
-            <w:color w:val="0000EE"/>
-            <w:u w:val="single"/>
-          </w:rPr>
-          <w:t>45:20</w:t>
-        </w:r>
-      </w:hyperlink>
-      <w:r>
-        <w:rPr>
-          <w:lang w:val="zh_TW" w:bidi="zh_TW"/>
-        </w:rPr>
-        <w:t>）。salah的同源詞總是指神的饒恕行為（</w:t>
-      </w:r>
-      <w:hyperlink r:id="rId24">
-        <w:r>
-          <w:rPr>
-            <w:lang w:val="zh_TW" w:bidi="zh_TW"/>
-          </w:rPr>
-          <w:rPr>
-            <w:color w:val="0000EE"/>
-            <w:u w:val="single"/>
-          </w:rPr>
-          <w:t>民30:5、8、12</w:t>
-        </w:r>
-      </w:hyperlink>
-      <w:r>
-        <w:rPr>
-          <w:lang w:val="zh_TW" w:bidi="zh_TW"/>
-        </w:rPr>
-        <w:t>；</w:t>
-      </w:r>
-      <w:hyperlink r:id="rId17">
-        <w:r>
-          <w:rPr>
-            <w:lang w:val="zh_TW" w:bidi="zh_TW"/>
-          </w:rPr>
-          <w:rPr>
-            <w:color w:val="0000EE"/>
-            <w:u w:val="single"/>
-          </w:rPr>
-          <w:t>詩86:5</w:t>
-        </w:r>
-      </w:hyperlink>
-      <w:r>
-        <w:rPr>
-          <w:lang w:val="zh_TW" w:bidi="zh_TW"/>
-        </w:rPr>
-        <w:t>，</w:t>
-      </w:r>
-      <w:hyperlink r:id="rId25">
-        <w:r>
-          <w:rPr>
-            <w:lang w:val="zh_TW" w:bidi="zh_TW"/>
-          </w:rPr>
-          <w:rPr>
-            <w:color w:val="0000EE"/>
-            <w:u w:val="single"/>
-          </w:rPr>
-          <w:t>130:4</w:t>
-        </w:r>
-      </w:hyperlink>
-      <w:r>
-        <w:rPr>
-          <w:lang w:val="zh_TW" w:bidi="zh_TW"/>
-        </w:rPr>
-        <w:t>；</w:t>
-      </w:r>
-      <w:hyperlink r:id="rId26">
-        <w:r>
-          <w:rPr>
-            <w:lang w:val="zh_TW" w:bidi="zh_TW"/>
-          </w:rPr>
-          <w:rPr>
-            <w:color w:val="0000EE"/>
-            <w:u w:val="single"/>
-          </w:rPr>
-          <w:t>但9:9</w:t>
-        </w:r>
-      </w:hyperlink>
-      <w:r>
-        <w:rPr>
-          <w:lang w:val="zh_TW" w:bidi="zh_TW"/>
-        </w:rPr>
-        <w:t>）。神會放過罪，將其除去。另一個表達是maha</w:t>
-      </w:r>
-      <w:r>
-        <w:rPr>
-          <w:i/>
-          <w:lang w:val="zh_TW" w:bidi="zh_TW"/>
-        </w:rPr>
-        <w:t>，</w:t>
-      </w:r>
-      <w:r>
-        <w:rPr>
-          <w:lang w:val="zh_TW" w:bidi="zh_TW"/>
-        </w:rPr>
-        <w:t>意為「塗抹（wipe away）」（</w:t>
-      </w:r>
-      <w:hyperlink r:id="rId27">
-        <w:r>
-          <w:rPr>
-            <w:lang w:val="zh_TW" w:bidi="zh_TW"/>
-          </w:rPr>
-          <w:rPr>
-            <w:color w:val="0000EE"/>
-            <w:u w:val="single"/>
-          </w:rPr>
-          <w:t>詩51:1、7</w:t>
-        </w:r>
-      </w:hyperlink>
-      <w:r>
-        <w:rPr>
-          <w:lang w:val="zh_TW" w:bidi="zh_TW"/>
-        </w:rPr>
-        <w:t>；</w:t>
-      </w:r>
-      <w:hyperlink r:id="rId28">
-        <w:r>
-          <w:rPr>
-            <w:lang w:val="zh_TW" w:bidi="zh_TW"/>
-          </w:rPr>
-          <w:rPr>
-            <w:color w:val="0000EE"/>
-            <w:u w:val="single"/>
-          </w:rPr>
-          <w:t>賽43:25</w:t>
-        </w:r>
-      </w:hyperlink>
-      <w:r>
-        <w:rPr>
-          <w:lang w:val="zh_TW" w:bidi="zh_TW"/>
-        </w:rPr>
-        <w:t>，</w:t>
-      </w:r>
-      <w:hyperlink r:id="rId29">
-        <w:r>
-          <w:rPr>
-            <w:lang w:val="zh_TW" w:bidi="zh_TW"/>
-          </w:rPr>
-          <w:rPr>
-            <w:color w:val="0000EE"/>
-            <w:u w:val="single"/>
-          </w:rPr>
-          <w:t>44:22</w:t>
-        </w:r>
-      </w:hyperlink>
-      <w:r>
-        <w:rPr>
-          <w:lang w:val="zh_TW" w:bidi="zh_TW"/>
-        </w:rPr>
-        <w:t>）。</w:t>
+        <w:t>神是全能的。一切其它能力都來自祂，並且都在祂的掌管之下。聖經對此的教導，可以用</w:t>
+      </w:r>
+      <w:hyperlink r:id="rId13">
+        <w:r>
+          <w:rPr>
+            <w:lang w:val="zh_TW" w:bidi="zh_TW"/>
+          </w:rPr>
+          <w:rPr>
+            <w:color w:val="0000EE"/>
+            <w:u w:val="single"/>
+          </w:rPr>
+          <w:t>歷代志上二十九章11至12節</w:t>
+        </w:r>
+      </w:hyperlink>
+      <w:r>
+        <w:rPr>
+          <w:lang w:val="zh_TW" w:bidi="zh_TW"/>
+        </w:rPr>
+        <w:t>向神獻上的讚美來概括：「耶和華啊，尊大、能力、榮耀、強勝、威嚴都是你的；凡天上地下的都是你的；國度也是你的，並且你為至高，為萬有之首。豐富尊榮都從你而來，你也治理萬物。在你手裡有大能大力，使人尊大強盛都出於你。」</w:t>
       </w:r>
     </w:p>
     <w:p>
@@ -628,18 +378,36 @@
         <w:rPr>
           <w:lang w:val="zh_TW" w:bidi="zh_TW"/>
         </w:rPr>
-        <w:t>舊約教導我們，神是寬恕的神（</w:t>
-      </w:r>
-      <w:hyperlink r:id="rId30">
-        <w:r>
-          <w:rPr>
-            <w:lang w:val="zh_TW" w:bidi="zh_TW"/>
-          </w:rPr>
-          <w:rPr>
-            <w:color w:val="0000EE"/>
-            <w:u w:val="single"/>
-          </w:rPr>
-          <w:t>出34:6–7</w:t>
+        <w:t>聖經常用神的「大能的手」和「伸出來的膀臂」來描寫祂的權能（</w:t>
+      </w:r>
+      <w:hyperlink r:id="rId14">
+        <w:r>
+          <w:rPr>
+            <w:lang w:val="zh_TW" w:bidi="zh_TW"/>
+          </w:rPr>
+          <w:rPr>
+            <w:color w:val="0000EE"/>
+            <w:u w:val="single"/>
+          </w:rPr>
+          <w:t>出6:6</w:t>
+        </w:r>
+      </w:hyperlink>
+      <w:r>
+        <w:rPr>
+          <w:lang w:val="zh_TW" w:bidi="zh_TW"/>
+        </w:rPr>
+        <w:t>，</w:t>
+      </w:r>
+      <w:hyperlink r:id="rId15">
+        <w:r>
+          <w:rPr>
+            <w:lang w:val="zh_TW" w:bidi="zh_TW"/>
+          </w:rPr>
+          <w:rPr>
+            <w:color w:val="0000EE"/>
+            <w:u w:val="single"/>
+          </w:rPr>
+          <w:t>7:4</w:t>
         </w:r>
       </w:hyperlink>
       <w:r>
@@ -648,16 +416,52 @@
         </w:rPr>
         <w:t>；</w:t>
       </w:r>
-      <w:hyperlink r:id="rId31">
-        <w:r>
-          <w:rPr>
-            <w:lang w:val="zh_TW" w:bidi="zh_TW"/>
-          </w:rPr>
-          <w:rPr>
-            <w:color w:val="0000EE"/>
-            <w:u w:val="single"/>
-          </w:rPr>
-          <w:t>尼9:17</w:t>
+      <w:hyperlink r:id="rId16">
+        <w:r>
+          <w:rPr>
+            <w:lang w:val="zh_TW" w:bidi="zh_TW"/>
+          </w:rPr>
+          <w:rPr>
+            <w:color w:val="0000EE"/>
+            <w:u w:val="single"/>
+          </w:rPr>
+          <w:t>詩44:2–3</w:t>
+        </w:r>
+      </w:hyperlink>
+      <w:r>
+        <w:rPr>
+          <w:lang w:val="zh_TW" w:bidi="zh_TW"/>
+        </w:rPr>
+        <w:t>）。我們可以從以下幾方面看見神的權能：</w:t>
+      </w:r>
+    </w:p>
+    <w:p>
+      <w:pPr>
+        <w:pStyle w:val="ListBullet"/>
+        <w:spacing w:line="240" w:lineRule="auto"/>
+        <w:ind w:left="720"/>
+      </w:pPr>
+      <w:r>
+        <w:rPr>
+          <w:lang w:val="zh_TW" w:bidi="zh_TW"/>
+        </w:rPr>
+      </w:r>
+      <w:r>
+        <w:rPr>
+          <w:lang w:val="zh_TW" w:bidi="zh_TW"/>
+        </w:rPr>
+        <w:t>創造萬有（</w:t>
+      </w:r>
+      <w:hyperlink r:id="rId17">
+        <w:r>
+          <w:rPr>
+            <w:lang w:val="zh_TW" w:bidi="zh_TW"/>
+          </w:rPr>
+          <w:rPr>
+            <w:color w:val="0000EE"/>
+            <w:u w:val="single"/>
+          </w:rPr>
+          <w:t>詩65:6</w:t>
         </w:r>
       </w:hyperlink>
       <w:r>
@@ -666,34 +470,16 @@
         </w:rPr>
         <w:t>；</w:t>
       </w:r>
-      <w:hyperlink r:id="rId26">
-        <w:r>
-          <w:rPr>
-            <w:lang w:val="zh_TW" w:bidi="zh_TW"/>
-          </w:rPr>
-          <w:rPr>
-            <w:color w:val="0000EE"/>
-            <w:u w:val="single"/>
-          </w:rPr>
-          <w:t>但9:9</w:t>
-        </w:r>
-      </w:hyperlink>
-      <w:r>
-        <w:rPr>
-          <w:lang w:val="zh_TW" w:bidi="zh_TW"/>
-        </w:rPr>
-        <w:t>），但祂也是公義的，並會懲罰罪惡。許多經文記載，當適當的條件未滿足，或犯下嚴重罪行時，神拒絕饒恕（</w:t>
-      </w:r>
-      <w:hyperlink r:id="rId32">
-        <w:r>
-          <w:rPr>
-            <w:lang w:val="zh_TW" w:bidi="zh_TW"/>
-          </w:rPr>
-          <w:rPr>
-            <w:color w:val="0000EE"/>
-            <w:u w:val="single"/>
-          </w:rPr>
-          <w:t>申29:20</w:t>
+      <w:hyperlink r:id="rId18">
+        <w:r>
+          <w:rPr>
+            <w:lang w:val="zh_TW" w:bidi="zh_TW"/>
+          </w:rPr>
+          <w:rPr>
+            <w:color w:val="0000EE"/>
+            <w:u w:val="single"/>
+          </w:rPr>
+          <w:t>賽40:26</w:t>
         </w:r>
       </w:hyperlink>
       <w:r>
@@ -702,16 +488,106 @@
         </w:rPr>
         <w:t>；</w:t>
       </w:r>
-      <w:hyperlink r:id="rId33">
-        <w:r>
-          <w:rPr>
-            <w:lang w:val="zh_TW" w:bidi="zh_TW"/>
-          </w:rPr>
-          <w:rPr>
-            <w:color w:val="0000EE"/>
-            <w:u w:val="single"/>
-          </w:rPr>
-          <w:t>王下24:4</w:t>
+      <w:hyperlink r:id="rId19">
+        <w:r>
+          <w:rPr>
+            <w:lang w:val="zh_TW" w:bidi="zh_TW"/>
+          </w:rPr>
+          <w:rPr>
+            <w:color w:val="0000EE"/>
+            <w:u w:val="single"/>
+          </w:rPr>
+          <w:t>耶10:12</w:t>
+        </w:r>
+      </w:hyperlink>
+      <w:r>
+        <w:rPr>
+          <w:lang w:val="zh_TW" w:bidi="zh_TW"/>
+        </w:rPr>
+        <w:t>，</w:t>
+      </w:r>
+      <w:hyperlink r:id="rId20">
+        <w:r>
+          <w:rPr>
+            <w:lang w:val="zh_TW" w:bidi="zh_TW"/>
+          </w:rPr>
+          <w:rPr>
+            <w:color w:val="0000EE"/>
+            <w:u w:val="single"/>
+          </w:rPr>
+          <w:t>27:5</w:t>
+        </w:r>
+      </w:hyperlink>
+      <w:r>
+        <w:rPr>
+          <w:lang w:val="zh_TW" w:bidi="zh_TW"/>
+        </w:rPr>
+        <w:t>）</w:t>
+      </w:r>
+    </w:p>
+    <w:p>
+      <w:pPr>
+        <w:pStyle w:val="ListBullet"/>
+        <w:spacing w:line="240" w:lineRule="auto"/>
+        <w:ind w:left="720"/>
+      </w:pPr>
+      <w:r>
+        <w:rPr>
+          <w:lang w:val="zh_TW" w:bidi="zh_TW"/>
+        </w:rPr>
+      </w:r>
+      <w:r>
+        <w:rPr>
+          <w:lang w:val="zh_TW" w:bidi="zh_TW"/>
+        </w:rPr>
+        <w:t>神統管世界（</w:t>
+      </w:r>
+      <w:hyperlink r:id="rId21">
+        <w:r>
+          <w:rPr>
+            <w:lang w:val="zh_TW" w:bidi="zh_TW"/>
+          </w:rPr>
+          <w:rPr>
+            <w:color w:val="0000EE"/>
+            <w:u w:val="single"/>
+          </w:rPr>
+          <w:t>代下20:6</w:t>
+        </w:r>
+      </w:hyperlink>
+      <w:r>
+        <w:rPr>
+          <w:lang w:val="zh_TW" w:bidi="zh_TW"/>
+        </w:rPr>
+        <w:t>）</w:t>
+      </w:r>
+    </w:p>
+    <w:p>
+      <w:pPr>
+        <w:pStyle w:val="ListBullet"/>
+        <w:spacing w:line="240" w:lineRule="auto"/>
+        <w:ind w:left="720"/>
+      </w:pPr>
+      <w:r>
+        <w:rPr>
+          <w:lang w:val="zh_TW" w:bidi="zh_TW"/>
+        </w:rPr>
+      </w:r>
+      <w:r>
+        <w:rPr>
+          <w:lang w:val="zh_TW" w:bidi="zh_TW"/>
+        </w:rPr>
+        <w:t>神施行拯救和審判（</w:t>
+      </w:r>
+      <w:hyperlink r:id="rId22">
+        <w:r>
+          <w:rPr>
+            <w:lang w:val="zh_TW" w:bidi="zh_TW"/>
+          </w:rPr>
+          <w:rPr>
+            <w:color w:val="0000EE"/>
+            <w:u w:val="single"/>
+          </w:rPr>
+          <w:t>出15:6</w:t>
         </w:r>
       </w:hyperlink>
       <w:r>
@@ -720,113 +596,59 @@
         </w:rPr>
         <w:t>；</w:t>
       </w:r>
-      <w:hyperlink r:id="rId34">
-        <w:r>
-          <w:rPr>
-            <w:lang w:val="zh_TW" w:bidi="zh_TW"/>
-          </w:rPr>
-          <w:rPr>
-            <w:color w:val="0000EE"/>
-            <w:u w:val="single"/>
-          </w:rPr>
-          <w:t>耶5:7</w:t>
-        </w:r>
-      </w:hyperlink>
-      <w:r>
-        <w:rPr>
-          <w:lang w:val="zh_TW" w:bidi="zh_TW"/>
-        </w:rPr>
-        <w:t>）。饒恕根植於神的品格，但祂的饒恕從不是無區別的，因為人們也必須悔改。舊約使用生動的比喻來表明神饒恕宏大的程度。罪被「投於深海」（</w:t>
-      </w:r>
-      <w:hyperlink r:id="rId35">
-        <w:r>
-          <w:rPr>
-            <w:lang w:val="zh_TW" w:bidi="zh_TW"/>
-          </w:rPr>
-          <w:rPr>
-            <w:color w:val="0000EE"/>
-            <w:u w:val="single"/>
-          </w:rPr>
-          <w:t>彌7:19</w:t>
-        </w:r>
-      </w:hyperlink>
-      <w:r>
-        <w:rPr>
-          <w:lang w:val="zh_TW" w:bidi="zh_TW"/>
-        </w:rPr>
-        <w:t>），罪被移除就像「東離西有多遠」（</w:t>
-      </w:r>
-      <w:hyperlink r:id="rId36">
-        <w:r>
-          <w:rPr>
-            <w:lang w:val="zh_TW" w:bidi="zh_TW"/>
-          </w:rPr>
-          <w:rPr>
-            <w:color w:val="0000EE"/>
-            <w:u w:val="single"/>
-          </w:rPr>
-          <w:t>詩103:12</w:t>
-        </w:r>
-      </w:hyperlink>
-      <w:r>
-        <w:rPr>
-          <w:lang w:val="zh_TW" w:bidi="zh_TW"/>
-        </w:rPr>
-        <w:t>），扔在神的背後（</w:t>
-      </w:r>
-      <w:hyperlink r:id="rId37">
-        <w:r>
-          <w:rPr>
-            <w:lang w:val="zh_TW" w:bidi="zh_TW"/>
-          </w:rPr>
-          <w:rPr>
-            <w:color w:val="0000EE"/>
-            <w:u w:val="single"/>
-          </w:rPr>
-          <w:t>賽38:17</w:t>
-        </w:r>
-      </w:hyperlink>
-      <w:r>
-        <w:rPr>
-          <w:lang w:val="zh_TW" w:bidi="zh_TW"/>
-        </w:rPr>
-        <w:t>），「不再記念」（</w:t>
-      </w:r>
-      <w:hyperlink r:id="rId38">
-        <w:r>
-          <w:rPr>
-            <w:lang w:val="zh_TW" w:bidi="zh_TW"/>
-          </w:rPr>
-          <w:rPr>
-            <w:color w:val="0000EE"/>
-            <w:u w:val="single"/>
-          </w:rPr>
-          <w:t>耶31:34</w:t>
-        </w:r>
-      </w:hyperlink>
-      <w:r>
-        <w:rPr>
-          <w:lang w:val="zh_TW" w:bidi="zh_TW"/>
-        </w:rPr>
-        <w:t>）。罪的污點和污垢被漂白成白色（</w:t>
-      </w:r>
-      <w:hyperlink r:id="rId39">
-        <w:r>
-          <w:rPr>
-            <w:lang w:val="zh_TW" w:bidi="zh_TW"/>
-          </w:rPr>
-          <w:rPr>
-            <w:color w:val="0000EE"/>
-            <w:u w:val="single"/>
-          </w:rPr>
-          <w:t>賽1:18</w:t>
-        </w:r>
-      </w:hyperlink>
-      <w:r>
-        <w:rPr>
-          <w:lang w:val="zh_TW" w:bidi="zh_TW"/>
-        </w:rPr>
-        <w:t>）。像重擔一樣壓迫著人的罪，被永遠解除和赦免。</w:t>
+      <w:hyperlink r:id="rId23">
+        <w:r>
+          <w:rPr>
+            <w:lang w:val="zh_TW" w:bidi="zh_TW"/>
+          </w:rPr>
+          <w:rPr>
+            <w:color w:val="0000EE"/>
+            <w:u w:val="single"/>
+          </w:rPr>
+          <w:t>申26:8</w:t>
+        </w:r>
+      </w:hyperlink>
+      <w:r>
+        <w:rPr>
+          <w:lang w:val="zh_TW" w:bidi="zh_TW"/>
+        </w:rPr>
+        <w:t>）</w:t>
+      </w:r>
+    </w:p>
+    <w:p>
+      <w:pPr>
+        <w:pStyle w:val="ListBullet"/>
+        <w:spacing w:line="240" w:lineRule="auto"/>
+        <w:ind w:left="720"/>
+      </w:pPr>
+      <w:r>
+        <w:rPr>
+          <w:lang w:val="zh_TW" w:bidi="zh_TW"/>
+        </w:rPr>
+      </w:r>
+      <w:r>
+        <w:rPr>
+          <w:lang w:val="zh_TW" w:bidi="zh_TW"/>
+        </w:rPr>
+        <w:t>幫助祂的百姓（</w:t>
+      </w:r>
+      <w:hyperlink r:id="rId24">
+        <w:r>
+          <w:rPr>
+            <w:lang w:val="zh_TW" w:bidi="zh_TW"/>
+          </w:rPr>
+          <w:rPr>
+            <w:color w:val="0000EE"/>
+            <w:u w:val="single"/>
+          </w:rPr>
+          <w:t>詩111:6</w:t>
+        </w:r>
+      </w:hyperlink>
+      <w:r>
+        <w:rPr>
+          <w:lang w:val="zh_TW" w:bidi="zh_TW"/>
+        </w:rPr>
+        <w:t>）</w:t>
       </w:r>
     </w:p>
     <w:p>
@@ -840,7 +662,43 @@
         <w:rPr>
           <w:lang w:val="zh_TW" w:bidi="zh_TW"/>
         </w:rPr>
-        <w:t>舊約中饒恕的動力，在於使人從過去中釋放出來。過去的行為和罪行並未被否認，但再也不會成為束縛。饒恕帶來自由。</w:t>
+        <w:t xml:space="preserve">新約聖經同樣提到了神大能的權能。 </w:t>
+      </w:r>
+      <w:hyperlink r:id="rId25">
+        <w:r>
+          <w:rPr>
+            <w:lang w:val="zh_TW" w:bidi="zh_TW"/>
+          </w:rPr>
+          <w:rPr>
+            <w:color w:val="0000EE"/>
+            <w:u w:val="single"/>
+          </w:rPr>
+          <w:t>以弗所書一章19節</w:t>
+        </w:r>
+      </w:hyperlink>
+      <w:r>
+        <w:rPr>
+          <w:lang w:val="zh_TW" w:bidi="zh_TW"/>
+        </w:rPr>
+        <w:t>指出，祂的權能是無限的。在</w:t>
+      </w:r>
+      <w:hyperlink r:id="rId26">
+        <w:r>
+          <w:rPr>
+            <w:lang w:val="zh_TW" w:bidi="zh_TW"/>
+          </w:rPr>
+          <w:rPr>
+            <w:color w:val="0000EE"/>
+            <w:u w:val="single"/>
+          </w:rPr>
+          <w:t>馬太福音二十六章64節</w:t>
+        </w:r>
+      </w:hyperlink>
+      <w:r>
+        <w:rPr>
+          <w:lang w:val="zh_TW" w:bidi="zh_TW"/>
+        </w:rPr>
+        <w:t>，耶穌更以「那權能者」來稱呼神：「你們要看見人子坐在那權能者的右邊，駕著天上的雲降臨。」</w:t>
       </w:r>
     </w:p>
     <w:p>
@@ -851,7 +709,7 @@
         <w:rPr>
           <w:lang w:val="zh_TW" w:bidi="zh_TW"/>
         </w:rPr>
-        <w:t>新約中的饒恕</w:t>
+        <w:t>神賜給受造之物的有限力量</w:t>
       </w:r>
     </w:p>
     <w:p>
@@ -865,72 +723,54 @@
         <w:rPr>
           <w:lang w:val="zh_TW" w:bidi="zh_TW"/>
         </w:rPr>
-        <w:t>在新約中，當基督為我們死時，神饒恕了我們的罪，這更加強化了神白白饒恕這一概念。每個人都是無力償還的欠債者（</w:t>
-      </w:r>
-      <w:hyperlink r:id="rId40">
-        <w:r>
-          <w:rPr>
-            <w:lang w:val="zh_TW" w:bidi="zh_TW"/>
-          </w:rPr>
-          <w:rPr>
-            <w:color w:val="0000EE"/>
-            <w:u w:val="single"/>
-          </w:rPr>
-          <w:t>太18:23–35</w:t>
-        </w:r>
-      </w:hyperlink>
-      <w:r>
-        <w:rPr>
-          <w:lang w:val="zh_TW" w:bidi="zh_TW"/>
-        </w:rPr>
-        <w:t>），沒有償還的希望。我們都是罪人，無法遵守律法或拯救自己（</w:t>
-      </w:r>
-      <w:hyperlink r:id="rId41">
-        <w:r>
-          <w:rPr>
-            <w:lang w:val="zh_TW" w:bidi="zh_TW"/>
-          </w:rPr>
-          <w:rPr>
-            <w:color w:val="0000EE"/>
-            <w:u w:val="single"/>
-          </w:rPr>
-          <w:t>可10:26–27</w:t>
-        </w:r>
-      </w:hyperlink>
-      <w:r>
-        <w:rPr>
-          <w:lang w:val="zh_TW" w:bidi="zh_TW"/>
-        </w:rPr>
-        <w:t>）。這突顯了新約的教導，即唯有在基督裡才有饒恕。只有祂有權赦免罪（</w:t>
-      </w:r>
-      <w:hyperlink r:id="rId42">
-        <w:r>
-          <w:rPr>
-            <w:lang w:val="zh_TW" w:bidi="zh_TW"/>
-          </w:rPr>
-          <w:rPr>
-            <w:color w:val="0000EE"/>
-            <w:u w:val="single"/>
-          </w:rPr>
-          <w:t>2:5–10</w:t>
-        </w:r>
-      </w:hyperlink>
-      <w:r>
-        <w:rPr>
-          <w:lang w:val="zh_TW" w:bidi="zh_TW"/>
-        </w:rPr>
-        <w:t>），是祂的死具有救贖的意義（</w:t>
-      </w:r>
-      <w:hyperlink r:id="rId43">
-        <w:r>
-          <w:rPr>
-            <w:lang w:val="zh_TW" w:bidi="zh_TW"/>
-          </w:rPr>
-          <w:rPr>
-            <w:color w:val="0000EE"/>
-            <w:u w:val="single"/>
-          </w:rPr>
-          <w:t>太26:28</w:t>
+        <w:t>神所創造的萬物都擁有一定的能力。例如：</w:t>
+      </w:r>
+    </w:p>
+    <w:p>
+      <w:pPr>
+        <w:pStyle w:val="ListBullet"/>
+        <w:spacing w:line="240" w:lineRule="auto"/>
+        <w:ind w:left="720"/>
+      </w:pPr>
+      <w:r>
+        <w:rPr>
+          <w:lang w:val="zh_TW" w:bidi="zh_TW"/>
+        </w:rPr>
+      </w:r>
+      <w:r>
+        <w:rPr>
+          <w:lang w:val="zh_TW" w:bidi="zh_TW"/>
+        </w:rPr>
+        <w:t>動物，例如野牛、馬和獅子（</w:t>
+      </w:r>
+      <w:hyperlink r:id="rId27">
+        <w:r>
+          <w:rPr>
+            <w:lang w:val="zh_TW" w:bidi="zh_TW"/>
+          </w:rPr>
+          <w:rPr>
+            <w:color w:val="0000EE"/>
+            <w:u w:val="single"/>
+          </w:rPr>
+          <w:t>伯39:11</w:t>
+        </w:r>
+      </w:hyperlink>
+      <w:r>
+        <w:rPr>
+          <w:lang w:val="zh_TW" w:bidi="zh_TW"/>
+        </w:rPr>
+        <w:t>、</w:t>
+      </w:r>
+      <w:hyperlink r:id="rId27">
+        <w:r>
+          <w:rPr>
+            <w:lang w:val="zh_TW" w:bidi="zh_TW"/>
+          </w:rPr>
+          <w:rPr>
+            <w:color w:val="0000EE"/>
+            <w:u w:val="single"/>
+          </w:rPr>
+          <w:t>19</w:t>
         </w:r>
       </w:hyperlink>
       <w:r>
@@ -939,131 +779,41 @@
         </w:rPr>
         <w:t>；</w:t>
       </w:r>
-      <w:hyperlink r:id="rId44">
-        <w:r>
-          <w:rPr>
-            <w:lang w:val="zh_TW" w:bidi="zh_TW"/>
-          </w:rPr>
-          <w:rPr>
-            <w:color w:val="0000EE"/>
-            <w:u w:val="single"/>
-          </w:rPr>
-          <w:t>可10:45</w:t>
-        </w:r>
-      </w:hyperlink>
-      <w:r>
-        <w:rPr>
-          <w:lang w:val="zh_TW" w:bidi="zh_TW"/>
-        </w:rPr>
-        <w:t>），祂的寶血是新約的基礎（</w:t>
-      </w:r>
-      <w:hyperlink r:id="rId45">
-        <w:r>
-          <w:rPr>
-            <w:lang w:val="zh_TW" w:bidi="zh_TW"/>
-          </w:rPr>
-          <w:rPr>
-            <w:color w:val="0000EE"/>
-            <w:u w:val="single"/>
-          </w:rPr>
-          <w:t>林前11:25</w:t>
-        </w:r>
-      </w:hyperlink>
-      <w:r>
-        <w:rPr>
-          <w:lang w:val="zh_TW" w:bidi="zh_TW"/>
-        </w:rPr>
-        <w:t>）。唯有藉著祂，才能進入真正的饒恕經歷（</w:t>
-      </w:r>
-      <w:hyperlink r:id="rId46">
-        <w:r>
-          <w:rPr>
-            <w:lang w:val="zh_TW" w:bidi="zh_TW"/>
-          </w:rPr>
-          <w:rPr>
-            <w:color w:val="0000EE"/>
-            <w:u w:val="single"/>
-          </w:rPr>
-          <w:t>來9:15、22</w:t>
-        </w:r>
-      </w:hyperlink>
-      <w:r>
-        <w:rPr>
-          <w:lang w:val="zh_TW" w:bidi="zh_TW"/>
-        </w:rPr>
-        <w:t>）。因此，饒恕與耶穌基督的宣告密不可分（</w:t>
-      </w:r>
-      <w:hyperlink r:id="rId47">
-        <w:r>
-          <w:rPr>
-            <w:lang w:val="zh_TW" w:bidi="zh_TW"/>
-          </w:rPr>
-          <w:rPr>
-            <w:color w:val="0000EE"/>
-            <w:u w:val="single"/>
-          </w:rPr>
-          <w:t>徒13:38</w:t>
-        </w:r>
-      </w:hyperlink>
-      <w:r>
-        <w:rPr>
-          <w:lang w:val="zh_TW" w:bidi="zh_TW"/>
-        </w:rPr>
-        <w:t>；</w:t>
-      </w:r>
-      <w:hyperlink r:id="rId48">
-        <w:r>
-          <w:rPr>
-            <w:lang w:val="zh_TW" w:bidi="zh_TW"/>
-          </w:rPr>
-          <w:rPr>
-            <w:color w:val="0000EE"/>
-            <w:u w:val="single"/>
-          </w:rPr>
-          <w:t>弗1:7</w:t>
-        </w:r>
-      </w:hyperlink>
-      <w:r>
-        <w:rPr>
-          <w:lang w:val="zh_TW" w:bidi="zh_TW"/>
-        </w:rPr>
-        <w:t>；</w:t>
-      </w:r>
-      <w:hyperlink r:id="rId49">
-        <w:r>
-          <w:rPr>
-            <w:lang w:val="zh_TW" w:bidi="zh_TW"/>
-          </w:rPr>
-          <w:rPr>
-            <w:color w:val="0000EE"/>
-            <w:u w:val="single"/>
-          </w:rPr>
-          <w:t>西1:14</w:t>
-        </w:r>
-      </w:hyperlink>
-      <w:r>
-        <w:rPr>
-          <w:lang w:val="zh_TW" w:bidi="zh_TW"/>
-        </w:rPr>
-        <w:t>；</w:t>
-      </w:r>
-      <w:hyperlink r:id="rId50">
-        <w:r>
-          <w:rPr>
-            <w:lang w:val="zh_TW" w:bidi="zh_TW"/>
-          </w:rPr>
-          <w:rPr>
-            <w:color w:val="0000EE"/>
-            <w:u w:val="single"/>
-          </w:rPr>
-          <w:t>約一2:12</w:t>
-        </w:r>
-      </w:hyperlink>
-      <w:r>
-        <w:rPr>
-          <w:lang w:val="zh_TW" w:bidi="zh_TW"/>
-        </w:rPr>
-        <w:t>）。</w:t>
+      <w:hyperlink r:id="rId28">
+        <w:r>
+          <w:rPr>
+            <w:lang w:val="zh_TW" w:bidi="zh_TW"/>
+          </w:rPr>
+          <w:rPr>
+            <w:color w:val="0000EE"/>
+            <w:u w:val="single"/>
+          </w:rPr>
+          <w:t>箴30:30</w:t>
+        </w:r>
+      </w:hyperlink>
+      <w:r>
+        <w:rPr>
+          <w:lang w:val="zh_TW" w:bidi="zh_TW"/>
+        </w:rPr>
+        <w:t>）</w:t>
+      </w:r>
+    </w:p>
+    <w:p>
+      <w:pPr>
+        <w:pStyle w:val="ListBullet"/>
+        <w:spacing w:line="240" w:lineRule="auto"/>
+        <w:ind w:left="720"/>
+      </w:pPr>
+      <w:r>
+        <w:rPr>
+          <w:lang w:val="zh_TW" w:bidi="zh_TW"/>
+        </w:rPr>
+      </w:r>
+      <w:r>
+        <w:rPr>
+          <w:lang w:val="zh_TW" w:bidi="zh_TW"/>
+        </w:rPr>
+        <w:t>風暴、狂風、雷和閃電。</w:t>
       </w:r>
     </w:p>
     <w:p>
@@ -1077,36 +827,108 @@
         <w:rPr>
           <w:lang w:val="zh_TW" w:bidi="zh_TW"/>
         </w:rPr>
-        <w:t>新約中還有其它獨特的饒恕概念。希臘文charizomai的意思是「赦免罪」，在保羅的著作中被獨特地發展為神的恩典赦免（</w:t>
-      </w:r>
-      <w:hyperlink r:id="rId51">
-        <w:r>
-          <w:rPr>
-            <w:lang w:val="zh_TW" w:bidi="zh_TW"/>
-          </w:rPr>
-          <w:rPr>
-            <w:color w:val="0000EE"/>
-            <w:u w:val="single"/>
-          </w:rPr>
-          <w:t>林後2:7</w:t>
-        </w:r>
-      </w:hyperlink>
-      <w:r>
-        <w:rPr>
-          <w:lang w:val="zh_TW" w:bidi="zh_TW"/>
-        </w:rPr>
-        <w:t>，</w:t>
-      </w:r>
-      <w:hyperlink r:id="rId52">
-        <w:r>
-          <w:rPr>
-            <w:lang w:val="zh_TW" w:bidi="zh_TW"/>
-          </w:rPr>
-          <w:rPr>
-            <w:color w:val="0000EE"/>
-            <w:u w:val="single"/>
-          </w:rPr>
-          <w:t>12:13</w:t>
+        <w:t>神也賜給人能力，使人擁有：</w:t>
+      </w:r>
+    </w:p>
+    <w:p>
+      <w:pPr>
+        <w:pStyle w:val="ListBullet"/>
+        <w:spacing w:line="240" w:lineRule="auto"/>
+        <w:ind w:left="720"/>
+      </w:pPr>
+      <w:r>
+        <w:rPr>
+          <w:lang w:val="zh_TW" w:bidi="zh_TW"/>
+        </w:rPr>
+      </w:r>
+      <w:r>
+        <w:rPr>
+          <w:lang w:val="zh_TW" w:bidi="zh_TW"/>
+        </w:rPr>
+        <w:t>力氣（</w:t>
+      </w:r>
+      <w:hyperlink r:id="rId29">
+        <w:r>
+          <w:rPr>
+            <w:lang w:val="zh_TW" w:bidi="zh_TW"/>
+          </w:rPr>
+          <w:rPr>
+            <w:color w:val="0000EE"/>
+            <w:u w:val="single"/>
+          </w:rPr>
+          <w:t>士16:5–6</w:t>
+        </w:r>
+      </w:hyperlink>
+      <w:r>
+        <w:rPr>
+          <w:lang w:val="zh_TW" w:bidi="zh_TW"/>
+        </w:rPr>
+        <w:t>）</w:t>
+      </w:r>
+    </w:p>
+    <w:p>
+      <w:pPr>
+        <w:pStyle w:val="ListBullet"/>
+        <w:spacing w:line="240" w:lineRule="auto"/>
+        <w:ind w:left="720"/>
+      </w:pPr>
+      <w:r>
+        <w:rPr>
+          <w:lang w:val="zh_TW" w:bidi="zh_TW"/>
+        </w:rPr>
+      </w:r>
+      <w:r>
+        <w:rPr>
+          <w:lang w:val="zh_TW" w:bidi="zh_TW"/>
+        </w:rPr>
+        <w:t>爭戰的能力（</w:t>
+      </w:r>
+      <w:hyperlink r:id="rId30">
+        <w:r>
+          <w:rPr>
+            <w:lang w:val="zh_TW" w:bidi="zh_TW"/>
+          </w:rPr>
+          <w:rPr>
+            <w:color w:val="0000EE"/>
+            <w:u w:val="single"/>
+          </w:rPr>
+          <w:t>士6:12</w:t>
+        </w:r>
+      </w:hyperlink>
+      <w:r>
+        <w:rPr>
+          <w:lang w:val="zh_TW" w:bidi="zh_TW"/>
+        </w:rPr>
+        <w:t>）</w:t>
+      </w:r>
+    </w:p>
+    <w:p>
+      <w:pPr>
+        <w:pStyle w:val="ListBullet"/>
+        <w:spacing w:line="240" w:lineRule="auto"/>
+        <w:ind w:left="720"/>
+      </w:pPr>
+      <w:r>
+        <w:rPr>
+          <w:lang w:val="zh_TW" w:bidi="zh_TW"/>
+        </w:rPr>
+      </w:r>
+      <w:r>
+        <w:rPr>
+          <w:lang w:val="zh_TW" w:bidi="zh_TW"/>
+        </w:rPr>
+        <w:t>行善的能力和加害於人的能力（</w:t>
+      </w:r>
+      <w:hyperlink r:id="rId31">
+        <w:r>
+          <w:rPr>
+            <w:lang w:val="zh_TW" w:bidi="zh_TW"/>
+          </w:rPr>
+          <w:rPr>
+            <w:color w:val="0000EE"/>
+            <w:u w:val="single"/>
+          </w:rPr>
+          <w:t>創31:29</w:t>
         </w:r>
       </w:hyperlink>
       <w:r>
@@ -1115,107 +937,41 @@
         </w:rPr>
         <w:t>；</w:t>
       </w:r>
-      <w:hyperlink r:id="rId53">
-        <w:r>
-          <w:rPr>
-            <w:lang w:val="zh_TW" w:bidi="zh_TW"/>
-          </w:rPr>
-          <w:rPr>
-            <w:color w:val="0000EE"/>
-            <w:u w:val="single"/>
-          </w:rPr>
-          <w:t>弗4:32；</w:t>
-        </w:r>
-      </w:hyperlink>
-      <w:hyperlink r:id="rId54">
-        <w:r>
-          <w:rPr>
-            <w:lang w:val="zh_TW" w:bidi="zh_TW"/>
-          </w:rPr>
-          <w:rPr>
-            <w:color w:val="0000EE"/>
-            <w:u w:val="single"/>
-          </w:rPr>
-          <w:t>西2:13</w:t>
-        </w:r>
-      </w:hyperlink>
-      <w:r>
-        <w:rPr>
-          <w:lang w:val="zh_TW" w:bidi="zh_TW"/>
-        </w:rPr>
-        <w:t>，</w:t>
-      </w:r>
-      <w:hyperlink r:id="rId55">
-        <w:r>
-          <w:rPr>
-            <w:lang w:val="zh_TW" w:bidi="zh_TW"/>
-          </w:rPr>
-          <w:rPr>
-            <w:color w:val="0000EE"/>
-            <w:u w:val="single"/>
-          </w:rPr>
-          <w:t>3:13</w:t>
-        </w:r>
-      </w:hyperlink>
-      <w:r>
-        <w:rPr>
-          <w:lang w:val="zh_TW" w:bidi="zh_TW"/>
-        </w:rPr>
-        <w:t>）。罪被視為一種債務，而aphesis表示債務的清償（「把它除掉〔putting it away〕」——見</w:t>
-      </w:r>
-      <w:hyperlink r:id="rId56">
-        <w:r>
-          <w:rPr>
-            <w:lang w:val="zh_TW" w:bidi="zh_TW"/>
-          </w:rPr>
-          <w:rPr>
-            <w:color w:val="0000EE"/>
-            <w:u w:val="single"/>
-          </w:rPr>
-          <w:t>路6:37</w:t>
-        </w:r>
-      </w:hyperlink>
-      <w:r>
-        <w:rPr>
-          <w:lang w:val="zh_TW" w:bidi="zh_TW"/>
-        </w:rPr>
-        <w:t>）。饒恕也被視為赦免，paresis（「略過（passing over）」）。神沒有按照罪應得的全部報應來審判（</w:t>
-      </w:r>
-      <w:hyperlink r:id="rId57">
-        <w:r>
-          <w:rPr>
-            <w:lang w:val="zh_TW" w:bidi="zh_TW"/>
-          </w:rPr>
-          <w:rPr>
-            <w:color w:val="0000EE"/>
-            <w:u w:val="single"/>
-          </w:rPr>
-          <w:t>徒14:16</w:t>
-        </w:r>
-      </w:hyperlink>
-      <w:r>
-        <w:rPr>
-          <w:lang w:val="zh_TW" w:bidi="zh_TW"/>
-        </w:rPr>
-        <w:t>，</w:t>
-      </w:r>
-      <w:hyperlink r:id="rId58">
-        <w:r>
-          <w:rPr>
-            <w:lang w:val="zh_TW" w:bidi="zh_TW"/>
-          </w:rPr>
-          <w:rPr>
-            <w:color w:val="0000EE"/>
-            <w:u w:val="single"/>
-          </w:rPr>
-          <w:t>17:30</w:t>
-        </w:r>
-      </w:hyperlink>
-      <w:r>
-        <w:rPr>
-          <w:lang w:val="zh_TW" w:bidi="zh_TW"/>
-        </w:rPr>
-        <w:t>），而是顯示了憐憫。</w:t>
+      <w:hyperlink r:id="rId32">
+        <w:r>
+          <w:rPr>
+            <w:lang w:val="zh_TW" w:bidi="zh_TW"/>
+          </w:rPr>
+          <w:rPr>
+            <w:color w:val="0000EE"/>
+            <w:u w:val="single"/>
+          </w:rPr>
+          <w:t>箴3:27</w:t>
+        </w:r>
+      </w:hyperlink>
+      <w:r>
+        <w:rPr>
+          <w:lang w:val="zh_TW" w:bidi="zh_TW"/>
+        </w:rPr>
+        <w:t>；</w:t>
+      </w:r>
+      <w:hyperlink r:id="rId33">
+        <w:r>
+          <w:rPr>
+            <w:lang w:val="zh_TW" w:bidi="zh_TW"/>
+          </w:rPr>
+          <w:rPr>
+            <w:color w:val="0000EE"/>
+            <w:u w:val="single"/>
+          </w:rPr>
+          <w:t>彌2:1</w:t>
+        </w:r>
+      </w:hyperlink>
+      <w:r>
+        <w:rPr>
+          <w:lang w:val="zh_TW" w:bidi="zh_TW"/>
+        </w:rPr>
+        <w:t>）</w:t>
       </w:r>
     </w:p>
     <w:p>
@@ -1229,79 +985,25 @@
         <w:rPr>
           <w:lang w:val="zh_TW" w:bidi="zh_TW"/>
         </w:rPr>
-        <w:t>然而，新約提到兩個饒恕的限制。一個是不得赦免的罪（</w:t>
-      </w:r>
-      <w:hyperlink r:id="rId59">
-        <w:r>
-          <w:rPr>
-            <w:lang w:val="zh_TW" w:bidi="zh_TW"/>
-          </w:rPr>
-          <w:rPr>
-            <w:color w:val="0000EE"/>
-            <w:u w:val="single"/>
-          </w:rPr>
-          <w:t>太12:31–32</w:t>
-        </w:r>
-      </w:hyperlink>
-      <w:r>
-        <w:rPr>
-          <w:lang w:val="zh_TW" w:bidi="zh_TW"/>
-        </w:rPr>
-        <w:t>；</w:t>
-      </w:r>
-      <w:hyperlink r:id="rId60">
-        <w:r>
-          <w:rPr>
-            <w:lang w:val="zh_TW" w:bidi="zh_TW"/>
-          </w:rPr>
-          <w:rPr>
-            <w:color w:val="0000EE"/>
-            <w:u w:val="single"/>
-          </w:rPr>
-          <w:t>可3:28–30</w:t>
-        </w:r>
-      </w:hyperlink>
-      <w:r>
-        <w:rPr>
-          <w:lang w:val="zh_TW" w:bidi="zh_TW"/>
-        </w:rPr>
-        <w:t>；</w:t>
-      </w:r>
-      <w:hyperlink r:id="rId61">
-        <w:r>
-          <w:rPr>
-            <w:lang w:val="zh_TW" w:bidi="zh_TW"/>
-          </w:rPr>
-          <w:rPr>
-            <w:color w:val="0000EE"/>
-            <w:u w:val="single"/>
-          </w:rPr>
-          <w:t>路12:10</w:t>
-        </w:r>
-      </w:hyperlink>
-      <w:r>
-        <w:rPr>
-          <w:lang w:val="zh_TW" w:bidi="zh_TW"/>
-        </w:rPr>
-        <w:t>）。在這方面，基督提到那些像法利賽人一樣，在道德判斷上如此扭曲，以至於無法區分撒但的作行和基督的善行的人。另一種是「褻瀆聖靈的罪」，即「至於死的罪」（</w:t>
-      </w:r>
-      <w:hyperlink r:id="rId62">
-        <w:r>
-          <w:rPr>
-            <w:lang w:val="zh_TW" w:bidi="zh_TW"/>
-          </w:rPr>
-          <w:rPr>
-            <w:color w:val="0000EE"/>
-            <w:u w:val="single"/>
-          </w:rPr>
-          <w:t>約一5:16</w:t>
-        </w:r>
-      </w:hyperlink>
-      <w:r>
-        <w:rPr>
-          <w:lang w:val="zh_TW" w:bidi="zh_TW"/>
-        </w:rPr>
-        <w:t>）。這種罪並未具體定義，但其本質似乎是持續拒絕神的恩典。</w:t>
+        <w:t>掌權者所擁有的權力和權柄也是神所賜的（</w:t>
+      </w:r>
+      <w:hyperlink r:id="rId34">
+        <w:r>
+          <w:rPr>
+            <w:lang w:val="zh_TW" w:bidi="zh_TW"/>
+          </w:rPr>
+          <w:rPr>
+            <w:color w:val="0000EE"/>
+            <w:u w:val="single"/>
+          </w:rPr>
+          <w:t>羅13:1</w:t>
+        </w:r>
+      </w:hyperlink>
+      <w:r>
+        <w:rPr>
+          <w:lang w:val="zh_TW" w:bidi="zh_TW"/>
+        </w:rPr>
+        <w:t>）。</w:t>
       </w:r>
     </w:p>
     <w:p>
@@ -1315,43 +1017,97 @@
         <w:rPr>
           <w:lang w:val="zh_TW" w:bidi="zh_TW"/>
         </w:rPr>
-        <w:t>新約中的饒恕倫理強調，悔改是饒恕的條件（</w:t>
-      </w:r>
-      <w:hyperlink r:id="rId63">
-        <w:r>
-          <w:rPr>
-            <w:lang w:val="zh_TW" w:bidi="zh_TW"/>
-          </w:rPr>
-          <w:rPr>
-            <w:color w:val="0000EE"/>
-            <w:u w:val="single"/>
-          </w:rPr>
-          <w:t>林後7:10</w:t>
-        </w:r>
-      </w:hyperlink>
-      <w:r>
-        <w:rPr>
-          <w:lang w:val="zh_TW" w:bidi="zh_TW"/>
-        </w:rPr>
-        <w:t>），還包括需要饒恕他人（</w:t>
-      </w:r>
-      <w:hyperlink r:id="rId64">
-        <w:r>
-          <w:rPr>
-            <w:lang w:val="zh_TW" w:bidi="zh_TW"/>
-          </w:rPr>
-          <w:rPr>
-            <w:color w:val="0000EE"/>
-            <w:u w:val="single"/>
-          </w:rPr>
-          <w:t>太6:14–15</w:t>
-        </w:r>
-      </w:hyperlink>
-      <w:r>
-        <w:rPr>
-          <w:lang w:val="zh_TW" w:bidi="zh_TW"/>
-        </w:rPr>
-        <w:t>）。如果在接受饒恕的同時不饒恕他人，這顯然表明悔改並不徹底。主多次在比喻中強調，願意饒恕他人是真正悔改的標誌（</w:t>
+        <w:t>聖經也提到了天使的權能（</w:t>
+      </w:r>
+      <w:hyperlink r:id="rId35">
+        <w:r>
+          <w:rPr>
+            <w:lang w:val="zh_TW" w:bidi="zh_TW"/>
+          </w:rPr>
+          <w:rPr>
+            <w:color w:val="0000EE"/>
+            <w:u w:val="single"/>
+          </w:rPr>
+          <w:t>彼後2:11</w:t>
+        </w:r>
+      </w:hyperlink>
+      <w:r>
+        <w:rPr>
+          <w:lang w:val="zh_TW" w:bidi="zh_TW"/>
+        </w:rPr>
+        <w:t>），以及被稱為「執政的、掌權的」屬靈存有。撒但也有一定的權勢（見</w:t>
+      </w:r>
+      <w:hyperlink r:id="rId36">
+        <w:r>
+          <w:rPr>
+            <w:lang w:val="zh_TW" w:bidi="zh_TW"/>
+          </w:rPr>
+          <w:rPr>
+            <w:color w:val="0000EE"/>
+            <w:u w:val="single"/>
+          </w:rPr>
+          <w:t>伯1:6–12</w:t>
+        </w:r>
+      </w:hyperlink>
+      <w:r>
+        <w:rPr>
+          <w:lang w:val="zh_TW" w:bidi="zh_TW"/>
+        </w:rPr>
+        <w:t>，</w:t>
+      </w:r>
+      <w:hyperlink r:id="rId37">
+        <w:r>
+          <w:rPr>
+            <w:lang w:val="zh_TW" w:bidi="zh_TW"/>
+          </w:rPr>
+          <w:rPr>
+            <w:color w:val="0000EE"/>
+            <w:u w:val="single"/>
+          </w:rPr>
+          <w:t>2:1–6</w:t>
+        </w:r>
+      </w:hyperlink>
+      <w:r>
+        <w:rPr>
+          <w:lang w:val="zh_TW" w:bidi="zh_TW"/>
+        </w:rPr>
+        <w:t>）。神容許罪惡、邪惡和死亡在人身上發揮一定的權勢（</w:t>
+      </w:r>
+      <w:hyperlink r:id="rId38">
+        <w:r>
+          <w:rPr>
+            <w:lang w:val="zh_TW" w:bidi="zh_TW"/>
+          </w:rPr>
+          <w:rPr>
+            <w:color w:val="0000EE"/>
+            <w:u w:val="single"/>
+          </w:rPr>
+          <w:t>何13:14</w:t>
+        </w:r>
+      </w:hyperlink>
+      <w:r>
+        <w:rPr>
+          <w:lang w:val="zh_TW" w:bidi="zh_TW"/>
+        </w:rPr>
+        <w:t>；</w:t>
+      </w:r>
+      <w:hyperlink r:id="rId39">
+        <w:r>
+          <w:rPr>
+            <w:lang w:val="zh_TW" w:bidi="zh_TW"/>
+          </w:rPr>
+          <w:rPr>
+            <w:color w:val="0000EE"/>
+            <w:u w:val="single"/>
+          </w:rPr>
+          <w:t>路22:53</w:t>
+        </w:r>
+      </w:hyperlink>
+      <w:r>
+        <w:rPr>
+          <w:lang w:val="zh_TW" w:bidi="zh_TW"/>
+        </w:rPr>
+        <w:t>；</w:t>
       </w:r>
       <w:hyperlink r:id="rId40">
         <w:r>
@@ -1362,61 +1118,7 @@
             <w:color w:val="0000EE"/>
             <w:u w:val="single"/>
           </w:rPr>
-          <w:t>太18:23–35</w:t>
-        </w:r>
-      </w:hyperlink>
-      <w:r>
-        <w:rPr>
-          <w:lang w:val="zh_TW" w:bidi="zh_TW"/>
-        </w:rPr>
-        <w:t>；</w:t>
-      </w:r>
-      <w:hyperlink r:id="rId56">
-        <w:r>
-          <w:rPr>
-            <w:lang w:val="zh_TW" w:bidi="zh_TW"/>
-          </w:rPr>
-          <w:rPr>
-            <w:color w:val="0000EE"/>
-            <w:u w:val="single"/>
-          </w:rPr>
-          <w:t>路6:37</w:t>
-        </w:r>
-      </w:hyperlink>
-      <w:r>
-        <w:rPr>
-          <w:lang w:val="zh_TW" w:bidi="zh_TW"/>
-        </w:rPr>
-        <w:t>）。因此，基督教導我們，饒恕是一種責任，沒有任何限制。必須毫無保留地饒恕，甚至要到70個7次（</w:t>
-      </w:r>
-      <w:hyperlink r:id="rId65">
-        <w:r>
-          <w:rPr>
-            <w:lang w:val="zh_TW" w:bidi="zh_TW"/>
-          </w:rPr>
-          <w:rPr>
-            <w:color w:val="0000EE"/>
-            <w:u w:val="single"/>
-          </w:rPr>
-          <w:t>太18:21–22</w:t>
-        </w:r>
-      </w:hyperlink>
-      <w:r>
-        <w:rPr>
-          <w:lang w:val="zh_TW" w:bidi="zh_TW"/>
-        </w:rPr>
-        <w:t>）。饒恕是信徒之間相互關係的一部分：既然所有人都依賴於神的饒恕，那麼所有人也都必須彼此饒恕。「主怎樣饒恕了你們，你們也要怎樣饒恕人」（</w:t>
-      </w:r>
-      <w:hyperlink r:id="rId55">
-        <w:r>
-          <w:rPr>
-            <w:lang w:val="zh_TW" w:bidi="zh_TW"/>
-          </w:rPr>
-          <w:rPr>
-            <w:color w:val="0000EE"/>
-            <w:u w:val="single"/>
-          </w:rPr>
-          <w:t>西3:13</w:t>
+          <w:t>羅3:9</w:t>
         </w:r>
       </w:hyperlink>
       <w:r>
@@ -1435,6 +1137,1062 @@
       </w:r>
       <w:r>
         <w:rPr>
+          <w:lang w:val="zh_TW" w:bidi="zh_TW"/>
+        </w:rPr>
+        <w:t>這一切都只是有限的權勢。神賜給祂的百姓力量，使他們能勝過這些權勢。神能保護祂的百姓脫離野獸的傷害（</w:t>
+      </w:r>
+      <w:hyperlink r:id="rId41">
+        <w:r>
+          <w:rPr>
+            <w:lang w:val="zh_TW" w:bidi="zh_TW"/>
+          </w:rPr>
+          <w:rPr>
+            <w:color w:val="0000EE"/>
+            <w:u w:val="single"/>
+          </w:rPr>
+          <w:t>但6:27</w:t>
+        </w:r>
+      </w:hyperlink>
+      <w:r>
+        <w:rPr>
+          <w:lang w:val="zh_TW" w:bidi="zh_TW"/>
+        </w:rPr>
+        <w:t>；</w:t>
+      </w:r>
+      <w:hyperlink r:id="rId42">
+        <w:r>
+          <w:rPr>
+            <w:lang w:val="zh_TW" w:bidi="zh_TW"/>
+          </w:rPr>
+          <w:rPr>
+            <w:color w:val="0000EE"/>
+            <w:u w:val="single"/>
+          </w:rPr>
+          <w:t>路10:19</w:t>
+        </w:r>
+      </w:hyperlink>
+      <w:r>
+        <w:rPr>
+          <w:lang w:val="zh_TW" w:bidi="zh_TW"/>
+        </w:rPr>
+        <w:t>），也能保護他們不受他人轄制。耶穌對彼拉多說：「若不是從上頭賜給你的，你就毫無權柄辦我。」（</w:t>
+      </w:r>
+      <w:hyperlink r:id="rId43">
+        <w:r>
+          <w:rPr>
+            <w:lang w:val="zh_TW" w:bidi="zh_TW"/>
+          </w:rPr>
+          <w:rPr>
+            <w:color w:val="0000EE"/>
+            <w:u w:val="single"/>
+          </w:rPr>
+          <w:t>約19:11</w:t>
+        </w:r>
+      </w:hyperlink>
+      <w:r>
+        <w:rPr>
+          <w:lang w:val="zh_TW" w:bidi="zh_TW"/>
+        </w:rPr>
+        <w:t>）。神也能救人脫離罪、死亡、撒但，以及一切邪靈勢力（</w:t>
+      </w:r>
+      <w:hyperlink r:id="rId44">
+        <w:r>
+          <w:rPr>
+            <w:lang w:val="zh_TW" w:bidi="zh_TW"/>
+          </w:rPr>
+          <w:rPr>
+            <w:color w:val="0000EE"/>
+            <w:u w:val="single"/>
+          </w:rPr>
+          <w:t>林後10:4</w:t>
+        </w:r>
+      </w:hyperlink>
+      <w:r>
+        <w:rPr>
+          <w:lang w:val="zh_TW" w:bidi="zh_TW"/>
+        </w:rPr>
+        <w:t>；</w:t>
+      </w:r>
+      <w:hyperlink r:id="rId45">
+        <w:r>
+          <w:rPr>
+            <w:lang w:val="zh_TW" w:bidi="zh_TW"/>
+          </w:rPr>
+          <w:rPr>
+            <w:color w:val="0000EE"/>
+            <w:u w:val="single"/>
+          </w:rPr>
+          <w:t>弗6:10–18</w:t>
+        </w:r>
+      </w:hyperlink>
+      <w:r>
+        <w:rPr>
+          <w:lang w:val="zh_TW" w:bidi="zh_TW"/>
+        </w:rPr>
+        <w:t>）。「這世界的王」對基督毫無權柄（</w:t>
+      </w:r>
+      <w:hyperlink r:id="rId46">
+        <w:r>
+          <w:rPr>
+            <w:lang w:val="zh_TW" w:bidi="zh_TW"/>
+          </w:rPr>
+          <w:rPr>
+            <w:color w:val="0000EE"/>
+            <w:u w:val="single"/>
+          </w:rPr>
+          <w:t>約14:30</w:t>
+        </w:r>
+      </w:hyperlink>
+      <w:r>
+        <w:rPr>
+          <w:lang w:val="zh_TW" w:bidi="zh_TW"/>
+        </w:rPr>
+        <w:t>），因此牠也不能轄制那些信靠基督的人。</w:t>
+      </w:r>
+    </w:p>
+    <w:p>
+      <w:pPr>
+        <w:pStyle w:val="Heading3"/>
+      </w:pPr>
+      <w:r>
+        <w:rPr>
+          <w:lang w:val="zh_TW" w:bidi="zh_TW"/>
+        </w:rPr>
+        <w:t>神藉著耶穌基督彰顯的權能</w:t>
+      </w:r>
+    </w:p>
+    <w:p>
+      <w:pPr/>
+      <w:r>
+        <w:rPr>
+          <w:lang w:val="zh_TW" w:bidi="zh_TW"/>
+        </w:rPr>
+      </w:r>
+      <w:r>
+        <w:rPr>
+          <w:lang w:val="zh_TW" w:bidi="zh_TW"/>
+        </w:rPr>
+        <w:t>福音書和使徒行傳經常記載基督所彰顯的權能。祂的權能表現在：</w:t>
+      </w:r>
+    </w:p>
+    <w:p>
+      <w:pPr>
+        <w:pStyle w:val="ListBullet"/>
+        <w:spacing w:line="240" w:lineRule="auto"/>
+        <w:ind w:left="720"/>
+      </w:pPr>
+      <w:r>
+        <w:rPr>
+          <w:lang w:val="zh_TW" w:bidi="zh_TW"/>
+        </w:rPr>
+      </w:r>
+      <w:r>
+        <w:rPr>
+          <w:lang w:val="zh_TW" w:bidi="zh_TW"/>
+        </w:rPr>
+        <w:t>神蹟（</w:t>
+      </w:r>
+      <w:hyperlink r:id="rId47">
+        <w:r>
+          <w:rPr>
+            <w:lang w:val="zh_TW" w:bidi="zh_TW"/>
+          </w:rPr>
+          <w:rPr>
+            <w:color w:val="0000EE"/>
+            <w:u w:val="single"/>
+          </w:rPr>
+          <w:t>太11:20</w:t>
+        </w:r>
+      </w:hyperlink>
+      <w:r>
+        <w:rPr>
+          <w:lang w:val="zh_TW" w:bidi="zh_TW"/>
+        </w:rPr>
+        <w:t>；</w:t>
+      </w:r>
+      <w:hyperlink r:id="rId48">
+        <w:r>
+          <w:rPr>
+            <w:lang w:val="zh_TW" w:bidi="zh_TW"/>
+          </w:rPr>
+          <w:rPr>
+            <w:color w:val="0000EE"/>
+            <w:u w:val="single"/>
+          </w:rPr>
+          <w:t>徒2:22</w:t>
+        </w:r>
+      </w:hyperlink>
+      <w:r>
+        <w:rPr>
+          <w:lang w:val="zh_TW" w:bidi="zh_TW"/>
+        </w:rPr>
+        <w:t>）</w:t>
+      </w:r>
+    </w:p>
+    <w:p>
+      <w:pPr>
+        <w:pStyle w:val="ListBullet"/>
+        <w:spacing w:line="240" w:lineRule="auto"/>
+        <w:ind w:left="720"/>
+      </w:pPr>
+      <w:r>
+        <w:rPr>
+          <w:lang w:val="zh_TW" w:bidi="zh_TW"/>
+        </w:rPr>
+      </w:r>
+      <w:r>
+        <w:rPr>
+          <w:lang w:val="zh_TW" w:bidi="zh_TW"/>
+        </w:rPr>
+        <w:t>醫治</w:t>
+      </w:r>
+    </w:p>
+    <w:p>
+      <w:pPr>
+        <w:pStyle w:val="ListBullet"/>
+        <w:spacing w:line="240" w:lineRule="auto"/>
+        <w:ind w:left="720"/>
+      </w:pPr>
+      <w:r>
+        <w:rPr>
+          <w:lang w:val="zh_TW" w:bidi="zh_TW"/>
+        </w:rPr>
+      </w:r>
+      <w:r>
+        <w:rPr>
+          <w:lang w:val="zh_TW" w:bidi="zh_TW"/>
+        </w:rPr>
+        <w:t>趕鬼（</w:t>
+      </w:r>
+      <w:hyperlink r:id="rId49">
+        <w:r>
+          <w:rPr>
+            <w:lang w:val="zh_TW" w:bidi="zh_TW"/>
+          </w:rPr>
+          <w:rPr>
+            <w:color w:val="0000EE"/>
+            <w:u w:val="single"/>
+          </w:rPr>
+          <w:t>路4:36</w:t>
+        </w:r>
+      </w:hyperlink>
+      <w:r>
+        <w:rPr>
+          <w:lang w:val="zh_TW" w:bidi="zh_TW"/>
+        </w:rPr>
+        <w:t>，</w:t>
+      </w:r>
+      <w:hyperlink r:id="rId50">
+        <w:r>
+          <w:rPr>
+            <w:lang w:val="zh_TW" w:bidi="zh_TW"/>
+          </w:rPr>
+          <w:rPr>
+            <w:color w:val="0000EE"/>
+            <w:u w:val="single"/>
+          </w:rPr>
+          <w:t>5:17</w:t>
+        </w:r>
+      </w:hyperlink>
+      <w:r>
+        <w:rPr>
+          <w:lang w:val="zh_TW" w:bidi="zh_TW"/>
+        </w:rPr>
+        <w:t>，</w:t>
+      </w:r>
+      <w:hyperlink r:id="rId51">
+        <w:r>
+          <w:rPr>
+            <w:lang w:val="zh_TW" w:bidi="zh_TW"/>
+          </w:rPr>
+          <w:rPr>
+            <w:color w:val="0000EE"/>
+            <w:u w:val="single"/>
+          </w:rPr>
+          <w:t>6:19</w:t>
+        </w:r>
+      </w:hyperlink>
+      <w:r>
+        <w:rPr>
+          <w:lang w:val="zh_TW" w:bidi="zh_TW"/>
+        </w:rPr>
+        <w:t>；</w:t>
+      </w:r>
+      <w:hyperlink r:id="rId52">
+        <w:r>
+          <w:rPr>
+            <w:lang w:val="zh_TW" w:bidi="zh_TW"/>
+          </w:rPr>
+          <w:rPr>
+            <w:color w:val="0000EE"/>
+            <w:u w:val="single"/>
+          </w:rPr>
+          <w:t>徒10:38</w:t>
+        </w:r>
+      </w:hyperlink>
+      <w:r>
+        <w:rPr>
+          <w:lang w:val="zh_TW" w:bidi="zh_TW"/>
+        </w:rPr>
+        <w:t>）</w:t>
+      </w:r>
+    </w:p>
+    <w:p>
+      <w:pPr/>
+      <w:r>
+        <w:rPr>
+          <w:lang w:val="zh_TW" w:bidi="zh_TW"/>
+        </w:rPr>
+      </w:r>
+      <w:r>
+        <w:rPr>
+          <w:lang w:val="zh_TW" w:bidi="zh_TW"/>
+        </w:rPr>
+        <w:t>祂的復活顯明了祂最大的權能。耶穌曾提到自己有權柄捨命，也有權柄再取回生命（</w:t>
+      </w:r>
+      <w:hyperlink r:id="rId53">
+        <w:r>
+          <w:rPr>
+            <w:lang w:val="zh_TW" w:bidi="zh_TW"/>
+          </w:rPr>
+          <w:rPr>
+            <w:color w:val="0000EE"/>
+            <w:u w:val="single"/>
+          </w:rPr>
+          <w:t>約10:18</w:t>
+        </w:r>
+      </w:hyperlink>
+      <w:r>
+        <w:rPr>
+          <w:lang w:val="zh_TW" w:bidi="zh_TW"/>
+        </w:rPr>
+        <w:t>）。不過，新約聖經也經常提到父神以大能使祂從死人中復活（</w:t>
+      </w:r>
+      <w:hyperlink r:id="rId54">
+        <w:r>
+          <w:rPr>
+            <w:lang w:val="zh_TW" w:bidi="zh_TW"/>
+          </w:rPr>
+          <w:rPr>
+            <w:color w:val="0000EE"/>
+            <w:u w:val="single"/>
+          </w:rPr>
+          <w:t>羅1:4</w:t>
+        </w:r>
+      </w:hyperlink>
+      <w:r>
+        <w:rPr>
+          <w:lang w:val="zh_TW" w:bidi="zh_TW"/>
+        </w:rPr>
+        <w:t>；</w:t>
+      </w:r>
+      <w:hyperlink r:id="rId55">
+        <w:r>
+          <w:rPr>
+            <w:lang w:val="zh_TW" w:bidi="zh_TW"/>
+          </w:rPr>
+          <w:rPr>
+            <w:color w:val="0000EE"/>
+            <w:u w:val="single"/>
+          </w:rPr>
+          <w:t>弗1:19–20</w:t>
+        </w:r>
+      </w:hyperlink>
+      <w:r>
+        <w:rPr>
+          <w:lang w:val="zh_TW" w:bidi="zh_TW"/>
+        </w:rPr>
+        <w:t>）。到了時候，祂要帶著能力和大榮耀降臨（</w:t>
+      </w:r>
+      <w:hyperlink r:id="rId56">
+        <w:r>
+          <w:rPr>
+            <w:lang w:val="zh_TW" w:bidi="zh_TW"/>
+          </w:rPr>
+          <w:rPr>
+            <w:color w:val="0000EE"/>
+            <w:u w:val="single"/>
+          </w:rPr>
+          <w:t>太24:30</w:t>
+        </w:r>
+      </w:hyperlink>
+      <w:r>
+        <w:rPr>
+          <w:lang w:val="zh_TW" w:bidi="zh_TW"/>
+        </w:rPr>
+        <w:t>）。耶穌在地上生活期間，也是藉著聖靈行出這些大能的作為（</w:t>
+      </w:r>
+      <w:hyperlink r:id="rId57">
+        <w:r>
+          <w:rPr>
+            <w:lang w:val="zh_TW" w:bidi="zh_TW"/>
+          </w:rPr>
+          <w:rPr>
+            <w:color w:val="0000EE"/>
+            <w:u w:val="single"/>
+          </w:rPr>
+          <w:t>路4:14</w:t>
+        </w:r>
+      </w:hyperlink>
+      <w:r>
+        <w:rPr>
+          <w:lang w:val="zh_TW" w:bidi="zh_TW"/>
+        </w:rPr>
+        <w:t>；</w:t>
+      </w:r>
+      <w:hyperlink r:id="rId52">
+        <w:r>
+          <w:rPr>
+            <w:lang w:val="zh_TW" w:bidi="zh_TW"/>
+          </w:rPr>
+          <w:rPr>
+            <w:color w:val="0000EE"/>
+            <w:u w:val="single"/>
+          </w:rPr>
+          <w:t>徒10:38</w:t>
+        </w:r>
+      </w:hyperlink>
+      <w:r>
+        <w:rPr>
+          <w:lang w:val="zh_TW" w:bidi="zh_TW"/>
+        </w:rPr>
+        <w:t>）。</w:t>
+      </w:r>
+    </w:p>
+    <w:p>
+      <w:pPr>
+        <w:pStyle w:val="Heading3"/>
+      </w:pPr>
+      <w:r>
+        <w:rPr>
+          <w:lang w:val="zh_TW" w:bidi="zh_TW"/>
+        </w:rPr>
+        <w:t>神在祂百姓生命中的權能</w:t>
+      </w:r>
+    </w:p>
+    <w:p>
+      <w:pPr/>
+      <w:r>
+        <w:rPr>
+          <w:lang w:val="zh_TW" w:bidi="zh_TW"/>
+        </w:rPr>
+      </w:r>
+      <w:r>
+        <w:rPr>
+          <w:lang w:val="zh_TW" w:bidi="zh_TW"/>
+        </w:rPr>
+        <w:t>在舊約聖經中，神常使軟弱的人剛強起來。祂賜能力給疲乏的人（</w:t>
+      </w:r>
+      <w:hyperlink r:id="rId58">
+        <w:r>
+          <w:rPr>
+            <w:lang w:val="zh_TW" w:bidi="zh_TW"/>
+          </w:rPr>
+          <w:rPr>
+            <w:color w:val="0000EE"/>
+            <w:u w:val="single"/>
+          </w:rPr>
+          <w:t>賽40:29</w:t>
+        </w:r>
+      </w:hyperlink>
+      <w:r>
+        <w:rPr>
+          <w:lang w:val="zh_TW" w:bidi="zh_TW"/>
+        </w:rPr>
+        <w:t>），使他們越來越有力量（</w:t>
+      </w:r>
+      <w:hyperlink r:id="rId59">
+        <w:r>
+          <w:rPr>
+            <w:lang w:val="zh_TW" w:bidi="zh_TW"/>
+          </w:rPr>
+          <w:rPr>
+            <w:color w:val="0000EE"/>
+            <w:u w:val="single"/>
+          </w:rPr>
+          <w:t>詩84:7</w:t>
+        </w:r>
+      </w:hyperlink>
+      <w:r>
+        <w:rPr>
+          <w:lang w:val="zh_TW" w:bidi="zh_TW"/>
+        </w:rPr>
+        <w:t>；另見</w:t>
+      </w:r>
+      <w:hyperlink r:id="rId60">
+        <w:r>
+          <w:rPr>
+            <w:lang w:val="zh_TW" w:bidi="zh_TW"/>
+          </w:rPr>
+          <w:rPr>
+            <w:color w:val="0000EE"/>
+            <w:u w:val="single"/>
+          </w:rPr>
+          <w:t>詩68:35</w:t>
+        </w:r>
+      </w:hyperlink>
+      <w:r>
+        <w:rPr>
+          <w:lang w:val="zh_TW" w:bidi="zh_TW"/>
+        </w:rPr>
+        <w:t>，</w:t>
+      </w:r>
+      <w:hyperlink r:id="rId61">
+        <w:r>
+          <w:rPr>
+            <w:lang w:val="zh_TW" w:bidi="zh_TW"/>
+          </w:rPr>
+          <w:rPr>
+            <w:color w:val="0000EE"/>
+            <w:u w:val="single"/>
+          </w:rPr>
+          <w:t>138:3</w:t>
+        </w:r>
+      </w:hyperlink>
+      <w:r>
+        <w:rPr>
+          <w:lang w:val="zh_TW" w:bidi="zh_TW"/>
+        </w:rPr>
+        <w:t>）。祂將能力賜給先知（</w:t>
+      </w:r>
+      <w:hyperlink r:id="rId62">
+        <w:r>
+          <w:rPr>
+            <w:lang w:val="zh_TW" w:bidi="zh_TW"/>
+          </w:rPr>
+          <w:rPr>
+            <w:color w:val="0000EE"/>
+            <w:u w:val="single"/>
+          </w:rPr>
+          <w:t>彌3:8</w:t>
+        </w:r>
+      </w:hyperlink>
+      <w:r>
+        <w:rPr>
+          <w:lang w:val="zh_TW" w:bidi="zh_TW"/>
+        </w:rPr>
+        <w:t>）和君王（</w:t>
+      </w:r>
+      <w:hyperlink r:id="rId63">
+        <w:r>
+          <w:rPr>
+            <w:lang w:val="zh_TW" w:bidi="zh_TW"/>
+          </w:rPr>
+          <w:rPr>
+            <w:color w:val="0000EE"/>
+            <w:u w:val="single"/>
+          </w:rPr>
+          <w:t>撒上2:10</w:t>
+        </w:r>
+      </w:hyperlink>
+      <w:r>
+        <w:rPr>
+          <w:lang w:val="zh_TW" w:bidi="zh_TW"/>
+        </w:rPr>
+        <w:t>；</w:t>
+      </w:r>
+      <w:hyperlink r:id="rId64">
+        <w:r>
+          <w:rPr>
+            <w:lang w:val="zh_TW" w:bidi="zh_TW"/>
+          </w:rPr>
+          <w:rPr>
+            <w:color w:val="0000EE"/>
+            <w:u w:val="single"/>
+          </w:rPr>
+          <w:t>詩21:1</w:t>
+        </w:r>
+      </w:hyperlink>
+      <w:r>
+        <w:rPr>
+          <w:lang w:val="zh_TW" w:bidi="zh_TW"/>
+        </w:rPr>
+        <w:t>）。祂也要以特別的方式將權能賜給彌賽亞（</w:t>
+      </w:r>
+      <w:hyperlink r:id="rId65">
+        <w:r>
+          <w:rPr>
+            <w:lang w:val="zh_TW" w:bidi="zh_TW"/>
+          </w:rPr>
+          <w:rPr>
+            <w:color w:val="0000EE"/>
+            <w:u w:val="single"/>
+          </w:rPr>
+          <w:t>賽9:6</w:t>
+        </w:r>
+      </w:hyperlink>
+      <w:r>
+        <w:rPr>
+          <w:lang w:val="zh_TW" w:bidi="zh_TW"/>
+        </w:rPr>
+        <w:t>，</w:t>
+      </w:r>
+      <w:hyperlink r:id="rId66">
+        <w:r>
+          <w:rPr>
+            <w:lang w:val="zh_TW" w:bidi="zh_TW"/>
+          </w:rPr>
+          <w:rPr>
+            <w:color w:val="0000EE"/>
+            <w:u w:val="single"/>
+          </w:rPr>
+          <w:t>11:2</w:t>
+        </w:r>
+      </w:hyperlink>
+      <w:r>
+        <w:rPr>
+          <w:lang w:val="zh_TW" w:bidi="zh_TW"/>
+        </w:rPr>
+        <w:t>；</w:t>
+      </w:r>
+      <w:hyperlink r:id="rId67">
+        <w:r>
+          <w:rPr>
+            <w:lang w:val="zh_TW" w:bidi="zh_TW"/>
+          </w:rPr>
+          <w:rPr>
+            <w:color w:val="0000EE"/>
+            <w:u w:val="single"/>
+          </w:rPr>
+          <w:t>彌5:4</w:t>
+        </w:r>
+      </w:hyperlink>
+      <w:r>
+        <w:rPr>
+          <w:lang w:val="zh_TW" w:bidi="zh_TW"/>
+        </w:rPr>
+        <w:t>）。然而，神所有的百姓都領受力量，好為祂而活並事奉祂（</w:t>
+      </w:r>
+      <w:hyperlink r:id="rId68">
+        <w:r>
+          <w:rPr>
+            <w:lang w:val="zh_TW" w:bidi="zh_TW"/>
+          </w:rPr>
+          <w:rPr>
+            <w:color w:val="0000EE"/>
+            <w:u w:val="single"/>
+          </w:rPr>
+          <w:t>賽49:5</w:t>
+        </w:r>
+      </w:hyperlink>
+      <w:r>
+        <w:rPr>
+          <w:lang w:val="zh_TW" w:bidi="zh_TW"/>
+        </w:rPr>
+        <w:t>）。</w:t>
+      </w:r>
+    </w:p>
+    <w:p>
+      <w:pPr/>
+      <w:r>
+        <w:rPr>
+          <w:lang w:val="zh_TW" w:bidi="zh_TW"/>
+        </w:rPr>
+      </w:r>
+      <w:r>
+        <w:rPr>
+          <w:lang w:val="zh_TW" w:bidi="zh_TW"/>
+        </w:rPr>
+        <w:t>新約聖經中將福音稱為神拯救一切相信之人的大能（</w:t>
+      </w:r>
+      <w:hyperlink r:id="rId69">
+        <w:r>
+          <w:rPr>
+            <w:lang w:val="zh_TW" w:bidi="zh_TW"/>
+          </w:rPr>
+          <w:rPr>
+            <w:color w:val="0000EE"/>
+            <w:u w:val="single"/>
+          </w:rPr>
+          <w:t>羅1:16</w:t>
+        </w:r>
+      </w:hyperlink>
+      <w:r>
+        <w:rPr>
+          <w:lang w:val="zh_TW" w:bidi="zh_TW"/>
+        </w:rPr>
+        <w:t>）。「凡接待他（耶穌基督）的，就是信他名的人，他就賜他們權柄作神的兒女。」（</w:t>
+      </w:r>
+      <w:hyperlink r:id="rId70">
+        <w:r>
+          <w:rPr>
+            <w:lang w:val="zh_TW" w:bidi="zh_TW"/>
+          </w:rPr>
+          <w:rPr>
+            <w:color w:val="0000EE"/>
+            <w:u w:val="single"/>
+          </w:rPr>
+          <w:t>約1:12</w:t>
+        </w:r>
+      </w:hyperlink>
+      <w:r>
+        <w:rPr>
+          <w:lang w:val="zh_TW" w:bidi="zh_TW"/>
+        </w:rPr>
+        <w:t>）。</w:t>
+      </w:r>
+    </w:p>
+    <w:p>
+      <w:pPr/>
+      <w:r>
+        <w:rPr>
+          <w:lang w:val="zh_TW" w:bidi="zh_TW"/>
+        </w:rPr>
+      </w:r>
+      <w:r>
+        <w:rPr>
+          <w:lang w:val="zh_TW" w:bidi="zh_TW"/>
+        </w:rPr>
+        <w:t>信徒是神的兒女，得以從聖靈領受能力（</w:t>
+      </w:r>
+      <w:hyperlink r:id="rId71">
+        <w:r>
+          <w:rPr>
+            <w:lang w:val="zh_TW" w:bidi="zh_TW"/>
+          </w:rPr>
+          <w:rPr>
+            <w:color w:val="0000EE"/>
+            <w:u w:val="single"/>
+          </w:rPr>
+          <w:t>徒6:8</w:t>
+        </w:r>
+      </w:hyperlink>
+      <w:r>
+        <w:rPr>
+          <w:lang w:val="zh_TW" w:bidi="zh_TW"/>
+        </w:rPr>
+        <w:t>）：</w:t>
+      </w:r>
+    </w:p>
+    <w:p>
+      <w:pPr>
+        <w:pStyle w:val="ListBullet"/>
+        <w:spacing w:line="240" w:lineRule="auto"/>
+        <w:ind w:left="720"/>
+      </w:pPr>
+      <w:r>
+        <w:rPr>
+          <w:lang w:val="zh_TW" w:bidi="zh_TW"/>
+        </w:rPr>
+      </w:r>
+      <w:r>
+        <w:rPr>
+          <w:lang w:val="zh_TW" w:bidi="zh_TW"/>
+        </w:rPr>
+        <w:t>能夠事奉神（</w:t>
+      </w:r>
+      <w:hyperlink r:id="rId72">
+        <w:r>
+          <w:rPr>
+            <w:lang w:val="zh_TW" w:bidi="zh_TW"/>
+          </w:rPr>
+          <w:rPr>
+            <w:color w:val="0000EE"/>
+            <w:u w:val="single"/>
+          </w:rPr>
+          <w:t>弗3:16</w:t>
+        </w:r>
+      </w:hyperlink>
+      <w:r>
+        <w:rPr>
+          <w:lang w:val="zh_TW" w:bidi="zh_TW"/>
+        </w:rPr>
+        <w:t>）</w:t>
+      </w:r>
+    </w:p>
+    <w:p>
+      <w:pPr>
+        <w:pStyle w:val="ListBullet"/>
+        <w:spacing w:line="240" w:lineRule="auto"/>
+        <w:ind w:left="720"/>
+      </w:pPr>
+      <w:r>
+        <w:rPr>
+          <w:lang w:val="zh_TW" w:bidi="zh_TW"/>
+        </w:rPr>
+      </w:r>
+      <w:r>
+        <w:rPr>
+          <w:lang w:val="zh_TW" w:bidi="zh_TW"/>
+        </w:rPr>
+        <w:t>能夠為祂作見證（</w:t>
+      </w:r>
+      <w:hyperlink r:id="rId73">
+        <w:r>
+          <w:rPr>
+            <w:lang w:val="zh_TW" w:bidi="zh_TW"/>
+          </w:rPr>
+          <w:rPr>
+            <w:color w:val="0000EE"/>
+            <w:u w:val="single"/>
+          </w:rPr>
+          <w:t>路24:49</w:t>
+        </w:r>
+      </w:hyperlink>
+      <w:r>
+        <w:rPr>
+          <w:lang w:val="zh_TW" w:bidi="zh_TW"/>
+        </w:rPr>
+        <w:t>；</w:t>
+      </w:r>
+      <w:hyperlink r:id="rId74">
+        <w:r>
+          <w:rPr>
+            <w:lang w:val="zh_TW" w:bidi="zh_TW"/>
+          </w:rPr>
+          <w:rPr>
+            <w:color w:val="0000EE"/>
+            <w:u w:val="single"/>
+          </w:rPr>
+          <w:t>徒1:8</w:t>
+        </w:r>
+      </w:hyperlink>
+      <w:r>
+        <w:rPr>
+          <w:lang w:val="zh_TW" w:bidi="zh_TW"/>
+        </w:rPr>
+        <w:t>）</w:t>
+      </w:r>
+    </w:p>
+    <w:p>
+      <w:pPr>
+        <w:pStyle w:val="ListBullet"/>
+        <w:spacing w:line="240" w:lineRule="auto"/>
+        <w:ind w:left="720"/>
+      </w:pPr>
+      <w:r>
+        <w:rPr>
+          <w:lang w:val="zh_TW" w:bidi="zh_TW"/>
+        </w:rPr>
+      </w:r>
+      <w:r>
+        <w:rPr>
+          <w:lang w:val="zh_TW" w:bidi="zh_TW"/>
+        </w:rPr>
+        <w:t>能夠忍受苦難（</w:t>
+      </w:r>
+      <w:hyperlink r:id="rId75">
+        <w:r>
+          <w:rPr>
+            <w:lang w:val="zh_TW" w:bidi="zh_TW"/>
+          </w:rPr>
+          <w:rPr>
+            <w:color w:val="0000EE"/>
+            <w:u w:val="single"/>
+          </w:rPr>
+          <w:t>提後1:8</w:t>
+        </w:r>
+      </w:hyperlink>
+      <w:r>
+        <w:rPr>
+          <w:lang w:val="zh_TW" w:bidi="zh_TW"/>
+        </w:rPr>
+        <w:t>）</w:t>
+      </w:r>
+    </w:p>
+    <w:p>
+      <w:pPr>
+        <w:pStyle w:val="ListBullet"/>
+        <w:spacing w:line="240" w:lineRule="auto"/>
+        <w:ind w:left="720"/>
+      </w:pPr>
+      <w:r>
+        <w:rPr>
+          <w:lang w:val="zh_TW" w:bidi="zh_TW"/>
+        </w:rPr>
+      </w:r>
+      <w:r>
+        <w:rPr>
+          <w:lang w:val="zh_TW" w:bidi="zh_TW"/>
+        </w:rPr>
+        <w:t>能夠參與事奉（</w:t>
+      </w:r>
+      <w:hyperlink r:id="rId76">
+        <w:r>
+          <w:rPr>
+            <w:lang w:val="zh_TW" w:bidi="zh_TW"/>
+          </w:rPr>
+          <w:rPr>
+            <w:color w:val="0000EE"/>
+            <w:u w:val="single"/>
+          </w:rPr>
+          <w:t>弗3:7</w:t>
+        </w:r>
+      </w:hyperlink>
+      <w:r>
+        <w:rPr>
+          <w:lang w:val="zh_TW" w:bidi="zh_TW"/>
+        </w:rPr>
+        <w:t>）</w:t>
+      </w:r>
+    </w:p>
+    <w:p>
+      <w:pPr>
+        <w:pStyle w:val="ListBullet"/>
+        <w:spacing w:line="240" w:lineRule="auto"/>
+        <w:ind w:left="720"/>
+      </w:pPr>
+      <w:r>
+        <w:rPr>
+          <w:lang w:val="zh_TW" w:bidi="zh_TW"/>
+        </w:rPr>
+      </w:r>
+      <w:r>
+        <w:rPr>
+          <w:lang w:val="zh_TW" w:bidi="zh_TW"/>
+        </w:rPr>
+        <w:t>能夠在軟弱時得著能力（</w:t>
+      </w:r>
+      <w:hyperlink r:id="rId77">
+        <w:r>
+          <w:rPr>
+            <w:lang w:val="zh_TW" w:bidi="zh_TW"/>
+          </w:rPr>
+          <w:rPr>
+            <w:color w:val="0000EE"/>
+            <w:u w:val="single"/>
+          </w:rPr>
+          <w:t>林後12:9</w:t>
+        </w:r>
+      </w:hyperlink>
+      <w:r>
+        <w:rPr>
+          <w:lang w:val="zh_TW" w:bidi="zh_TW"/>
+        </w:rPr>
+        <w:t>）</w:t>
+      </w:r>
+    </w:p>
+    <w:p>
+      <w:pPr>
+        <w:pStyle w:val="ListBullet"/>
+        <w:spacing w:line="240" w:lineRule="auto"/>
+        <w:ind w:left="720"/>
+      </w:pPr>
+      <w:r>
+        <w:rPr>
+          <w:lang w:val="zh_TW" w:bidi="zh_TW"/>
+        </w:rPr>
+      </w:r>
+      <w:r>
+        <w:rPr>
+          <w:lang w:val="zh_TW" w:bidi="zh_TW"/>
+        </w:rPr>
+        <w:t>能夠藉著禱告發揮力量（</w:t>
+      </w:r>
+      <w:hyperlink r:id="rId78">
+        <w:r>
+          <w:rPr>
+            <w:lang w:val="zh_TW" w:bidi="zh_TW"/>
+          </w:rPr>
+          <w:rPr>
+            <w:color w:val="0000EE"/>
+            <w:u w:val="single"/>
+          </w:rPr>
+          <w:t>雅5:16</w:t>
+        </w:r>
+      </w:hyperlink>
+      <w:r>
+        <w:rPr>
+          <w:lang w:val="zh_TW" w:bidi="zh_TW"/>
+        </w:rPr>
+        <w:t>）</w:t>
+      </w:r>
+    </w:p>
+    <w:p>
+      <w:pPr>
+        <w:pStyle w:val="ListBullet"/>
+        <w:spacing w:line="240" w:lineRule="auto"/>
+        <w:ind w:left="720"/>
+      </w:pPr>
+      <w:r>
+        <w:rPr>
+          <w:lang w:val="zh_TW" w:bidi="zh_TW"/>
+        </w:rPr>
+      </w:r>
+      <w:r>
+        <w:rPr>
+          <w:lang w:val="zh_TW" w:bidi="zh_TW"/>
+        </w:rPr>
+        <w:t>能夠蒙保守，不受邪惡侵害（</w:t>
+      </w:r>
+      <w:hyperlink r:id="rId79">
+        <w:r>
+          <w:rPr>
+            <w:lang w:val="zh_TW" w:bidi="zh_TW"/>
+          </w:rPr>
+          <w:rPr>
+            <w:color w:val="0000EE"/>
+            <w:u w:val="single"/>
+          </w:rPr>
+          <w:t>彼前1:5</w:t>
+        </w:r>
+      </w:hyperlink>
+      <w:r>
+        <w:rPr>
+          <w:lang w:val="zh_TW" w:bidi="zh_TW"/>
+        </w:rPr>
+        <w:t>）</w:t>
+      </w:r>
+    </w:p>
+    <w:p>
+      <w:pPr/>
+      <w:r>
+        <w:rPr>
+          <w:lang w:val="zh_TW" w:bidi="zh_TW"/>
+        </w:rPr>
+      </w:r>
+      <w:r>
+        <w:rPr>
+          <w:lang w:val="zh_TW" w:bidi="zh_TW"/>
+        </w:rPr>
+        <w:t>那些為基督成就大事的人，並不是靠著自己的能力去做（</w:t>
+      </w:r>
+      <w:hyperlink r:id="rId80">
+        <w:r>
+          <w:rPr>
+            <w:lang w:val="zh_TW" w:bidi="zh_TW"/>
+          </w:rPr>
+          <w:rPr>
+            <w:color w:val="0000EE"/>
+            <w:u w:val="single"/>
+          </w:rPr>
+          <w:t>徒3:12</w:t>
+        </w:r>
+      </w:hyperlink>
+      <w:r>
+        <w:rPr>
+          <w:lang w:val="zh_TW" w:bidi="zh_TW"/>
+        </w:rPr>
+        <w:t>）。他們出去事奉時，知道萬事都在基督的掌管之下，也知道祂必常與他們同在（</w:t>
+      </w:r>
+      <w:hyperlink r:id="rId81">
+        <w:r>
+          <w:rPr>
+            <w:lang w:val="zh_TW" w:bidi="zh_TW"/>
+          </w:rPr>
+          <w:rPr>
+            <w:color w:val="0000EE"/>
+            <w:u w:val="single"/>
+          </w:rPr>
+          <w:t>太28:18–20</w:t>
+        </w:r>
+      </w:hyperlink>
+      <w:r>
+        <w:rPr>
+          <w:lang w:val="zh_TW" w:bidi="zh_TW"/>
+        </w:rPr>
+        <w:t>）。</w:t>
+      </w:r>
+    </w:p>
+    <w:p>
+      <w:pPr/>
+      <w:r>
+        <w:rPr>
+          <w:lang w:val="zh_TW" w:bidi="zh_TW"/>
+        </w:rPr>
+      </w:r>
+      <w:r>
+        <w:rPr>
           <w:i/>
           <w:lang w:val="zh_TW" w:bidi="zh_TW"/>
         </w:rPr>
@@ -1450,7 +2208,7 @@
         <w:rPr>
           <w:lang w:val="zh_TW" w:bidi="zh_TW"/>
         </w:rPr>
-        <w:t>承認</w:t>
+        <w:t>神的存在與屬性</w:t>
       </w:r>
       <w:r>
         <w:rPr>
@@ -1462,13 +2220,416 @@
         <w:rPr>
           <w:lang w:val="zh_TW" w:bidi="zh_TW"/>
         </w:rPr>
-        <w:t>悔改</w:t>
+        <w:t>執政的和掌權的</w:t>
       </w:r>
       <w:r>
         <w:rPr>
           <w:lang w:val="zh_TW" w:bidi="zh_TW"/>
         </w:rPr>
         <w:t>。</w:t>
+      </w:r>
+      <w:r>
+        <w:rPr>
+          <w:lang w:val="zh_TW" w:bidi="zh_TW"/>
+        </w:rPr>
+      </w:r>
+      <w:r>
+        <w:rPr>
+          <w:lang w:val="zh_TW" w:bidi="zh_TW"/>
+        </w:rPr>
+      </w:r>
+    </w:p>
+    <w:p>
+      <w:pPr/>
+      <w:r>
+        <w:rPr>
+          <w:lang w:val="zh_TW" w:bidi="zh_TW"/>
+        </w:rPr>
+      </w:r>
+    </w:p>
+    <w:p>
+      <w:pPr>
+        <w:pStyle w:val="Heading2"/>
+      </w:pPr>
+      <w:r>
+        <w:rPr>
+          <w:lang w:val="zh_TW" w:bidi="zh_TW"/>
+        </w:rPr>
+        <w:t>權杖</w:t>
+      </w:r>
+      <w:r>
+        <w:rPr>
+          <w:lang w:val="zh_TW" w:bidi="zh_TW"/>
+        </w:rPr>
+      </w:r>
+    </w:p>
+    <w:p>
+      <w:pPr/>
+      <w:r>
+        <w:rPr>
+          <w:lang w:val="zh_TW" w:bidi="zh_TW"/>
+        </w:rPr>
+      </w:r>
+      <w:r>
+        <w:rPr>
+          <w:lang w:val="zh_TW" w:bidi="zh_TW"/>
+        </w:rPr>
+        <w:t>權杖是君王和統治者用來象徵權柄的手杖，通常是一根長杖，頂端有精美的裝飾。君王在重要典禮中會手持權杖，以顯示自己的統治權。有時也會使用較短的權杖作為武器，象徵統治者的軍事力量。</w:t>
+      </w:r>
+    </w:p>
+    <w:p>
+      <w:pPr/>
+      <w:r>
+        <w:rPr>
+          <w:lang w:val="zh_TW" w:bidi="zh_TW"/>
+        </w:rPr>
+      </w:r>
+      <w:r>
+        <w:rPr>
+          <w:lang w:val="zh_TW" w:bidi="zh_TW"/>
+        </w:rPr>
+        <w:t>在聖經中，權杖多次出現，象徵君王的權柄和軍事力量。</w:t>
+      </w:r>
+    </w:p>
+    <w:p>
+      <w:pPr/>
+      <w:r>
+        <w:rPr>
+          <w:lang w:val="zh_TW" w:bidi="zh_TW"/>
+        </w:rPr>
+      </w:r>
+      <w:r>
+        <w:rPr>
+          <w:lang w:val="zh_TW" w:bidi="zh_TW"/>
+        </w:rPr>
+        <w:t>權杖作為君王權柄象徵的例子包括：</w:t>
+      </w:r>
+    </w:p>
+    <w:p>
+      <w:pPr>
+        <w:pStyle w:val="ListBullet"/>
+        <w:spacing w:line="240" w:lineRule="auto"/>
+        <w:ind w:left="720"/>
+      </w:pPr>
+      <w:r>
+        <w:rPr>
+          <w:lang w:val="zh_TW" w:bidi="zh_TW"/>
+        </w:rPr>
+      </w:r>
+      <w:r>
+        <w:rPr>
+          <w:lang w:val="zh_TW" w:bidi="zh_TW"/>
+        </w:rPr>
+        <w:t>雅各為眾子祝福時，他說猶大的後裔將擁有君王的權柄（</w:t>
+      </w:r>
+      <w:hyperlink r:id="rId82">
+        <w:r>
+          <w:rPr>
+            <w:lang w:val="zh_TW" w:bidi="zh_TW"/>
+          </w:rPr>
+          <w:rPr>
+            <w:color w:val="0000EE"/>
+            <w:u w:val="single"/>
+          </w:rPr>
+          <w:t>創49:10</w:t>
+        </w:r>
+      </w:hyperlink>
+      <w:r>
+        <w:rPr>
+          <w:lang w:val="zh_TW" w:bidi="zh_TW"/>
+        </w:rPr>
+        <w:t>；另見</w:t>
+      </w:r>
+      <w:hyperlink r:id="rId83">
+        <w:r>
+          <w:rPr>
+            <w:lang w:val="zh_TW" w:bidi="zh_TW"/>
+          </w:rPr>
+          <w:rPr>
+            <w:color w:val="0000EE"/>
+            <w:u w:val="single"/>
+          </w:rPr>
+          <w:t>詩45:6</w:t>
+        </w:r>
+      </w:hyperlink>
+      <w:r>
+        <w:rPr>
+          <w:lang w:val="zh_TW" w:bidi="zh_TW"/>
+        </w:rPr>
+        <w:t>和</w:t>
+      </w:r>
+      <w:hyperlink r:id="rId84">
+        <w:r>
+          <w:rPr>
+            <w:lang w:val="zh_TW" w:bidi="zh_TW"/>
+          </w:rPr>
+          <w:rPr>
+            <w:color w:val="0000EE"/>
+            <w:u w:val="single"/>
+          </w:rPr>
+          <w:t>來1:8</w:t>
+        </w:r>
+      </w:hyperlink>
+      <w:r>
+        <w:rPr>
+          <w:lang w:val="zh_TW" w:bidi="zh_TW"/>
+        </w:rPr>
+        <w:t>）。</w:t>
+      </w:r>
+    </w:p>
+    <w:p>
+      <w:pPr>
+        <w:pStyle w:val="ListBullet"/>
+        <w:spacing w:line="240" w:lineRule="auto"/>
+        <w:ind w:left="720"/>
+      </w:pPr>
+      <w:r>
+        <w:rPr>
+          <w:lang w:val="zh_TW" w:bidi="zh_TW"/>
+        </w:rPr>
+      </w:r>
+      <w:r>
+        <w:rPr>
+          <w:lang w:val="zh_TW" w:bidi="zh_TW"/>
+        </w:rPr>
+        <w:t>先知阿摩司用權杖象徵敘利亞和非利士諸王的王權（</w:t>
+      </w:r>
+      <w:hyperlink r:id="rId85">
+        <w:r>
+          <w:rPr>
+            <w:lang w:val="zh_TW" w:bidi="zh_TW"/>
+          </w:rPr>
+          <w:rPr>
+            <w:color w:val="0000EE"/>
+            <w:u w:val="single"/>
+          </w:rPr>
+          <w:t>摩1:5、8</w:t>
+        </w:r>
+      </w:hyperlink>
+      <w:r>
+        <w:rPr>
+          <w:lang w:val="zh_TW" w:bidi="zh_TW"/>
+        </w:rPr>
+        <w:t>）。</w:t>
+      </w:r>
+    </w:p>
+    <w:p>
+      <w:pPr>
+        <w:pStyle w:val="ListBullet"/>
+        <w:spacing w:line="240" w:lineRule="auto"/>
+        <w:ind w:left="720"/>
+      </w:pPr>
+      <w:r>
+        <w:rPr>
+          <w:lang w:val="zh_TW" w:bidi="zh_TW"/>
+        </w:rPr>
+      </w:r>
+      <w:r>
+        <w:rPr>
+          <w:lang w:val="zh_TW" w:bidi="zh_TW"/>
+        </w:rPr>
+        <w:t>先知撒迦利亞用權杖指埃及的王權（</w:t>
+      </w:r>
+      <w:hyperlink r:id="rId86">
+        <w:r>
+          <w:rPr>
+            <w:lang w:val="zh_TW" w:bidi="zh_TW"/>
+          </w:rPr>
+          <w:rPr>
+            <w:color w:val="0000EE"/>
+            <w:u w:val="single"/>
+          </w:rPr>
+          <w:t>亞10:11</w:t>
+        </w:r>
+      </w:hyperlink>
+      <w:r>
+        <w:rPr>
+          <w:lang w:val="zh_TW" w:bidi="zh_TW"/>
+        </w:rPr>
+        <w:t>）。</w:t>
+      </w:r>
+    </w:p>
+    <w:p>
+      <w:pPr>
+        <w:pStyle w:val="ListBullet"/>
+        <w:spacing w:line="240" w:lineRule="auto"/>
+        <w:ind w:left="720"/>
+      </w:pPr>
+      <w:r>
+        <w:rPr>
+          <w:lang w:val="zh_TW" w:bidi="zh_TW"/>
+        </w:rPr>
+      </w:r>
+      <w:r>
+        <w:rPr>
+          <w:lang w:val="zh_TW" w:bidi="zh_TW"/>
+        </w:rPr>
+        <w:t>亞哈隨魯王（又名薛西斯）向以斯帖伸出權杖（象徵他的王權）（</w:t>
+      </w:r>
+      <w:hyperlink r:id="rId87">
+        <w:r>
+          <w:rPr>
+            <w:lang w:val="zh_TW" w:bidi="zh_TW"/>
+          </w:rPr>
+          <w:rPr>
+            <w:color w:val="0000EE"/>
+            <w:u w:val="single"/>
+          </w:rPr>
+          <w:t>斯4:11，</w:t>
+        </w:r>
+      </w:hyperlink>
+      <w:hyperlink r:id="rId88">
+        <w:r>
+          <w:rPr>
+            <w:lang w:val="zh_TW" w:bidi="zh_TW"/>
+          </w:rPr>
+          <w:rPr>
+            <w:color w:val="0000EE"/>
+            <w:u w:val="single"/>
+          </w:rPr>
+          <w:t>5:2，</w:t>
+        </w:r>
+      </w:hyperlink>
+      <w:hyperlink r:id="rId89">
+        <w:r>
+          <w:rPr>
+            <w:lang w:val="zh_TW" w:bidi="zh_TW"/>
+          </w:rPr>
+          <w:rPr>
+            <w:color w:val="0000EE"/>
+            <w:u w:val="single"/>
+          </w:rPr>
+          <w:t>8:4</w:t>
+        </w:r>
+      </w:hyperlink>
+      <w:r>
+        <w:rPr>
+          <w:lang w:val="zh_TW" w:bidi="zh_TW"/>
+        </w:rPr>
+        <w:t>）。</w:t>
+      </w:r>
+    </w:p>
+    <w:p>
+      <w:pPr/>
+      <w:r>
+        <w:rPr>
+          <w:lang w:val="zh_TW" w:bidi="zh_TW"/>
+        </w:rPr>
+      </w:r>
+      <w:r>
+        <w:rPr>
+          <w:lang w:val="zh_TW" w:bidi="zh_TW"/>
+        </w:rPr>
+        <w:t>權杖作為軍事力量象徵的例子包括：</w:t>
+      </w:r>
+    </w:p>
+    <w:p>
+      <w:pPr>
+        <w:pStyle w:val="ListBullet"/>
+        <w:spacing w:line="240" w:lineRule="auto"/>
+        <w:ind w:left="720"/>
+      </w:pPr>
+      <w:r>
+        <w:rPr>
+          <w:lang w:val="zh_TW" w:bidi="zh_TW"/>
+        </w:rPr>
+      </w:r>
+      <w:r>
+        <w:rPr>
+          <w:lang w:val="zh_TW" w:bidi="zh_TW"/>
+        </w:rPr>
+        <w:t>民數記提到一根權杖，象徵神所揀選、將來要來的君王（彌賽亞）（</w:t>
+      </w:r>
+      <w:hyperlink r:id="rId90">
+        <w:r>
+          <w:rPr>
+            <w:lang w:val="zh_TW" w:bidi="zh_TW"/>
+          </w:rPr>
+          <w:rPr>
+            <w:color w:val="0000EE"/>
+            <w:u w:val="single"/>
+          </w:rPr>
+          <w:t>民24:17</w:t>
+        </w:r>
+      </w:hyperlink>
+      <w:r>
+        <w:rPr>
+          <w:lang w:val="zh_TW" w:bidi="zh_TW"/>
+        </w:rPr>
+        <w:t>）。</w:t>
+      </w:r>
+    </w:p>
+    <w:p>
+      <w:pPr>
+        <w:pStyle w:val="ListBullet"/>
+        <w:spacing w:line="240" w:lineRule="auto"/>
+        <w:ind w:left="720"/>
+      </w:pPr>
+      <w:r>
+        <w:rPr>
+          <w:lang w:val="zh_TW" w:bidi="zh_TW"/>
+        </w:rPr>
+      </w:r>
+      <w:r>
+        <w:rPr>
+          <w:lang w:val="zh_TW" w:bidi="zh_TW"/>
+        </w:rPr>
+        <w:t>先知以賽亞說，神必折斷巴比倫的權杖（</w:t>
+      </w:r>
+      <w:hyperlink r:id="rId91">
+        <w:r>
+          <w:rPr>
+            <w:lang w:val="zh_TW" w:bidi="zh_TW"/>
+          </w:rPr>
+          <w:rPr>
+            <w:color w:val="0000EE"/>
+            <w:u w:val="single"/>
+          </w:rPr>
+          <w:t>賽14:5</w:t>
+        </w:r>
+      </w:hyperlink>
+      <w:r>
+        <w:rPr>
+          <w:lang w:val="zh_TW" w:bidi="zh_TW"/>
+        </w:rPr>
+        <w:t>）。神會除滅巴比倫用來轄制和欺壓列邦的權勢。</w:t>
+      </w:r>
+    </w:p>
+    <w:p>
+      <w:pPr>
+        <w:pStyle w:val="ListBullet"/>
+        <w:spacing w:line="240" w:lineRule="auto"/>
+        <w:ind w:left="720"/>
+      </w:pPr>
+      <w:r>
+        <w:rPr>
+          <w:lang w:val="zh_TW" w:bidi="zh_TW"/>
+        </w:rPr>
+      </w:r>
+      <w:r>
+        <w:rPr>
+          <w:lang w:val="zh_TW" w:bidi="zh_TW"/>
+        </w:rPr>
+        <w:t>先知以西結用權杖的意象說明，以色列已失去自己的力量，無法再恢復（</w:t>
+      </w:r>
+      <w:hyperlink r:id="rId92">
+        <w:r>
+          <w:rPr>
+            <w:lang w:val="zh_TW" w:bidi="zh_TW"/>
+          </w:rPr>
+          <w:rPr>
+            <w:color w:val="0000EE"/>
+            <w:u w:val="single"/>
+          </w:rPr>
+          <w:t>結19:11、14</w:t>
+        </w:r>
+      </w:hyperlink>
+      <w:r>
+        <w:rPr>
+          <w:lang w:val="zh_TW" w:bidi="zh_TW"/>
+        </w:rPr>
+        <w:t>）。</w:t>
+        <w:br/>
       </w:r>
       <w:r>
         <w:rPr>
@@ -3370,6 +4531,12 @@
   </w:num>
   <w:num w:numId="13" w16cid:durableId="592781308">
     <w:abstractNumId w:val="11"/>
+  </w:num>
+  <w:num w:numId="14">
+    <w:abstractNumId w:val="3"/>
+    <w:lvlOverride w:ilvl="0">
+      <w:startOverride w:val="1"/>
+    </w:lvlOverride>
   </w:num>
   <w:numIdMacAtCleanup w:val="10"/>
 </w:numbering>

--- a/zht/docx/136.content.docx
+++ b/zht/docx/136.content.docx
@@ -348,18 +348,12 @@
         </w:rPr>
         <w:t>神是全能的。一切其它能力都來自祂，並且都在祂的掌管之下。聖經對此的教導，可以用</w:t>
       </w:r>
-      <w:hyperlink r:id="rId13">
-        <w:r>
-          <w:rPr>
-            <w:lang w:val="zh_TW" w:bidi="zh_TW"/>
-          </w:rPr>
-          <w:rPr>
-            <w:color w:val="0000EE"/>
-            <w:u w:val="single"/>
-          </w:rPr>
-          <w:t>歷代志上二十九章11至12節</w:t>
-        </w:r>
-      </w:hyperlink>
+      <w:r>
+        <w:rPr>
+          <w:lang w:val="zh_TW" w:bidi="zh_TW"/>
+        </w:rPr>
+        <w:t>歷代志上二十九章11至12節</w:t>
+      </w:r>
       <w:r>
         <w:rPr>
           <w:lang w:val="zh_TW" w:bidi="zh_TW"/>
@@ -380,54 +374,36 @@
         </w:rPr>
         <w:t>聖經常用神的「大能的手」和「伸出來的膀臂」來描寫祂的權能（</w:t>
       </w:r>
-      <w:hyperlink r:id="rId14">
-        <w:r>
-          <w:rPr>
-            <w:lang w:val="zh_TW" w:bidi="zh_TW"/>
-          </w:rPr>
-          <w:rPr>
-            <w:color w:val="0000EE"/>
-            <w:u w:val="single"/>
-          </w:rPr>
-          <w:t>出6:6</w:t>
-        </w:r>
-      </w:hyperlink>
+      <w:r>
+        <w:rPr>
+          <w:lang w:val="zh_TW" w:bidi="zh_TW"/>
+        </w:rPr>
+        <w:t>出6:6</w:t>
+      </w:r>
       <w:r>
         <w:rPr>
           <w:lang w:val="zh_TW" w:bidi="zh_TW"/>
         </w:rPr>
         <w:t>，</w:t>
       </w:r>
-      <w:hyperlink r:id="rId15">
-        <w:r>
-          <w:rPr>
-            <w:lang w:val="zh_TW" w:bidi="zh_TW"/>
-          </w:rPr>
-          <w:rPr>
-            <w:color w:val="0000EE"/>
-            <w:u w:val="single"/>
-          </w:rPr>
-          <w:t>7:4</w:t>
-        </w:r>
-      </w:hyperlink>
+      <w:r>
+        <w:rPr>
+          <w:lang w:val="zh_TW" w:bidi="zh_TW"/>
+        </w:rPr>
+        <w:t>7:4</w:t>
+      </w:r>
       <w:r>
         <w:rPr>
           <w:lang w:val="zh_TW" w:bidi="zh_TW"/>
         </w:rPr>
         <w:t>；</w:t>
       </w:r>
-      <w:hyperlink r:id="rId16">
-        <w:r>
-          <w:rPr>
-            <w:lang w:val="zh_TW" w:bidi="zh_TW"/>
-          </w:rPr>
-          <w:rPr>
-            <w:color w:val="0000EE"/>
-            <w:u w:val="single"/>
-          </w:rPr>
-          <w:t>詩44:2–3</w:t>
-        </w:r>
-      </w:hyperlink>
+      <w:r>
+        <w:rPr>
+          <w:lang w:val="zh_TW" w:bidi="zh_TW"/>
+        </w:rPr>
+        <w:t>詩44:2–3</w:t>
+      </w:r>
       <w:r>
         <w:rPr>
           <w:lang w:val="zh_TW" w:bidi="zh_TW"/>
@@ -452,72 +428,48 @@
         </w:rPr>
         <w:t>創造萬有（</w:t>
       </w:r>
-      <w:hyperlink r:id="rId17">
-        <w:r>
-          <w:rPr>
-            <w:lang w:val="zh_TW" w:bidi="zh_TW"/>
-          </w:rPr>
-          <w:rPr>
-            <w:color w:val="0000EE"/>
-            <w:u w:val="single"/>
-          </w:rPr>
-          <w:t>詩65:6</w:t>
-        </w:r>
-      </w:hyperlink>
+      <w:r>
+        <w:rPr>
+          <w:lang w:val="zh_TW" w:bidi="zh_TW"/>
+        </w:rPr>
+        <w:t>詩65:6</w:t>
+      </w:r>
       <w:r>
         <w:rPr>
           <w:lang w:val="zh_TW" w:bidi="zh_TW"/>
         </w:rPr>
         <w:t>；</w:t>
       </w:r>
-      <w:hyperlink r:id="rId18">
-        <w:r>
-          <w:rPr>
-            <w:lang w:val="zh_TW" w:bidi="zh_TW"/>
-          </w:rPr>
-          <w:rPr>
-            <w:color w:val="0000EE"/>
-            <w:u w:val="single"/>
-          </w:rPr>
-          <w:t>賽40:26</w:t>
-        </w:r>
-      </w:hyperlink>
+      <w:r>
+        <w:rPr>
+          <w:lang w:val="zh_TW" w:bidi="zh_TW"/>
+        </w:rPr>
+        <w:t>賽40:26</w:t>
+      </w:r>
       <w:r>
         <w:rPr>
           <w:lang w:val="zh_TW" w:bidi="zh_TW"/>
         </w:rPr>
         <w:t>；</w:t>
       </w:r>
-      <w:hyperlink r:id="rId19">
-        <w:r>
-          <w:rPr>
-            <w:lang w:val="zh_TW" w:bidi="zh_TW"/>
-          </w:rPr>
-          <w:rPr>
-            <w:color w:val="0000EE"/>
-            <w:u w:val="single"/>
-          </w:rPr>
-          <w:t>耶10:12</w:t>
-        </w:r>
-      </w:hyperlink>
+      <w:r>
+        <w:rPr>
+          <w:lang w:val="zh_TW" w:bidi="zh_TW"/>
+        </w:rPr>
+        <w:t>耶10:12</w:t>
+      </w:r>
       <w:r>
         <w:rPr>
           <w:lang w:val="zh_TW" w:bidi="zh_TW"/>
         </w:rPr>
         <w:t>，</w:t>
       </w:r>
-      <w:hyperlink r:id="rId20">
-        <w:r>
-          <w:rPr>
-            <w:lang w:val="zh_TW" w:bidi="zh_TW"/>
-          </w:rPr>
-          <w:rPr>
-            <w:color w:val="0000EE"/>
-            <w:u w:val="single"/>
-          </w:rPr>
-          <w:t>27:5</w:t>
-        </w:r>
-      </w:hyperlink>
+      <w:r>
+        <w:rPr>
+          <w:lang w:val="zh_TW" w:bidi="zh_TW"/>
+        </w:rPr>
+        <w:t>27:5</w:t>
+      </w:r>
       <w:r>
         <w:rPr>
           <w:lang w:val="zh_TW" w:bidi="zh_TW"/>
@@ -542,18 +494,12 @@
         </w:rPr>
         <w:t>神統管世界（</w:t>
       </w:r>
-      <w:hyperlink r:id="rId21">
-        <w:r>
-          <w:rPr>
-            <w:lang w:val="zh_TW" w:bidi="zh_TW"/>
-          </w:rPr>
-          <w:rPr>
-            <w:color w:val="0000EE"/>
-            <w:u w:val="single"/>
-          </w:rPr>
-          <w:t>代下20:6</w:t>
-        </w:r>
-      </w:hyperlink>
+      <w:r>
+        <w:rPr>
+          <w:lang w:val="zh_TW" w:bidi="zh_TW"/>
+        </w:rPr>
+        <w:t>代下20:6</w:t>
+      </w:r>
       <w:r>
         <w:rPr>
           <w:lang w:val="zh_TW" w:bidi="zh_TW"/>
@@ -578,36 +524,24 @@
         </w:rPr>
         <w:t>神施行拯救和審判（</w:t>
       </w:r>
-      <w:hyperlink r:id="rId22">
-        <w:r>
-          <w:rPr>
-            <w:lang w:val="zh_TW" w:bidi="zh_TW"/>
-          </w:rPr>
-          <w:rPr>
-            <w:color w:val="0000EE"/>
-            <w:u w:val="single"/>
-          </w:rPr>
-          <w:t>出15:6</w:t>
-        </w:r>
-      </w:hyperlink>
+      <w:r>
+        <w:rPr>
+          <w:lang w:val="zh_TW" w:bidi="zh_TW"/>
+        </w:rPr>
+        <w:t>出15:6</w:t>
+      </w:r>
       <w:r>
         <w:rPr>
           <w:lang w:val="zh_TW" w:bidi="zh_TW"/>
         </w:rPr>
         <w:t>；</w:t>
       </w:r>
-      <w:hyperlink r:id="rId23">
-        <w:r>
-          <w:rPr>
-            <w:lang w:val="zh_TW" w:bidi="zh_TW"/>
-          </w:rPr>
-          <w:rPr>
-            <w:color w:val="0000EE"/>
-            <w:u w:val="single"/>
-          </w:rPr>
-          <w:t>申26:8</w:t>
-        </w:r>
-      </w:hyperlink>
+      <w:r>
+        <w:rPr>
+          <w:lang w:val="zh_TW" w:bidi="zh_TW"/>
+        </w:rPr>
+        <w:t>申26:8</w:t>
+      </w:r>
       <w:r>
         <w:rPr>
           <w:lang w:val="zh_TW" w:bidi="zh_TW"/>
@@ -632,18 +566,12 @@
         </w:rPr>
         <w:t>幫助祂的百姓（</w:t>
       </w:r>
-      <w:hyperlink r:id="rId24">
-        <w:r>
-          <w:rPr>
-            <w:lang w:val="zh_TW" w:bidi="zh_TW"/>
-          </w:rPr>
-          <w:rPr>
-            <w:color w:val="0000EE"/>
-            <w:u w:val="single"/>
-          </w:rPr>
-          <w:t>詩111:6</w:t>
-        </w:r>
-      </w:hyperlink>
+      <w:r>
+        <w:rPr>
+          <w:lang w:val="zh_TW" w:bidi="zh_TW"/>
+        </w:rPr>
+        <w:t>詩111:6</w:t>
+      </w:r>
       <w:r>
         <w:rPr>
           <w:lang w:val="zh_TW" w:bidi="zh_TW"/>
@@ -664,36 +592,24 @@
         </w:rPr>
         <w:t xml:space="preserve">新約聖經同樣提到了神大能的權能。 </w:t>
       </w:r>
-      <w:hyperlink r:id="rId25">
-        <w:r>
-          <w:rPr>
-            <w:lang w:val="zh_TW" w:bidi="zh_TW"/>
-          </w:rPr>
-          <w:rPr>
-            <w:color w:val="0000EE"/>
-            <w:u w:val="single"/>
-          </w:rPr>
-          <w:t>以弗所書一章19節</w:t>
-        </w:r>
-      </w:hyperlink>
+      <w:r>
+        <w:rPr>
+          <w:lang w:val="zh_TW" w:bidi="zh_TW"/>
+        </w:rPr>
+        <w:t>以弗所書一章19節</w:t>
+      </w:r>
       <w:r>
         <w:rPr>
           <w:lang w:val="zh_TW" w:bidi="zh_TW"/>
         </w:rPr>
         <w:t>指出，祂的權能是無限的。在</w:t>
       </w:r>
-      <w:hyperlink r:id="rId26">
-        <w:r>
-          <w:rPr>
-            <w:lang w:val="zh_TW" w:bidi="zh_TW"/>
-          </w:rPr>
-          <w:rPr>
-            <w:color w:val="0000EE"/>
-            <w:u w:val="single"/>
-          </w:rPr>
-          <w:t>馬太福音二十六章64節</w:t>
-        </w:r>
-      </w:hyperlink>
+      <w:r>
+        <w:rPr>
+          <w:lang w:val="zh_TW" w:bidi="zh_TW"/>
+        </w:rPr>
+        <w:t>馬太福音二十六章64節</w:t>
+      </w:r>
       <w:r>
         <w:rPr>
           <w:lang w:val="zh_TW" w:bidi="zh_TW"/>
@@ -743,54 +659,36 @@
         </w:rPr>
         <w:t>動物，例如野牛、馬和獅子（</w:t>
       </w:r>
-      <w:hyperlink r:id="rId27">
-        <w:r>
-          <w:rPr>
-            <w:lang w:val="zh_TW" w:bidi="zh_TW"/>
-          </w:rPr>
-          <w:rPr>
-            <w:color w:val="0000EE"/>
-            <w:u w:val="single"/>
-          </w:rPr>
-          <w:t>伯39:11</w:t>
-        </w:r>
-      </w:hyperlink>
+      <w:r>
+        <w:rPr>
+          <w:lang w:val="zh_TW" w:bidi="zh_TW"/>
+        </w:rPr>
+        <w:t>伯39:11</w:t>
+      </w:r>
       <w:r>
         <w:rPr>
           <w:lang w:val="zh_TW" w:bidi="zh_TW"/>
         </w:rPr>
         <w:t>、</w:t>
       </w:r>
-      <w:hyperlink r:id="rId27">
-        <w:r>
-          <w:rPr>
-            <w:lang w:val="zh_TW" w:bidi="zh_TW"/>
-          </w:rPr>
-          <w:rPr>
-            <w:color w:val="0000EE"/>
-            <w:u w:val="single"/>
-          </w:rPr>
-          <w:t>19</w:t>
-        </w:r>
-      </w:hyperlink>
+      <w:r>
+        <w:rPr>
+          <w:lang w:val="zh_TW" w:bidi="zh_TW"/>
+        </w:rPr>
+        <w:t>19</w:t>
+      </w:r>
       <w:r>
         <w:rPr>
           <w:lang w:val="zh_TW" w:bidi="zh_TW"/>
         </w:rPr>
         <w:t>；</w:t>
       </w:r>
-      <w:hyperlink r:id="rId28">
-        <w:r>
-          <w:rPr>
-            <w:lang w:val="zh_TW" w:bidi="zh_TW"/>
-          </w:rPr>
-          <w:rPr>
-            <w:color w:val="0000EE"/>
-            <w:u w:val="single"/>
-          </w:rPr>
-          <w:t>箴30:30</w:t>
-        </w:r>
-      </w:hyperlink>
+      <w:r>
+        <w:rPr>
+          <w:lang w:val="zh_TW" w:bidi="zh_TW"/>
+        </w:rPr>
+        <w:t>箴30:30</w:t>
+      </w:r>
       <w:r>
         <w:rPr>
           <w:lang w:val="zh_TW" w:bidi="zh_TW"/>
@@ -847,18 +745,12 @@
         </w:rPr>
         <w:t>力氣（</w:t>
       </w:r>
-      <w:hyperlink r:id="rId29">
-        <w:r>
-          <w:rPr>
-            <w:lang w:val="zh_TW" w:bidi="zh_TW"/>
-          </w:rPr>
-          <w:rPr>
-            <w:color w:val="0000EE"/>
-            <w:u w:val="single"/>
-          </w:rPr>
-          <w:t>士16:5–6</w:t>
-        </w:r>
-      </w:hyperlink>
+      <w:r>
+        <w:rPr>
+          <w:lang w:val="zh_TW" w:bidi="zh_TW"/>
+        </w:rPr>
+        <w:t>士16:5–6</w:t>
+      </w:r>
       <w:r>
         <w:rPr>
           <w:lang w:val="zh_TW" w:bidi="zh_TW"/>
@@ -883,18 +775,12 @@
         </w:rPr>
         <w:t>爭戰的能力（</w:t>
       </w:r>
-      <w:hyperlink r:id="rId30">
-        <w:r>
-          <w:rPr>
-            <w:lang w:val="zh_TW" w:bidi="zh_TW"/>
-          </w:rPr>
-          <w:rPr>
-            <w:color w:val="0000EE"/>
-            <w:u w:val="single"/>
-          </w:rPr>
-          <w:t>士6:12</w:t>
-        </w:r>
-      </w:hyperlink>
+      <w:r>
+        <w:rPr>
+          <w:lang w:val="zh_TW" w:bidi="zh_TW"/>
+        </w:rPr>
+        <w:t>士6:12</w:t>
+      </w:r>
       <w:r>
         <w:rPr>
           <w:lang w:val="zh_TW" w:bidi="zh_TW"/>
@@ -919,54 +805,36 @@
         </w:rPr>
         <w:t>行善的能力和加害於人的能力（</w:t>
       </w:r>
-      <w:hyperlink r:id="rId31">
-        <w:r>
-          <w:rPr>
-            <w:lang w:val="zh_TW" w:bidi="zh_TW"/>
-          </w:rPr>
-          <w:rPr>
-            <w:color w:val="0000EE"/>
-            <w:u w:val="single"/>
-          </w:rPr>
-          <w:t>創31:29</w:t>
-        </w:r>
-      </w:hyperlink>
+      <w:r>
+        <w:rPr>
+          <w:lang w:val="zh_TW" w:bidi="zh_TW"/>
+        </w:rPr>
+        <w:t>創31:29</w:t>
+      </w:r>
       <w:r>
         <w:rPr>
           <w:lang w:val="zh_TW" w:bidi="zh_TW"/>
         </w:rPr>
         <w:t>；</w:t>
       </w:r>
-      <w:hyperlink r:id="rId32">
-        <w:r>
-          <w:rPr>
-            <w:lang w:val="zh_TW" w:bidi="zh_TW"/>
-          </w:rPr>
-          <w:rPr>
-            <w:color w:val="0000EE"/>
-            <w:u w:val="single"/>
-          </w:rPr>
-          <w:t>箴3:27</w:t>
-        </w:r>
-      </w:hyperlink>
+      <w:r>
+        <w:rPr>
+          <w:lang w:val="zh_TW" w:bidi="zh_TW"/>
+        </w:rPr>
+        <w:t>箴3:27</w:t>
+      </w:r>
       <w:r>
         <w:rPr>
           <w:lang w:val="zh_TW" w:bidi="zh_TW"/>
         </w:rPr>
         <w:t>；</w:t>
       </w:r>
-      <w:hyperlink r:id="rId33">
-        <w:r>
-          <w:rPr>
-            <w:lang w:val="zh_TW" w:bidi="zh_TW"/>
-          </w:rPr>
-          <w:rPr>
-            <w:color w:val="0000EE"/>
-            <w:u w:val="single"/>
-          </w:rPr>
-          <w:t>彌2:1</w:t>
-        </w:r>
-      </w:hyperlink>
+      <w:r>
+        <w:rPr>
+          <w:lang w:val="zh_TW" w:bidi="zh_TW"/>
+        </w:rPr>
+        <w:t>彌2:1</w:t>
+      </w:r>
       <w:r>
         <w:rPr>
           <w:lang w:val="zh_TW" w:bidi="zh_TW"/>
@@ -987,18 +855,12 @@
         </w:rPr>
         <w:t>掌權者所擁有的權力和權柄也是神所賜的（</w:t>
       </w:r>
-      <w:hyperlink r:id="rId34">
-        <w:r>
-          <w:rPr>
-            <w:lang w:val="zh_TW" w:bidi="zh_TW"/>
-          </w:rPr>
-          <w:rPr>
-            <w:color w:val="0000EE"/>
-            <w:u w:val="single"/>
-          </w:rPr>
-          <w:t>羅13:1</w:t>
-        </w:r>
-      </w:hyperlink>
+      <w:r>
+        <w:rPr>
+          <w:lang w:val="zh_TW" w:bidi="zh_TW"/>
+        </w:rPr>
+        <w:t>羅13:1</w:t>
+      </w:r>
       <w:r>
         <w:rPr>
           <w:lang w:val="zh_TW" w:bidi="zh_TW"/>
@@ -1019,108 +881,72 @@
         </w:rPr>
         <w:t>聖經也提到了天使的權能（</w:t>
       </w:r>
-      <w:hyperlink r:id="rId35">
-        <w:r>
-          <w:rPr>
-            <w:lang w:val="zh_TW" w:bidi="zh_TW"/>
-          </w:rPr>
-          <w:rPr>
-            <w:color w:val="0000EE"/>
-            <w:u w:val="single"/>
-          </w:rPr>
-          <w:t>彼後2:11</w:t>
-        </w:r>
-      </w:hyperlink>
+      <w:r>
+        <w:rPr>
+          <w:lang w:val="zh_TW" w:bidi="zh_TW"/>
+        </w:rPr>
+        <w:t>彼後2:11</w:t>
+      </w:r>
       <w:r>
         <w:rPr>
           <w:lang w:val="zh_TW" w:bidi="zh_TW"/>
         </w:rPr>
         <w:t>），以及被稱為「執政的、掌權的」屬靈存有。撒但也有一定的權勢（見</w:t>
       </w:r>
-      <w:hyperlink r:id="rId36">
-        <w:r>
-          <w:rPr>
-            <w:lang w:val="zh_TW" w:bidi="zh_TW"/>
-          </w:rPr>
-          <w:rPr>
-            <w:color w:val="0000EE"/>
-            <w:u w:val="single"/>
-          </w:rPr>
-          <w:t>伯1:6–12</w:t>
-        </w:r>
-      </w:hyperlink>
+      <w:r>
+        <w:rPr>
+          <w:lang w:val="zh_TW" w:bidi="zh_TW"/>
+        </w:rPr>
+        <w:t>伯1:6–12</w:t>
+      </w:r>
       <w:r>
         <w:rPr>
           <w:lang w:val="zh_TW" w:bidi="zh_TW"/>
         </w:rPr>
         <w:t>，</w:t>
       </w:r>
-      <w:hyperlink r:id="rId37">
-        <w:r>
-          <w:rPr>
-            <w:lang w:val="zh_TW" w:bidi="zh_TW"/>
-          </w:rPr>
-          <w:rPr>
-            <w:color w:val="0000EE"/>
-            <w:u w:val="single"/>
-          </w:rPr>
-          <w:t>2:1–6</w:t>
-        </w:r>
-      </w:hyperlink>
+      <w:r>
+        <w:rPr>
+          <w:lang w:val="zh_TW" w:bidi="zh_TW"/>
+        </w:rPr>
+        <w:t>2:1–6</w:t>
+      </w:r>
       <w:r>
         <w:rPr>
           <w:lang w:val="zh_TW" w:bidi="zh_TW"/>
         </w:rPr>
         <w:t>）。神容許罪惡、邪惡和死亡在人身上發揮一定的權勢（</w:t>
       </w:r>
-      <w:hyperlink r:id="rId38">
-        <w:r>
-          <w:rPr>
-            <w:lang w:val="zh_TW" w:bidi="zh_TW"/>
-          </w:rPr>
-          <w:rPr>
-            <w:color w:val="0000EE"/>
-            <w:u w:val="single"/>
-          </w:rPr>
-          <w:t>何13:14</w:t>
-        </w:r>
-      </w:hyperlink>
+      <w:r>
+        <w:rPr>
+          <w:lang w:val="zh_TW" w:bidi="zh_TW"/>
+        </w:rPr>
+        <w:t>何13:14</w:t>
+      </w:r>
       <w:r>
         <w:rPr>
           <w:lang w:val="zh_TW" w:bidi="zh_TW"/>
         </w:rPr>
         <w:t>；</w:t>
       </w:r>
-      <w:hyperlink r:id="rId39">
-        <w:r>
-          <w:rPr>
-            <w:lang w:val="zh_TW" w:bidi="zh_TW"/>
-          </w:rPr>
-          <w:rPr>
-            <w:color w:val="0000EE"/>
-            <w:u w:val="single"/>
-          </w:rPr>
-          <w:t>路22:53</w:t>
-        </w:r>
-      </w:hyperlink>
+      <w:r>
+        <w:rPr>
+          <w:lang w:val="zh_TW" w:bidi="zh_TW"/>
+        </w:rPr>
+        <w:t>路22:53</w:t>
+      </w:r>
       <w:r>
         <w:rPr>
           <w:lang w:val="zh_TW" w:bidi="zh_TW"/>
         </w:rPr>
         <w:t>；</w:t>
       </w:r>
-      <w:hyperlink r:id="rId40">
-        <w:r>
-          <w:rPr>
-            <w:lang w:val="zh_TW" w:bidi="zh_TW"/>
-          </w:rPr>
-          <w:rPr>
-            <w:color w:val="0000EE"/>
-            <w:u w:val="single"/>
-          </w:rPr>
-          <w:t>羅3:9</w:t>
-        </w:r>
-      </w:hyperlink>
+      <w:r>
+        <w:rPr>
+          <w:lang w:val="zh_TW" w:bidi="zh_TW"/>
+        </w:rPr>
+        <w:t>羅3:9</w:t>
+      </w:r>
       <w:r>
         <w:rPr>
           <w:lang w:val="zh_TW" w:bidi="zh_TW"/>
@@ -1141,108 +967,72 @@
         </w:rPr>
         <w:t>這一切都只是有限的權勢。神賜給祂的百姓力量，使他們能勝過這些權勢。神能保護祂的百姓脫離野獸的傷害（</w:t>
       </w:r>
-      <w:hyperlink r:id="rId41">
-        <w:r>
-          <w:rPr>
-            <w:lang w:val="zh_TW" w:bidi="zh_TW"/>
-          </w:rPr>
-          <w:rPr>
-            <w:color w:val="0000EE"/>
-            <w:u w:val="single"/>
-          </w:rPr>
-          <w:t>但6:27</w:t>
-        </w:r>
-      </w:hyperlink>
+      <w:r>
+        <w:rPr>
+          <w:lang w:val="zh_TW" w:bidi="zh_TW"/>
+        </w:rPr>
+        <w:t>但6:27</w:t>
+      </w:r>
       <w:r>
         <w:rPr>
           <w:lang w:val="zh_TW" w:bidi="zh_TW"/>
         </w:rPr>
         <w:t>；</w:t>
       </w:r>
-      <w:hyperlink r:id="rId42">
-        <w:r>
-          <w:rPr>
-            <w:lang w:val="zh_TW" w:bidi="zh_TW"/>
-          </w:rPr>
-          <w:rPr>
-            <w:color w:val="0000EE"/>
-            <w:u w:val="single"/>
-          </w:rPr>
-          <w:t>路10:19</w:t>
-        </w:r>
-      </w:hyperlink>
+      <w:r>
+        <w:rPr>
+          <w:lang w:val="zh_TW" w:bidi="zh_TW"/>
+        </w:rPr>
+        <w:t>路10:19</w:t>
+      </w:r>
       <w:r>
         <w:rPr>
           <w:lang w:val="zh_TW" w:bidi="zh_TW"/>
         </w:rPr>
         <w:t>），也能保護他們不受他人轄制。耶穌對彼拉多說：「若不是從上頭賜給你的，你就毫無權柄辦我。」（</w:t>
       </w:r>
-      <w:hyperlink r:id="rId43">
-        <w:r>
-          <w:rPr>
-            <w:lang w:val="zh_TW" w:bidi="zh_TW"/>
-          </w:rPr>
-          <w:rPr>
-            <w:color w:val="0000EE"/>
-            <w:u w:val="single"/>
-          </w:rPr>
-          <w:t>約19:11</w:t>
-        </w:r>
-      </w:hyperlink>
+      <w:r>
+        <w:rPr>
+          <w:lang w:val="zh_TW" w:bidi="zh_TW"/>
+        </w:rPr>
+        <w:t>約19:11</w:t>
+      </w:r>
       <w:r>
         <w:rPr>
           <w:lang w:val="zh_TW" w:bidi="zh_TW"/>
         </w:rPr>
         <w:t>）。神也能救人脫離罪、死亡、撒但，以及一切邪靈勢力（</w:t>
       </w:r>
-      <w:hyperlink r:id="rId44">
-        <w:r>
-          <w:rPr>
-            <w:lang w:val="zh_TW" w:bidi="zh_TW"/>
-          </w:rPr>
-          <w:rPr>
-            <w:color w:val="0000EE"/>
-            <w:u w:val="single"/>
-          </w:rPr>
-          <w:t>林後10:4</w:t>
-        </w:r>
-      </w:hyperlink>
+      <w:r>
+        <w:rPr>
+          <w:lang w:val="zh_TW" w:bidi="zh_TW"/>
+        </w:rPr>
+        <w:t>林後10:4</w:t>
+      </w:r>
       <w:r>
         <w:rPr>
           <w:lang w:val="zh_TW" w:bidi="zh_TW"/>
         </w:rPr>
         <w:t>；</w:t>
       </w:r>
-      <w:hyperlink r:id="rId45">
-        <w:r>
-          <w:rPr>
-            <w:lang w:val="zh_TW" w:bidi="zh_TW"/>
-          </w:rPr>
-          <w:rPr>
-            <w:color w:val="0000EE"/>
-            <w:u w:val="single"/>
-          </w:rPr>
-          <w:t>弗6:10–18</w:t>
-        </w:r>
-      </w:hyperlink>
+      <w:r>
+        <w:rPr>
+          <w:lang w:val="zh_TW" w:bidi="zh_TW"/>
+        </w:rPr>
+        <w:t>弗6:10–18</w:t>
+      </w:r>
       <w:r>
         <w:rPr>
           <w:lang w:val="zh_TW" w:bidi="zh_TW"/>
         </w:rPr>
         <w:t>）。「這世界的王」對基督毫無權柄（</w:t>
       </w:r>
-      <w:hyperlink r:id="rId46">
-        <w:r>
-          <w:rPr>
-            <w:lang w:val="zh_TW" w:bidi="zh_TW"/>
-          </w:rPr>
-          <w:rPr>
-            <w:color w:val="0000EE"/>
-            <w:u w:val="single"/>
-          </w:rPr>
-          <w:t>約14:30</w:t>
-        </w:r>
-      </w:hyperlink>
+      <w:r>
+        <w:rPr>
+          <w:lang w:val="zh_TW" w:bidi="zh_TW"/>
+        </w:rPr>
+        <w:t>約14:30</w:t>
+      </w:r>
       <w:r>
         <w:rPr>
           <w:lang w:val="zh_TW" w:bidi="zh_TW"/>
@@ -1292,36 +1082,24 @@
         </w:rPr>
         <w:t>神蹟（</w:t>
       </w:r>
-      <w:hyperlink r:id="rId47">
-        <w:r>
-          <w:rPr>
-            <w:lang w:val="zh_TW" w:bidi="zh_TW"/>
-          </w:rPr>
-          <w:rPr>
-            <w:color w:val="0000EE"/>
-            <w:u w:val="single"/>
-          </w:rPr>
-          <w:t>太11:20</w:t>
-        </w:r>
-      </w:hyperlink>
+      <w:r>
+        <w:rPr>
+          <w:lang w:val="zh_TW" w:bidi="zh_TW"/>
+        </w:rPr>
+        <w:t>太11:20</w:t>
+      </w:r>
       <w:r>
         <w:rPr>
           <w:lang w:val="zh_TW" w:bidi="zh_TW"/>
         </w:rPr>
         <w:t>；</w:t>
       </w:r>
-      <w:hyperlink r:id="rId48">
-        <w:r>
-          <w:rPr>
-            <w:lang w:val="zh_TW" w:bidi="zh_TW"/>
-          </w:rPr>
-          <w:rPr>
-            <w:color w:val="0000EE"/>
-            <w:u w:val="single"/>
-          </w:rPr>
-          <w:t>徒2:22</w:t>
-        </w:r>
-      </w:hyperlink>
+      <w:r>
+        <w:rPr>
+          <w:lang w:val="zh_TW" w:bidi="zh_TW"/>
+        </w:rPr>
+        <w:t>徒2:22</w:t>
+      </w:r>
       <w:r>
         <w:rPr>
           <w:lang w:val="zh_TW" w:bidi="zh_TW"/>
@@ -1364,72 +1142,48 @@
         </w:rPr>
         <w:t>趕鬼（</w:t>
       </w:r>
-      <w:hyperlink r:id="rId49">
-        <w:r>
-          <w:rPr>
-            <w:lang w:val="zh_TW" w:bidi="zh_TW"/>
-          </w:rPr>
-          <w:rPr>
-            <w:color w:val="0000EE"/>
-            <w:u w:val="single"/>
-          </w:rPr>
-          <w:t>路4:36</w:t>
-        </w:r>
-      </w:hyperlink>
+      <w:r>
+        <w:rPr>
+          <w:lang w:val="zh_TW" w:bidi="zh_TW"/>
+        </w:rPr>
+        <w:t>路4:36</w:t>
+      </w:r>
       <w:r>
         <w:rPr>
           <w:lang w:val="zh_TW" w:bidi="zh_TW"/>
         </w:rPr>
         <w:t>，</w:t>
       </w:r>
-      <w:hyperlink r:id="rId50">
-        <w:r>
-          <w:rPr>
-            <w:lang w:val="zh_TW" w:bidi="zh_TW"/>
-          </w:rPr>
-          <w:rPr>
-            <w:color w:val="0000EE"/>
-            <w:u w:val="single"/>
-          </w:rPr>
-          <w:t>5:17</w:t>
-        </w:r>
-      </w:hyperlink>
+      <w:r>
+        <w:rPr>
+          <w:lang w:val="zh_TW" w:bidi="zh_TW"/>
+        </w:rPr>
+        <w:t>5:17</w:t>
+      </w:r>
       <w:r>
         <w:rPr>
           <w:lang w:val="zh_TW" w:bidi="zh_TW"/>
         </w:rPr>
         <w:t>，</w:t>
       </w:r>
-      <w:hyperlink r:id="rId51">
-        <w:r>
-          <w:rPr>
-            <w:lang w:val="zh_TW" w:bidi="zh_TW"/>
-          </w:rPr>
-          <w:rPr>
-            <w:color w:val="0000EE"/>
-            <w:u w:val="single"/>
-          </w:rPr>
-          <w:t>6:19</w:t>
-        </w:r>
-      </w:hyperlink>
+      <w:r>
+        <w:rPr>
+          <w:lang w:val="zh_TW" w:bidi="zh_TW"/>
+        </w:rPr>
+        <w:t>6:19</w:t>
+      </w:r>
       <w:r>
         <w:rPr>
           <w:lang w:val="zh_TW" w:bidi="zh_TW"/>
         </w:rPr>
         <w:t>；</w:t>
       </w:r>
-      <w:hyperlink r:id="rId52">
-        <w:r>
-          <w:rPr>
-            <w:lang w:val="zh_TW" w:bidi="zh_TW"/>
-          </w:rPr>
-          <w:rPr>
-            <w:color w:val="0000EE"/>
-            <w:u w:val="single"/>
-          </w:rPr>
-          <w:t>徒10:38</w:t>
-        </w:r>
-      </w:hyperlink>
+      <w:r>
+        <w:rPr>
+          <w:lang w:val="zh_TW" w:bidi="zh_TW"/>
+        </w:rPr>
+        <w:t>徒10:38</w:t>
+      </w:r>
       <w:r>
         <w:rPr>
           <w:lang w:val="zh_TW" w:bidi="zh_TW"/>
@@ -1450,108 +1204,72 @@
         </w:rPr>
         <w:t>祂的復活顯明了祂最大的權能。耶穌曾提到自己有權柄捨命，也有權柄再取回生命（</w:t>
       </w:r>
-      <w:hyperlink r:id="rId53">
-        <w:r>
-          <w:rPr>
-            <w:lang w:val="zh_TW" w:bidi="zh_TW"/>
-          </w:rPr>
-          <w:rPr>
-            <w:color w:val="0000EE"/>
-            <w:u w:val="single"/>
-          </w:rPr>
-          <w:t>約10:18</w:t>
-        </w:r>
-      </w:hyperlink>
+      <w:r>
+        <w:rPr>
+          <w:lang w:val="zh_TW" w:bidi="zh_TW"/>
+        </w:rPr>
+        <w:t>約10:18</w:t>
+      </w:r>
       <w:r>
         <w:rPr>
           <w:lang w:val="zh_TW" w:bidi="zh_TW"/>
         </w:rPr>
         <w:t>）。不過，新約聖經也經常提到父神以大能使祂從死人中復活（</w:t>
       </w:r>
-      <w:hyperlink r:id="rId54">
-        <w:r>
-          <w:rPr>
-            <w:lang w:val="zh_TW" w:bidi="zh_TW"/>
-          </w:rPr>
-          <w:rPr>
-            <w:color w:val="0000EE"/>
-            <w:u w:val="single"/>
-          </w:rPr>
-          <w:t>羅1:4</w:t>
-        </w:r>
-      </w:hyperlink>
+      <w:r>
+        <w:rPr>
+          <w:lang w:val="zh_TW" w:bidi="zh_TW"/>
+        </w:rPr>
+        <w:t>羅1:4</w:t>
+      </w:r>
       <w:r>
         <w:rPr>
           <w:lang w:val="zh_TW" w:bidi="zh_TW"/>
         </w:rPr>
         <w:t>；</w:t>
       </w:r>
-      <w:hyperlink r:id="rId55">
-        <w:r>
-          <w:rPr>
-            <w:lang w:val="zh_TW" w:bidi="zh_TW"/>
-          </w:rPr>
-          <w:rPr>
-            <w:color w:val="0000EE"/>
-            <w:u w:val="single"/>
-          </w:rPr>
-          <w:t>弗1:19–20</w:t>
-        </w:r>
-      </w:hyperlink>
+      <w:r>
+        <w:rPr>
+          <w:lang w:val="zh_TW" w:bidi="zh_TW"/>
+        </w:rPr>
+        <w:t>弗1:19–20</w:t>
+      </w:r>
       <w:r>
         <w:rPr>
           <w:lang w:val="zh_TW" w:bidi="zh_TW"/>
         </w:rPr>
         <w:t>）。到了時候，祂要帶著能力和大榮耀降臨（</w:t>
       </w:r>
-      <w:hyperlink r:id="rId56">
-        <w:r>
-          <w:rPr>
-            <w:lang w:val="zh_TW" w:bidi="zh_TW"/>
-          </w:rPr>
-          <w:rPr>
-            <w:color w:val="0000EE"/>
-            <w:u w:val="single"/>
-          </w:rPr>
-          <w:t>太24:30</w:t>
-        </w:r>
-      </w:hyperlink>
+      <w:r>
+        <w:rPr>
+          <w:lang w:val="zh_TW" w:bidi="zh_TW"/>
+        </w:rPr>
+        <w:t>太24:30</w:t>
+      </w:r>
       <w:r>
         <w:rPr>
           <w:lang w:val="zh_TW" w:bidi="zh_TW"/>
         </w:rPr>
         <w:t>）。耶穌在地上生活期間，也是藉著聖靈行出這些大能的作為（</w:t>
       </w:r>
-      <w:hyperlink r:id="rId57">
-        <w:r>
-          <w:rPr>
-            <w:lang w:val="zh_TW" w:bidi="zh_TW"/>
-          </w:rPr>
-          <w:rPr>
-            <w:color w:val="0000EE"/>
-            <w:u w:val="single"/>
-          </w:rPr>
-          <w:t>路4:14</w:t>
-        </w:r>
-      </w:hyperlink>
+      <w:r>
+        <w:rPr>
+          <w:lang w:val="zh_TW" w:bidi="zh_TW"/>
+        </w:rPr>
+        <w:t>路4:14</w:t>
+      </w:r>
       <w:r>
         <w:rPr>
           <w:lang w:val="zh_TW" w:bidi="zh_TW"/>
         </w:rPr>
         <w:t>；</w:t>
       </w:r>
-      <w:hyperlink r:id="rId52">
-        <w:r>
-          <w:rPr>
-            <w:lang w:val="zh_TW" w:bidi="zh_TW"/>
-          </w:rPr>
-          <w:rPr>
-            <w:color w:val="0000EE"/>
-            <w:u w:val="single"/>
-          </w:rPr>
-          <w:t>徒10:38</w:t>
-        </w:r>
-      </w:hyperlink>
+      <w:r>
+        <w:rPr>
+          <w:lang w:val="zh_TW" w:bidi="zh_TW"/>
+        </w:rPr>
+        <w:t>徒10:38</w:t>
+      </w:r>
       <w:r>
         <w:rPr>
           <w:lang w:val="zh_TW" w:bidi="zh_TW"/>
@@ -1583,198 +1301,132 @@
         </w:rPr>
         <w:t>在舊約聖經中，神常使軟弱的人剛強起來。祂賜能力給疲乏的人（</w:t>
       </w:r>
-      <w:hyperlink r:id="rId58">
-        <w:r>
-          <w:rPr>
-            <w:lang w:val="zh_TW" w:bidi="zh_TW"/>
-          </w:rPr>
-          <w:rPr>
-            <w:color w:val="0000EE"/>
-            <w:u w:val="single"/>
-          </w:rPr>
-          <w:t>賽40:29</w:t>
-        </w:r>
-      </w:hyperlink>
+      <w:r>
+        <w:rPr>
+          <w:lang w:val="zh_TW" w:bidi="zh_TW"/>
+        </w:rPr>
+        <w:t>賽40:29</w:t>
+      </w:r>
       <w:r>
         <w:rPr>
           <w:lang w:val="zh_TW" w:bidi="zh_TW"/>
         </w:rPr>
         <w:t>），使他們越來越有力量（</w:t>
       </w:r>
-      <w:hyperlink r:id="rId59">
-        <w:r>
-          <w:rPr>
-            <w:lang w:val="zh_TW" w:bidi="zh_TW"/>
-          </w:rPr>
-          <w:rPr>
-            <w:color w:val="0000EE"/>
-            <w:u w:val="single"/>
-          </w:rPr>
-          <w:t>詩84:7</w:t>
-        </w:r>
-      </w:hyperlink>
+      <w:r>
+        <w:rPr>
+          <w:lang w:val="zh_TW" w:bidi="zh_TW"/>
+        </w:rPr>
+        <w:t>詩84:7</w:t>
+      </w:r>
       <w:r>
         <w:rPr>
           <w:lang w:val="zh_TW" w:bidi="zh_TW"/>
         </w:rPr>
         <w:t>；另見</w:t>
       </w:r>
-      <w:hyperlink r:id="rId60">
-        <w:r>
-          <w:rPr>
-            <w:lang w:val="zh_TW" w:bidi="zh_TW"/>
-          </w:rPr>
-          <w:rPr>
-            <w:color w:val="0000EE"/>
-            <w:u w:val="single"/>
-          </w:rPr>
-          <w:t>詩68:35</w:t>
-        </w:r>
-      </w:hyperlink>
+      <w:r>
+        <w:rPr>
+          <w:lang w:val="zh_TW" w:bidi="zh_TW"/>
+        </w:rPr>
+        <w:t>詩68:35</w:t>
+      </w:r>
       <w:r>
         <w:rPr>
           <w:lang w:val="zh_TW" w:bidi="zh_TW"/>
         </w:rPr>
         <w:t>，</w:t>
       </w:r>
-      <w:hyperlink r:id="rId61">
-        <w:r>
-          <w:rPr>
-            <w:lang w:val="zh_TW" w:bidi="zh_TW"/>
-          </w:rPr>
-          <w:rPr>
-            <w:color w:val="0000EE"/>
-            <w:u w:val="single"/>
-          </w:rPr>
-          <w:t>138:3</w:t>
-        </w:r>
-      </w:hyperlink>
+      <w:r>
+        <w:rPr>
+          <w:lang w:val="zh_TW" w:bidi="zh_TW"/>
+        </w:rPr>
+        <w:t>138:3</w:t>
+      </w:r>
       <w:r>
         <w:rPr>
           <w:lang w:val="zh_TW" w:bidi="zh_TW"/>
         </w:rPr>
         <w:t>）。祂將能力賜給先知（</w:t>
       </w:r>
-      <w:hyperlink r:id="rId62">
-        <w:r>
-          <w:rPr>
-            <w:lang w:val="zh_TW" w:bidi="zh_TW"/>
-          </w:rPr>
-          <w:rPr>
-            <w:color w:val="0000EE"/>
-            <w:u w:val="single"/>
-          </w:rPr>
-          <w:t>彌3:8</w:t>
-        </w:r>
-      </w:hyperlink>
+      <w:r>
+        <w:rPr>
+          <w:lang w:val="zh_TW" w:bidi="zh_TW"/>
+        </w:rPr>
+        <w:t>彌3:8</w:t>
+      </w:r>
       <w:r>
         <w:rPr>
           <w:lang w:val="zh_TW" w:bidi="zh_TW"/>
         </w:rPr>
         <w:t>）和君王（</w:t>
       </w:r>
-      <w:hyperlink r:id="rId63">
-        <w:r>
-          <w:rPr>
-            <w:lang w:val="zh_TW" w:bidi="zh_TW"/>
-          </w:rPr>
-          <w:rPr>
-            <w:color w:val="0000EE"/>
-            <w:u w:val="single"/>
-          </w:rPr>
-          <w:t>撒上2:10</w:t>
-        </w:r>
-      </w:hyperlink>
+      <w:r>
+        <w:rPr>
+          <w:lang w:val="zh_TW" w:bidi="zh_TW"/>
+        </w:rPr>
+        <w:t>撒上2:10</w:t>
+      </w:r>
       <w:r>
         <w:rPr>
           <w:lang w:val="zh_TW" w:bidi="zh_TW"/>
         </w:rPr>
         <w:t>；</w:t>
       </w:r>
-      <w:hyperlink r:id="rId64">
-        <w:r>
-          <w:rPr>
-            <w:lang w:val="zh_TW" w:bidi="zh_TW"/>
-          </w:rPr>
-          <w:rPr>
-            <w:color w:val="0000EE"/>
-            <w:u w:val="single"/>
-          </w:rPr>
-          <w:t>詩21:1</w:t>
-        </w:r>
-      </w:hyperlink>
+      <w:r>
+        <w:rPr>
+          <w:lang w:val="zh_TW" w:bidi="zh_TW"/>
+        </w:rPr>
+        <w:t>詩21:1</w:t>
+      </w:r>
       <w:r>
         <w:rPr>
           <w:lang w:val="zh_TW" w:bidi="zh_TW"/>
         </w:rPr>
         <w:t>）。祂也要以特別的方式將權能賜給彌賽亞（</w:t>
       </w:r>
-      <w:hyperlink r:id="rId65">
-        <w:r>
-          <w:rPr>
-            <w:lang w:val="zh_TW" w:bidi="zh_TW"/>
-          </w:rPr>
-          <w:rPr>
-            <w:color w:val="0000EE"/>
-            <w:u w:val="single"/>
-          </w:rPr>
-          <w:t>賽9:6</w:t>
-        </w:r>
-      </w:hyperlink>
+      <w:r>
+        <w:rPr>
+          <w:lang w:val="zh_TW" w:bidi="zh_TW"/>
+        </w:rPr>
+        <w:t>賽9:6</w:t>
+      </w:r>
       <w:r>
         <w:rPr>
           <w:lang w:val="zh_TW" w:bidi="zh_TW"/>
         </w:rPr>
         <w:t>，</w:t>
       </w:r>
-      <w:hyperlink r:id="rId66">
-        <w:r>
-          <w:rPr>
-            <w:lang w:val="zh_TW" w:bidi="zh_TW"/>
-          </w:rPr>
-          <w:rPr>
-            <w:color w:val="0000EE"/>
-            <w:u w:val="single"/>
-          </w:rPr>
-          <w:t>11:2</w:t>
-        </w:r>
-      </w:hyperlink>
+      <w:r>
+        <w:rPr>
+          <w:lang w:val="zh_TW" w:bidi="zh_TW"/>
+        </w:rPr>
+        <w:t>11:2</w:t>
+      </w:r>
       <w:r>
         <w:rPr>
           <w:lang w:val="zh_TW" w:bidi="zh_TW"/>
         </w:rPr>
         <w:t>；</w:t>
       </w:r>
-      <w:hyperlink r:id="rId67">
-        <w:r>
-          <w:rPr>
-            <w:lang w:val="zh_TW" w:bidi="zh_TW"/>
-          </w:rPr>
-          <w:rPr>
-            <w:color w:val="0000EE"/>
-            <w:u w:val="single"/>
-          </w:rPr>
-          <w:t>彌5:4</w:t>
-        </w:r>
-      </w:hyperlink>
+      <w:r>
+        <w:rPr>
+          <w:lang w:val="zh_TW" w:bidi="zh_TW"/>
+        </w:rPr>
+        <w:t>彌5:4</w:t>
+      </w:r>
       <w:r>
         <w:rPr>
           <w:lang w:val="zh_TW" w:bidi="zh_TW"/>
         </w:rPr>
         <w:t>）。然而，神所有的百姓都領受力量，好為祂而活並事奉祂（</w:t>
       </w:r>
-      <w:hyperlink r:id="rId68">
-        <w:r>
-          <w:rPr>
-            <w:lang w:val="zh_TW" w:bidi="zh_TW"/>
-          </w:rPr>
-          <w:rPr>
-            <w:color w:val="0000EE"/>
-            <w:u w:val="single"/>
-          </w:rPr>
-          <w:t>賽49:5</w:t>
-        </w:r>
-      </w:hyperlink>
+      <w:r>
+        <w:rPr>
+          <w:lang w:val="zh_TW" w:bidi="zh_TW"/>
+        </w:rPr>
+        <w:t>賽49:5</w:t>
+      </w:r>
       <w:r>
         <w:rPr>
           <w:lang w:val="zh_TW" w:bidi="zh_TW"/>
@@ -1795,36 +1447,24 @@
         </w:rPr>
         <w:t>新約聖經中將福音稱為神拯救一切相信之人的大能（</w:t>
       </w:r>
-      <w:hyperlink r:id="rId69">
-        <w:r>
-          <w:rPr>
-            <w:lang w:val="zh_TW" w:bidi="zh_TW"/>
-          </w:rPr>
-          <w:rPr>
-            <w:color w:val="0000EE"/>
-            <w:u w:val="single"/>
-          </w:rPr>
-          <w:t>羅1:16</w:t>
-        </w:r>
-      </w:hyperlink>
+      <w:r>
+        <w:rPr>
+          <w:lang w:val="zh_TW" w:bidi="zh_TW"/>
+        </w:rPr>
+        <w:t>羅1:16</w:t>
+      </w:r>
       <w:r>
         <w:rPr>
           <w:lang w:val="zh_TW" w:bidi="zh_TW"/>
         </w:rPr>
         <w:t>）。「凡接待他（耶穌基督）的，就是信他名的人，他就賜他們權柄作神的兒女。」（</w:t>
       </w:r>
-      <w:hyperlink r:id="rId70">
-        <w:r>
-          <w:rPr>
-            <w:lang w:val="zh_TW" w:bidi="zh_TW"/>
-          </w:rPr>
-          <w:rPr>
-            <w:color w:val="0000EE"/>
-            <w:u w:val="single"/>
-          </w:rPr>
-          <w:t>約1:12</w:t>
-        </w:r>
-      </w:hyperlink>
+      <w:r>
+        <w:rPr>
+          <w:lang w:val="zh_TW" w:bidi="zh_TW"/>
+        </w:rPr>
+        <w:t>約1:12</w:t>
+      </w:r>
       <w:r>
         <w:rPr>
           <w:lang w:val="zh_TW" w:bidi="zh_TW"/>
@@ -1845,18 +1485,12 @@
         </w:rPr>
         <w:t>信徒是神的兒女，得以從聖靈領受能力（</w:t>
       </w:r>
-      <w:hyperlink r:id="rId71">
-        <w:r>
-          <w:rPr>
-            <w:lang w:val="zh_TW" w:bidi="zh_TW"/>
-          </w:rPr>
-          <w:rPr>
-            <w:color w:val="0000EE"/>
-            <w:u w:val="single"/>
-          </w:rPr>
-          <w:t>徒6:8</w:t>
-        </w:r>
-      </w:hyperlink>
+      <w:r>
+        <w:rPr>
+          <w:lang w:val="zh_TW" w:bidi="zh_TW"/>
+        </w:rPr>
+        <w:t>徒6:8</w:t>
+      </w:r>
       <w:r>
         <w:rPr>
           <w:lang w:val="zh_TW" w:bidi="zh_TW"/>
@@ -1881,18 +1515,12 @@
         </w:rPr>
         <w:t>能夠事奉神（</w:t>
       </w:r>
-      <w:hyperlink r:id="rId72">
-        <w:r>
-          <w:rPr>
-            <w:lang w:val="zh_TW" w:bidi="zh_TW"/>
-          </w:rPr>
-          <w:rPr>
-            <w:color w:val="0000EE"/>
-            <w:u w:val="single"/>
-          </w:rPr>
-          <w:t>弗3:16</w:t>
-        </w:r>
-      </w:hyperlink>
+      <w:r>
+        <w:rPr>
+          <w:lang w:val="zh_TW" w:bidi="zh_TW"/>
+        </w:rPr>
+        <w:t>弗3:16</w:t>
+      </w:r>
       <w:r>
         <w:rPr>
           <w:lang w:val="zh_TW" w:bidi="zh_TW"/>
@@ -1917,36 +1545,24 @@
         </w:rPr>
         <w:t>能夠為祂作見證（</w:t>
       </w:r>
-      <w:hyperlink r:id="rId73">
-        <w:r>
-          <w:rPr>
-            <w:lang w:val="zh_TW" w:bidi="zh_TW"/>
-          </w:rPr>
-          <w:rPr>
-            <w:color w:val="0000EE"/>
-            <w:u w:val="single"/>
-          </w:rPr>
-          <w:t>路24:49</w:t>
-        </w:r>
-      </w:hyperlink>
+      <w:r>
+        <w:rPr>
+          <w:lang w:val="zh_TW" w:bidi="zh_TW"/>
+        </w:rPr>
+        <w:t>路24:49</w:t>
+      </w:r>
       <w:r>
         <w:rPr>
           <w:lang w:val="zh_TW" w:bidi="zh_TW"/>
         </w:rPr>
         <w:t>；</w:t>
       </w:r>
-      <w:hyperlink r:id="rId74">
-        <w:r>
-          <w:rPr>
-            <w:lang w:val="zh_TW" w:bidi="zh_TW"/>
-          </w:rPr>
-          <w:rPr>
-            <w:color w:val="0000EE"/>
-            <w:u w:val="single"/>
-          </w:rPr>
-          <w:t>徒1:8</w:t>
-        </w:r>
-      </w:hyperlink>
+      <w:r>
+        <w:rPr>
+          <w:lang w:val="zh_TW" w:bidi="zh_TW"/>
+        </w:rPr>
+        <w:t>徒1:8</w:t>
+      </w:r>
       <w:r>
         <w:rPr>
           <w:lang w:val="zh_TW" w:bidi="zh_TW"/>
@@ -1971,18 +1587,12 @@
         </w:rPr>
         <w:t>能夠忍受苦難（</w:t>
       </w:r>
-      <w:hyperlink r:id="rId75">
-        <w:r>
-          <w:rPr>
-            <w:lang w:val="zh_TW" w:bidi="zh_TW"/>
-          </w:rPr>
-          <w:rPr>
-            <w:color w:val="0000EE"/>
-            <w:u w:val="single"/>
-          </w:rPr>
-          <w:t>提後1:8</w:t>
-        </w:r>
-      </w:hyperlink>
+      <w:r>
+        <w:rPr>
+          <w:lang w:val="zh_TW" w:bidi="zh_TW"/>
+        </w:rPr>
+        <w:t>提後1:8</w:t>
+      </w:r>
       <w:r>
         <w:rPr>
           <w:lang w:val="zh_TW" w:bidi="zh_TW"/>
@@ -2007,18 +1617,12 @@
         </w:rPr>
         <w:t>能夠參與事奉（</w:t>
       </w:r>
-      <w:hyperlink r:id="rId76">
-        <w:r>
-          <w:rPr>
-            <w:lang w:val="zh_TW" w:bidi="zh_TW"/>
-          </w:rPr>
-          <w:rPr>
-            <w:color w:val="0000EE"/>
-            <w:u w:val="single"/>
-          </w:rPr>
-          <w:t>弗3:7</w:t>
-        </w:r>
-      </w:hyperlink>
+      <w:r>
+        <w:rPr>
+          <w:lang w:val="zh_TW" w:bidi="zh_TW"/>
+        </w:rPr>
+        <w:t>弗3:7</w:t>
+      </w:r>
       <w:r>
         <w:rPr>
           <w:lang w:val="zh_TW" w:bidi="zh_TW"/>
@@ -2043,18 +1647,12 @@
         </w:rPr>
         <w:t>能夠在軟弱時得著能力（</w:t>
       </w:r>
-      <w:hyperlink r:id="rId77">
-        <w:r>
-          <w:rPr>
-            <w:lang w:val="zh_TW" w:bidi="zh_TW"/>
-          </w:rPr>
-          <w:rPr>
-            <w:color w:val="0000EE"/>
-            <w:u w:val="single"/>
-          </w:rPr>
-          <w:t>林後12:9</w:t>
-        </w:r>
-      </w:hyperlink>
+      <w:r>
+        <w:rPr>
+          <w:lang w:val="zh_TW" w:bidi="zh_TW"/>
+        </w:rPr>
+        <w:t>林後12:9</w:t>
+      </w:r>
       <w:r>
         <w:rPr>
           <w:lang w:val="zh_TW" w:bidi="zh_TW"/>
@@ -2079,18 +1677,12 @@
         </w:rPr>
         <w:t>能夠藉著禱告發揮力量（</w:t>
       </w:r>
-      <w:hyperlink r:id="rId78">
-        <w:r>
-          <w:rPr>
-            <w:lang w:val="zh_TW" w:bidi="zh_TW"/>
-          </w:rPr>
-          <w:rPr>
-            <w:color w:val="0000EE"/>
-            <w:u w:val="single"/>
-          </w:rPr>
-          <w:t>雅5:16</w:t>
-        </w:r>
-      </w:hyperlink>
+      <w:r>
+        <w:rPr>
+          <w:lang w:val="zh_TW" w:bidi="zh_TW"/>
+        </w:rPr>
+        <w:t>雅5:16</w:t>
+      </w:r>
       <w:r>
         <w:rPr>
           <w:lang w:val="zh_TW" w:bidi="zh_TW"/>
@@ -2115,18 +1707,12 @@
         </w:rPr>
         <w:t>能夠蒙保守，不受邪惡侵害（</w:t>
       </w:r>
-      <w:hyperlink r:id="rId79">
-        <w:r>
-          <w:rPr>
-            <w:lang w:val="zh_TW" w:bidi="zh_TW"/>
-          </w:rPr>
-          <w:rPr>
-            <w:color w:val="0000EE"/>
-            <w:u w:val="single"/>
-          </w:rPr>
-          <w:t>彼前1:5</w:t>
-        </w:r>
-      </w:hyperlink>
+      <w:r>
+        <w:rPr>
+          <w:lang w:val="zh_TW" w:bidi="zh_TW"/>
+        </w:rPr>
+        <w:t>彼前1:5</w:t>
+      </w:r>
       <w:r>
         <w:rPr>
           <w:lang w:val="zh_TW" w:bidi="zh_TW"/>
@@ -2147,36 +1733,24 @@
         </w:rPr>
         <w:t>那些為基督成就大事的人，並不是靠著自己的能力去做（</w:t>
       </w:r>
-      <w:hyperlink r:id="rId80">
-        <w:r>
-          <w:rPr>
-            <w:lang w:val="zh_TW" w:bidi="zh_TW"/>
-          </w:rPr>
-          <w:rPr>
-            <w:color w:val="0000EE"/>
-            <w:u w:val="single"/>
-          </w:rPr>
-          <w:t>徒3:12</w:t>
-        </w:r>
-      </w:hyperlink>
+      <w:r>
+        <w:rPr>
+          <w:lang w:val="zh_TW" w:bidi="zh_TW"/>
+        </w:rPr>
+        <w:t>徒3:12</w:t>
+      </w:r>
       <w:r>
         <w:rPr>
           <w:lang w:val="zh_TW" w:bidi="zh_TW"/>
         </w:rPr>
         <w:t>）。他們出去事奉時，知道萬事都在基督的掌管之下，也知道祂必常與他們同在（</w:t>
       </w:r>
-      <w:hyperlink r:id="rId81">
-        <w:r>
-          <w:rPr>
-            <w:lang w:val="zh_TW" w:bidi="zh_TW"/>
-          </w:rPr>
-          <w:rPr>
-            <w:color w:val="0000EE"/>
-            <w:u w:val="single"/>
-          </w:rPr>
-          <w:t>太28:18–20</w:t>
-        </w:r>
-      </w:hyperlink>
+      <w:r>
+        <w:rPr>
+          <w:lang w:val="zh_TW" w:bidi="zh_TW"/>
+        </w:rPr>
+        <w:t>太28:18–20</w:t>
+      </w:r>
       <w:r>
         <w:rPr>
           <w:lang w:val="zh_TW" w:bidi="zh_TW"/>
@@ -2322,54 +1896,36 @@
         </w:rPr>
         <w:t>雅各為眾子祝福時，他說猶大的後裔將擁有君王的權柄（</w:t>
       </w:r>
-      <w:hyperlink r:id="rId82">
-        <w:r>
-          <w:rPr>
-            <w:lang w:val="zh_TW" w:bidi="zh_TW"/>
-          </w:rPr>
-          <w:rPr>
-            <w:color w:val="0000EE"/>
-            <w:u w:val="single"/>
-          </w:rPr>
-          <w:t>創49:10</w:t>
-        </w:r>
-      </w:hyperlink>
+      <w:r>
+        <w:rPr>
+          <w:lang w:val="zh_TW" w:bidi="zh_TW"/>
+        </w:rPr>
+        <w:t>創49:10</w:t>
+      </w:r>
       <w:r>
         <w:rPr>
           <w:lang w:val="zh_TW" w:bidi="zh_TW"/>
         </w:rPr>
         <w:t>；另見</w:t>
       </w:r>
-      <w:hyperlink r:id="rId83">
-        <w:r>
-          <w:rPr>
-            <w:lang w:val="zh_TW" w:bidi="zh_TW"/>
-          </w:rPr>
-          <w:rPr>
-            <w:color w:val="0000EE"/>
-            <w:u w:val="single"/>
-          </w:rPr>
-          <w:t>詩45:6</w:t>
-        </w:r>
-      </w:hyperlink>
+      <w:r>
+        <w:rPr>
+          <w:lang w:val="zh_TW" w:bidi="zh_TW"/>
+        </w:rPr>
+        <w:t>詩45:6</w:t>
+      </w:r>
       <w:r>
         <w:rPr>
           <w:lang w:val="zh_TW" w:bidi="zh_TW"/>
         </w:rPr>
         <w:t>和</w:t>
       </w:r>
-      <w:hyperlink r:id="rId84">
-        <w:r>
-          <w:rPr>
-            <w:lang w:val="zh_TW" w:bidi="zh_TW"/>
-          </w:rPr>
-          <w:rPr>
-            <w:color w:val="0000EE"/>
-            <w:u w:val="single"/>
-          </w:rPr>
-          <w:t>來1:8</w:t>
-        </w:r>
-      </w:hyperlink>
+      <w:r>
+        <w:rPr>
+          <w:lang w:val="zh_TW" w:bidi="zh_TW"/>
+        </w:rPr>
+        <w:t>來1:8</w:t>
+      </w:r>
       <w:r>
         <w:rPr>
           <w:lang w:val="zh_TW" w:bidi="zh_TW"/>
@@ -2394,18 +1950,12 @@
         </w:rPr>
         <w:t>先知阿摩司用權杖象徵敘利亞和非利士諸王的王權（</w:t>
       </w:r>
-      <w:hyperlink r:id="rId85">
-        <w:r>
-          <w:rPr>
-            <w:lang w:val="zh_TW" w:bidi="zh_TW"/>
-          </w:rPr>
-          <w:rPr>
-            <w:color w:val="0000EE"/>
-            <w:u w:val="single"/>
-          </w:rPr>
-          <w:t>摩1:5、8</w:t>
-        </w:r>
-      </w:hyperlink>
+      <w:r>
+        <w:rPr>
+          <w:lang w:val="zh_TW" w:bidi="zh_TW"/>
+        </w:rPr>
+        <w:t>摩1:5、8</w:t>
+      </w:r>
       <w:r>
         <w:rPr>
           <w:lang w:val="zh_TW" w:bidi="zh_TW"/>
@@ -2430,18 +1980,12 @@
         </w:rPr>
         <w:t>先知撒迦利亞用權杖指埃及的王權（</w:t>
       </w:r>
-      <w:hyperlink r:id="rId86">
-        <w:r>
-          <w:rPr>
-            <w:lang w:val="zh_TW" w:bidi="zh_TW"/>
-          </w:rPr>
-          <w:rPr>
-            <w:color w:val="0000EE"/>
-            <w:u w:val="single"/>
-          </w:rPr>
-          <w:t>亞10:11</w:t>
-        </w:r>
-      </w:hyperlink>
+      <w:r>
+        <w:rPr>
+          <w:lang w:val="zh_TW" w:bidi="zh_TW"/>
+        </w:rPr>
+        <w:t>亞10:11</w:t>
+      </w:r>
       <w:r>
         <w:rPr>
           <w:lang w:val="zh_TW" w:bidi="zh_TW"/>
@@ -2466,42 +2010,24 @@
         </w:rPr>
         <w:t>亞哈隨魯王（又名薛西斯）向以斯帖伸出權杖（象徵他的王權）（</w:t>
       </w:r>
-      <w:hyperlink r:id="rId87">
-        <w:r>
-          <w:rPr>
-            <w:lang w:val="zh_TW" w:bidi="zh_TW"/>
-          </w:rPr>
-          <w:rPr>
-            <w:color w:val="0000EE"/>
-            <w:u w:val="single"/>
-          </w:rPr>
-          <w:t>斯4:11，</w:t>
-        </w:r>
-      </w:hyperlink>
-      <w:hyperlink r:id="rId88">
-        <w:r>
-          <w:rPr>
-            <w:lang w:val="zh_TW" w:bidi="zh_TW"/>
-          </w:rPr>
-          <w:rPr>
-            <w:color w:val="0000EE"/>
-            <w:u w:val="single"/>
-          </w:rPr>
-          <w:t>5:2，</w:t>
-        </w:r>
-      </w:hyperlink>
-      <w:hyperlink r:id="rId89">
-        <w:r>
-          <w:rPr>
-            <w:lang w:val="zh_TW" w:bidi="zh_TW"/>
-          </w:rPr>
-          <w:rPr>
-            <w:color w:val="0000EE"/>
-            <w:u w:val="single"/>
-          </w:rPr>
-          <w:t>8:4</w:t>
-        </w:r>
-      </w:hyperlink>
+      <w:r>
+        <w:rPr>
+          <w:lang w:val="zh_TW" w:bidi="zh_TW"/>
+        </w:rPr>
+        <w:t>斯4:11，</w:t>
+      </w:r>
+      <w:r>
+        <w:rPr>
+          <w:lang w:val="zh_TW" w:bidi="zh_TW"/>
+        </w:rPr>
+        <w:t>5:2，</w:t>
+      </w:r>
+      <w:r>
+        <w:rPr>
+          <w:lang w:val="zh_TW" w:bidi="zh_TW"/>
+        </w:rPr>
+        <w:t>8:4</w:t>
+      </w:r>
       <w:r>
         <w:rPr>
           <w:lang w:val="zh_TW" w:bidi="zh_TW"/>
@@ -2540,18 +2066,12 @@
         </w:rPr>
         <w:t>民數記提到一根權杖，象徵神所揀選、將來要來的君王（彌賽亞）（</w:t>
       </w:r>
-      <w:hyperlink r:id="rId90">
-        <w:r>
-          <w:rPr>
-            <w:lang w:val="zh_TW" w:bidi="zh_TW"/>
-          </w:rPr>
-          <w:rPr>
-            <w:color w:val="0000EE"/>
-            <w:u w:val="single"/>
-          </w:rPr>
-          <w:t>民24:17</w:t>
-        </w:r>
-      </w:hyperlink>
+      <w:r>
+        <w:rPr>
+          <w:lang w:val="zh_TW" w:bidi="zh_TW"/>
+        </w:rPr>
+        <w:t>民24:17</w:t>
+      </w:r>
       <w:r>
         <w:rPr>
           <w:lang w:val="zh_TW" w:bidi="zh_TW"/>
@@ -2576,18 +2096,12 @@
         </w:rPr>
         <w:t>先知以賽亞說，神必折斷巴比倫的權杖（</w:t>
       </w:r>
-      <w:hyperlink r:id="rId91">
-        <w:r>
-          <w:rPr>
-            <w:lang w:val="zh_TW" w:bidi="zh_TW"/>
-          </w:rPr>
-          <w:rPr>
-            <w:color w:val="0000EE"/>
-            <w:u w:val="single"/>
-          </w:rPr>
-          <w:t>賽14:5</w:t>
-        </w:r>
-      </w:hyperlink>
+      <w:r>
+        <w:rPr>
+          <w:lang w:val="zh_TW" w:bidi="zh_TW"/>
+        </w:rPr>
+        <w:t>賽14:5</w:t>
+      </w:r>
       <w:r>
         <w:rPr>
           <w:lang w:val="zh_TW" w:bidi="zh_TW"/>
@@ -2612,18 +2126,12 @@
         </w:rPr>
         <w:t>先知以西結用權杖的意象說明，以色列已失去自己的力量，無法再恢復（</w:t>
       </w:r>
-      <w:hyperlink r:id="rId92">
-        <w:r>
-          <w:rPr>
-            <w:lang w:val="zh_TW" w:bidi="zh_TW"/>
-          </w:rPr>
-          <w:rPr>
-            <w:color w:val="0000EE"/>
-            <w:u w:val="single"/>
-          </w:rPr>
-          <w:t>結19:11、14</w:t>
-        </w:r>
-      </w:hyperlink>
+      <w:r>
+        <w:rPr>
+          <w:lang w:val="zh_TW" w:bidi="zh_TW"/>
+        </w:rPr>
+        <w:t>結19:11、14</w:t>
+      </w:r>
       <w:r>
         <w:rPr>
           <w:lang w:val="zh_TW" w:bidi="zh_TW"/>
